--- a/src/Layers/W1/BaseApp/Inventory/Reports/InventoryVendorPurchasesBody.docx
+++ b/src/Layers/W1/BaseApp/Inventory/Reports/InventoryVendorPurchasesBody.docx
@@ -4,58 +4,50 @@
   <w:body>
     <w:tbl>
       <w:tblPr>
-        <w:tblStyle w:val="TableGrid"/>
-        <w:tblW w:w="10490" w:type="dxa"/>
+        <w:tblStyle w:val="BCBlockTable"/>
+        <w:tblW w:w="5000" w:type="pct"/>
         <w:tblBorders>
-          <w:top w:val="none" w:color="auto" w:sz="0" w:space="0"/>
-          <w:left w:val="none" w:color="auto" w:sz="0" w:space="0"/>
-          <w:bottom w:val="none" w:color="auto" w:sz="0" w:space="0"/>
-          <w:right w:val="none" w:color="auto" w:sz="0" w:space="0"/>
-          <w:insideH w:val="none" w:color="auto" w:sz="0" w:space="0"/>
-          <w:insideV w:val="none" w:color="auto" w:sz="0" w:space="0"/>
+          <w:top w:val="none" w:sz="0" w:space="0" w:color="auto"/>
+          <w:left w:val="none" w:sz="0" w:space="0" w:color="auto"/>
+          <w:bottom w:val="none" w:sz="0" w:space="0" w:color="auto"/>
+          <w:right w:val="none" w:sz="0" w:space="0" w:color="auto"/>
+          <w:insideH w:val="none" w:sz="0" w:space="0" w:color="auto"/>
+          <w:insideV w:val="none" w:sz="0" w:space="0" w:color="auto"/>
         </w:tblBorders>
-        <w:tblLook w:val="04A0" w:firstRow="1" w:lastRow="0" w:firstColumn="1" w:lastColumn="0" w:noHBand="0" w:noVBand="1"/>
+        <w:tblLook w:val="0620" w:firstRow="1" w:lastRow="0" w:firstColumn="0" w:lastColumn="0" w:noHBand="1" w:noVBand="1"/>
+        <w:tblCaption w:val="Table 1"/>
+        <w:tblDescription w:val="Layout table. Used for positioning, not for tabular data."/>
       </w:tblPr>
       <w:tblGrid>
         <w:gridCol w:w="10490"/>
       </w:tblGrid>
       <w:tr>
+        <w:trPr>
+          <w:cantSplit/>
+        </w:trPr>
         <w:tc>
           <w:tcPr>
-            <w:tcW w:w="5317" w:type="dxa"/>
+            <w:tcW w:w="5000" w:type="pct"/>
           </w:tcPr>
           <w:sdt>
             <w:sdtPr>
-              <w:rPr>
-                <w:rFonts w:cs="Segoe UI"/>
-                <w:sz w:val="22"/>
-                <w:szCs w:val="22"/>
-              </w:rPr>
+              <w:rPr/>
               <w:alias w:val="#Nav: /ReportHeader/ItemFilter"/>
               <w:tag w:val="#Nav: Inventory_Vendor_Purchases/714"/>
               <w:id w:val="936412923"/>
               <w:placeholder>
                 <w:docPart w:val="4E3F791A0A504FF2A79BA27CE85A6333"/>
               </w:placeholder>
-              <w:dataBinding w:prefixMappings="xmlns:ns0='urn:microsoft-dynamics-nav/reports/Inventory_Vendor_Purchases/714/'" w:xpath="/ns0:NavWordReportXmlPart[1]/ns0:ReportHeader[1]/ns0:ItemFilter[1]" w:storeItemID="{5CDB5DAE-A914-4D2A-A45B-EE2DFEE2904F}"/>
+              <w:dataBinding w:prefixMappings="&lt;xmlns:ns0='urn:microsoft-dynamics-nav/reports/Inventory_Vendor_Purchases/714/' " w:xpath="/ns0:NavWordReportXmlPart[1]/ns0:ReportHeader[1]/ns0:ItemFilter[1]" w:storeItemID="{5CDB5DAE-A914-4D2A-A45B-EE2DFEE2904F}"/>
               <w:text/>
             </w:sdtPr>
             <w:sdtContent>
               <w:p>
                 <w:pPr>
-                  <w:pStyle w:val="Header"/>
-                  <w:rPr>
-                    <w:sz w:val="22"/>
-                    <w:szCs w:val="22"/>
-                  </w:rPr>
+                  <w:pStyle w:val="NoSpacing"/>
                 </w:pPr>
                 <w:proofErr w:type="spellStart"/>
                 <w:r>
-                  <w:rPr>
-                    <w:rFonts w:cs="Segoe UI"/>
-                    <w:sz w:val="22"/>
-                    <w:szCs w:val="22"/>
-                  </w:rPr>
                   <w:t>ItemFilter</w:t>
                 </w:r>
                 <w:proofErr w:type="spellEnd"/>
@@ -65,43 +57,32 @@
         </w:tc>
       </w:tr>
       <w:tr>
+        <w:trPr>
+          <w:cantSplit/>
+        </w:trPr>
         <w:tc>
           <w:tcPr>
-            <w:tcW w:w="5317" w:type="dxa"/>
+            <w:tcW w:w="5000" w:type="pct"/>
           </w:tcPr>
           <w:sdt>
             <w:sdtPr>
-              <w:rPr>
-                <w:rFonts w:cs="Segoe UI"/>
-                <w:sz w:val="22"/>
-                <w:szCs w:val="22"/>
-              </w:rPr>
+              <w:rPr/>
               <w:alias w:val="#Nav: /ReportHeader/ItemLedgEntryFilter"/>
               <w:tag w:val="#Nav: Inventory_Vendor_Purchases/714"/>
               <w:id w:val="-1180347308"/>
               <w:placeholder>
                 <w:docPart w:val="FBACDB9111FA4EE283DB34560CE2BA50"/>
               </w:placeholder>
-              <w:dataBinding w:prefixMappings="xmlns:ns0='urn:microsoft-dynamics-nav/reports/Inventory_Vendor_Purchases/714/'" w:xpath="/ns0:NavWordReportXmlPart[1]/ns0:ReportHeader[1]/ns0:ItemLedgEntryFilter[1]" w:storeItemID="{5CDB5DAE-A914-4D2A-A45B-EE2DFEE2904F}"/>
+              <w:dataBinding w:prefixMappings="&lt;xmlns:ns0='urn:microsoft-dynamics-nav/reports/Inventory_Vendor_Purchases/714/' " w:xpath="/ns0:NavWordReportXmlPart[1]/ns0:ReportHeader[1]/ns0:ItemLedgEntryFilter[1]" w:storeItemID="{5CDB5DAE-A914-4D2A-A45B-EE2DFEE2904F}"/>
               <w:text/>
             </w:sdtPr>
             <w:sdtContent>
               <w:p>
                 <w:pPr>
-                  <w:pStyle w:val="Header"/>
-                  <w:rPr>
-                    <w:rFonts w:cs="Segoe UI"/>
-                    <w:sz w:val="22"/>
-                    <w:szCs w:val="22"/>
-                  </w:rPr>
+                  <w:pStyle w:val="NoSpacing"/>
                 </w:pPr>
                 <w:proofErr w:type="spellStart"/>
                 <w:r>
-                  <w:rPr>
-                    <w:rFonts w:cs="Segoe UI"/>
-                    <w:sz w:val="22"/>
-                    <w:szCs w:val="22"/>
-                  </w:rPr>
                   <w:t>ItemLedgEntryFilter</w:t>
                 </w:r>
                 <w:proofErr w:type="spellEnd"/>
@@ -113,91 +94,69 @@
     </w:tbl>
     <w:p>
       <w:pPr>
-        <w:spacing w:before="288" w:beforeLines="120" w:after="288" w:afterLines="120" w:line="240" w:lineRule="exact"/>
+        <w:spacing w:beforeLines="120" w:before="288" w:afterLines="120" w:after="288" w:line="240" w:lineRule="auto"/>
         <w:ind w:right="960"/>
-        <w:rPr>
-          <w:sz w:val="22"/>
-          <w:szCs w:val="22"/>
-        </w:rPr>
       </w:pPr>
     </w:p>
     <w:tbl>
       <w:tblPr>
-        <w:tblStyle w:val="PlainTable1"/>
-        <w:tblW w:w="10490" w:type="dxa"/>
+        <w:tblStyle w:val="BCDataTable"/>
+        <w:tblW w:w="5000" w:type="pct"/>
         <w:tblBorders>
-          <w:top w:val="none" w:color="auto" w:sz="0" w:space="0"/>
-          <w:left w:val="none" w:color="auto" w:sz="0" w:space="0"/>
-          <w:bottom w:val="none" w:color="auto" w:sz="0" w:space="0"/>
-          <w:right w:val="none" w:color="auto" w:sz="0" w:space="0"/>
-          <w:insideH w:val="none" w:color="auto" w:sz="0" w:space="0"/>
-          <w:insideV w:val="none" w:color="auto" w:sz="0" w:space="0"/>
+          <w:top w:val="none" w:sz="0" w:space="0" w:color="auto"/>
+          <w:left w:val="none" w:sz="0" w:space="0" w:color="auto"/>
+          <w:bottom w:val="none" w:sz="0" w:space="0" w:color="auto"/>
+          <w:right w:val="none" w:sz="0" w:space="0" w:color="auto"/>
+          <w:insideH w:val="none" w:sz="0" w:space="0" w:color="auto"/>
+          <w:insideV w:val="none" w:sz="0" w:space="0" w:color="auto"/>
         </w:tblBorders>
-        <w:tblLayout w:type="fixed"/>
-        <w:tblLook w:val="04A0" w:firstRow="1" w:lastRow="0" w:firstColumn="1" w:lastColumn="0" w:noHBand="0" w:noVBand="1"/>
+        <w:tblLook w:val="0460" w:firstRow="1" w:lastRow="1" w:firstColumn="0" w:lastColumn="0" w:noHBand="0" w:noVBand="1"/>
+        <w:tblCaption w:val="Table 2"/>
+        <w:tblDescription w:val="Document lines. Column headers in the first row."/>
       </w:tblPr>
       <w:tblGrid>
         <w:gridCol w:w="1276"/>
-        <w:gridCol w:w="2835"/>
+        <w:gridCol w:w="2834"/>
         <w:gridCol w:w="709"/>
-        <w:gridCol w:w="1843"/>
-        <w:gridCol w:w="1984"/>
-        <w:gridCol w:w="1843"/>
+        <w:gridCol w:w="1842"/>
+        <w:gridCol w:w="1985"/>
+        <w:gridCol w:w="1844"/>
       </w:tblGrid>
       <w:tr>
         <w:trPr>
           <w:cnfStyle w:val="100000000000" w:firstRow="1" w:lastRow="0" w:firstColumn="0" w:lastColumn="0" w:oddVBand="0" w:evenVBand="0" w:oddHBand="0" w:evenHBand="0" w:firstRowFirstColumn="0" w:firstRowLastColumn="0" w:lastRowFirstColumn="0" w:lastRowLastColumn="0"/>
+          <w:cantSplit/>
           <w:trHeight w:val="490"/>
           <w:tblHeader/>
         </w:trPr>
         <w:tc>
           <w:tcPr>
             <w:cnfStyle w:val="001000000000" w:firstRow="0" w:lastRow="0" w:firstColumn="1" w:lastColumn="0" w:oddVBand="0" w:evenVBand="0" w:oddHBand="0" w:evenHBand="0" w:firstRowFirstColumn="0" w:firstRowLastColumn="0" w:lastRowFirstColumn="0" w:lastRowLastColumn="0"/>
-            <w:tcW w:w="1276" w:type="dxa"/>
+            <w:tcW w:w="608" w:type="pct"/>
             <w:tcBorders>
-              <w:bottom w:val="single" w:color="auto" w:sz="4" w:space="0"/>
+              <w:bottom w:val="single" w:sz="4" w:space="0" w:color="auto"/>
             </w:tcBorders>
             <w:shd w:val="clear" w:color="FFFFFF" w:fill="FFFFFF"/>
           </w:tcPr>
           <w:sdt>
             <w:sdtPr>
-              <w:rPr>
-                <w:rFonts w:ascii="Segoe UI Semibold" w:hAnsi="Segoe UI Semibold" w:cs="Segoe UI Semibold"/>
-                <w:b w:val="0"/>
-                <w:bCs w:val="0"/>
-                <w:sz w:val="22"/>
-                <w:szCs w:val="22"/>
-              </w:rPr>
+              <w:rPr/>
               <w:alias w:val="#Nav: /Labels/VendorNoLbl"/>
-              <w:tag w:val="#Nav: Inventory_Vendor_Purchases/714"/>
+              <w:tag w:val="#Nav: FS_YSD_InvVendorPurchases/50015"/>
               <w:id w:val="287625181"/>
               <w:placeholder>
                 <w:docPart w:val="67F0A831126B4DDC87F6BCF9E40D5045"/>
               </w:placeholder>
-              <w:dataBinding w:prefixMappings="xmlns:ns0='urn:microsoft-dynamics-nav/reports/Inventory_Vendor_Purchases/714/'" w:xpath="/ns0:NavWordReportXmlPart[1]/ns0:Labels[1]/ns0:VendorNoLbl[1]" w:storeItemID="{5CDB5DAE-A914-4D2A-A45B-EE2DFEE2904F}"/>
+              <w:dataBinding w:prefixMappings="xmlns:ns0='urn:microsoft-dynamics-nav/reports/FS_YSD_InvVendorPurchases/50015/' " w:xpath="/ns0:NavWordReportXmlPart[1]/ns0:Labels[1]/ns0:VendorNoLbl[1]" w:storeItemID="{5CDB5DAE-A914-4D2A-A45B-EE2DFEE2904F}"/>
               <w:text/>
             </w:sdtPr>
             <w:sdtContent>
               <w:p>
                 <w:pPr>
-                  <w:pStyle w:val="Heading2"/>
-                  <w:rPr>
-                    <w:rFonts w:ascii="Segoe UI Semibold" w:hAnsi="Segoe UI Semibold" w:cs="Segoe UI Semibold"/>
-                    <w:b w:val="0"/>
-                    <w:bCs w:val="0"/>
-                    <w:sz w:val="22"/>
-                    <w:szCs w:val="22"/>
-                  </w:rPr>
+                  <w:pStyle w:val="BCLabel"/>
                 </w:pPr>
                 <w:proofErr w:type="spellStart"/>
                 <w:r>
-                  <w:rPr>
-                    <w:rFonts w:ascii="Segoe UI Semibold" w:hAnsi="Segoe UI Semibold" w:cs="Segoe UI Semibold"/>
-                    <w:b w:val="0"/>
-                    <w:bCs w:val="0"/>
-                    <w:sz w:val="22"/>
-                    <w:szCs w:val="22"/>
-                  </w:rPr>
                   <w:t>VendorNoLbl</w:t>
                 </w:r>
                 <w:proofErr w:type="spellEnd"/>
@@ -207,52 +166,32 @@
         </w:tc>
         <w:tc>
           <w:tcPr>
-            <w:tcW w:w="2835" w:type="dxa"/>
+            <w:tcW w:w="1351" w:type="pct"/>
             <w:tcBorders>
-              <w:bottom w:val="single" w:color="auto" w:sz="4" w:space="0"/>
+              <w:bottom w:val="single" w:sz="4" w:space="0" w:color="auto"/>
             </w:tcBorders>
             <w:shd w:val="clear" w:color="FFFFFF" w:fill="FFFFFF"/>
           </w:tcPr>
           <w:sdt>
             <w:sdtPr>
-              <w:rPr>
-                <w:rFonts w:ascii="Segoe UI Semibold" w:hAnsi="Segoe UI Semibold" w:cs="Segoe UI Semibold"/>
-                <w:b w:val="0"/>
-                <w:bCs w:val="0"/>
-                <w:sz w:val="22"/>
-                <w:szCs w:val="22"/>
-              </w:rPr>
+              <w:rPr/>
               <w:alias w:val="#Nav: /Labels/VendNameCaption"/>
-              <w:tag w:val="#Nav: Inventory_Vendor_Purchases/714"/>
+              <w:tag w:val="#Nav: FS_YSD_InvVendorPurchases/50015"/>
               <w:id w:val="-1534177434"/>
               <w:placeholder>
                 <w:docPart w:val="67F0A831126B4DDC87F6BCF9E40D5045"/>
               </w:placeholder>
-              <w:dataBinding w:prefixMappings="xmlns:ns0='urn:microsoft-dynamics-nav/reports/Inventory_Vendor_Purchases/714/'" w:xpath="/ns0:NavWordReportXmlPart[1]/ns0:Labels[1]/ns0:VendNameCaption[1]" w:storeItemID="{5CDB5DAE-A914-4D2A-A45B-EE2DFEE2904F}"/>
+              <w:dataBinding w:prefixMappings="xmlns:ns0='urn:microsoft-dynamics-nav/reports/FS_YSD_InvVendorPurchases/50015/' " w:xpath="/ns0:NavWordReportXmlPart[1]/ns0:Labels[1]/ns0:VendNameCaption[1]" w:storeItemID="{5CDB5DAE-A914-4D2A-A45B-EE2DFEE2904F}"/>
               <w:text/>
             </w:sdtPr>
             <w:sdtContent>
               <w:p>
                 <w:pPr>
-                  <w:pStyle w:val="Heading2"/>
+                  <w:pStyle w:val="BCLabel"/>
                   <w:cnfStyle w:val="100000000000" w:firstRow="1" w:lastRow="0" w:firstColumn="0" w:lastColumn="0" w:oddVBand="0" w:evenVBand="0" w:oddHBand="0" w:evenHBand="0" w:firstRowFirstColumn="0" w:firstRowLastColumn="0" w:lastRowFirstColumn="0" w:lastRowLastColumn="0"/>
-                  <w:rPr>
-                    <w:rFonts w:ascii="Segoe UI Semibold" w:hAnsi="Segoe UI Semibold" w:cs="Segoe UI Semibold"/>
-                    <w:b w:val="0"/>
-                    <w:bCs w:val="0"/>
-                    <w:sz w:val="22"/>
-                    <w:szCs w:val="22"/>
-                  </w:rPr>
                 </w:pPr>
                 <w:proofErr w:type="spellStart"/>
                 <w:r>
-                  <w:rPr>
-                    <w:rFonts w:ascii="Segoe UI Semibold" w:hAnsi="Segoe UI Semibold" w:cs="Segoe UI Semibold"/>
-                    <w:b w:val="0"/>
-                    <w:bCs w:val="0"/>
-                    <w:sz w:val="22"/>
-                    <w:szCs w:val="22"/>
-                  </w:rPr>
                   <w:t>VendNameCaption</w:t>
                 </w:r>
                 <w:proofErr w:type="spellEnd"/>
@@ -262,76 +201,49 @@
         </w:tc>
         <w:tc>
           <w:tcPr>
-            <w:tcW w:w="709" w:type="dxa"/>
+            <w:tcW w:w="338" w:type="pct"/>
             <w:tcBorders>
-              <w:bottom w:val="single" w:color="auto" w:sz="4" w:space="0"/>
+              <w:bottom w:val="single" w:sz="4" w:space="0" w:color="auto"/>
             </w:tcBorders>
             <w:shd w:val="clear" w:color="FFFFFF" w:fill="FFFFFF"/>
             <w:vAlign w:val="center"/>
           </w:tcPr>
           <w:p>
             <w:pPr>
-              <w:pStyle w:val="Heading2"/>
+              <w:pStyle w:val="BCLabel"/>
               <w:cnfStyle w:val="100000000000" w:firstRow="1" w:lastRow="0" w:firstColumn="0" w:lastColumn="0" w:oddVBand="0" w:evenVBand="0" w:oddHBand="0" w:evenHBand="0" w:firstRowFirstColumn="0" w:firstRowLastColumn="0" w:lastRowFirstColumn="0" w:lastRowLastColumn="0"/>
-              <w:rPr>
-                <w:rFonts w:ascii="Segoe UI Semibold" w:hAnsi="Segoe UI Semibold" w:cs="Segoe UI Semibold"/>
-                <w:b w:val="0"/>
-                <w:bCs w:val="0"/>
-                <w:sz w:val="22"/>
-                <w:szCs w:val="22"/>
-              </w:rPr>
             </w:pPr>
           </w:p>
         </w:tc>
         <w:sdt>
           <w:sdtPr>
-            <w:rPr>
-              <w:rFonts w:ascii="Segoe UI Semibold" w:hAnsi="Segoe UI Semibold" w:cs="Segoe UI Semibold"/>
-              <w:b w:val="0"/>
-              <w:bCs w:val="0"/>
-              <w:sz w:val="22"/>
-              <w:szCs w:val="22"/>
-            </w:rPr>
+            <w:rPr/>
             <w:alias w:val="#Nav: /Labels/InvQty_ValueEntryCaption"/>
-            <w:tag w:val="#Nav: Inventory_Vendor_Purchases/714"/>
+            <w:tag w:val="#Nav: FS_YSD_InvVendorPurchases/50015"/>
             <w:id w:val="-1874908542"/>
             <w:placeholder>
               <w:docPart w:val="67F0A831126B4DDC87F6BCF9E40D5045"/>
             </w:placeholder>
-            <w:dataBinding w:prefixMappings="xmlns:ns0='urn:microsoft-dynamics-nav/reports/Inventory_Vendor_Purchases/714/'" w:xpath="/ns0:NavWordReportXmlPart[1]/ns0:Labels[1]/ns0:InvQty_ValueEntryCaption[1]" w:storeItemID="{5CDB5DAE-A914-4D2A-A45B-EE2DFEE2904F}"/>
+            <w:dataBinding w:prefixMappings="xmlns:ns0='urn:microsoft-dynamics-nav/reports/FS_YSD_InvVendorPurchases/50015/' " w:xpath="/ns0:NavWordReportXmlPart[1]/ns0:Labels[1]/ns0:InvQty_ValueEntryCaption[1]" w:storeItemID="{5CDB5DAE-A914-4D2A-A45B-EE2DFEE2904F}"/>
             <w:text/>
           </w:sdtPr>
           <w:sdtContent>
             <w:tc>
               <w:tcPr>
-                <w:tcW w:w="1843" w:type="dxa"/>
+                <w:tcW w:w="878" w:type="pct"/>
                 <w:tcBorders>
-                  <w:bottom w:val="single" w:color="auto" w:sz="4" w:space="0"/>
+                  <w:bottom w:val="single" w:sz="4" w:space="0" w:color="auto"/>
                 </w:tcBorders>
                 <w:shd w:val="clear" w:color="FFFFFF" w:fill="FFFFFF"/>
               </w:tcPr>
               <w:p>
                 <w:pPr>
-                  <w:pStyle w:val="Heading2"/>
+                  <w:pStyle w:val="BCLabelNumber"/>
                   <w:jc w:val="right"/>
                   <w:cnfStyle w:val="100000000000" w:firstRow="1" w:lastRow="0" w:firstColumn="0" w:lastColumn="0" w:oddVBand="0" w:evenVBand="0" w:oddHBand="0" w:evenHBand="0" w:firstRowFirstColumn="0" w:firstRowLastColumn="0" w:lastRowFirstColumn="0" w:lastRowLastColumn="0"/>
-                  <w:rPr>
-                    <w:rFonts w:ascii="Segoe UI Semibold" w:hAnsi="Segoe UI Semibold" w:cs="Segoe UI Semibold"/>
-                    <w:b w:val="0"/>
-                    <w:bCs w:val="0"/>
-                    <w:sz w:val="22"/>
-                    <w:szCs w:val="22"/>
-                  </w:rPr>
                 </w:pPr>
                 <w:proofErr w:type="spellStart"/>
                 <w:r>
-                  <w:rPr>
-                    <w:rFonts w:ascii="Segoe UI Semibold" w:hAnsi="Segoe UI Semibold" w:cs="Segoe UI Semibold"/>
-                    <w:b w:val="0"/>
-                    <w:bCs w:val="0"/>
-                    <w:sz w:val="22"/>
-                    <w:szCs w:val="22"/>
-                  </w:rPr>
                   <w:t>InvQty_ValueEntryCaption</w:t>
                 </w:r>
                 <w:proofErr w:type="spellEnd"/>
@@ -341,53 +253,33 @@
         </w:sdt>
         <w:sdt>
           <w:sdtPr>
-            <w:rPr>
-              <w:rFonts w:ascii="Segoe UI Semibold" w:hAnsi="Segoe UI Semibold" w:cs="Segoe UI Semibold"/>
-              <w:b w:val="0"/>
-              <w:bCs w:val="0"/>
-              <w:sz w:val="22"/>
-              <w:szCs w:val="22"/>
-            </w:rPr>
+            <w:rPr/>
             <w:alias w:val="#Nav: /Labels/CostAmtAct_ValueEntryCaption"/>
-            <w:tag w:val="#Nav: Inventory_Vendor_Purchases/714"/>
+            <w:tag w:val="#Nav: FS_YSD_InvVendorPurchases/50015"/>
             <w:id w:val="-879861946"/>
             <w:placeholder>
               <w:docPart w:val="67F0A831126B4DDC87F6BCF9E40D5045"/>
             </w:placeholder>
-            <w:dataBinding w:prefixMappings="xmlns:ns0='urn:microsoft-dynamics-nav/reports/Inventory_Vendor_Purchases/714/'" w:xpath="/ns0:NavWordReportXmlPart[1]/ns0:Labels[1]/ns0:CostAmtAct_ValueEntryCaption[1]" w:storeItemID="{5CDB5DAE-A914-4D2A-A45B-EE2DFEE2904F}"/>
+            <w:dataBinding w:prefixMappings="xmlns:ns0='urn:microsoft-dynamics-nav/reports/FS_YSD_InvVendorPurchases/50015/' " w:xpath="/ns0:NavWordReportXmlPart[1]/ns0:Labels[1]/ns0:CostAmtAct_ValueEntryCaption[1]" w:storeItemID="{5CDB5DAE-A914-4D2A-A45B-EE2DFEE2904F}"/>
             <w:text/>
           </w:sdtPr>
           <w:sdtContent>
             <w:tc>
               <w:tcPr>
-                <w:tcW w:w="1984" w:type="dxa"/>
+                <w:tcW w:w="946" w:type="pct"/>
                 <w:tcBorders>
-                  <w:bottom w:val="single" w:color="auto" w:sz="4" w:space="0"/>
+                  <w:bottom w:val="single" w:sz="4" w:space="0" w:color="auto"/>
                 </w:tcBorders>
                 <w:shd w:val="clear" w:color="FFFFFF" w:fill="FFFFFF"/>
               </w:tcPr>
               <w:p>
                 <w:pPr>
-                  <w:pStyle w:val="Heading2"/>
+                  <w:pStyle w:val="BCLabelNumber"/>
                   <w:jc w:val="right"/>
                   <w:cnfStyle w:val="100000000000" w:firstRow="1" w:lastRow="0" w:firstColumn="0" w:lastColumn="0" w:oddVBand="0" w:evenVBand="0" w:oddHBand="0" w:evenHBand="0" w:firstRowFirstColumn="0" w:firstRowLastColumn="0" w:lastRowFirstColumn="0" w:lastRowLastColumn="0"/>
-                  <w:rPr>
-                    <w:rFonts w:ascii="Segoe UI Semibold" w:hAnsi="Segoe UI Semibold" w:cs="Segoe UI Semibold"/>
-                    <w:b w:val="0"/>
-                    <w:bCs w:val="0"/>
-                    <w:sz w:val="22"/>
-                    <w:szCs w:val="22"/>
-                  </w:rPr>
                 </w:pPr>
                 <w:proofErr w:type="spellStart"/>
                 <w:r>
-                  <w:rPr>
-                    <w:rFonts w:ascii="Segoe UI Semibold" w:hAnsi="Segoe UI Semibold" w:cs="Segoe UI Semibold"/>
-                    <w:b w:val="0"/>
-                    <w:bCs w:val="0"/>
-                    <w:sz w:val="22"/>
-                    <w:szCs w:val="22"/>
-                  </w:rPr>
                   <w:t>CostAmtAct_ValueEntryCaption</w:t>
                 </w:r>
                 <w:proofErr w:type="spellEnd"/>
@@ -397,53 +289,33 @@
         </w:sdt>
         <w:tc>
           <w:tcPr>
-            <w:tcW w:w="1843" w:type="dxa"/>
+            <w:tcW w:w="879" w:type="pct"/>
             <w:tcBorders>
-              <w:bottom w:val="single" w:color="auto" w:sz="4" w:space="0"/>
+              <w:bottom w:val="single" w:sz="4" w:space="0" w:color="auto"/>
             </w:tcBorders>
             <w:shd w:val="clear" w:color="FFFFFF" w:fill="FFFFFF"/>
           </w:tcPr>
           <w:sdt>
             <w:sdtPr>
-              <w:rPr>
-                <w:rFonts w:ascii="Segoe UI Semibold" w:hAnsi="Segoe UI Semibold" w:cs="Segoe UI Semibold"/>
-                <w:b w:val="0"/>
-                <w:bCs w:val="0"/>
-                <w:sz w:val="22"/>
-                <w:szCs w:val="22"/>
-              </w:rPr>
+              <w:rPr/>
               <w:alias w:val="#Nav: /Labels/DiscAmt_ValueEntryCaption"/>
-              <w:tag w:val="#Nav: Inventory_Vendor_Purchases/714"/>
+              <w:tag w:val="#Nav: FS_YSD_InvVendorPurchases/50015"/>
               <w:id w:val="1460991403"/>
               <w:placeholder>
                 <w:docPart w:val="67F0A831126B4DDC87F6BCF9E40D5045"/>
               </w:placeholder>
-              <w:dataBinding w:prefixMappings="xmlns:ns0='urn:microsoft-dynamics-nav/reports/Inventory_Vendor_Purchases/714/'" w:xpath="/ns0:NavWordReportXmlPart[1]/ns0:Labels[1]/ns0:DiscAmt_ValueEntryCaption[1]" w:storeItemID="{5CDB5DAE-A914-4D2A-A45B-EE2DFEE2904F}"/>
+              <w:dataBinding w:prefixMappings="xmlns:ns0='urn:microsoft-dynamics-nav/reports/FS_YSD_InvVendorPurchases/50015/' " w:xpath="/ns0:NavWordReportXmlPart[1]/ns0:Labels[1]/ns0:DiscAmt_ValueEntryCaption[1]" w:storeItemID="{5CDB5DAE-A914-4D2A-A45B-EE2DFEE2904F}"/>
               <w:text/>
             </w:sdtPr>
             <w:sdtContent>
               <w:p>
                 <w:pPr>
-                  <w:pStyle w:val="Heading2"/>
+                  <w:pStyle w:val="BCLabelNumber"/>
                   <w:jc w:val="right"/>
                   <w:cnfStyle w:val="100000000000" w:firstRow="1" w:lastRow="0" w:firstColumn="0" w:lastColumn="0" w:oddVBand="0" w:evenVBand="0" w:oddHBand="0" w:evenHBand="0" w:firstRowFirstColumn="0" w:firstRowLastColumn="0" w:lastRowFirstColumn="0" w:lastRowLastColumn="0"/>
-                  <w:rPr>
-                    <w:rFonts w:ascii="Segoe UI Semibold" w:hAnsi="Segoe UI Semibold" w:cs="Segoe UI Semibold"/>
-                    <w:b w:val="0"/>
-                    <w:bCs w:val="0"/>
-                    <w:sz w:val="22"/>
-                    <w:szCs w:val="22"/>
-                  </w:rPr>
                 </w:pPr>
                 <w:proofErr w:type="spellStart"/>
                 <w:r>
-                  <w:rPr>
-                    <w:rFonts w:ascii="Segoe UI Semibold" w:hAnsi="Segoe UI Semibold" w:cs="Segoe UI Semibold"/>
-                    <w:b w:val="0"/>
-                    <w:bCs w:val="0"/>
-                    <w:sz w:val="22"/>
-                    <w:szCs w:val="22"/>
-                  </w:rPr>
                   <w:t>DiscAmt_ValueEntryCaption</w:t>
                 </w:r>
                 <w:proofErr w:type="spellEnd"/>
@@ -454,98 +326,57 @@
       </w:tr>
       <w:sdt>
         <w:sdtPr>
-          <w:rPr>
-            <w:rFonts w:ascii="Segoe UI Semibold" w:hAnsi="Segoe UI Semibold" w:cs="Segoe UI Semibold"/>
-            <w:b w:val="0"/>
-            <w:bCs w:val="0"/>
-            <w:sz w:val="22"/>
-            <w:szCs w:val="22"/>
-          </w:rPr>
+          <w:rPr/>
           <w:alias w:val="#Nav: /Item"/>
-          <w:tag w:val="#Nav: Inventory_Vendor_Purchases/714"/>
+          <w:tag w:val="#Nav: FS_YSD_InvVendorPurchases/50015"/>
           <w:id w:val="-552389371"/>
-          <w15:dataBinding w:prefixMappings="xmlns:ns0='urn:microsoft-dynamics-nav/reports/Inventory_Vendor_Purchases/714/'" w:xpath="/ns0:NavWordReportXmlPart[1]/ns0:Item" w:storeItemID="{5CDB5DAE-A914-4D2A-A45B-EE2DFEE2904F}"/>
+          <w15:dataBinding w:prefixMappings="xmlns:ns0='urn:microsoft-dynamics-nav/reports/FS_YSD_InvVendorPurchases/50015/' " w:xpath="/ns0:NavWordReportXmlPart[1]/ns0:Item" w:storeItemID="{5CDB5DAE-A914-4D2A-A45B-EE2DFEE2904F}"/>
           <w15:repeatingSection/>
         </w:sdtPr>
-        <w:sdtEndPr>
-          <w:rPr>
-            <w:rFonts w:ascii="Segoe UI" w:hAnsi="Segoe UI" w:cs="Segoe UI" w:eastAsiaTheme="minorEastAsia"/>
-            <w:color w:val="auto"/>
-          </w:rPr>
-        </w:sdtEndPr>
+        <w:sdtEndPr/>
         <w:sdtContent>
           <w:sdt>
             <w:sdtPr>
-              <w:rPr>
-                <w:rFonts w:ascii="Segoe UI Semibold" w:hAnsi="Segoe UI Semibold" w:cs="Segoe UI Semibold"/>
-                <w:b w:val="0"/>
-                <w:bCs w:val="0"/>
-                <w:sz w:val="22"/>
-                <w:szCs w:val="22"/>
-              </w:rPr>
+              <w:rPr/>
               <w:id w:val="-1909222599"/>
               <w:placeholder>
                 <w:docPart w:val="739FB335CDA34C13AC02C61BF27AD636"/>
               </w:placeholder>
               <w15:repeatingSectionItem/>
             </w:sdtPr>
-            <w:sdtEndPr>
-              <w:rPr>
-                <w:rFonts w:ascii="Segoe UI" w:hAnsi="Segoe UI" w:cs="Segoe UI" w:eastAsiaTheme="minorEastAsia"/>
-                <w:color w:val="auto"/>
-              </w:rPr>
-            </w:sdtEndPr>
+            <w:sdtEndPr/>
             <w:sdtContent>
               <w:tr>
                 <w:trPr>
                   <w:cnfStyle w:val="000000100000" w:firstRow="0" w:lastRow="0" w:firstColumn="0" w:lastColumn="0" w:oddVBand="0" w:evenVBand="0" w:oddHBand="1" w:evenHBand="0" w:firstRowFirstColumn="0" w:firstRowLastColumn="0" w:lastRowFirstColumn="0" w:lastRowLastColumn="0"/>
+                  <w:cantSplit/>
                   <w:trHeight w:val="490"/>
                 </w:trPr>
                 <w:sdt>
                   <w:sdtPr>
-                    <w:rPr>
-                      <w:rFonts w:ascii="Segoe UI Semibold" w:hAnsi="Segoe UI Semibold" w:cs="Segoe UI Semibold"/>
-                      <w:b w:val="0"/>
-                      <w:bCs w:val="0"/>
-                      <w:sz w:val="22"/>
-                      <w:szCs w:val="22"/>
-                    </w:rPr>
+                    <w:rPr/>
                     <w:alias w:val="#Nav: /Item/No_Item"/>
-                    <w:tag w:val="#Nav: Inventory_Vendor_Purchases/714"/>
+                    <w:tag w:val="#Nav: FS_YSD_InvVendorPurchases/50015"/>
                     <w:id w:val="-255066269"/>
                     <w:placeholder>
                       <w:docPart w:val="FA2BD9B4F7624C65B1D97D2A56A8054C"/>
                     </w:placeholder>
-                    <w:dataBinding w:prefixMappings="xmlns:ns0='urn:microsoft-dynamics-nav/reports/Inventory_Vendor_Purchases/714/'" w:xpath="/ns0:NavWordReportXmlPart[1]/ns0:Item[1]/ns0:No_Item[1]" w:storeItemID="{5CDB5DAE-A914-4D2A-A45B-EE2DFEE2904F}"/>
+                    <w:dataBinding w:prefixMappings="xmlns:ns0='urn:microsoft-dynamics-nav/reports/FS_YSD_InvVendorPurchases/50015/' " w:xpath="/ns0:NavWordReportXmlPart[1]/ns0:Item[1]/ns0:No_Item[1]" w:storeItemID="{5CDB5DAE-A914-4D2A-A45B-EE2DFEE2904F}"/>
                     <w:text/>
                   </w:sdtPr>
                   <w:sdtContent>
                     <w:tc>
                       <w:tcPr>
                         <w:cnfStyle w:val="001000000000" w:firstRow="0" w:lastRow="0" w:firstColumn="1" w:lastColumn="0" w:oddVBand="0" w:evenVBand="0" w:oddHBand="0" w:evenHBand="0" w:firstRowFirstColumn="0" w:firstRowLastColumn="0" w:lastRowFirstColumn="0" w:lastRowLastColumn="0"/>
-                        <w:tcW w:w="1276" w:type="dxa"/>
+                        <w:tcW w:w="608" w:type="pct"/>
                         <w:shd w:val="clear" w:color="FFFFFF" w:fill="FFFFFF"/>
                       </w:tcPr>
                       <w:p>
                         <w:pPr>
-                          <w:pStyle w:val="Heading2"/>
-                          <w:rPr>
-                            <w:rFonts w:ascii="Segoe UI Semibold" w:hAnsi="Segoe UI Semibold" w:cs="Segoe UI Semibold"/>
-                            <w:b w:val="0"/>
-                            <w:bCs w:val="0"/>
-                            <w:sz w:val="22"/>
-                            <w:szCs w:val="22"/>
-                          </w:rPr>
+                          <w:pStyle w:val="BCLabel"/>
                         </w:pPr>
                         <w:proofErr w:type="spellStart"/>
                         <w:r>
-                          <w:rPr>
-                            <w:rFonts w:ascii="Segoe UI Semibold" w:hAnsi="Segoe UI Semibold" w:cs="Segoe UI Semibold"/>
-                            <w:b w:val="0"/>
-                            <w:bCs w:val="0"/>
-                            <w:sz w:val="22"/>
-                            <w:szCs w:val="22"/>
-                          </w:rPr>
                           <w:t>No_Item</w:t>
                         </w:r>
                         <w:proofErr w:type="spellEnd"/>
@@ -555,43 +386,29 @@
                 </w:sdt>
                 <w:sdt>
                   <w:sdtPr>
-                    <w:rPr>
-                      <w:rFonts w:ascii="Segoe UI Semibold" w:hAnsi="Segoe UI Semibold" w:cs="Segoe UI Semibold"/>
-                      <w:sz w:val="22"/>
-                      <w:szCs w:val="22"/>
-                    </w:rPr>
+                    <w:rPr/>
                     <w:alias w:val="#Nav: /Item/Desc_Item"/>
-                    <w:tag w:val="#Nav: Inventory_Vendor_Purchases/714"/>
+                    <w:tag w:val="#Nav: FS_YSD_InvVendorPurchases/50015"/>
                     <w:id w:val="58904126"/>
                     <w:placeholder>
                       <w:docPart w:val="FA2BD9B4F7624C65B1D97D2A56A8054C"/>
                     </w:placeholder>
-                    <w:dataBinding w:prefixMappings="xmlns:ns0='urn:microsoft-dynamics-nav/reports/Inventory_Vendor_Purchases/714/'" w:xpath="/ns0:NavWordReportXmlPart[1]/ns0:Item[1]/ns0:Desc_Item[1]" w:storeItemID="{5CDB5DAE-A914-4D2A-A45B-EE2DFEE2904F}"/>
+                    <w:dataBinding w:prefixMappings="xmlns:ns0='urn:microsoft-dynamics-nav/reports/FS_YSD_InvVendorPurchases/50015/' " w:xpath="/ns0:NavWordReportXmlPart[1]/ns0:Item[1]/ns0:Desc_Item[1]" w:storeItemID="{5CDB5DAE-A914-4D2A-A45B-EE2DFEE2904F}"/>
                     <w:text/>
                   </w:sdtPr>
                   <w:sdtContent>
                     <w:tc>
                       <w:tcPr>
-                        <w:tcW w:w="2835" w:type="dxa"/>
+                        <w:tcW w:w="1351" w:type="pct"/>
                         <w:shd w:val="clear" w:color="FFFFFF" w:fill="FFFFFF"/>
                       </w:tcPr>
                       <w:p>
                         <w:pPr>
-                          <w:pStyle w:val="Heading2"/>
+                          <w:pStyle w:val="BCLabel"/>
                           <w:cnfStyle w:val="000000100000" w:firstRow="0" w:lastRow="0" w:firstColumn="0" w:lastColumn="0" w:oddVBand="0" w:evenVBand="0" w:oddHBand="1" w:evenHBand="0" w:firstRowFirstColumn="0" w:firstRowLastColumn="0" w:lastRowFirstColumn="0" w:lastRowLastColumn="0"/>
-                          <w:rPr>
-                            <w:rFonts w:ascii="Segoe UI Semibold" w:hAnsi="Segoe UI Semibold" w:cs="Segoe UI Semibold"/>
-                            <w:sz w:val="22"/>
-                            <w:szCs w:val="22"/>
-                          </w:rPr>
                         </w:pPr>
                         <w:proofErr w:type="spellStart"/>
                         <w:r>
-                          <w:rPr>
-                            <w:rFonts w:ascii="Segoe UI Semibold" w:hAnsi="Segoe UI Semibold" w:cs="Segoe UI Semibold"/>
-                            <w:sz w:val="22"/>
-                            <w:szCs w:val="22"/>
-                          </w:rPr>
                           <w:t>Desc_Item</w:t>
                         </w:r>
                         <w:proofErr w:type="spellEnd"/>
@@ -601,137 +418,101 @@
                 </w:sdt>
                 <w:tc>
                   <w:tcPr>
-                    <w:tcW w:w="709" w:type="dxa"/>
+                    <w:tcW w:w="338" w:type="pct"/>
                     <w:shd w:val="clear" w:color="FFFFFF" w:fill="FFFFFF"/>
                     <w:vAlign w:val="center"/>
                   </w:tcPr>
                   <w:p>
                     <w:pPr>
-                      <w:pStyle w:val="Heading2"/>
+                      <w:pStyle w:val="BCLabel"/>
                       <w:cnfStyle w:val="000000100000" w:firstRow="0" w:lastRow="0" w:firstColumn="0" w:lastColumn="0" w:oddVBand="0" w:evenVBand="0" w:oddHBand="1" w:evenHBand="0" w:firstRowFirstColumn="0" w:firstRowLastColumn="0" w:lastRowFirstColumn="0" w:lastRowLastColumn="0"/>
-                      <w:rPr>
-                        <w:rFonts w:ascii="Segoe UI Semibold" w:hAnsi="Segoe UI Semibold" w:cs="Segoe UI Semibold"/>
-                        <w:sz w:val="22"/>
-                        <w:szCs w:val="22"/>
-                      </w:rPr>
                     </w:pPr>
                   </w:p>
                 </w:tc>
                 <w:tc>
                   <w:tcPr>
-                    <w:tcW w:w="1843" w:type="dxa"/>
+                    <w:tcW w:w="878" w:type="pct"/>
                     <w:shd w:val="clear" w:color="FFFFFF" w:fill="FFFFFF"/>
                     <w:vAlign w:val="center"/>
                   </w:tcPr>
                   <w:p>
                     <w:pPr>
-                      <w:pStyle w:val="Heading2"/>
+                      <w:pStyle w:val="BCLabel"/>
                       <w:cnfStyle w:val="000000100000" w:firstRow="0" w:lastRow="0" w:firstColumn="0" w:lastColumn="0" w:oddVBand="0" w:evenVBand="0" w:oddHBand="1" w:evenHBand="0" w:firstRowFirstColumn="0" w:firstRowLastColumn="0" w:lastRowFirstColumn="0" w:lastRowLastColumn="0"/>
-                      <w:rPr>
-                        <w:rFonts w:ascii="Segoe UI Semibold" w:hAnsi="Segoe UI Semibold" w:cs="Segoe UI Semibold"/>
-                        <w:sz w:val="22"/>
-                        <w:szCs w:val="22"/>
-                      </w:rPr>
                     </w:pPr>
                   </w:p>
                 </w:tc>
                 <w:tc>
                   <w:tcPr>
-                    <w:tcW w:w="1984" w:type="dxa"/>
+                    <w:tcW w:w="946" w:type="pct"/>
                     <w:shd w:val="clear" w:color="FFFFFF" w:fill="FFFFFF"/>
                     <w:vAlign w:val="center"/>
                   </w:tcPr>
                   <w:p>
                     <w:pPr>
-                      <w:pStyle w:val="Heading2"/>
+                      <w:pStyle w:val="BCLabel"/>
                       <w:cnfStyle w:val="000000100000" w:firstRow="0" w:lastRow="0" w:firstColumn="0" w:lastColumn="0" w:oddVBand="0" w:evenVBand="0" w:oddHBand="1" w:evenHBand="0" w:firstRowFirstColumn="0" w:firstRowLastColumn="0" w:lastRowFirstColumn="0" w:lastRowLastColumn="0"/>
-                      <w:rPr>
-                        <w:rFonts w:ascii="Segoe UI Semibold" w:hAnsi="Segoe UI Semibold" w:cs="Segoe UI Semibold"/>
-                        <w:sz w:val="22"/>
-                        <w:szCs w:val="22"/>
-                      </w:rPr>
                     </w:pPr>
                   </w:p>
                 </w:tc>
                 <w:tc>
                   <w:tcPr>
-                    <w:tcW w:w="1843" w:type="dxa"/>
+                    <w:tcW w:w="879" w:type="pct"/>
                     <w:shd w:val="clear" w:color="FFFFFF" w:fill="FFFFFF"/>
                     <w:vAlign w:val="center"/>
                   </w:tcPr>
                   <w:p>
                     <w:pPr>
-                      <w:pStyle w:val="Heading2"/>
+                      <w:pStyle w:val="BCLabel"/>
                       <w:cnfStyle w:val="000000100000" w:firstRow="0" w:lastRow="0" w:firstColumn="0" w:lastColumn="0" w:oddVBand="0" w:evenVBand="0" w:oddHBand="1" w:evenHBand="0" w:firstRowFirstColumn="0" w:firstRowLastColumn="0" w:lastRowFirstColumn="0" w:lastRowLastColumn="0"/>
-                      <w:rPr>
-                        <w:rFonts w:ascii="Segoe UI Semibold" w:hAnsi="Segoe UI Semibold" w:cs="Segoe UI Semibold"/>
-                        <w:sz w:val="22"/>
-                        <w:szCs w:val="22"/>
-                      </w:rPr>
                     </w:pPr>
                   </w:p>
                 </w:tc>
               </w:tr>
               <w:tr>
                 <w:trPr>
+                  <w:cantSplit/>
                   <w:trHeight w:val="490"/>
                 </w:trPr>
                 <w:tc>
                   <w:tcPr>
                     <w:cnfStyle w:val="001000000000" w:firstRow="0" w:lastRow="0" w:firstColumn="1" w:lastColumn="0" w:oddVBand="0" w:evenVBand="0" w:oddHBand="0" w:evenHBand="0" w:firstRowFirstColumn="0" w:firstRowLastColumn="0" w:lastRowFirstColumn="0" w:lastRowLastColumn="0"/>
-                    <w:tcW w:w="1276" w:type="dxa"/>
+                    <w:tcW w:w="608" w:type="pct"/>
                     <w:shd w:val="clear" w:color="FFFFFF" w:fill="FFFFFF"/>
                     <w:vAlign w:val="center"/>
                   </w:tcPr>
                   <w:p>
                     <w:pPr>
-                      <w:rPr>
-                        <w:rFonts w:cs="Segoe UI"/>
-                        <w:sz w:val="22"/>
-                        <w:szCs w:val="22"/>
-                      </w:rPr>
+                      <w:pStyle w:val="NoSpacing"/>
                     </w:pPr>
                   </w:p>
                 </w:tc>
                 <w:sdt>
                   <w:sdtPr>
-                    <w:rPr>
-                      <w:rFonts w:cs="Segoe UI"/>
-                      <w:sz w:val="22"/>
-                      <w:szCs w:val="22"/>
-                    </w:rPr>
+                    <w:rPr/>
                     <w:alias w:val="#Nav: /Labels/BaseUOM_ItemCaption"/>
-                    <w:tag w:val="#Nav: Inventory_Vendor_Purchases/714"/>
+                    <w:tag w:val="#Nav: FS_YSD_InvVendorPurchases/50015"/>
                     <w:id w:val="1962153020"/>
                     <w:placeholder>
                       <w:docPart w:val="FA2BD9B4F7624C65B1D97D2A56A8054C"/>
                     </w:placeholder>
-                    <w:dataBinding w:prefixMappings="xmlns:ns0='urn:microsoft-dynamics-nav/reports/Inventory_Vendor_Purchases/714/'" w:xpath="/ns0:NavWordReportXmlPart[1]/ns0:Labels[1]/ns0:BaseUOM_ItemCaption[1]" w:storeItemID="{5CDB5DAE-A914-4D2A-A45B-EE2DFEE2904F}"/>
+                    <w:dataBinding w:prefixMappings="xmlns:ns0='urn:microsoft-dynamics-nav/reports/FS_YSD_InvVendorPurchases/50015/' " w:xpath="/ns0:NavWordReportXmlPart[1]/ns0:Labels[1]/ns0:BaseUOM_ItemCaption[1]" w:storeItemID="{5CDB5DAE-A914-4D2A-A45B-EE2DFEE2904F}"/>
                     <w:text/>
                   </w:sdtPr>
                   <w:sdtContent>
                     <w:tc>
                       <w:tcPr>
-                        <w:tcW w:w="2835" w:type="dxa"/>
+                        <w:tcW w:w="1351" w:type="pct"/>
                         <w:shd w:val="clear" w:color="FFFFFF" w:fill="FFFFFF"/>
                         <w:vAlign w:val="center"/>
                       </w:tcPr>
                       <w:p>
                         <w:pPr>
+                          <w:pStyle w:val="NoSpacing"/>
                           <w:cnfStyle w:val="000000000000" w:firstRow="0" w:lastRow="0" w:firstColumn="0" w:lastColumn="0" w:oddVBand="0" w:evenVBand="0" w:oddHBand="0" w:evenHBand="0" w:firstRowFirstColumn="0" w:firstRowLastColumn="0" w:lastRowFirstColumn="0" w:lastRowLastColumn="0"/>
-                          <w:rPr>
-                            <w:rFonts w:cs="Segoe UI"/>
-                            <w:sz w:val="22"/>
-                            <w:szCs w:val="22"/>
-                          </w:rPr>
                         </w:pPr>
                         <w:proofErr w:type="spellStart"/>
                         <w:r>
-                          <w:rPr>
-                            <w:rFonts w:cs="Segoe UI"/>
-                            <w:sz w:val="22"/>
-                            <w:szCs w:val="22"/>
-                          </w:rPr>
                           <w:t>BaseUOM_ItemCaption</w:t>
                         </w:r>
                         <w:proofErr w:type="spellEnd"/>
@@ -741,43 +522,30 @@
                 </w:sdt>
                 <w:sdt>
                   <w:sdtPr>
-                    <w:rPr>
-                      <w:rFonts w:cs="Segoe UI"/>
-                      <w:sz w:val="22"/>
-                      <w:szCs w:val="22"/>
-                    </w:rPr>
+                    <w:rPr/>
                     <w:alias w:val="#Nav: /Item/BaseUOM_Item"/>
-                    <w:tag w:val="#Nav: Inventory_Vendor_Purchases/714"/>
+                    <w:tag w:val="#Nav: FS_YSD_InvVendorPurchases/50015"/>
                     <w:id w:val="2086490136"/>
                     <w:placeholder>
                       <w:docPart w:val="FA2BD9B4F7624C65B1D97D2A56A8054C"/>
                     </w:placeholder>
-                    <w:dataBinding w:prefixMappings="xmlns:ns0='urn:microsoft-dynamics-nav/reports/Inventory_Vendor_Purchases/714/'" w:xpath="/ns0:NavWordReportXmlPart[1]/ns0:Item[1]/ns0:BaseUOM_Item[1]" w:storeItemID="{5CDB5DAE-A914-4D2A-A45B-EE2DFEE2904F}"/>
+                    <w:dataBinding w:prefixMappings="xmlns:ns0='urn:microsoft-dynamics-nav/reports/FS_YSD_InvVendorPurchases/50015/' " w:xpath="/ns0:NavWordReportXmlPart[1]/ns0:Item[1]/ns0:BaseUOM_Item[1]" w:storeItemID="{5CDB5DAE-A914-4D2A-A45B-EE2DFEE2904F}"/>
                     <w:text/>
                   </w:sdtPr>
                   <w:sdtContent>
                     <w:tc>
                       <w:tcPr>
-                        <w:tcW w:w="709" w:type="dxa"/>
+                        <w:tcW w:w="338" w:type="pct"/>
                         <w:shd w:val="clear" w:color="FFFFFF" w:fill="FFFFFF"/>
                         <w:vAlign w:val="center"/>
                       </w:tcPr>
                       <w:p>
                         <w:pPr>
+                          <w:pStyle w:val="NoSpacing"/>
                           <w:cnfStyle w:val="000000000000" w:firstRow="0" w:lastRow="0" w:firstColumn="0" w:lastColumn="0" w:oddVBand="0" w:evenVBand="0" w:oddHBand="0" w:evenHBand="0" w:firstRowFirstColumn="0" w:firstRowLastColumn="0" w:lastRowFirstColumn="0" w:lastRowLastColumn="0"/>
-                          <w:rPr>
-                            <w:rFonts w:cs="Segoe UI"/>
-                            <w:sz w:val="22"/>
-                            <w:szCs w:val="22"/>
-                          </w:rPr>
                         </w:pPr>
                         <w:proofErr w:type="spellStart"/>
                         <w:r>
-                          <w:rPr>
-                            <w:rFonts w:cs="Segoe UI"/>
-                            <w:sz w:val="22"/>
-                            <w:szCs w:val="22"/>
-                          </w:rPr>
                           <w:t>BaseUOM_Item</w:t>
                         </w:r>
                         <w:proofErr w:type="spellEnd"/>
@@ -787,84 +555,60 @@
                 </w:sdt>
                 <w:tc>
                   <w:tcPr>
-                    <w:tcW w:w="1843" w:type="dxa"/>
+                    <w:tcW w:w="878" w:type="pct"/>
                     <w:shd w:val="clear" w:color="FFFFFF" w:fill="FFFFFF"/>
                     <w:vAlign w:val="center"/>
                   </w:tcPr>
                   <w:p>
                     <w:pPr>
+                      <w:pStyle w:val="BCNumber"/>
                       <w:jc w:val="right"/>
                       <w:cnfStyle w:val="000000000000" w:firstRow="0" w:lastRow="0" w:firstColumn="0" w:lastColumn="0" w:oddVBand="0" w:evenVBand="0" w:oddHBand="0" w:evenHBand="0" w:firstRowFirstColumn="0" w:firstRowLastColumn="0" w:lastRowFirstColumn="0" w:lastRowLastColumn="0"/>
-                      <w:rPr>
-                        <w:rFonts w:cs="Segoe UI"/>
-                        <w:sz w:val="22"/>
-                        <w:szCs w:val="22"/>
-                      </w:rPr>
                     </w:pPr>
                   </w:p>
                 </w:tc>
                 <w:tc>
                   <w:tcPr>
-                    <w:tcW w:w="1984" w:type="dxa"/>
+                    <w:tcW w:w="946" w:type="pct"/>
                     <w:shd w:val="clear" w:color="FFFFFF" w:fill="FFFFFF"/>
                     <w:vAlign w:val="center"/>
                   </w:tcPr>
                   <w:p>
                     <w:pPr>
+                      <w:pStyle w:val="BCNumber"/>
                       <w:jc w:val="right"/>
                       <w:cnfStyle w:val="000000000000" w:firstRow="0" w:lastRow="0" w:firstColumn="0" w:lastColumn="0" w:oddVBand="0" w:evenVBand="0" w:oddHBand="0" w:evenHBand="0" w:firstRowFirstColumn="0" w:firstRowLastColumn="0" w:lastRowFirstColumn="0" w:lastRowLastColumn="0"/>
-                      <w:rPr>
-                        <w:rFonts w:cs="Segoe UI"/>
-                        <w:sz w:val="22"/>
-                        <w:szCs w:val="22"/>
-                      </w:rPr>
                     </w:pPr>
                   </w:p>
                 </w:tc>
                 <w:tc>
                   <w:tcPr>
-                    <w:tcW w:w="1843" w:type="dxa"/>
+                    <w:tcW w:w="879" w:type="pct"/>
                     <w:shd w:val="clear" w:color="FFFFFF" w:fill="FFFFFF"/>
                     <w:vAlign w:val="center"/>
                   </w:tcPr>
                   <w:p>
                     <w:pPr>
+                      <w:pStyle w:val="BCNumber"/>
                       <w:jc w:val="right"/>
                       <w:cnfStyle w:val="000000000000" w:firstRow="0" w:lastRow="0" w:firstColumn="0" w:lastColumn="0" w:oddVBand="0" w:evenVBand="0" w:oddHBand="0" w:evenHBand="0" w:firstRowFirstColumn="0" w:firstRowLastColumn="0" w:lastRowFirstColumn="0" w:lastRowLastColumn="0"/>
-                      <w:rPr>
-                        <w:rFonts w:cs="Segoe UI"/>
-                        <w:sz w:val="22"/>
-                        <w:szCs w:val="22"/>
-                      </w:rPr>
                     </w:pPr>
                   </w:p>
                 </w:tc>
               </w:tr>
               <w:sdt>
                 <w:sdtPr>
-                  <w:rPr>
-                    <w:rFonts w:cs="Segoe UI"/>
-                    <w:b w:val="0"/>
-                    <w:bCs w:val="0"/>
-                    <w:sz w:val="22"/>
-                    <w:szCs w:val="22"/>
-                  </w:rPr>
+                  <w:rPr/>
                   <w:alias w:val="#Nav: /Item/Integer"/>
-                  <w:tag w:val="#Nav: Inventory_Vendor_Purchases/714"/>
+                  <w:tag w:val="#Nav: FS_YSD_InvVendorPurchases/50015"/>
                   <w:id w:val="141159260"/>
-                  <w15:dataBinding w:prefixMappings="xmlns:ns0='urn:microsoft-dynamics-nav/reports/Inventory_Vendor_Purchases/714/'" w:xpath="/ns0:NavWordReportXmlPart[1]/ns0:Item[1]/ns0:Integer" w:storeItemID="{5CDB5DAE-A914-4D2A-A45B-EE2DFEE2904F}"/>
+                  <w15:dataBinding w:prefixMappings="xmlns:ns0='urn:microsoft-dynamics-nav/reports/FS_YSD_InvVendorPurchases/50015/' " w:xpath="/ns0:NavWordReportXmlPart[1]/ns0:Item[1]/ns0:Integer" w:storeItemID="{5CDB5DAE-A914-4D2A-A45B-EE2DFEE2904F}"/>
                   <w15:repeatingSection/>
                 </w:sdtPr>
                 <w:sdtContent>
                   <w:sdt>
                     <w:sdtPr>
-                      <w:rPr>
-                        <w:rFonts w:cs="Segoe UI"/>
-                        <w:b w:val="0"/>
-                        <w:bCs w:val="0"/>
-                        <w:sz w:val="22"/>
-                        <w:szCs w:val="22"/>
-                      </w:rPr>
+                      <w:rPr/>
                       <w:id w:val="240378797"/>
                       <w:placeholder>
                         <w:docPart w:val="739FB335CDA34C13AC02C61BF27AD636"/>
@@ -875,58 +619,35 @@
                       <w:tr>
                         <w:trPr>
                           <w:cnfStyle w:val="000000100000" w:firstRow="0" w:lastRow="0" w:firstColumn="0" w:lastColumn="0" w:oddVBand="0" w:evenVBand="0" w:oddHBand="1" w:evenHBand="0" w:firstRowFirstColumn="0" w:firstRowLastColumn="0" w:lastRowFirstColumn="0" w:lastRowLastColumn="0"/>
+                          <w:cantSplit/>
                           <w:trHeight w:val="490"/>
                         </w:trPr>
                         <w:sdt>
                           <w:sdtPr>
-                            <w:rPr>
-                              <w:rFonts w:cs="Segoe UI"/>
-                              <w:b w:val="0"/>
-                              <w:bCs w:val="0"/>
-                              <w:sz w:val="22"/>
-                              <w:szCs w:val="22"/>
-                            </w:rPr>
+                            <w:rPr/>
                             <w:alias w:val="#Nav: /Item/Integer/SourceNo_ValueEntry"/>
-                            <w:tag w:val="#Nav: Inventory_Vendor_Purchases/714"/>
+                            <w:tag w:val="#Nav: FS_YSD_InvVendorPurchases/50015"/>
                             <w:id w:val="-1542125004"/>
                             <w:placeholder>
                               <w:docPart w:val="FA2BD9B4F7624C65B1D97D2A56A8054C"/>
                             </w:placeholder>
-                            <w:dataBinding w:prefixMappings="xmlns:ns0='urn:microsoft-dynamics-nav/reports/Inventory_Vendor_Purchases/714/'" w:xpath="/ns0:NavWordReportXmlPart[1]/ns0:Item[1]/ns0:Integer[1]/ns0:SourceNo_ValueEntry[1]" w:storeItemID="{5CDB5DAE-A914-4D2A-A45B-EE2DFEE2904F}"/>
+                            <w:dataBinding w:prefixMappings="xmlns:ns0='urn:microsoft-dynamics-nav/reports/FS_YSD_InvVendorPurchases/50015/' " w:xpath="/ns0:NavWordReportXmlPart[1]/ns0:Item[1]/ns0:Integer[1]/ns0:SourceNo_ValueEntry[1]" w:storeItemID="{5CDB5DAE-A914-4D2A-A45B-EE2DFEE2904F}"/>
                             <w:text/>
                           </w:sdtPr>
-                          <w:sdtEndPr>
-                            <w:rPr>
-                              <w:b/>
-                              <w:bCs/>
-                            </w:rPr>
-                          </w:sdtEndPr>
+                          <w:sdtEndPr/>
                           <w:sdtContent>
                             <w:tc>
                               <w:tcPr>
                                 <w:cnfStyle w:val="001000000000" w:firstRow="0" w:lastRow="0" w:firstColumn="1" w:lastColumn="0" w:oddVBand="0" w:evenVBand="0" w:oddHBand="0" w:evenHBand="0" w:firstRowFirstColumn="0" w:firstRowLastColumn="0" w:lastRowFirstColumn="0" w:lastRowLastColumn="0"/>
-                                <w:tcW w:w="1276" w:type="dxa"/>
+                                <w:tcW w:w="608" w:type="pct"/>
                                 <w:vAlign w:val="center"/>
                               </w:tcPr>
                               <w:p>
                                 <w:pPr>
-                                  <w:rPr>
-                                    <w:rFonts w:cs="Segoe UI"/>
-                                    <w:b w:val="0"/>
-                                    <w:bCs w:val="0"/>
-                                    <w:sz w:val="22"/>
-                                    <w:szCs w:val="22"/>
-                                  </w:rPr>
+                                  <w:pStyle w:val="NoSpacing"/>
                                 </w:pPr>
                                 <w:proofErr w:type="spellStart"/>
                                 <w:r>
-                                  <w:rPr>
-                                    <w:rFonts w:cs="Segoe UI"/>
-                                    <w:b w:val="0"/>
-                                    <w:bCs w:val="0"/>
-                                    <w:sz w:val="22"/>
-                                    <w:szCs w:val="22"/>
-                                  </w:rPr>
                                   <w:t>SourceNo_ValueEntry</w:t>
                                 </w:r>
                                 <w:proofErr w:type="spellEnd"/>
@@ -936,42 +657,29 @@
                         </w:sdt>
                         <w:sdt>
                           <w:sdtPr>
-                            <w:rPr>
-                              <w:rFonts w:cs="Segoe UI"/>
-                              <w:sz w:val="22"/>
-                              <w:szCs w:val="22"/>
-                            </w:rPr>
+                            <w:rPr/>
                             <w:alias w:val="#Nav: /Item/Integer/VendName"/>
-                            <w:tag w:val="#Nav: Inventory_Vendor_Purchases/714"/>
+                            <w:tag w:val="#Nav: FS_YSD_InvVendorPurchases/50015"/>
                             <w:id w:val="1943566123"/>
                             <w:placeholder>
                               <w:docPart w:val="FA2BD9B4F7624C65B1D97D2A56A8054C"/>
                             </w:placeholder>
-                            <w:dataBinding w:prefixMappings="xmlns:ns0='urn:microsoft-dynamics-nav/reports/Inventory_Vendor_Purchases/714/'" w:xpath="/ns0:NavWordReportXmlPart[1]/ns0:Item[1]/ns0:Integer[1]/ns0:VendName[1]" w:storeItemID="{5CDB5DAE-A914-4D2A-A45B-EE2DFEE2904F}"/>
+                            <w:dataBinding w:prefixMappings="xmlns:ns0='urn:microsoft-dynamics-nav/reports/FS_YSD_InvVendorPurchases/50015/' " w:xpath="/ns0:NavWordReportXmlPart[1]/ns0:Item[1]/ns0:Integer[1]/ns0:VendName[1]" w:storeItemID="{5CDB5DAE-A914-4D2A-A45B-EE2DFEE2904F}"/>
                             <w:text/>
                           </w:sdtPr>
                           <w:sdtContent>
                             <w:tc>
                               <w:tcPr>
-                                <w:tcW w:w="2835" w:type="dxa"/>
+                                <w:tcW w:w="1351" w:type="pct"/>
                                 <w:vAlign w:val="center"/>
                               </w:tcPr>
                               <w:p>
                                 <w:pPr>
+                                  <w:pStyle w:val="NoSpacing"/>
                                   <w:cnfStyle w:val="000000100000" w:firstRow="0" w:lastRow="0" w:firstColumn="0" w:lastColumn="0" w:oddVBand="0" w:evenVBand="0" w:oddHBand="1" w:evenHBand="0" w:firstRowFirstColumn="0" w:firstRowLastColumn="0" w:lastRowFirstColumn="0" w:lastRowLastColumn="0"/>
-                                  <w:rPr>
-                                    <w:rFonts w:cs="Segoe UI"/>
-                                    <w:sz w:val="22"/>
-                                    <w:szCs w:val="22"/>
-                                  </w:rPr>
                                 </w:pPr>
                                 <w:proofErr w:type="spellStart"/>
                                 <w:r>
-                                  <w:rPr>
-                                    <w:rFonts w:cs="Segoe UI"/>
-                                    <w:sz w:val="22"/>
-                                    <w:szCs w:val="22"/>
-                                  </w:rPr>
                                   <w:t>VendName</w:t>
                                 </w:r>
                                 <w:proofErr w:type="spellEnd"/>
@@ -981,59 +689,42 @@
                         </w:sdt>
                         <w:tc>
                           <w:tcPr>
-                            <w:tcW w:w="709" w:type="dxa"/>
+                            <w:tcW w:w="338" w:type="pct"/>
                             <w:vAlign w:val="center"/>
                           </w:tcPr>
                           <w:p>
                             <w:pPr>
+                              <w:pStyle w:val="NoSpacing"/>
                               <w:cnfStyle w:val="000000100000" w:firstRow="0" w:lastRow="0" w:firstColumn="0" w:lastColumn="0" w:oddVBand="0" w:evenVBand="0" w:oddHBand="1" w:evenHBand="0" w:firstRowFirstColumn="0" w:firstRowLastColumn="0" w:lastRowFirstColumn="0" w:lastRowLastColumn="0"/>
-                              <w:rPr>
-                                <w:rFonts w:cs="Segoe UI"/>
-                                <w:sz w:val="22"/>
-                                <w:szCs w:val="22"/>
-                              </w:rPr>
                             </w:pPr>
                           </w:p>
                         </w:tc>
                         <w:sdt>
                           <w:sdtPr>
-                            <w:rPr>
-                              <w:rFonts w:cs="Segoe UI"/>
-                              <w:sz w:val="22"/>
-                              <w:szCs w:val="22"/>
-                            </w:rPr>
+                            <w:rPr/>
                             <w:alias w:val="#Nav: /Item/Integer/InvQty_ValueEntry"/>
-                            <w:tag w:val="#Nav: Inventory_Vendor_Purchases/714"/>
+                            <w:tag w:val="#Nav: FS_YSD_InvVendorPurchases/50015"/>
                             <w:id w:val="-1047443063"/>
                             <w:placeholder>
                               <w:docPart w:val="FA2BD9B4F7624C65B1D97D2A56A8054C"/>
                             </w:placeholder>
-                            <w:dataBinding w:prefixMappings="xmlns:ns0='urn:microsoft-dynamics-nav/reports/Inventory_Vendor_Purchases/714/'" w:xpath="/ns0:NavWordReportXmlPart[1]/ns0:Item[1]/ns0:Integer[1]/ns0:InvQty_ValueEntry[1]" w:storeItemID="{5CDB5DAE-A914-4D2A-A45B-EE2DFEE2904F}"/>
+                            <w:dataBinding w:prefixMappings="xmlns:ns0='urn:microsoft-dynamics-nav/reports/FS_YSD_InvVendorPurchases/50015/' " w:xpath="/ns0:NavWordReportXmlPart[1]/ns0:Item[1]/ns0:Integer[1]/ns0:InvQty_ValueEntry[1]" w:storeItemID="{5CDB5DAE-A914-4D2A-A45B-EE2DFEE2904F}"/>
                             <w:text/>
                           </w:sdtPr>
                           <w:sdtContent>
                             <w:tc>
                               <w:tcPr>
-                                <w:tcW w:w="1843" w:type="dxa"/>
+                                <w:tcW w:w="878" w:type="pct"/>
                                 <w:vAlign w:val="center"/>
                               </w:tcPr>
                               <w:p>
                                 <w:pPr>
+                                  <w:pStyle w:val="BCNumber"/>
                                   <w:jc w:val="right"/>
                                   <w:cnfStyle w:val="000000100000" w:firstRow="0" w:lastRow="0" w:firstColumn="0" w:lastColumn="0" w:oddVBand="0" w:evenVBand="0" w:oddHBand="1" w:evenHBand="0" w:firstRowFirstColumn="0" w:firstRowLastColumn="0" w:lastRowFirstColumn="0" w:lastRowLastColumn="0"/>
-                                  <w:rPr>
-                                    <w:rFonts w:cs="Segoe UI"/>
-                                    <w:sz w:val="22"/>
-                                    <w:szCs w:val="22"/>
-                                  </w:rPr>
                                 </w:pPr>
                                 <w:proofErr w:type="spellStart"/>
                                 <w:r>
-                                  <w:rPr>
-                                    <w:rFonts w:cs="Segoe UI"/>
-                                    <w:sz w:val="22"/>
-                                    <w:szCs w:val="22"/>
-                                  </w:rPr>
                                   <w:t>InvQty_ValueEntry</w:t>
                                 </w:r>
                                 <w:proofErr w:type="spellEnd"/>
@@ -1043,43 +734,30 @@
                         </w:sdt>
                         <w:sdt>
                           <w:sdtPr>
-                            <w:rPr>
-                              <w:rFonts w:cs="Segoe UI"/>
-                              <w:sz w:val="22"/>
-                              <w:szCs w:val="22"/>
-                            </w:rPr>
+                            <w:rPr/>
                             <w:alias w:val="#Nav: /Item/Integer/CostAmtAct_ValueEntry"/>
-                            <w:tag w:val="#Nav: Inventory_Vendor_Purchases/714"/>
+                            <w:tag w:val="#Nav: FS_YSD_InvVendorPurchases/50015"/>
                             <w:id w:val="-130174988"/>
                             <w:placeholder>
                               <w:docPart w:val="FA2BD9B4F7624C65B1D97D2A56A8054C"/>
                             </w:placeholder>
-                            <w:dataBinding w:prefixMappings="xmlns:ns0='urn:microsoft-dynamics-nav/reports/Inventory_Vendor_Purchases/714/'" w:xpath="/ns0:NavWordReportXmlPart[1]/ns0:Item[1]/ns0:Integer[1]/ns0:CostAmtAct_ValueEntry[1]" w:storeItemID="{5CDB5DAE-A914-4D2A-A45B-EE2DFEE2904F}"/>
+                            <w:dataBinding w:prefixMappings="xmlns:ns0='urn:microsoft-dynamics-nav/reports/FS_YSD_InvVendorPurchases/50015/' " w:xpath="/ns0:NavWordReportXmlPart[1]/ns0:Item[1]/ns0:Integer[1]/ns0:CostAmtAct_ValueEntry[1]" w:storeItemID="{5CDB5DAE-A914-4D2A-A45B-EE2DFEE2904F}"/>
                             <w:text/>
                           </w:sdtPr>
                           <w:sdtContent>
                             <w:tc>
                               <w:tcPr>
-                                <w:tcW w:w="1984" w:type="dxa"/>
+                                <w:tcW w:w="946" w:type="pct"/>
                                 <w:vAlign w:val="center"/>
                               </w:tcPr>
                               <w:p>
                                 <w:pPr>
+                                  <w:pStyle w:val="BCNumber"/>
                                   <w:jc w:val="right"/>
                                   <w:cnfStyle w:val="000000100000" w:firstRow="0" w:lastRow="0" w:firstColumn="0" w:lastColumn="0" w:oddVBand="0" w:evenVBand="0" w:oddHBand="1" w:evenHBand="0" w:firstRowFirstColumn="0" w:firstRowLastColumn="0" w:lastRowFirstColumn="0" w:lastRowLastColumn="0"/>
-                                  <w:rPr>
-                                    <w:rFonts w:cs="Segoe UI"/>
-                                    <w:sz w:val="22"/>
-                                    <w:szCs w:val="22"/>
-                                  </w:rPr>
                                 </w:pPr>
                                 <w:proofErr w:type="spellStart"/>
                                 <w:r>
-                                  <w:rPr>
-                                    <w:rFonts w:cs="Segoe UI"/>
-                                    <w:sz w:val="22"/>
-                                    <w:szCs w:val="22"/>
-                                  </w:rPr>
                                   <w:t>CostAmtAct_ValueEntry</w:t>
                                 </w:r>
                                 <w:proofErr w:type="spellEnd"/>
@@ -1089,43 +767,30 @@
                         </w:sdt>
                         <w:sdt>
                           <w:sdtPr>
-                            <w:rPr>
-                              <w:rFonts w:cs="Segoe UI"/>
-                              <w:sz w:val="22"/>
-                              <w:szCs w:val="22"/>
-                            </w:rPr>
+                            <w:rPr/>
                             <w:alias w:val="#Nav: /Item/Integer/DiscAmt_ValueEntry"/>
-                            <w:tag w:val="#Nav: Inventory_Vendor_Purchases/714"/>
+                            <w:tag w:val="#Nav: FS_YSD_InvVendorPurchases/50015"/>
                             <w:id w:val="1527747781"/>
                             <w:placeholder>
                               <w:docPart w:val="FA2BD9B4F7624C65B1D97D2A56A8054C"/>
                             </w:placeholder>
-                            <w:dataBinding w:prefixMappings="xmlns:ns0='urn:microsoft-dynamics-nav/reports/Inventory_Vendor_Purchases/714/'" w:xpath="/ns0:NavWordReportXmlPart[1]/ns0:Item[1]/ns0:Integer[1]/ns0:DiscAmt_ValueEntry[1]" w:storeItemID="{5CDB5DAE-A914-4D2A-A45B-EE2DFEE2904F}"/>
+                            <w:dataBinding w:prefixMappings="xmlns:ns0='urn:microsoft-dynamics-nav/reports/FS_YSD_InvVendorPurchases/50015/' " w:xpath="/ns0:NavWordReportXmlPart[1]/ns0:Item[1]/ns0:Integer[1]/ns0:DiscAmt_ValueEntry[1]" w:storeItemID="{5CDB5DAE-A914-4D2A-A45B-EE2DFEE2904F}"/>
                             <w:text/>
                           </w:sdtPr>
                           <w:sdtContent>
                             <w:tc>
                               <w:tcPr>
-                                <w:tcW w:w="1843" w:type="dxa"/>
+                                <w:tcW w:w="879" w:type="pct"/>
                                 <w:vAlign w:val="center"/>
                               </w:tcPr>
                               <w:p>
                                 <w:pPr>
+                                  <w:pStyle w:val="BCNumber"/>
                                   <w:jc w:val="right"/>
                                   <w:cnfStyle w:val="000000100000" w:firstRow="0" w:lastRow="0" w:firstColumn="0" w:lastColumn="0" w:oddVBand="0" w:evenVBand="0" w:oddHBand="1" w:evenHBand="0" w:firstRowFirstColumn="0" w:firstRowLastColumn="0" w:lastRowFirstColumn="0" w:lastRowLastColumn="0"/>
-                                  <w:rPr>
-                                    <w:rFonts w:cs="Segoe UI"/>
-                                    <w:sz w:val="22"/>
-                                    <w:szCs w:val="22"/>
-                                  </w:rPr>
                                 </w:pPr>
                                 <w:proofErr w:type="spellStart"/>
                                 <w:r>
-                                  <w:rPr>
-                                    <w:rFonts w:cs="Segoe UI"/>
-                                    <w:sz w:val="22"/>
-                                    <w:szCs w:val="22"/>
-                                  </w:rPr>
                                   <w:t>DiscAmt_ValueEntry</w:t>
                                 </w:r>
                                 <w:proofErr w:type="spellEnd"/>
@@ -1140,66 +805,48 @@
               </w:sdt>
               <w:tr>
                 <w:trPr>
+                  <w:cantSplit/>
                   <w:trHeight w:val="490"/>
                 </w:trPr>
                 <w:tc>
                   <w:tcPr>
                     <w:cnfStyle w:val="001000000000" w:firstRow="0" w:lastRow="0" w:firstColumn="1" w:lastColumn="0" w:oddVBand="0" w:evenVBand="0" w:oddHBand="0" w:evenHBand="0" w:firstRowFirstColumn="0" w:firstRowLastColumn="0" w:lastRowFirstColumn="0" w:lastRowLastColumn="0"/>
-                    <w:tcW w:w="1276" w:type="dxa"/>
+                    <w:tcW w:w="608" w:type="pct"/>
                     <w:shd w:val="clear" w:color="auto" w:fill="FEFFFF"/>
                     <w:vAlign w:val="center"/>
                   </w:tcPr>
                   <w:p>
                     <w:pPr>
-                      <w:pStyle w:val="Heading2"/>
-                      <w:rPr>
-                        <w:rFonts w:ascii="Segoe UI Semibold" w:hAnsi="Segoe UI Semibold" w:cs="Segoe UI Semibold"/>
-                        <w:sz w:val="22"/>
-                        <w:szCs w:val="22"/>
-                      </w:rPr>
+                      <w:pStyle w:val="BCLabel"/>
                     </w:pPr>
                   </w:p>
                 </w:tc>
                 <w:sdt>
                   <w:sdtPr>
-                    <w:rPr>
-                      <w:rFonts w:ascii="Segoe UI Semibold" w:hAnsi="Segoe UI Semibold" w:cs="Segoe UI Semibold"/>
-                      <w:sz w:val="22"/>
-                      <w:szCs w:val="22"/>
-                    </w:rPr>
+                    <w:rPr/>
                     <w:alias w:val="#Nav: /Item/Desc_Item"/>
-                    <w:tag w:val="#Nav: Inventory_Vendor_Purchases/714"/>
+                    <w:tag w:val="#Nav: FS_YSD_InvVendorPurchases/50015"/>
                     <w:id w:val="-362287544"/>
                     <w:placeholder>
                       <w:docPart w:val="FA2BD9B4F7624C65B1D97D2A56A8054C"/>
                     </w:placeholder>
-                    <w:dataBinding w:prefixMappings="xmlns:ns0='urn:microsoft-dynamics-nav/reports/Inventory_Vendor_Purchases/714/'" w:xpath="/ns0:NavWordReportXmlPart[1]/ns0:Item[1]/ns0:Desc_Item[1]" w:storeItemID="{5CDB5DAE-A914-4D2A-A45B-EE2DFEE2904F}"/>
+                    <w:dataBinding w:prefixMappings="xmlns:ns0='urn:microsoft-dynamics-nav/reports/FS_YSD_InvVendorPurchases/50015/' " w:xpath="/ns0:NavWordReportXmlPart[1]/ns0:Item[1]/ns0:Desc_Item[1]" w:storeItemID="{5CDB5DAE-A914-4D2A-A45B-EE2DFEE2904F}"/>
                     <w:text/>
                   </w:sdtPr>
                   <w:sdtContent>
                     <w:tc>
                       <w:tcPr>
-                        <w:tcW w:w="2835" w:type="dxa"/>
+                        <w:tcW w:w="1351" w:type="pct"/>
                         <w:shd w:val="clear" w:color="auto" w:fill="FEFFFF"/>
                         <w:vAlign w:val="center"/>
                       </w:tcPr>
                       <w:p>
                         <w:pPr>
-                          <w:pStyle w:val="Heading2"/>
+                          <w:pStyle w:val="BCLabel"/>
                           <w:cnfStyle w:val="000000000000" w:firstRow="0" w:lastRow="0" w:firstColumn="0" w:lastColumn="0" w:oddVBand="0" w:evenVBand="0" w:oddHBand="0" w:evenHBand="0" w:firstRowFirstColumn="0" w:firstRowLastColumn="0" w:lastRowFirstColumn="0" w:lastRowLastColumn="0"/>
-                          <w:rPr>
-                            <w:rFonts w:ascii="Segoe UI Semibold" w:hAnsi="Segoe UI Semibold" w:cs="Segoe UI Semibold"/>
-                            <w:sz w:val="22"/>
-                            <w:szCs w:val="22"/>
-                          </w:rPr>
                         </w:pPr>
                         <w:proofErr w:type="spellStart"/>
                         <w:r>
-                          <w:rPr>
-                            <w:rFonts w:ascii="Segoe UI Semibold" w:hAnsi="Segoe UI Semibold" w:cs="Segoe UI Semibold"/>
-                            <w:sz w:val="22"/>
-                            <w:szCs w:val="22"/>
-                          </w:rPr>
                           <w:t>Desc_Item</w:t>
                         </w:r>
                         <w:proofErr w:type="spellEnd"/>
@@ -1209,63 +856,44 @@
                 </w:sdt>
                 <w:tc>
                   <w:tcPr>
-                    <w:tcW w:w="709" w:type="dxa"/>
+                    <w:tcW w:w="338" w:type="pct"/>
                     <w:shd w:val="clear" w:color="auto" w:fill="FEFFFF"/>
                     <w:vAlign w:val="center"/>
                   </w:tcPr>
                   <w:p>
                     <w:pPr>
-                      <w:pStyle w:val="Heading2"/>
+                      <w:pStyle w:val="BCLabel"/>
                       <w:cnfStyle w:val="000000000000" w:firstRow="0" w:lastRow="0" w:firstColumn="0" w:lastColumn="0" w:oddVBand="0" w:evenVBand="0" w:oddHBand="0" w:evenHBand="0" w:firstRowFirstColumn="0" w:firstRowLastColumn="0" w:lastRowFirstColumn="0" w:lastRowLastColumn="0"/>
-                      <w:rPr>
-                        <w:rFonts w:ascii="Segoe UI Semibold" w:hAnsi="Segoe UI Semibold" w:cs="Segoe UI Semibold"/>
-                        <w:sz w:val="22"/>
-                        <w:szCs w:val="22"/>
-                      </w:rPr>
                     </w:pPr>
                   </w:p>
                 </w:tc>
                 <w:tc>
                   <w:tcPr>
-                    <w:tcW w:w="1843" w:type="dxa"/>
+                    <w:tcW w:w="878" w:type="pct"/>
                     <w:shd w:val="clear" w:color="auto" w:fill="FEFFFF"/>
                     <w:vAlign w:val="center"/>
                   </w:tcPr>
                   <w:sdt>
                     <w:sdtPr>
-                      <w:rPr>
-                        <w:rFonts w:ascii="Segoe UI Semibold" w:hAnsi="Segoe UI Semibold" w:cs="Segoe UI Semibold"/>
-                        <w:sz w:val="22"/>
-                        <w:szCs w:val="22"/>
-                      </w:rPr>
+                      <w:rPr/>
                       <w:alias w:val="#Nav: /Item/Subtotals/Subtotals_InvoicedQuantity"/>
-                      <w:tag w:val="#Nav: Inventory_Vendor_Purchases/714"/>
+                      <w:tag w:val="#Nav: FS_YSD_InvVendorPurchases/50015"/>
                       <w:id w:val="1546337810"/>
                       <w:placeholder>
                         <w:docPart w:val="FA2BD9B4F7624C65B1D97D2A56A8054C"/>
                       </w:placeholder>
-                      <w:dataBinding w:prefixMappings="xmlns:ns0='urn:microsoft-dynamics-nav/reports/Inventory_Vendor_Purchases/714/'" w:xpath="/ns0:NavWordReportXmlPart[1]/ns0:Item[1]/ns0:Subtotals[1]/ns0:Subtotals_InvoicedQuantity[1]" w:storeItemID="{5CDB5DAE-A914-4D2A-A45B-EE2DFEE2904F}"/>
+                      <w:dataBinding w:prefixMappings="xmlns:ns0='urn:microsoft-dynamics-nav/reports/FS_YSD_InvVendorPurchases/50015/' " w:xpath="/ns0:NavWordReportXmlPart[1]/ns0:Item[1]/ns0:Subtotals[1]/ns0:Subtotals_InvoicedQuantity[1]" w:storeItemID="{5CDB5DAE-A914-4D2A-A45B-EE2DFEE2904F}"/>
                       <w:text/>
                     </w:sdtPr>
                     <w:sdtContent>
                       <w:p>
                         <w:pPr>
-                          <w:pStyle w:val="Heading2"/>
+                          <w:pStyle w:val="BCLabelNumber"/>
                           <w:jc w:val="right"/>
                           <w:cnfStyle w:val="000000000000" w:firstRow="0" w:lastRow="0" w:firstColumn="0" w:lastColumn="0" w:oddVBand="0" w:evenVBand="0" w:oddHBand="0" w:evenHBand="0" w:firstRowFirstColumn="0" w:firstRowLastColumn="0" w:lastRowFirstColumn="0" w:lastRowLastColumn="0"/>
-                          <w:rPr>
-                            <w:rFonts w:ascii="Segoe UI Semibold" w:hAnsi="Segoe UI Semibold" w:cs="Segoe UI Semibold"/>
-                            <w:sz w:val="22"/>
-                            <w:szCs w:val="22"/>
-                          </w:rPr>
                         </w:pPr>
                         <w:proofErr w:type="spellStart"/>
                         <w:r>
-                          <w:rPr>
-                            <w:rFonts w:ascii="Segoe UI Semibold" w:hAnsi="Segoe UI Semibold" w:cs="Segoe UI Semibold"/>
-                            <w:sz w:val="22"/>
-                            <w:szCs w:val="22"/>
-                          </w:rPr>
                           <w:t>Subtotals_InvoicedQuantity</w:t>
                         </w:r>
                         <w:proofErr w:type="spellEnd"/>
@@ -1275,45 +903,31 @@
                 </w:tc>
                 <w:tc>
                   <w:tcPr>
-                    <w:tcW w:w="1984" w:type="dxa"/>
+                    <w:tcW w:w="946" w:type="pct"/>
                     <w:shd w:val="clear" w:color="auto" w:fill="FEFFFF"/>
                     <w:vAlign w:val="center"/>
                   </w:tcPr>
                   <w:sdt>
                     <w:sdtPr>
-                      <w:rPr>
-                        <w:rFonts w:ascii="Segoe UI Semibold" w:hAnsi="Segoe UI Semibold" w:cs="Segoe UI Semibold"/>
-                        <w:sz w:val="22"/>
-                        <w:szCs w:val="22"/>
-                      </w:rPr>
+                      <w:rPr/>
                       <w:alias w:val="#Nav: /Item/Subtotals/Subtotals_CostAmount"/>
-                      <w:tag w:val="#Nav: Inventory_Vendor_Purchases/714"/>
+                      <w:tag w:val="#Nav: FS_YSD_InvVendorPurchases/50015"/>
                       <w:id w:val="1616260058"/>
                       <w:placeholder>
                         <w:docPart w:val="FA2BD9B4F7624C65B1D97D2A56A8054C"/>
                       </w:placeholder>
-                      <w:dataBinding w:prefixMappings="xmlns:ns0='urn:microsoft-dynamics-nav/reports/Inventory_Vendor_Purchases/714/'" w:xpath="/ns0:NavWordReportXmlPart[1]/ns0:Item[1]/ns0:Subtotals[1]/ns0:Subtotals_CostAmount[1]" w:storeItemID="{5CDB5DAE-A914-4D2A-A45B-EE2DFEE2904F}"/>
+                      <w:dataBinding w:prefixMappings="xmlns:ns0='urn:microsoft-dynamics-nav/reports/FS_YSD_InvVendorPurchases/50015/' " w:xpath="/ns0:NavWordReportXmlPart[1]/ns0:Item[1]/ns0:Subtotals[1]/ns0:Subtotals_CostAmount[1]" w:storeItemID="{5CDB5DAE-A914-4D2A-A45B-EE2DFEE2904F}"/>
                       <w:text/>
                     </w:sdtPr>
                     <w:sdtContent>
                       <w:p>
                         <w:pPr>
-                          <w:pStyle w:val="Heading2"/>
+                          <w:pStyle w:val="BCLabelNumber"/>
                           <w:jc w:val="right"/>
                           <w:cnfStyle w:val="000000000000" w:firstRow="0" w:lastRow="0" w:firstColumn="0" w:lastColumn="0" w:oddVBand="0" w:evenVBand="0" w:oddHBand="0" w:evenHBand="0" w:firstRowFirstColumn="0" w:firstRowLastColumn="0" w:lastRowFirstColumn="0" w:lastRowLastColumn="0"/>
-                          <w:rPr>
-                            <w:rFonts w:ascii="Segoe UI Semibold" w:hAnsi="Segoe UI Semibold" w:cs="Segoe UI Semibold"/>
-                            <w:sz w:val="22"/>
-                            <w:szCs w:val="22"/>
-                          </w:rPr>
                         </w:pPr>
                         <w:proofErr w:type="spellStart"/>
                         <w:r>
-                          <w:rPr>
-                            <w:rFonts w:ascii="Segoe UI Semibold" w:hAnsi="Segoe UI Semibold" w:cs="Segoe UI Semibold"/>
-                            <w:sz w:val="22"/>
-                            <w:szCs w:val="22"/>
-                          </w:rPr>
                           <w:t>Subtotals_CostAmount</w:t>
                         </w:r>
                         <w:proofErr w:type="spellEnd"/>
@@ -1323,45 +937,31 @@
                 </w:tc>
                 <w:tc>
                   <w:tcPr>
-                    <w:tcW w:w="1843" w:type="dxa"/>
+                    <w:tcW w:w="879" w:type="pct"/>
                     <w:shd w:val="clear" w:color="auto" w:fill="FEFFFF"/>
                     <w:vAlign w:val="center"/>
                   </w:tcPr>
                   <w:sdt>
                     <w:sdtPr>
-                      <w:rPr>
-                        <w:rFonts w:ascii="Segoe UI Semibold" w:hAnsi="Segoe UI Semibold" w:cs="Segoe UI Semibold"/>
-                        <w:sz w:val="22"/>
-                        <w:szCs w:val="22"/>
-                      </w:rPr>
+                      <w:rPr/>
                       <w:alias w:val="#Nav: /Item/Subtotals/Subtotals_DiscountAmount"/>
-                      <w:tag w:val="#Nav: Inventory_Vendor_Purchases/714"/>
+                      <w:tag w:val="#Nav: FS_YSD_InvVendorPurchases/50015"/>
                       <w:id w:val="53588090"/>
                       <w:placeholder>
                         <w:docPart w:val="FA2BD9B4F7624C65B1D97D2A56A8054C"/>
                       </w:placeholder>
-                      <w:dataBinding w:prefixMappings="xmlns:ns0='urn:microsoft-dynamics-nav/reports/Inventory_Vendor_Purchases/714/'" w:xpath="/ns0:NavWordReportXmlPart[1]/ns0:Item[1]/ns0:Subtotals[1]/ns0:Subtotals_DiscountAmount[1]" w:storeItemID="{5CDB5DAE-A914-4D2A-A45B-EE2DFEE2904F}"/>
+                      <w:dataBinding w:prefixMappings="xmlns:ns0='urn:microsoft-dynamics-nav/reports/FS_YSD_InvVendorPurchases/50015/' " w:xpath="/ns0:NavWordReportXmlPart[1]/ns0:Item[1]/ns0:Subtotals[1]/ns0:Subtotals_DiscountAmount[1]" w:storeItemID="{5CDB5DAE-A914-4D2A-A45B-EE2DFEE2904F}"/>
                       <w:text/>
                     </w:sdtPr>
                     <w:sdtContent>
                       <w:p>
                         <w:pPr>
-                          <w:pStyle w:val="Heading2"/>
+                          <w:pStyle w:val="BCLabelNumber"/>
                           <w:jc w:val="right"/>
                           <w:cnfStyle w:val="000000000000" w:firstRow="0" w:lastRow="0" w:firstColumn="0" w:lastColumn="0" w:oddVBand="0" w:evenVBand="0" w:oddHBand="0" w:evenHBand="0" w:firstRowFirstColumn="0" w:firstRowLastColumn="0" w:lastRowFirstColumn="0" w:lastRowLastColumn="0"/>
-                          <w:rPr>
-                            <w:rFonts w:ascii="Segoe UI Semibold" w:hAnsi="Segoe UI Semibold" w:cs="Segoe UI Semibold"/>
-                            <w:sz w:val="22"/>
-                            <w:szCs w:val="22"/>
-                          </w:rPr>
                         </w:pPr>
                         <w:proofErr w:type="spellStart"/>
                         <w:r>
-                          <w:rPr>
-                            <w:rFonts w:ascii="Segoe UI Semibold" w:hAnsi="Segoe UI Semibold" w:cs="Segoe UI Semibold"/>
-                            <w:sz w:val="22"/>
-                            <w:szCs w:val="22"/>
-                          </w:rPr>
                           <w:t>Subtotals_DiscountAmount</w:t>
                         </w:r>
                         <w:proofErr w:type="spellEnd"/>
@@ -1373,110 +973,87 @@
               <w:tr>
                 <w:trPr>
                   <w:cnfStyle w:val="000000100000" w:firstRow="0" w:lastRow="0" w:firstColumn="0" w:lastColumn="0" w:oddVBand="0" w:evenVBand="0" w:oddHBand="1" w:evenHBand="0" w:firstRowFirstColumn="0" w:firstRowLastColumn="0" w:lastRowFirstColumn="0" w:lastRowLastColumn="0"/>
+                  <w:cantSplit/>
                   <w:trHeight w:val="490"/>
                 </w:trPr>
                 <w:tc>
                   <w:tcPr>
                     <w:cnfStyle w:val="001000000000" w:firstRow="0" w:lastRow="0" w:firstColumn="1" w:lastColumn="0" w:oddVBand="0" w:evenVBand="0" w:oddHBand="0" w:evenHBand="0" w:firstRowFirstColumn="0" w:firstRowLastColumn="0" w:lastRowFirstColumn="0" w:lastRowLastColumn="0"/>
-                    <w:tcW w:w="1276" w:type="dxa"/>
+                    <w:tcW w:w="608" w:type="pct"/>
                     <w:shd w:val="clear" w:color="auto" w:fill="auto"/>
                     <w:vAlign w:val="center"/>
                   </w:tcPr>
                   <w:p>
                     <w:pPr>
-                      <w:rPr>
-                        <w:rFonts w:ascii="Segoe UI" w:hAnsi="Segoe UI" w:cs="Segoe UI"/>
-                        <w:sz w:val="22"/>
-                        <w:szCs w:val="22"/>
-                      </w:rPr>
+                      <w:pStyle w:val="NoSpacing"/>
                     </w:pPr>
                   </w:p>
                 </w:tc>
                 <w:tc>
                   <w:tcPr>
-                    <w:tcW w:w="2835" w:type="dxa"/>
+                    <w:tcW w:w="1351" w:type="pct"/>
                     <w:shd w:val="clear" w:color="auto" w:fill="auto"/>
                     <w:vAlign w:val="center"/>
                   </w:tcPr>
                   <w:p>
                     <w:pPr>
+                      <w:pStyle w:val="NoSpacing"/>
                       <w:cnfStyle w:val="000000100000" w:firstRow="0" w:lastRow="0" w:firstColumn="0" w:lastColumn="0" w:oddVBand="0" w:evenVBand="0" w:oddHBand="1" w:evenHBand="0" w:firstRowFirstColumn="0" w:firstRowLastColumn="0" w:lastRowFirstColumn="0" w:lastRowLastColumn="0"/>
-                      <w:rPr>
-                        <w:rFonts w:ascii="Segoe UI" w:hAnsi="Segoe UI" w:cs="Segoe UI"/>
-                        <w:sz w:val="22"/>
-                        <w:szCs w:val="22"/>
-                      </w:rPr>
                     </w:pPr>
                   </w:p>
                 </w:tc>
                 <w:tc>
                   <w:tcPr>
-                    <w:tcW w:w="709" w:type="dxa"/>
+                    <w:tcW w:w="338" w:type="pct"/>
                     <w:shd w:val="clear" w:color="auto" w:fill="auto"/>
                     <w:vAlign w:val="center"/>
                   </w:tcPr>
                   <w:p>
                     <w:pPr>
+                      <w:pStyle w:val="NoSpacing"/>
                       <w:cnfStyle w:val="000000100000" w:firstRow="0" w:lastRow="0" w:firstColumn="0" w:lastColumn="0" w:oddVBand="0" w:evenVBand="0" w:oddHBand="1" w:evenHBand="0" w:firstRowFirstColumn="0" w:firstRowLastColumn="0" w:lastRowFirstColumn="0" w:lastRowLastColumn="0"/>
-                      <w:rPr>
-                        <w:rFonts w:ascii="Segoe UI" w:hAnsi="Segoe UI" w:cs="Segoe UI"/>
-                        <w:sz w:val="22"/>
-                        <w:szCs w:val="22"/>
-                      </w:rPr>
                     </w:pPr>
                   </w:p>
                 </w:tc>
                 <w:tc>
                   <w:tcPr>
-                    <w:tcW w:w="1843" w:type="dxa"/>
+                    <w:tcW w:w="878" w:type="pct"/>
                     <w:shd w:val="clear" w:color="auto" w:fill="auto"/>
                     <w:vAlign w:val="center"/>
                   </w:tcPr>
                   <w:p>
                     <w:pPr>
+                      <w:pStyle w:val="BCNumber"/>
                       <w:jc w:val="right"/>
                       <w:cnfStyle w:val="000000100000" w:firstRow="0" w:lastRow="0" w:firstColumn="0" w:lastColumn="0" w:oddVBand="0" w:evenVBand="0" w:oddHBand="1" w:evenHBand="0" w:firstRowFirstColumn="0" w:firstRowLastColumn="0" w:lastRowFirstColumn="0" w:lastRowLastColumn="0"/>
-                      <w:rPr>
-                        <w:rFonts w:ascii="Segoe UI" w:hAnsi="Segoe UI" w:cs="Segoe UI"/>
-                        <w:sz w:val="22"/>
-                        <w:szCs w:val="22"/>
-                      </w:rPr>
                     </w:pPr>
                   </w:p>
                 </w:tc>
                 <w:tc>
                   <w:tcPr>
-                    <w:tcW w:w="1984" w:type="dxa"/>
+                    <w:tcW w:w="946" w:type="pct"/>
                     <w:shd w:val="clear" w:color="auto" w:fill="auto"/>
                     <w:vAlign w:val="center"/>
                   </w:tcPr>
                   <w:p>
                     <w:pPr>
+                      <w:pStyle w:val="BCNumber"/>
                       <w:jc w:val="right"/>
                       <w:cnfStyle w:val="000000100000" w:firstRow="0" w:lastRow="0" w:firstColumn="0" w:lastColumn="0" w:oddVBand="0" w:evenVBand="0" w:oddHBand="1" w:evenHBand="0" w:firstRowFirstColumn="0" w:firstRowLastColumn="0" w:lastRowFirstColumn="0" w:lastRowLastColumn="0"/>
-                      <w:rPr>
-                        <w:rFonts w:ascii="Segoe UI" w:hAnsi="Segoe UI" w:cs="Segoe UI"/>
-                        <w:sz w:val="22"/>
-                        <w:szCs w:val="22"/>
-                      </w:rPr>
                     </w:pPr>
                   </w:p>
                 </w:tc>
                 <w:tc>
                   <w:tcPr>
-                    <w:tcW w:w="1843" w:type="dxa"/>
+                    <w:tcW w:w="879" w:type="pct"/>
                     <w:shd w:val="clear" w:color="auto" w:fill="auto"/>
                     <w:vAlign w:val="center"/>
                   </w:tcPr>
                   <w:p>
                     <w:pPr>
+                      <w:pStyle w:val="BCNumber"/>
                       <w:jc w:val="right"/>
                       <w:cnfStyle w:val="000000100000" w:firstRow="0" w:lastRow="0" w:firstColumn="0" w:lastColumn="0" w:oddVBand="0" w:evenVBand="0" w:oddHBand="1" w:evenHBand="0" w:firstRowFirstColumn="0" w:firstRowLastColumn="0" w:lastRowFirstColumn="0" w:lastRowLastColumn="0"/>
-                      <w:rPr>
-                        <w:rFonts w:ascii="Segoe UI" w:hAnsi="Segoe UI" w:cs="Segoe UI"/>
-                        <w:sz w:val="22"/>
-                        <w:szCs w:val="22"/>
-                      </w:rPr>
                     </w:pPr>
                   </w:p>
                 </w:tc>
@@ -1487,122 +1064,99 @@
       </w:sdt>
       <w:tr>
         <w:trPr>
+          <w:cantSplit/>
           <w:trHeight w:val="490"/>
         </w:trPr>
         <w:tc>
           <w:tcPr>
             <w:cnfStyle w:val="001000000000" w:firstRow="0" w:lastRow="0" w:firstColumn="1" w:lastColumn="0" w:oddVBand="0" w:evenVBand="0" w:oddHBand="0" w:evenHBand="0" w:firstRowFirstColumn="0" w:firstRowLastColumn="0" w:lastRowFirstColumn="0" w:lastRowLastColumn="0"/>
-            <w:tcW w:w="1276" w:type="dxa"/>
+            <w:tcW w:w="608" w:type="pct"/>
             <w:tcBorders>
-              <w:bottom w:val="single" w:color="auto" w:sz="4" w:space="0"/>
+              <w:bottom w:val="single" w:sz="4" w:space="0" w:color="auto"/>
             </w:tcBorders>
             <w:vAlign w:val="center"/>
           </w:tcPr>
           <w:p>
             <w:pPr>
-              <w:rPr>
-                <w:rFonts w:ascii="Segoe UI" w:hAnsi="Segoe UI" w:cs="Segoe UI"/>
-                <w:b w:val="0"/>
-                <w:bCs w:val="0"/>
-                <w:sz w:val="22"/>
-                <w:szCs w:val="22"/>
-              </w:rPr>
+              <w:pStyle w:val="NoSpacing"/>
             </w:pPr>
           </w:p>
         </w:tc>
         <w:tc>
           <w:tcPr>
-            <w:tcW w:w="2835" w:type="dxa"/>
+            <w:tcW w:w="1351" w:type="pct"/>
             <w:tcBorders>
-              <w:bottom w:val="single" w:color="auto" w:sz="4" w:space="0"/>
+              <w:bottom w:val="single" w:sz="4" w:space="0" w:color="auto"/>
             </w:tcBorders>
             <w:vAlign w:val="center"/>
           </w:tcPr>
           <w:p>
             <w:pPr>
+              <w:pStyle w:val="NoSpacing"/>
               <w:cnfStyle w:val="000000000000" w:firstRow="0" w:lastRow="0" w:firstColumn="0" w:lastColumn="0" w:oddVBand="0" w:evenVBand="0" w:oddHBand="0" w:evenHBand="0" w:firstRowFirstColumn="0" w:firstRowLastColumn="0" w:lastRowFirstColumn="0" w:lastRowLastColumn="0"/>
-              <w:rPr>
-                <w:sz w:val="22"/>
-                <w:szCs w:val="22"/>
-              </w:rPr>
             </w:pPr>
           </w:p>
         </w:tc>
         <w:tc>
           <w:tcPr>
-            <w:tcW w:w="709" w:type="dxa"/>
+            <w:tcW w:w="338" w:type="pct"/>
             <w:tcBorders>
-              <w:bottom w:val="single" w:color="auto" w:sz="4" w:space="0"/>
+              <w:bottom w:val="single" w:sz="4" w:space="0" w:color="auto"/>
             </w:tcBorders>
             <w:vAlign w:val="center"/>
           </w:tcPr>
           <w:p>
             <w:pPr>
+              <w:pStyle w:val="NoSpacing"/>
               <w:cnfStyle w:val="000000000000" w:firstRow="0" w:lastRow="0" w:firstColumn="0" w:lastColumn="0" w:oddVBand="0" w:evenVBand="0" w:oddHBand="0" w:evenHBand="0" w:firstRowFirstColumn="0" w:firstRowLastColumn="0" w:lastRowFirstColumn="0" w:lastRowLastColumn="0"/>
-              <w:rPr>
-                <w:sz w:val="22"/>
-                <w:szCs w:val="22"/>
-              </w:rPr>
             </w:pPr>
           </w:p>
         </w:tc>
         <w:tc>
           <w:tcPr>
-            <w:tcW w:w="1843" w:type="dxa"/>
+            <w:tcW w:w="878" w:type="pct"/>
             <w:tcBorders>
-              <w:bottom w:val="single" w:color="auto" w:sz="4" w:space="0"/>
+              <w:bottom w:val="single" w:sz="4" w:space="0" w:color="auto"/>
             </w:tcBorders>
             <w:vAlign w:val="center"/>
           </w:tcPr>
           <w:p>
             <w:pPr>
+              <w:pStyle w:val="BCNumber"/>
               <w:jc w:val="right"/>
               <w:cnfStyle w:val="000000000000" w:firstRow="0" w:lastRow="0" w:firstColumn="0" w:lastColumn="0" w:oddVBand="0" w:evenVBand="0" w:oddHBand="0" w:evenHBand="0" w:firstRowFirstColumn="0" w:firstRowLastColumn="0" w:lastRowFirstColumn="0" w:lastRowLastColumn="0"/>
-              <w:rPr>
-                <w:sz w:val="22"/>
-                <w:szCs w:val="22"/>
-              </w:rPr>
             </w:pPr>
           </w:p>
         </w:tc>
         <w:tc>
           <w:tcPr>
-            <w:tcW w:w="1984" w:type="dxa"/>
+            <w:tcW w:w="946" w:type="pct"/>
             <w:tcBorders>
-              <w:bottom w:val="single" w:color="auto" w:sz="4" w:space="0"/>
+              <w:bottom w:val="single" w:sz="4" w:space="0" w:color="auto"/>
             </w:tcBorders>
             <w:vAlign w:val="center"/>
           </w:tcPr>
           <w:p>
             <w:pPr>
+              <w:pStyle w:val="BCNumber"/>
               <w:jc w:val="right"/>
               <w:cnfStyle w:val="000000000000" w:firstRow="0" w:lastRow="0" w:firstColumn="0" w:lastColumn="0" w:oddVBand="0" w:evenVBand="0" w:oddHBand="0" w:evenHBand="0" w:firstRowFirstColumn="0" w:firstRowLastColumn="0" w:lastRowFirstColumn="0" w:lastRowLastColumn="0"/>
-              <w:rPr>
-                <w:sz w:val="22"/>
-                <w:szCs w:val="22"/>
-              </w:rPr>
             </w:pPr>
           </w:p>
         </w:tc>
         <w:tc>
           <w:tcPr>
-            <w:tcW w:w="1843" w:type="dxa"/>
+            <w:tcW w:w="879" w:type="pct"/>
             <w:tcBorders>
-              <w:bottom w:val="single" w:color="auto" w:sz="4" w:space="0"/>
+              <w:bottom w:val="single" w:sz="4" w:space="0" w:color="auto"/>
             </w:tcBorders>
             <w:vAlign w:val="center"/>
           </w:tcPr>
           <w:p>
             <w:pPr>
+              <w:pStyle w:val="BCNumber"/>
               <w:jc w:val="right"/>
               <w:cnfStyle w:val="000000000000" w:firstRow="0" w:lastRow="0" w:firstColumn="0" w:lastColumn="0" w:oddVBand="0" w:evenVBand="0" w:oddHBand="0" w:evenHBand="0" w:firstRowFirstColumn="0" w:firstRowLastColumn="0" w:lastRowFirstColumn="0" w:lastRowLastColumn="0"/>
-              <w:rPr>
-                <w:rFonts w:ascii="Segoe UI" w:hAnsi="Segoe UI" w:cs="Segoe UI"/>
-                <w:b/>
-                <w:bCs/>
-                <w:sz w:val="22"/>
-                <w:szCs w:val="22"/>
-              </w:rPr>
             </w:pPr>
           </w:p>
         </w:tc>
@@ -1610,131 +1164,93 @@
       <w:tr>
         <w:trPr>
           <w:cnfStyle w:val="000000100000" w:firstRow="0" w:lastRow="0" w:firstColumn="0" w:lastColumn="0" w:oddVBand="0" w:evenVBand="0" w:oddHBand="1" w:evenHBand="0" w:firstRowFirstColumn="0" w:firstRowLastColumn="0" w:lastRowFirstColumn="0" w:lastRowLastColumn="0"/>
+          <w:cantSplit/>
           <w:trHeight w:val="490"/>
         </w:trPr>
         <w:tc>
           <w:tcPr>
             <w:cnfStyle w:val="001000000000" w:firstRow="0" w:lastRow="0" w:firstColumn="1" w:lastColumn="0" w:oddVBand="0" w:evenVBand="0" w:oddHBand="0" w:evenHBand="0" w:firstRowFirstColumn="0" w:firstRowLastColumn="0" w:lastRowFirstColumn="0" w:lastRowLastColumn="0"/>
-            <w:tcW w:w="1276" w:type="dxa"/>
+            <w:tcW w:w="608" w:type="pct"/>
             <w:tcBorders>
-              <w:top w:val="single" w:color="auto" w:sz="4" w:space="0"/>
-              <w:bottom w:val="single" w:color="auto" w:sz="8" w:space="0"/>
+              <w:top w:val="single" w:sz="4" w:space="0" w:color="auto"/>
+              <w:bottom w:val="single" w:sz="8" w:space="0" w:color="auto"/>
             </w:tcBorders>
             <w:shd w:val="clear" w:color="auto" w:fill="auto"/>
             <w:vAlign w:val="center"/>
           </w:tcPr>
           <w:p>
             <w:pPr>
-              <w:pStyle w:val="Heading2"/>
+              <w:pStyle w:val="BCLabelNumber"/>
               <w:jc w:val="right"/>
-              <w:rPr>
-                <w:rFonts w:ascii="Segoe UI Semibold" w:hAnsi="Segoe UI Semibold" w:cs="Segoe UI Semibold"/>
-                <w:sz w:val="22"/>
-                <w:szCs w:val="22"/>
-              </w:rPr>
             </w:pPr>
           </w:p>
         </w:tc>
         <w:tc>
           <w:tcPr>
-            <w:tcW w:w="2835" w:type="dxa"/>
+            <w:tcW w:w="1351" w:type="pct"/>
             <w:tcBorders>
-              <w:top w:val="single" w:color="auto" w:sz="4" w:space="0"/>
-              <w:bottom w:val="single" w:color="auto" w:sz="8" w:space="0"/>
+              <w:top w:val="single" w:sz="4" w:space="0" w:color="auto"/>
+              <w:bottom w:val="single" w:sz="8" w:space="0" w:color="auto"/>
             </w:tcBorders>
             <w:shd w:val="clear" w:color="auto" w:fill="auto"/>
             <w:vAlign w:val="center"/>
           </w:tcPr>
           <w:p>
             <w:pPr>
-              <w:pStyle w:val="Heading2"/>
+              <w:pStyle w:val="BCLabelNumber"/>
               <w:jc w:val="right"/>
               <w:cnfStyle w:val="000000100000" w:firstRow="0" w:lastRow="0" w:firstColumn="0" w:lastColumn="0" w:oddVBand="0" w:evenVBand="0" w:oddHBand="1" w:evenHBand="0" w:firstRowFirstColumn="0" w:firstRowLastColumn="0" w:lastRowFirstColumn="0" w:lastRowLastColumn="0"/>
-              <w:rPr>
-                <w:rFonts w:ascii="Segoe UI Semibold" w:hAnsi="Segoe UI Semibold" w:cs="Segoe UI Semibold"/>
-                <w:b/>
-                <w:bCs/>
-                <w:sz w:val="22"/>
-                <w:szCs w:val="22"/>
-              </w:rPr>
             </w:pPr>
           </w:p>
         </w:tc>
         <w:tc>
           <w:tcPr>
-            <w:tcW w:w="709" w:type="dxa"/>
+            <w:tcW w:w="338" w:type="pct"/>
             <w:tcBorders>
-              <w:top w:val="single" w:color="auto" w:sz="4" w:space="0"/>
-              <w:bottom w:val="single" w:color="auto" w:sz="8" w:space="0"/>
+              <w:top w:val="single" w:sz="4" w:space="0" w:color="auto"/>
+              <w:bottom w:val="single" w:sz="8" w:space="0" w:color="auto"/>
             </w:tcBorders>
             <w:shd w:val="clear" w:color="auto" w:fill="auto"/>
             <w:vAlign w:val="center"/>
           </w:tcPr>
           <w:p>
             <w:pPr>
-              <w:pStyle w:val="Heading2"/>
+              <w:pStyle w:val="BCLabelNumber"/>
               <w:jc w:val="right"/>
               <w:cnfStyle w:val="000000100000" w:firstRow="0" w:lastRow="0" w:firstColumn="0" w:lastColumn="0" w:oddVBand="0" w:evenVBand="0" w:oddHBand="1" w:evenHBand="0" w:firstRowFirstColumn="0" w:firstRowLastColumn="0" w:lastRowFirstColumn="0" w:lastRowLastColumn="0"/>
-              <w:rPr>
-                <w:rFonts w:ascii="Segoe UI Semibold" w:hAnsi="Segoe UI Semibold" w:cs="Segoe UI Semibold"/>
-                <w:b/>
-                <w:bCs/>
-                <w:sz w:val="22"/>
-                <w:szCs w:val="22"/>
-              </w:rPr>
             </w:pPr>
           </w:p>
         </w:tc>
         <w:sdt>
           <w:sdtPr>
-            <w:rPr>
-              <w:rFonts w:ascii="Segoe UI Semibold" w:hAnsi="Segoe UI Semibold" w:cs="Segoe UI Semibold"/>
-              <w:b/>
-              <w:bCs/>
-              <w:sz w:val="22"/>
-              <w:szCs w:val="22"/>
-            </w:rPr>
+            <w:rPr/>
             <w:alias w:val="#Nav: /Labels/TotalLbl"/>
-            <w:tag w:val="#Nav: Inventory_Vendor_Purchases/714"/>
+            <w:tag w:val="#Nav: FS_YSD_InvVendorPurchases/50015"/>
             <w:id w:val="-757981476"/>
             <w:placeholder>
               <w:docPart w:val="FA2BD9B4F7624C65B1D97D2A56A8054C"/>
             </w:placeholder>
-            <w:dataBinding w:prefixMappings="xmlns:ns0='urn:microsoft-dynamics-nav/reports/Inventory_Vendor_Purchases/714/'" w:xpath="/ns0:NavWordReportXmlPart[1]/ns0:Labels[1]/ns0:TotalLbl[1]" w:storeItemID="{5CDB5DAE-A914-4D2A-A45B-EE2DFEE2904F}"/>
+            <w:dataBinding w:prefixMappings="xmlns:ns0='urn:microsoft-dynamics-nav/reports/FS_YSD_InvVendorPurchases/50015/' " w:xpath="/ns0:NavWordReportXmlPart[1]/ns0:Labels[1]/ns0:TotalLbl[1]" w:storeItemID="{5CDB5DAE-A914-4D2A-A45B-EE2DFEE2904F}"/>
             <w:text/>
           </w:sdtPr>
           <w:sdtContent>
             <w:tc>
               <w:tcPr>
-                <w:tcW w:w="1843" w:type="dxa"/>
+                <w:tcW w:w="878" w:type="pct"/>
                 <w:tcBorders>
-                  <w:top w:val="single" w:color="auto" w:sz="4" w:space="0"/>
-                  <w:bottom w:val="single" w:color="auto" w:sz="8" w:space="0"/>
+                  <w:top w:val="single" w:sz="4" w:space="0" w:color="auto"/>
+                  <w:bottom w:val="single" w:sz="8" w:space="0" w:color="auto"/>
                 </w:tcBorders>
                 <w:shd w:val="clear" w:color="auto" w:fill="auto"/>
                 <w:vAlign w:val="center"/>
               </w:tcPr>
               <w:p>
                 <w:pPr>
-                  <w:pStyle w:val="Heading2"/>
+                  <w:pStyle w:val="BCLabel"/>
                   <w:cnfStyle w:val="000000100000" w:firstRow="0" w:lastRow="0" w:firstColumn="0" w:lastColumn="0" w:oddVBand="0" w:evenVBand="0" w:oddHBand="1" w:evenHBand="0" w:firstRowFirstColumn="0" w:firstRowLastColumn="0" w:lastRowFirstColumn="0" w:lastRowLastColumn="0"/>
-                  <w:rPr>
-                    <w:rFonts w:ascii="Segoe UI Semibold" w:hAnsi="Segoe UI Semibold" w:cs="Segoe UI Semibold"/>
-                    <w:b/>
-                    <w:bCs/>
-                    <w:sz w:val="22"/>
-                    <w:szCs w:val="22"/>
-                  </w:rPr>
                 </w:pPr>
                 <w:proofErr w:type="spellStart"/>
                 <w:r>
-                  <w:rPr>
-                    <w:rFonts w:ascii="Segoe UI Semibold" w:hAnsi="Segoe UI Semibold" w:cs="Segoe UI Semibold"/>
-                    <w:b/>
-                    <w:bCs/>
-                    <w:sz w:val="22"/>
-                    <w:szCs w:val="22"/>
-                  </w:rPr>
                   <w:t>TotalLbl</w:t>
                 </w:r>
                 <w:proofErr w:type="spellEnd"/>
@@ -1744,55 +1260,35 @@
         </w:sdt>
         <w:tc>
           <w:tcPr>
-            <w:tcW w:w="1984" w:type="dxa"/>
+            <w:tcW w:w="946" w:type="pct"/>
             <w:tcBorders>
-              <w:top w:val="single" w:color="auto" w:sz="4" w:space="0"/>
-              <w:bottom w:val="single" w:color="auto" w:sz="8" w:space="0"/>
+              <w:top w:val="single" w:sz="4" w:space="0" w:color="auto"/>
+              <w:bottom w:val="single" w:sz="8" w:space="0" w:color="auto"/>
             </w:tcBorders>
             <w:shd w:val="clear" w:color="auto" w:fill="auto"/>
             <w:vAlign w:val="center"/>
           </w:tcPr>
           <w:sdt>
             <w:sdtPr>
-              <w:rPr>
-                <w:rFonts w:ascii="Segoe UI Semibold" w:hAnsi="Segoe UI Semibold" w:cs="Segoe UI Semibold"/>
-                <w:b/>
-                <w:bCs/>
-                <w:sz w:val="22"/>
-                <w:szCs w:val="22"/>
-              </w:rPr>
+              <w:rPr/>
               <w:alias w:val="#Nav: /Totals/Totals_CostAmount"/>
-              <w:tag w:val="#Nav: Inventory_Vendor_Purchases/714"/>
+              <w:tag w:val="#Nav: FS_YSD_InvVendorPurchases/50015"/>
               <w:id w:val="1605146378"/>
               <w:placeholder>
                 <w:docPart w:val="FA2BD9B4F7624C65B1D97D2A56A8054C"/>
               </w:placeholder>
-              <w:dataBinding w:prefixMappings="xmlns:ns0='urn:microsoft-dynamics-nav/reports/Inventory_Vendor_Purchases/714/'" w:xpath="/ns0:NavWordReportXmlPart[1]/ns0:Totals[1]/ns0:Totals_CostAmount[1]" w:storeItemID="{5CDB5DAE-A914-4D2A-A45B-EE2DFEE2904F}"/>
+              <w:dataBinding w:prefixMappings="xmlns:ns0='urn:microsoft-dynamics-nav/reports/FS_YSD_InvVendorPurchases/50015/' " w:xpath="/ns0:NavWordReportXmlPart[1]/ns0:Totals[1]/ns0:Totals_CostAmount[1]" w:storeItemID="{5CDB5DAE-A914-4D2A-A45B-EE2DFEE2904F}"/>
               <w:text/>
             </w:sdtPr>
             <w:sdtContent>
               <w:p>
                 <w:pPr>
-                  <w:pStyle w:val="Heading2"/>
+                  <w:pStyle w:val="BCLabelNumber"/>
                   <w:jc w:val="right"/>
                   <w:cnfStyle w:val="000000100000" w:firstRow="0" w:lastRow="0" w:firstColumn="0" w:lastColumn="0" w:oddVBand="0" w:evenVBand="0" w:oddHBand="1" w:evenHBand="0" w:firstRowFirstColumn="0" w:firstRowLastColumn="0" w:lastRowFirstColumn="0" w:lastRowLastColumn="0"/>
-                  <w:rPr>
-                    <w:rFonts w:ascii="Segoe UI Semibold" w:hAnsi="Segoe UI Semibold" w:cs="Segoe UI Semibold"/>
-                    <w:b/>
-                    <w:bCs/>
-                    <w:sz w:val="22"/>
-                    <w:szCs w:val="22"/>
-                  </w:rPr>
                 </w:pPr>
                 <w:proofErr w:type="spellStart"/>
                 <w:r>
-                  <w:rPr>
-                    <w:rFonts w:ascii="Segoe UI Semibold" w:hAnsi="Segoe UI Semibold" w:cs="Segoe UI Semibold"/>
-                    <w:b/>
-                    <w:bCs/>
-                    <w:sz w:val="22"/>
-                    <w:szCs w:val="22"/>
-                  </w:rPr>
                   <w:t>Totals_CostAmount</w:t>
                 </w:r>
                 <w:proofErr w:type="spellEnd"/>
@@ -1802,55 +1298,35 @@
         </w:tc>
         <w:tc>
           <w:tcPr>
-            <w:tcW w:w="1843" w:type="dxa"/>
+            <w:tcW w:w="879" w:type="pct"/>
             <w:tcBorders>
-              <w:top w:val="single" w:color="auto" w:sz="4" w:space="0"/>
-              <w:bottom w:val="single" w:color="auto" w:sz="8" w:space="0"/>
+              <w:top w:val="single" w:sz="4" w:space="0" w:color="auto"/>
+              <w:bottom w:val="single" w:sz="8" w:space="0" w:color="auto"/>
             </w:tcBorders>
             <w:shd w:val="clear" w:color="auto" w:fill="auto"/>
             <w:vAlign w:val="center"/>
           </w:tcPr>
           <w:sdt>
             <w:sdtPr>
-              <w:rPr>
-                <w:rFonts w:ascii="Segoe UI Semibold" w:hAnsi="Segoe UI Semibold" w:cs="Segoe UI Semibold"/>
-                <w:b/>
-                <w:bCs/>
-                <w:sz w:val="22"/>
-                <w:szCs w:val="22"/>
-              </w:rPr>
+              <w:rPr/>
               <w:alias w:val="#Nav: /Totals/Totals_DiscountAmount"/>
-              <w:tag w:val="#Nav: Inventory_Vendor_Purchases/714"/>
+              <w:tag w:val="#Nav: FS_YSD_InvVendorPurchases/50015"/>
               <w:id w:val="1913503864"/>
               <w:placeholder>
                 <w:docPart w:val="FA2BD9B4F7624C65B1D97D2A56A8054C"/>
               </w:placeholder>
-              <w:dataBinding w:prefixMappings="xmlns:ns0='urn:microsoft-dynamics-nav/reports/Inventory_Vendor_Purchases/714/'" w:xpath="/ns0:NavWordReportXmlPart[1]/ns0:Totals[1]/ns0:Totals_DiscountAmount[1]" w:storeItemID="{5CDB5DAE-A914-4D2A-A45B-EE2DFEE2904F}"/>
+              <w:dataBinding w:prefixMappings="xmlns:ns0='urn:microsoft-dynamics-nav/reports/FS_YSD_InvVendorPurchases/50015/' " w:xpath="/ns0:NavWordReportXmlPart[1]/ns0:Totals[1]/ns0:Totals_DiscountAmount[1]" w:storeItemID="{5CDB5DAE-A914-4D2A-A45B-EE2DFEE2904F}"/>
               <w:text/>
             </w:sdtPr>
             <w:sdtContent>
               <w:p>
                 <w:pPr>
-                  <w:pStyle w:val="Heading2"/>
+                  <w:pStyle w:val="BCLabelNumber"/>
                   <w:jc w:val="right"/>
                   <w:cnfStyle w:val="000000100000" w:firstRow="0" w:lastRow="0" w:firstColumn="0" w:lastColumn="0" w:oddVBand="0" w:evenVBand="0" w:oddHBand="1" w:evenHBand="0" w:firstRowFirstColumn="0" w:firstRowLastColumn="0" w:lastRowFirstColumn="0" w:lastRowLastColumn="0"/>
-                  <w:rPr>
-                    <w:rFonts w:ascii="Segoe UI Semibold" w:hAnsi="Segoe UI Semibold" w:cs="Segoe UI Semibold"/>
-                    <w:b/>
-                    <w:bCs/>
-                    <w:sz w:val="22"/>
-                    <w:szCs w:val="22"/>
-                  </w:rPr>
                 </w:pPr>
                 <w:proofErr w:type="spellStart"/>
                 <w:r>
-                  <w:rPr>
-                    <w:rFonts w:ascii="Segoe UI Semibold" w:hAnsi="Segoe UI Semibold" w:cs="Segoe UI Semibold"/>
-                    <w:b/>
-                    <w:bCs/>
-                    <w:sz w:val="22"/>
-                    <w:szCs w:val="22"/>
-                  </w:rPr>
                   <w:t>Totals_DiscountAmount</w:t>
                 </w:r>
                 <w:proofErr w:type="spellEnd"/>
@@ -1862,21 +1338,12 @@
     </w:tbl>
     <w:p>
       <w:pPr>
-        <w:spacing w:before="288" w:beforeLines="120" w:after="288" w:afterLines="120" w:line="240" w:lineRule="exact"/>
+        <w:spacing w:beforeLines="120" w:before="288" w:afterLines="120" w:after="288" w:line="240" w:lineRule="auto"/>
         <w:ind w:right="960"/>
-        <w:rPr>
-          <w:sz w:val="22"/>
-          <w:szCs w:val="22"/>
-        </w:rPr>
       </w:pPr>
     </w:p>
     <w:p>
-      <w:pPr>
-        <w:rPr>
-          <w:sz w:val="22"/>
-          <w:szCs w:val="22"/>
-        </w:rPr>
-      </w:pPr>
+      <w:pPr/>
     </w:p>
     <w:sectPr>
       <w:headerReference w:type="even" r:id="rId9"/>
@@ -2678,6 +2145,251 @@
       <w:sz w:val="26"/>
       <w:szCs w:val="26"/>
     </w:rPr>
+  </w:style>
+  <w:style w:type="paragraph" w:styleId="NoSpacing">
+    <w:name w:val="No Spacing"/>
+    <w:uiPriority w:val="1"/>
+    <w:qFormat/>
+    <w:rsid w:val="00416FC2"/>
+    <w:pPr>
+      <w:spacing w:after="0" w:line="240" w:lineRule="auto"/>
+    </w:pPr>
+    <w:rPr>
+      <w:rFonts w:asciiTheme="minorHAnsi" w:hAnsiTheme="minorHAnsi" w:eastAsiaTheme="minorHAnsi" w:cstheme="minorBidi"/>
+      <w:color w:val="242424" w:themeColor="text1"/>
+    </w:rPr>
+  </w:style>
+  <w:style w:type="paragraph" w:customStyle="1" w:styleId="BCNumber">
+    <w:name w:val="BC Number"/>
+    <w:basedOn w:val="NoSpacing"/>
+    <w:next w:val="Normal"/>
+    <w:uiPriority w:val="2"/>
+    <w:qFormat/>
+    <w:pPr>
+      <w:spacing w:before="0" w:after="0" w:line="240" w:lineRule="auto"/>
+    </w:pPr>
+    <w:rPr>
+      <w:rFonts w:asciiTheme="minorHAnsi" w:hAnsiTheme="minorHAnsi" w:eastAsiaTheme="minorHAnsi" w:cstheme="minorBidi"/>
+      <w:color w:val="242424" w:themeColor="text1"/>
+      <w14:numForm w14:val="tabular"/>
+      <w14:numSpacing w14:val="tabular"/>
+    </w:rPr>
+  </w:style>
+  <w:style w:type="paragraph" w:customStyle="1" w:styleId="BCLabel">
+    <w:name w:val="BC Label"/>
+    <w:basedOn w:val="NoSpacing"/>
+    <w:next w:val="Normal"/>
+    <w:uiPriority w:val="2"/>
+    <w:qFormat/>
+    <w:pPr>
+      <w:keepNext/>
+      <w:spacing w:before="0" w:after="0" w:line="240" w:lineRule="auto"/>
+    </w:pPr>
+    <w:rPr>
+      <w:rFonts w:asciiTheme="majorHAnsi" w:hAnsiTheme="majorHAnsi" w:eastAsiaTheme="majorEastAsia" w:cstheme="majorBidi"/>
+      <w:color w:val="242424" w:themeColor="text1"/>
+    </w:rPr>
+  </w:style>
+  <w:style w:type="paragraph" w:customStyle="1" w:styleId="BCLabelNumber">
+    <w:name w:val="BC Label Number"/>
+    <w:basedOn w:val="BCLabel"/>
+    <w:next w:val="Normal"/>
+    <w:uiPriority w:val="2"/>
+    <w:qFormat/>
+    <w:pPr>
+      <w:spacing w:before="0" w:after="0" w:line="240" w:lineRule="auto"/>
+    </w:pPr>
+    <w:rPr>
+      <w:rFonts w:asciiTheme="majorHAnsi" w:hAnsiTheme="majorHAnsi" w:eastAsiaTheme="majorEastAsia" w:cstheme="majorBidi"/>
+      <w:color w:val="242424" w:themeColor="text1"/>
+      <w14:numForm w14:val="tabular"/>
+      <w14:numSpacing w14:val="tabular"/>
+    </w:rPr>
+  </w:style>
+  <w:style w:type="table" w:customStyle="1" w:styleId="BCBlockTable">
+    <w:name w:val="BC Block Table"/>
+    <w:basedOn w:val="TableNormal"/>
+    <w:uiPriority w:val="99"/>
+    <w:qFormat/>
+    <w:pPr>
+      <w:spacing w:before="0" w:after="0" w:line="240" w:lineRule="auto"/>
+    </w:pPr>
+    <w:tblPr>
+      <w:tblStyleRowBandSize w:val="1"/>
+      <w:tblStyleColBandSize w:val="1"/>
+      <w:tblCellMar>
+        <w:top w:w="0" w:type="dxa"/>
+        <w:left w:w="0" w:type="dxa"/>
+        <w:bottom w:w="0" w:type="dxa"/>
+        <w:right w:w="0" w:type="dxa"/>
+      </w:tblCellMar>
+    </w:tblPr>
+    <w:tcPr>
+      <w:vAlign w:val="top"/>
+    </w:tcPr>
+    <w:tblStylePr w:type="firstRow">
+      <w:rPr>
+        <w:rFonts w:asciiTheme="majorHAnsi" w:hAnsiTheme="majorHAnsi" w:cstheme="majorBidi"/>
+      </w:rPr>
+      <w:tcPr>
+        <w:vAlign w:val="top"/>
+      </w:tcPr>
+    </w:tblStylePr>
+  </w:style>
+  <w:style w:type="table" w:customStyle="1" w:styleId="BCDataTable">
+    <w:name w:val="BC Data Table"/>
+    <w:basedOn w:val="TableNormal"/>
+    <w:uiPriority w:val="99"/>
+    <w:qFormat/>
+    <w:pPr>
+      <w:spacing w:before="0" w:after="0" w:line="240" w:lineRule="auto"/>
+    </w:pPr>
+    <w:tblPr>
+      <w:tblStyleRowBandSize w:val="1"/>
+      <w:tblStyleColBandSize w:val="1"/>
+      <w:tblCellMar>
+        <w:top w:w="0" w:type="dxa"/>
+        <w:left w:w="115" w:type="dxa"/>
+        <w:bottom w:w="0" w:type="dxa"/>
+        <w:right w:w="115" w:type="dxa"/>
+      </w:tblCellMar>
+    </w:tblPr>
+    <w:tcPr>
+      <w:vAlign w:val="center"/>
+    </w:tcPr>
+    <w:tblStylePr w:type="firstRow">
+      <w:pPr>
+        <w:spacing w:before="160" w:after="80"/>
+      </w:pPr>
+      <w:rPr>
+        <w:rFonts w:asciiTheme="majorHAnsi" w:hAnsiTheme="majorHAnsi" w:cstheme="majorBidi"/>
+      </w:rPr>
+      <w:tcPr>
+        <w:tcBorders>
+          <w:bottom w:val="single" w:sz="4" w:space="0" w:color="242424" w:themeColor="text1"/>
+        </w:tcBorders>
+        <w:vAlign w:val="top"/>
+      </w:tcPr>
+    </w:tblStylePr>
+    <w:tblStylePr w:type="lastRow">
+      <w:tcPr>
+        <w:tcBorders>
+          <w:bottom w:val="single" w:sz="4" w:space="0" w:color="F5F7F8" w:themeColor="background2"/>
+        </w:tcBorders>
+      </w:tcPr>
+    </w:tblStylePr>
+    <w:tblStylePr w:type="band1Horz">
+      <w:tcPr>
+        <w:shd w:val="clear" w:color="auto" w:fill="auto"/>
+      </w:tcPr>
+    </w:tblStylePr>
+    <w:tblStylePr w:type="band2Horz">
+      <w:tcPr>
+        <w:shd w:val="clear" w:color="auto" w:fill="CCE6E9" w:themeFill="accent2" w:themeFillTint="33"/>
+      </w:tcPr>
+    </w:tblStylePr>
+  </w:style>
+  <w:style w:type="table" w:customStyle="1" w:styleId="BCTotalsTable">
+    <w:name w:val="BC Totals Table"/>
+    <w:basedOn w:val="TableNormal"/>
+    <w:uiPriority w:val="99"/>
+    <w:qFormat/>
+    <w:pPr>
+      <w:spacing w:before="0" w:after="0" w:line="240" w:lineRule="auto"/>
+    </w:pPr>
+    <w:tblPr>
+      <w:tblStyleRowBandSize w:val="1"/>
+      <w:tblStyleColBandSize w:val="1"/>
+      <w:tblCellMar>
+        <w:top w:w="0" w:type="dxa"/>
+        <w:left w:w="115" w:type="dxa"/>
+        <w:bottom w:w="0" w:type="dxa"/>
+        <w:right w:w="115" w:type="dxa"/>
+      </w:tblCellMar>
+    </w:tblPr>
+    <w:tcPr>
+      <w:vAlign w:val="center"/>
+    </w:tcPr>
+    <w:tblStylePr w:type="lastRow">
+      <w:rPr>
+        <w:rFonts w:asciiTheme="majorHAnsi" w:hAnsiTheme="majorHAnsi" w:cstheme="majorBidi"/>
+      </w:rPr>
+      <w:tcPr>
+        <w:tcBorders>
+          <w:top w:val="single" w:sz="4" w:space="0" w:color="242424" w:themeColor="text1"/>
+          <w:bottom w:val="single" w:sz="8" w:space="0" w:color="242424" w:themeColor="text1"/>
+        </w:tcBorders>
+      </w:tcPr>
+    </w:tblStylePr>
+  </w:style>
+  <w:style w:type="table" w:customStyle="1" w:styleId="BCCalculationTable">
+    <w:name w:val="BC Calculation Table"/>
+    <w:basedOn w:val="TableNormal"/>
+    <w:uiPriority w:val="99"/>
+    <w:qFormat/>
+    <w:pPr>
+      <w:spacing w:before="0" w:after="0" w:line="240" w:lineRule="auto"/>
+    </w:pPr>
+    <w:tblPr>
+      <w:tblStyleRowBandSize w:val="1"/>
+      <w:tblStyleColBandSize w:val="1"/>
+      <w:tblCellMar>
+        <w:top w:w="58" w:type="dxa"/>
+        <w:left w:w="0" w:type="dxa"/>
+        <w:bottom w:w="58" w:type="dxa"/>
+        <w:right w:w="0" w:type="dxa"/>
+      </w:tblCellMar>
+    </w:tblPr>
+    <w:tcPr>
+      <w:vAlign w:val="center"/>
+    </w:tcPr>
+    <w:tblStylePr w:type="firstRow">
+      <w:rPr>
+        <w:rFonts w:asciiTheme="majorHAnsi" w:hAnsiTheme="majorHAnsi" w:cstheme="majorBidi"/>
+      </w:rPr>
+      <w:tcPr>
+        <w:vAlign w:val="bottom"/>
+      </w:tcPr>
+    </w:tblStylePr>
+    <w:tblStylePr w:type="lastRow">
+      <w:rPr>
+        <w:rFonts w:asciiTheme="majorHAnsi" w:hAnsiTheme="majorHAnsi" w:cstheme="majorBidi"/>
+      </w:rPr>
+      <w:tcPr>
+        <w:tcBorders>
+          <w:top w:val="single" w:sz="4" w:space="0" w:color="242424" w:themeColor="text1"/>
+        </w:tcBorders>
+      </w:tcPr>
+    </w:tblStylePr>
+  </w:style>
+  <w:style w:type="table" w:customStyle="1" w:styleId="BCSignatureTable">
+    <w:name w:val="BC Signature Table"/>
+    <w:basedOn w:val="TableNormal"/>
+    <w:uiPriority w:val="99"/>
+    <w:qFormat/>
+    <w:pPr>
+      <w:spacing w:before="0" w:after="0" w:line="240" w:lineRule="auto"/>
+    </w:pPr>
+    <w:tblPr>
+      <w:tblStyleRowBandSize w:val="1"/>
+      <w:tblStyleColBandSize w:val="1"/>
+      <w:tblCellMar>
+        <w:top w:w="0" w:type="dxa"/>
+        <w:left w:w="0" w:type="dxa"/>
+        <w:bottom w:w="0" w:type="dxa"/>
+        <w:right w:w="0" w:type="dxa"/>
+      </w:tblCellMar>
+    </w:tblPr>
+    <w:tcPr>
+      <w:vAlign w:val="top"/>
+    </w:tcPr>
+    <w:tblStylePr w:type="lastRow">
+      <w:tcPr>
+        <w:tcBorders>
+          <w:bottom w:val="single" w:sz="4" w:space="0" w:color="242424" w:themeColor="text1"/>
+        </w:tcBorders>
+      </w:tcPr>
+    </w:tblStylePr>
   </w:style>
 </w:styles>
 </file>
@@ -3962,9 +3674,7 @@
 <b:Sources xmlns:b="http://schemas.openxmlformats.org/officeDocument/2006/bibliography" xmlns="http://schemas.openxmlformats.org/officeDocument/2006/bibliography" SelectedStyle="\APASixthEditionOfficeOnline.xsl" StyleName="APA" Version="6"/>
 </file>
 
-<file path=customXml/item2.xml>��< ? x m l   v e r s i o n = " 1 . 0 "   e n c o d i n g = " u t f - 1 6 " ? > - 
- < N a v W o r d R e p o r t X m l P a r t   x m l n s = " u r n : m i c r o s o f t - d y n a m i c s - b u s i n e s s c e n t r a l / i n t e r n a l / e x t e n d e d / r e p o r t s / I n v e n t o r y _ V e n d o r _ P u r c h a s e s / 7 1 4 / " > +<file path=customXml/item2.xml>��< ? x m l   v e r s i o n = " 1 . 0 "   e n c o d i n g = " u t f - 1 6 " ? > < N a v W o r d R e p o r t X m l P a r t   x m l n s = " u r n : m i c r o s o f t - d y n a m i c s - b u s i n e s s c e n t r a l / i n t e r n a l / e x t e n d e d / r e p o r t s / I n v e n t o r y _ V e n d o r _ P u r c h a s e s / 7 1 4 / " >   
      < B C R e p o r t I n f o r m a t i o n >   
@@ -4028,84 +3738,6 @@
  
          < / R e p o r t R e q u e s t >   
-         < C o m p a n y M e t a d a t a > - 
-             < C o m p a n y N a m e > C o m p a n y   N a m e < / C o m p a n y N a m e > - 
-             < C o m p a n y D i s p l a y N a m e > C o m p a n y   D i s p l a y   N a m e < / C o m p a n y D i s p l a y N a m e > - 
-             < C o m p a n y A d d r e s s L i n e s > - 
-                 < C o m p a n y A d d r e s s L i n e > C o m p a n y   A d d r e s s   L i n e   1 < / C o m p a n y A d d r e s s L i n e > - 
-                 < C o m p a n y A d d r e s s L i n e > C o m p a n y   A d d r e s s   L i n e   2 < / C o m p a n y A d d r e s s L i n e > - 
-                 < C o m p a n y A d d r e s s L i n e > C o m p a n y   A d d r e s s   L i n e   3 < / C o m p a n y A d d r e s s L i n e > - 
-                 < C o m p a n y A d d r e s s L i n e > C o m p a n y   A d d r e s s   L i n e   4 < / C o m p a n y A d d r e s s L i n e > - 
-                 < C o m p a n y A d d r e s s L i n e > C o m p a n y   A d d r e s s   L i n e   5 < / C o m p a n y A d d r e s s L i n e > - 
-                 < C o m p a n y A d d r e s s L i n e > C o m p a n y   A d d r e s s   L i n e   6 < / C o m p a n y A d d r e s s L i n e > - 
-                 < C o m p a n y A d d r e s s L i n e > C o m p a n y   A d d r e s s   L i n e   7 < / C o m p a n y A d d r e s s L i n e > - 
-                 < C o m p a n y A d d r e s s L i n e > C o m p a n y   A d d r e s s   L i n e   8 < / C o m p a n y A d d r e s s L i n e > - 
-             < / C o m p a n y A d d r e s s L i n e s > - 
-             < C o m p a n y P h o n e > C o m p a n y   P h o n e < / C o m p a n y P h o n e > - 
-             < C o m p a n y P h o n e C a p t i o n > C o m p a n y   P h o n e   C a p t i o n < / C o m p a n y P h o n e C a p t i o n > - 
-             < C o m p a n y F a x N o > C o m p a n y   F a x   N o . < / C o m p a n y F a x N o > - 
-             < C o m p a n y F a x N o C a p t i o n > C o m p a n y   F a x   N o .   C a p t i o n < / C o m p a n y F a x N o C a p t i o n > - 
-             < C o m p a n y E m a i l > C o m p a n y   E m a i l < / C o m p a n y E m a i l > - 
-             < C o m p a n y E m a i l C a p t i o n > C o m p a n y   E m a i l   C a p t i o n < / C o m p a n y E m a i l C a p t i o n > - 
-             < C o m p a n y H o m e P a g e > C o m p a n y   H o m e   P a g e < / C o m p a n y H o m e P a g e > - 
-             < C o m p a n y H o m e P a g e C a p t i o n > C o m p a n y   H o m e   P a g e   C a p t i o n < / C o m p a n y H o m e P a g e C a p t i o n > - 
-             < C o m p a n y L o g o > C o m p a n y   L o g o < / C o m p a n y L o g o > - 
-             < C o m p a n y V A T R e g i s t r a t i o n N o > C o m p a n y   V A T   R e g i s t r a t i o n   N o . < / C o m p a n y V A T R e g i s t r a t i o n N o > - 
-             < C o m p a n y V A T R e g i s t r a t i o n N o C a p t i o n > C o m p a n y   V A T   R e g i s t r a t i o n   N o .   C a p t i o n < / C o m p a n y V A T R e g i s t r a t i o n N o C a p t i o n > - 
-             < C o m p a n y R e g i s t r a t i o n N o > C o m p a n y   R e g i s t r a t i o n   N o . < / C o m p a n y R e g i s t r a t i o n N o > - 
-             < C o m p a n y R e g i s t r a t i o n N o C a p t i o n > C o m p a n y   R e g i s t r a t i o n   N o .   C a p t i o n < / C o m p a n y R e g i s t r a t i o n N o C a p t i o n > - 
-             < C o m p a n y B a n k N a m e > C o m p a n y   B a n k   N a m e < / C o m p a n y B a n k N a m e > - 
-             < C o m p a n y B a n k N a m e C a p t i o n > C o m p a n y   B a n k   N a m e   C a p t i o n < / C o m p a n y B a n k N a m e C a p t i o n > - 
-             < C o m p a n y B a n k A c c o u n t N o > C o m p a n y   B a n k   A c c o u n t   N o . < / C o m p a n y B a n k A c c o u n t N o > - 
-             < C o m p a n y B a n k A c c o u n t N o C a p t i o n > C o m p a n y   B a n k   A c c o u n t   N o .   C a p t i o n < / C o m p a n y B a n k A c c o u n t N o C a p t i o n > - 
-             < C o m p a n y B a n k B r a n c h N o > C o m p a n y   B a n k   B r a n c h   N o . < / C o m p a n y B a n k B r a n c h N o > - 
-             < C o m p a n y B a n k B r a n c h N o C a p t i o n > C o m p a n y   B a n k   B r a n c h   N o .   C a p t i o n < / C o m p a n y B a n k B r a n c h N o C a p t i o n > - 
-             < C o m p a n y I B A N > C o m p a n y   I B A N < / C o m p a n y I B A N > - 
-             < C o m p a n y I B A N C a p t i o n > C o m p a n y   I B A N   C a p t i o n < / C o m p a n y I B A N C a p t i o n > - 
-             < C o m p a n y B a n k S W I F T > C o m p a n y   B a n k   S W I F T < / C o m p a n y B a n k S W I F T > - 
-             < C o m p a n y B a n k S W I F T C a p t i o n > C o m p a n y   B a n k   S W I F T   C a p t i o n < / C o m p a n y B a n k S W I F T C a p t i o n > - 
-             < C o m p a n y G i r o N o > C o m p a n y   G i r o   N o . < / C o m p a n y G i r o N o > - 
-             < C o m p a n y G i r o N o C a p t i o n > C o m p a n y   G i r o   N o .   C a p t i o n < / C o m p a n y G i r o N o C a p t i o n > - 
-         < / C o m p a n y M e t a d a t a > - 
      < / B C R e p o r t I n f o r m a t i o n >   
      < L a b e l s > @@ -4162,61 +3794,17 @@
  
      < / L a b e l s >   
-     < T o o l t i p s > - 
-         < T o o l t i p   c o l u m n = " N o _ I t e m "   E l e m e n t I d = " 1 5 4 7 7 6 9 6 5 4 " > - 
-             < T o o l t i p T e x t   l a n g = " e n - U S " > S p e c i f i e s   t h e   n u m b e r   o f   t h e   i t e m . < / T o o l t i p T e x t > - 
-         < / T o o l t i p > - 
-         < T o o l t i p   c o l u m n = " D e s c _ I t e m "   E l e m e n t I d = " 9 9 0 9 0 4 5 5 8 " > - 
-             < T o o l t i p T e x t   l a n g = " e n - U S " > S p e c i f i e s   a   d e s c r i p t i o n   o f   t h e   i t e m . < / T o o l t i p T e x t > - 
-         < / T o o l t i p > - 
-         < T o o l t i p   c o l u m n = " B a s e U O M _ I t e m "   E l e m e n t I d = " 1 2 4 3 4 8 4 5 8 1 " > - 
-             < T o o l t i p T e x t   l a n g = " e n - U S " > S p e c i f i e s   t h e   b a s e   u n i t   u s e d   t o   m e a s u r e   t h e   i t e m ,   s u c h   a s   p i e c e ,   b o x ,   o r   p a l l e t .   T h e   b a s e   u n i t   o f   m e a s u r e   a l s o   s e r v e s   a s   t h e   c o n v e r s i o n   b a s i s   f o r   a l t e r n a t e   u n i t s   o f   m e a s u r e . < / T o o l t i p T e x t > - 
-         < / T o o l t i p > - 
-         < T o o l t i p   c o l u m n = " S o u r c e N o _ V a l u e E n t r y "   E l e m e n t I d = " 1 5 5 8 9 4 3 2 3 1 " > - 
-             < T o o l t i p T e x t   l a n g = " e n - U S " > S p e c i f i e s   t h e   n u m b e r   o f   t h e   s o u r c e   d o c u m e n t   t h a t   t h e   e n t r y   o r i g i n a t e s   f r o m . < / T o o l t i p T e x t > - 
-         < / T o o l t i p > - 
-         < T o o l t i p   c o l u m n = " V e n d N a m e "   E l e m e n t I d = " 6 7 6 5 4 8 2 4 3 " > - 
-             < T o o l t i p T e x t   l a n g = " e n - U S " > S p e c i f i e s   t h e   v e n d o r ' s   n a m e .   Y o u   c a n   e n t e r   a   m a x i m u m   o f   3 0   c h a r a c t e r s ,   b o t h   n u m b e r s   a n d   l e t t e r s . < / T o o l t i p T e x t > - 
-         < / T o o l t i p > - 
-         < T o o l t i p   c o l u m n = " I n v Q t y _ V a l u e E n t r y "   E l e m e n t I d = " 1 4 5 7 2 5 9 1 3 6 " > - 
-             < T o o l t i p T e x t   l a n g = " e n - U S " > S p e c i f i e s   h o w   m a n y   u n i t s   o f   t h e   i t e m   a r e   i n v o i c e d   b y   t h e   p o s t i n g   t h a t   t h e   v a l u e   e n t r y   l i n e   r e p r e s e n t s . < / T o o l t i p T e x t > - 
-         < / T o o l t i p > - 
-         < T o o l t i p   c o l u m n = " D i s c A m t _ V a l u e E n t r y "   E l e m e n t I d = " 1 1 7 3 5 7 5 8 4 0 " > - 
-             < T o o l t i p T e x t   l a n g = " e n - U S " > S p e c i f i e s   t h e   t o t a l   d i s c o u n t   a m o u n t   o f   t h i s   v a l u e   e n t r y . < / T o o l t i p T e x t > - 
-         < / T o o l t i p > - 
-     < / T o o l t i p s > +     < T o o l t i p s / >   
      < R e p o r t H e a d e r   E l e m e n t T y p e = " D a t a I t e m "   E l e m e n t I d = " 1 4 9 2 2 2 5 3 1 6 " >   
-         < C o m p a n y N a m e   E l e m e n t T y p e = " C o l u m n "   E l e m e n t I d = " 1 5 9 5 4 7 7 3 9 5 "   D a t a T y p e = " S t r i n g "   O b s o l e t e S t a t e = " P e n d i n g " > C o m p a n y N a m e < / C o m p a n y N a m e > +         < C o m p a n y N a m e   E l e m e n t T y p e = " C o l u m n "   E l e m e n t I d = " 1 5 9 5 4 7 7 3 9 5 "   D a t a T y p e = " S t r i n g " > C o m p a n y N a m e < / C o m p a n y N a m e >   
          < I t e m F i l t e r   E l e m e n t T y p e = " C o l u m n "   E l e m e n t I d = " 5 9 3 7 9 7 3 7 6 "   D a t a T y p e = " T e x t " > I t e m F i l t e r < / I t e m F i l t e r >   
          < I t e m L e d g E n t r y F i l t e r   E l e m e n t T y p e = " C o l u m n "   E l e m e n t I d = " 2 1 1 1 8 9 1 8 5 4 "   D a t a T y p e = " T e x t " > I t e m L e d g E n t r y F i l t e r < / I t e m L e d g E n t r y F i l t e r >   
-         < P e r i o d T e x t   E l e m e n t T y p e = " C o l u m n "   E l e m e n t I d = " 1 6 2 7 7 5 1 2 5 9 "   D a t a T y p e = " T e x t "   O b s o l e t e S t a t e = " P e n d i n g " > P e r i o d T e x t < / P e r i o d T e x t > +         < P e r i o d T e x t   E l e m e n t T y p e = " C o l u m n "   E l e m e n t I d = " 1 6 2 7 7 5 1 2 5 9 "   D a t a T y p e = " T e x t " > P e r i o d T e x t < / P e r i o d T e x t >   
      < / R e p o r t H e a d e r >   
@@ -4228,7 +3816,7 @@
  
          < N o _ I t e m   E l e m e n t T y p e = " C o l u m n "   E l e m e n t I d = " 1 5 4 7 7 6 9 6 5 4 "   D a t a T y p e = " C o d e " > N o _ I t e m < / N o _ I t e m >   
-         < V a l u e _ E n t r y   E l e m e n t T y p e = " D a t a I t e m "   E l e m e n t I d = " 1 4 7 2 6 5 1 0 7 7 "   / > +         < V a l u e _ E n t r y   E l e m e n t T y p e = " D a t a I t e m "   E l e m e n t I d = " 1 6 7 9 8 3 8 0 2 2 " / >   
          < I n t e g e r   E l e m e n t T y p e = " D a t a I t e m "   E l e m e n t I d = " 1 7 3 5 6 9 8 6 1 9 " >   
@@ -4267,9 +3855,7 @@
  < / N a v W o r d R e p o r t X m l P a r t > 
 </file>
 
-<file path=customXml/item3.xml>��< ? x m l   v e r s i o n = " 1 . 0 "   e n c o d i n g = " u t f - 1 6 " ? > - 
- < N a v W o r d R e p o r t X m l P a r t   x m l n s = " u r n : m i c r o s o f t - d y n a m i c s - n a v / r e p o r t s / I n v e n t o r y _ V e n d o r _ P u r c h a s e s / 7 1 4 / " > +<file path=customXml/item3.xml>��< ? x m l   v e r s i o n = " 1 . 0 "   e n c o d i n g = " u t f - 1 6 " ? > < N a v W o r d R e p o r t X m l P a r t   x m l n s = " u r n : m i c r o s o f t - d y n a m i c s - n a v / r e p o r t s / I n v e n t o r y _ V e n d o r _ P u r c h a s e s / 7 1 4 / " >   
      < B C R e p o r t I n f o r m a t i o n >   
@@ -4333,84 +3919,6 @@
  
          < / R e p o r t R e q u e s t >   
-         < C o m p a n y M e t a d a t a > - 
-             < C o m p a n y N a m e > C o m p a n y   N a m e < / C o m p a n y N a m e > - 
-             < C o m p a n y D i s p l a y N a m e > C o m p a n y   D i s p l a y   N a m e < / C o m p a n y D i s p l a y N a m e > - 
-             < C o m p a n y A d d r e s s L i n e s > - 
-                 < C o m p a n y A d d r e s s L i n e > C o m p a n y   A d d r e s s   L i n e   1 < / C o m p a n y A d d r e s s L i n e > - 
-                 < C o m p a n y A d d r e s s L i n e > C o m p a n y   A d d r e s s   L i n e   2 < / C o m p a n y A d d r e s s L i n e > - 
-                 < C o m p a n y A d d r e s s L i n e > C o m p a n y   A d d r e s s   L i n e   3 < / C o m p a n y A d d r e s s L i n e > - 
-                 < C o m p a n y A d d r e s s L i n e > C o m p a n y   A d d r e s s   L i n e   4 < / C o m p a n y A d d r e s s L i n e > - 
-                 < C o m p a n y A d d r e s s L i n e > C o m p a n y   A d d r e s s   L i n e   5 < / C o m p a n y A d d r e s s L i n e > - 
-                 < C o m p a n y A d d r e s s L i n e > C o m p a n y   A d d r e s s   L i n e   6 < / C o m p a n y A d d r e s s L i n e > - 
-                 < C o m p a n y A d d r e s s L i n e > C o m p a n y   A d d r e s s   L i n e   7 < / C o m p a n y A d d r e s s L i n e > - 
-                 < C o m p a n y A d d r e s s L i n e > C o m p a n y   A d d r e s s   L i n e   8 < / C o m p a n y A d d r e s s L i n e > - 
-             < / C o m p a n y A d d r e s s L i n e s > - 
-             < C o m p a n y P h o n e > C o m p a n y   P h o n e < / C o m p a n y P h o n e > - 
-             < C o m p a n y P h o n e C a p t i o n > C o m p a n y   P h o n e   C a p t i o n < / C o m p a n y P h o n e C a p t i o n > - 
-             < C o m p a n y F a x N o > C o m p a n y   F a x   N o . < / C o m p a n y F a x N o > - 
-             < C o m p a n y F a x N o C a p t i o n > C o m p a n y   F a x   N o .   C a p t i o n < / C o m p a n y F a x N o C a p t i o n > - 
-             < C o m p a n y E m a i l > C o m p a n y   E m a i l < / C o m p a n y E m a i l > - 
-             < C o m p a n y E m a i l C a p t i o n > C o m p a n y   E m a i l   C a p t i o n < / C o m p a n y E m a i l C a p t i o n > - 
-             < C o m p a n y H o m e P a g e > C o m p a n y   H o m e   P a g e < / C o m p a n y H o m e P a g e > - 
-             < C o m p a n y H o m e P a g e C a p t i o n > C o m p a n y   H o m e   P a g e   C a p t i o n < / C o m p a n y H o m e P a g e C a p t i o n > - 
-             < C o m p a n y L o g o > C o m p a n y   L o g o < / C o m p a n y L o g o > - 
-             < C o m p a n y V A T R e g i s t r a t i o n N o > C o m p a n y   V A T   R e g i s t r a t i o n   N o . < / C o m p a n y V A T R e g i s t r a t i o n N o > - 
-             < C o m p a n y V A T R e g i s t r a t i o n N o C a p t i o n > C o m p a n y   V A T   R e g i s t r a t i o n   N o .   C a p t i o n < / C o m p a n y V A T R e g i s t r a t i o n N o C a p t i o n > - 
-             < C o m p a n y R e g i s t r a t i o n N o > C o m p a n y   R e g i s t r a t i o n   N o . < / C o m p a n y R e g i s t r a t i o n N o > - 
-             < C o m p a n y R e g i s t r a t i o n N o C a p t i o n > C o m p a n y   R e g i s t r a t i o n   N o .   C a p t i o n < / C o m p a n y R e g i s t r a t i o n N o C a p t i o n > - 
-             < C o m p a n y B a n k N a m e > C o m p a n y   B a n k   N a m e < / C o m p a n y B a n k N a m e > - 
-             < C o m p a n y B a n k N a m e C a p t i o n > C o m p a n y   B a n k   N a m e   C a p t i o n < / C o m p a n y B a n k N a m e C a p t i o n > - 
-             < C o m p a n y B a n k A c c o u n t N o > C o m p a n y   B a n k   A c c o u n t   N o . < / C o m p a n y B a n k A c c o u n t N o > - 
-             < C o m p a n y B a n k A c c o u n t N o C a p t i o n > C o m p a n y   B a n k   A c c o u n t   N o .   C a p t i o n < / C o m p a n y B a n k A c c o u n t N o C a p t i o n > - 
-             < C o m p a n y B a n k B r a n c h N o > C o m p a n y   B a n k   B r a n c h   N o . < / C o m p a n y B a n k B r a n c h N o > - 
-             < C o m p a n y B a n k B r a n c h N o C a p t i o n > C o m p a n y   B a n k   B r a n c h   N o .   C a p t i o n < / C o m p a n y B a n k B r a n c h N o C a p t i o n > - 
-             < C o m p a n y I B A N > C o m p a n y   I B A N < / C o m p a n y I B A N > - 
-             < C o m p a n y I B A N C a p t i o n > C o m p a n y   I B A N   C a p t i o n < / C o m p a n y I B A N C a p t i o n > - 
-             < C o m p a n y B a n k S W I F T > C o m p a n y   B a n k   S W I F T < / C o m p a n y B a n k S W I F T > - 
-             < C o m p a n y B a n k S W I F T C a p t i o n > C o m p a n y   B a n k   S W I F T   C a p t i o n < / C o m p a n y B a n k S W I F T C a p t i o n > - 
-             < C o m p a n y G i r o N o > C o m p a n y   G i r o   N o . < / C o m p a n y G i r o N o > - 
-             < C o m p a n y G i r o N o C a p t i o n > C o m p a n y   G i r o   N o .   C a p t i o n < / C o m p a n y G i r o N o C a p t i o n > - 
-         < / C o m p a n y M e t a d a t a > - 
      < / B C R e p o r t I n f o r m a t i o n >   
      < L a b e l s > @@ -4487,7 +3995,7 @@
  
          < N o _ I t e m > N o _ I t e m < / N o _ I t e m >   
-         < V a l u e _ E n t r y   / > +         < V a l u e _ E n t r y / >   
          < I n t e g e r >   

--- a/src/Layers/W1/BaseApp/Inventory/Reports/InventoryVendorPurchasesBody.docx
+++ b/src/Layers/W1/BaseApp/Inventory/Reports/InventoryVendorPurchasesBody.docx
@@ -1,28 +1,21 @@
 
 <file path=word/document.xml><?xml version="1.0" encoding="utf-8"?>
-<w:document xmlns:wpc="http://schemas.microsoft.com/office/word/2010/wordprocessingCanvas" xmlns:cx="http://schemas.microsoft.com/office/drawing/2014/chartex" xmlns:cx1="http://schemas.microsoft.com/office/drawing/2015/9/8/chartex" xmlns:cx2="http://schemas.microsoft.com/office/drawing/2015/10/21/chartex" xmlns:cx3="http://schemas.microsoft.com/office/drawing/2016/5/9/chartex" xmlns:cx4="http://schemas.microsoft.com/office/drawing/2016/5/10/chartex" xmlns:cx5="http://schemas.microsoft.com/office/drawing/2016/5/11/chartex" xmlns:cx6="http://schemas.microsoft.com/office/drawing/2016/5/12/chartex" xmlns:cx7="http://schemas.microsoft.com/office/drawing/2016/5/13/chartex" xmlns:cx8="http://schemas.microsoft.com/office/drawing/2016/5/14/chartex" xmlns:mc="http://schemas.openxmlformats.org/markup-compatibility/2006" xmlns:aink="http://schemas.microsoft.com/office/drawing/2016/ink" xmlns:am3d="http://schemas.microsoft.com/office/drawing/2017/model3d" xmlns:o="urn:schemas-microsoft-com:office:office" xmlns:oel="http://schemas.microsoft.com/office/2019/extlst" xmlns:r="http://schemas.openxmlformats.org/officeDocument/2006/relationships" xmlns:m="http://schemas.openxmlformats.org/officeDocument/2006/math" xmlns:v="urn:schemas-microsoft-com:vml" xmlns:wp14="http://schemas.microsoft.com/office/word/2010/wordprocessingDrawing" xmlns:wp="http://schemas.openxmlformats.org/drawingml/2006/wordprocessingDrawing" xmlns:w10="urn:schemas-microsoft-com:office:word" xmlns:w="http://schemas.openxmlformats.org/wordprocessingml/2006/main" xmlns:w14="http://schemas.microsoft.com/office/word/2010/wordml" xmlns:w15="http://schemas.microsoft.com/office/word/2012/wordml" xmlns:w16cex="http://schemas.microsoft.com/office/word/2018/wordml/cex" xmlns:w16cid="http://schemas.microsoft.com/office/word/2016/wordml/cid" xmlns:w16="http://schemas.microsoft.com/office/word/2018/wordml" xmlns:w16du="http://schemas.microsoft.com/office/word/2023/wordml/word16du" xmlns:w16sdtdh="http://schemas.microsoft.com/office/word/2020/wordml/sdtdatahash" xmlns:w16sdtfl="http://schemas.microsoft.com/office/word/2024/wordml/sdtformatlock" xmlns:w16se="http://schemas.microsoft.com/office/word/2015/wordml/symex" xmlns:wpg="http://schemas.microsoft.com/office/word/2010/wordprocessingGroup" xmlns:wpi="http://schemas.microsoft.com/office/word/2010/wordprocessingInk" xmlns:wne="http://schemas.microsoft.com/office/word/2006/wordml" xmlns:wps="http://schemas.microsoft.com/office/word/2010/wordprocessingShape" mc:Ignorable="w14 w15 w16se w16cid w16 w16cex w16sdtdh w16sdtfl w16du wp14">
+<w:document xmlns:wpc="http://schemas.microsoft.com/office/word/2010/wordprocessingCanvas" xmlns:cx="http://schemas.microsoft.com/office/drawing/2014/chartex" xmlns:cx1="http://schemas.microsoft.com/office/drawing/2015/9/8/chartex" xmlns:cx2="http://schemas.microsoft.com/office/drawing/2015/10/21/chartex" xmlns:cx3="http://schemas.microsoft.com/office/drawing/2016/5/9/chartex" xmlns:cx4="http://schemas.microsoft.com/office/drawing/2016/5/10/chartex" xmlns:cx5="http://schemas.microsoft.com/office/drawing/2016/5/11/chartex" xmlns:cx6="http://schemas.microsoft.com/office/drawing/2016/5/12/chartex" xmlns:cx7="http://schemas.microsoft.com/office/drawing/2016/5/13/chartex" xmlns:cx8="http://schemas.microsoft.com/office/drawing/2016/5/14/chartex" xmlns:mc="http://schemas.openxmlformats.org/markup-compatibility/2006" xmlns:aink="http://schemas.microsoft.com/office/drawing/2016/ink" xmlns:am3d="http://schemas.microsoft.com/office/drawing/2017/model3d" xmlns:o="urn:schemas-microsoft-com:office:office" xmlns:oel="http://schemas.microsoft.com/office/2019/extlst" xmlns:r="http://schemas.openxmlformats.org/officeDocument/2006/relationships" xmlns:m="http://schemas.openxmlformats.org/officeDocument/2006/math" xmlns:v="urn:schemas-microsoft-com:vml" xmlns:wp14="http://schemas.microsoft.com/office/word/2010/wordprocessingDrawing" xmlns:wp="http://schemas.openxmlformats.org/drawingml/2006/wordprocessingDrawing" xmlns:w10="urn:schemas-microsoft-com:office:word" xmlns:w="http://schemas.openxmlformats.org/wordprocessingml/2006/main" xmlns:w14="http://schemas.microsoft.com/office/word/2010/wordml" xmlns:w15="http://schemas.microsoft.com/office/word/2012/wordml" xmlns:w16cei="http://schemas.microsoft.com/office/word/2026/wordml/cei" xmlns:w16cex="http://schemas.microsoft.com/office/word/2018/wordml/cex" xmlns:w16cid="http://schemas.microsoft.com/office/word/2016/wordml/cid" xmlns:w16="http://schemas.microsoft.com/office/word/2018/wordml" xmlns:w16du="http://schemas.microsoft.com/office/word/2023/wordml/word16du" xmlns:w16sdtdh="http://schemas.microsoft.com/office/word/2020/wordml/sdtdatahash" xmlns:w16sdtfl="http://schemas.microsoft.com/office/word/2024/wordml/sdtformatlock" xmlns:w16se="http://schemas.microsoft.com/office/word/2015/wordml/symex" xmlns:wpg="http://schemas.microsoft.com/office/word/2010/wordprocessingGroup" xmlns:wpi="http://schemas.microsoft.com/office/word/2010/wordprocessingInk" xmlns:wne="http://schemas.microsoft.com/office/word/2006/wordml" xmlns:wps="http://schemas.microsoft.com/office/word/2010/wordprocessingShape" mc:Ignorable="w14 w15 w16se w16cid w16 w16cex w16sdtdh w16sdtfl w16du wp14">
   <w:body>
     <w:tbl>
       <w:tblPr>
         <w:tblStyle w:val="BCBlockTable"/>
         <w:tblW w:w="5000" w:type="pct"/>
-        <w:tblBorders>
-          <w:top w:val="none" w:sz="0" w:space="0" w:color="auto"/>
-          <w:left w:val="none" w:sz="0" w:space="0" w:color="auto"/>
-          <w:bottom w:val="none" w:sz="0" w:space="0" w:color="auto"/>
-          <w:right w:val="none" w:sz="0" w:space="0" w:color="auto"/>
-          <w:insideH w:val="none" w:sz="0" w:space="0" w:color="auto"/>
-          <w:insideV w:val="none" w:sz="0" w:space="0" w:color="auto"/>
-        </w:tblBorders>
         <w:tblLook w:val="0620" w:firstRow="1" w:lastRow="0" w:firstColumn="0" w:lastColumn="0" w:noHBand="1" w:noVBand="1"/>
         <w:tblCaption w:val="Table 1"/>
         <w:tblDescription w:val="Layout table. Used for positioning, not for tabular data."/>
       </w:tblPr>
       <w:tblGrid>
-        <w:gridCol w:w="10490"/>
+        <w:gridCol w:w="10494"/>
       </w:tblGrid>
       <w:tr>
         <w:trPr>
+          <w:cnfStyle w:val="100000000000" w:firstRow="1" w:lastRow="0" w:firstColumn="0" w:lastColumn="0" w:oddVBand="0" w:evenVBand="0" w:oddHBand="0" w:evenHBand="0" w:firstRowFirstColumn="0" w:firstRowLastColumn="0" w:lastRowFirstColumn="0" w:lastRowLastColumn="0"/>
           <w:cantSplit/>
         </w:trPr>
         <w:tc>
@@ -31,7 +24,6 @@
           </w:tcPr>
           <w:sdt>
             <w:sdtPr>
-              <w:rPr/>
               <w:alias w:val="#Nav: /ReportHeader/ItemFilter"/>
               <w:tag w:val="#Nav: Inventory_Vendor_Purchases/714"/>
               <w:id w:val="936412923"/>
@@ -66,7 +58,6 @@
           </w:tcPr>
           <w:sdt>
             <w:sdtPr>
-              <w:rPr/>
               <w:alias w:val="#Nav: /ReportHeader/ItemLedgEntryFilter"/>
               <w:tag w:val="#Nav: Inventory_Vendor_Purchases/714"/>
               <w:id w:val="-1180347308"/>
@@ -102,45 +93,29 @@
       <w:tblPr>
         <w:tblStyle w:val="BCDataTable"/>
         <w:tblW w:w="5000" w:type="pct"/>
-        <w:tblBorders>
-          <w:top w:val="none" w:sz="0" w:space="0" w:color="auto"/>
-          <w:left w:val="none" w:sz="0" w:space="0" w:color="auto"/>
-          <w:bottom w:val="none" w:sz="0" w:space="0" w:color="auto"/>
-          <w:right w:val="none" w:sz="0" w:space="0" w:color="auto"/>
-          <w:insideH w:val="none" w:sz="0" w:space="0" w:color="auto"/>
-          <w:insideV w:val="none" w:sz="0" w:space="0" w:color="auto"/>
-        </w:tblBorders>
-        <w:tblLook w:val="0460" w:firstRow="1" w:lastRow="1" w:firstColumn="0" w:lastColumn="0" w:noHBand="0" w:noVBand="1"/>
+        <w:tblLook w:val="0420" w:firstRow="1" w:lastRow="0" w:firstColumn="0" w:lastColumn="0" w:noHBand="0" w:noVBand="1"/>
         <w:tblCaption w:val="Table 2"/>
         <w:tblDescription w:val="Document lines. Column headers in the first row."/>
       </w:tblPr>
       <w:tblGrid>
-        <w:gridCol w:w="1276"/>
-        <w:gridCol w:w="2834"/>
-        <w:gridCol w:w="709"/>
-        <w:gridCol w:w="1842"/>
-        <w:gridCol w:w="1985"/>
-        <w:gridCol w:w="1844"/>
+        <w:gridCol w:w="1613"/>
+        <w:gridCol w:w="1729"/>
+        <w:gridCol w:w="1222"/>
+        <w:gridCol w:w="1869"/>
+        <w:gridCol w:w="2140"/>
+        <w:gridCol w:w="1921"/>
       </w:tblGrid>
       <w:tr>
         <w:trPr>
           <w:cnfStyle w:val="100000000000" w:firstRow="1" w:lastRow="0" w:firstColumn="0" w:lastColumn="0" w:oddVBand="0" w:evenVBand="0" w:oddHBand="0" w:evenHBand="0" w:firstRowFirstColumn="0" w:firstRowLastColumn="0" w:lastRowFirstColumn="0" w:lastRowLastColumn="0"/>
-          <w:cantSplit/>
           <w:trHeight w:val="490"/>
-          <w:tblHeader/>
         </w:trPr>
         <w:tc>
           <w:tcPr>
-            <w:cnfStyle w:val="001000000000" w:firstRow="0" w:lastRow="0" w:firstColumn="1" w:lastColumn="0" w:oddVBand="0" w:evenVBand="0" w:oddHBand="0" w:evenHBand="0" w:firstRowFirstColumn="0" w:firstRowLastColumn="0" w:lastRowFirstColumn="0" w:lastRowLastColumn="0"/>
-            <w:tcW w:w="608" w:type="pct"/>
-            <w:tcBorders>
-              <w:bottom w:val="single" w:sz="4" w:space="0" w:color="auto"/>
-            </w:tcBorders>
-            <w:shd w:val="clear" w:color="FFFFFF" w:fill="FFFFFF"/>
+            <w:tcW w:w="769" w:type="pct"/>
           </w:tcPr>
           <w:sdt>
             <w:sdtPr>
-              <w:rPr/>
               <w:alias w:val="#Nav: /Labels/VendorNoLbl"/>
               <w:tag w:val="#Nav: FS_YSD_InvVendorPurchases/50015"/>
               <w:id w:val="287625181"/>
@@ -166,15 +141,10 @@
         </w:tc>
         <w:tc>
           <w:tcPr>
-            <w:tcW w:w="1351" w:type="pct"/>
-            <w:tcBorders>
-              <w:bottom w:val="single" w:sz="4" w:space="0" w:color="auto"/>
-            </w:tcBorders>
-            <w:shd w:val="clear" w:color="FFFFFF" w:fill="FFFFFF"/>
+            <w:tcW w:w="824" w:type="pct"/>
           </w:tcPr>
           <w:sdt>
             <w:sdtPr>
-              <w:rPr/>
               <w:alias w:val="#Nav: /Labels/VendNameCaption"/>
               <w:tag w:val="#Nav: FS_YSD_InvVendorPurchases/50015"/>
               <w:id w:val="-1534177434"/>
@@ -188,7 +158,6 @@
               <w:p>
                 <w:pPr>
                   <w:pStyle w:val="BCLabel"/>
-                  <w:cnfStyle w:val="100000000000" w:firstRow="1" w:lastRow="0" w:firstColumn="0" w:lastColumn="0" w:oddVBand="0" w:evenVBand="0" w:oddHBand="0" w:evenHBand="0" w:firstRowFirstColumn="0" w:firstRowLastColumn="0" w:lastRowFirstColumn="0" w:lastRowLastColumn="0"/>
                 </w:pPr>
                 <w:proofErr w:type="spellStart"/>
                 <w:r>
@@ -201,23 +170,16 @@
         </w:tc>
         <w:tc>
           <w:tcPr>
-            <w:tcW w:w="338" w:type="pct"/>
-            <w:tcBorders>
-              <w:bottom w:val="single" w:sz="4" w:space="0" w:color="auto"/>
-            </w:tcBorders>
-            <w:shd w:val="clear" w:color="FFFFFF" w:fill="FFFFFF"/>
-            <w:vAlign w:val="center"/>
+            <w:tcW w:w="582" w:type="pct"/>
           </w:tcPr>
           <w:p>
             <w:pPr>
               <w:pStyle w:val="BCLabel"/>
-              <w:cnfStyle w:val="100000000000" w:firstRow="1" w:lastRow="0" w:firstColumn="0" w:lastColumn="0" w:oddVBand="0" w:evenVBand="0" w:oddHBand="0" w:evenHBand="0" w:firstRowFirstColumn="0" w:firstRowLastColumn="0" w:lastRowFirstColumn="0" w:lastRowLastColumn="0"/>
             </w:pPr>
           </w:p>
         </w:tc>
         <w:sdt>
           <w:sdtPr>
-            <w:rPr/>
             <w:alias w:val="#Nav: /Labels/InvQty_ValueEntryCaption"/>
             <w:tag w:val="#Nav: FS_YSD_InvVendorPurchases/50015"/>
             <w:id w:val="-1874908542"/>
@@ -230,17 +192,12 @@
           <w:sdtContent>
             <w:tc>
               <w:tcPr>
-                <w:tcW w:w="878" w:type="pct"/>
-                <w:tcBorders>
-                  <w:bottom w:val="single" w:sz="4" w:space="0" w:color="auto"/>
-                </w:tcBorders>
-                <w:shd w:val="clear" w:color="FFFFFF" w:fill="FFFFFF"/>
+                <w:tcW w:w="891" w:type="pct"/>
               </w:tcPr>
               <w:p>
                 <w:pPr>
                   <w:pStyle w:val="BCLabelNumber"/>
                   <w:jc w:val="right"/>
-                  <w:cnfStyle w:val="100000000000" w:firstRow="1" w:lastRow="0" w:firstColumn="0" w:lastColumn="0" w:oddVBand="0" w:evenVBand="0" w:oddHBand="0" w:evenHBand="0" w:firstRowFirstColumn="0" w:firstRowLastColumn="0" w:lastRowFirstColumn="0" w:lastRowLastColumn="0"/>
                 </w:pPr>
                 <w:proofErr w:type="spellStart"/>
                 <w:r>
@@ -253,7 +210,6 @@
         </w:sdt>
         <w:sdt>
           <w:sdtPr>
-            <w:rPr/>
             <w:alias w:val="#Nav: /Labels/CostAmtAct_ValueEntryCaption"/>
             <w:tag w:val="#Nav: FS_YSD_InvVendorPurchases/50015"/>
             <w:id w:val="-879861946"/>
@@ -266,17 +222,12 @@
           <w:sdtContent>
             <w:tc>
               <w:tcPr>
-                <w:tcW w:w="946" w:type="pct"/>
-                <w:tcBorders>
-                  <w:bottom w:val="single" w:sz="4" w:space="0" w:color="auto"/>
-                </w:tcBorders>
-                <w:shd w:val="clear" w:color="FFFFFF" w:fill="FFFFFF"/>
+                <w:tcW w:w="1020" w:type="pct"/>
               </w:tcPr>
               <w:p>
                 <w:pPr>
                   <w:pStyle w:val="BCLabelNumber"/>
                   <w:jc w:val="right"/>
-                  <w:cnfStyle w:val="100000000000" w:firstRow="1" w:lastRow="0" w:firstColumn="0" w:lastColumn="0" w:oddVBand="0" w:evenVBand="0" w:oddHBand="0" w:evenHBand="0" w:firstRowFirstColumn="0" w:firstRowLastColumn="0" w:lastRowFirstColumn="0" w:lastRowLastColumn="0"/>
                 </w:pPr>
                 <w:proofErr w:type="spellStart"/>
                 <w:r>
@@ -289,15 +240,10 @@
         </w:sdt>
         <w:tc>
           <w:tcPr>
-            <w:tcW w:w="879" w:type="pct"/>
-            <w:tcBorders>
-              <w:bottom w:val="single" w:sz="4" w:space="0" w:color="auto"/>
-            </w:tcBorders>
-            <w:shd w:val="clear" w:color="FFFFFF" w:fill="FFFFFF"/>
+            <w:tcW w:w="915" w:type="pct"/>
           </w:tcPr>
           <w:sdt>
             <w:sdtPr>
-              <w:rPr/>
               <w:alias w:val="#Nav: /Labels/DiscAmt_ValueEntryCaption"/>
               <w:tag w:val="#Nav: FS_YSD_InvVendorPurchases/50015"/>
               <w:id w:val="1460991403"/>
@@ -312,7 +258,6 @@
                 <w:pPr>
                   <w:pStyle w:val="BCLabelNumber"/>
                   <w:jc w:val="right"/>
-                  <w:cnfStyle w:val="100000000000" w:firstRow="1" w:lastRow="0" w:firstColumn="0" w:lastColumn="0" w:oddVBand="0" w:evenVBand="0" w:oddHBand="0" w:evenHBand="0" w:firstRowFirstColumn="0" w:firstRowLastColumn="0" w:lastRowFirstColumn="0" w:lastRowLastColumn="0"/>
                 </w:pPr>
                 <w:proofErr w:type="spellStart"/>
                 <w:r>
@@ -324,757 +269,90 @@
           </w:sdt>
         </w:tc>
       </w:tr>
-      <w:sdt>
-        <w:sdtPr>
-          <w:rPr/>
-          <w:alias w:val="#Nav: /Item"/>
-          <w:tag w:val="#Nav: FS_YSD_InvVendorPurchases/50015"/>
-          <w:id w:val="-552389371"/>
-          <w15:dataBinding w:prefixMappings="xmlns:ns0='urn:microsoft-dynamics-nav/reports/FS_YSD_InvVendorPurchases/50015/' " w:xpath="/ns0:NavWordReportXmlPart[1]/ns0:Item" w:storeItemID="{5CDB5DAE-A914-4D2A-A45B-EE2DFEE2904F}"/>
-          <w15:repeatingSection/>
-        </w:sdtPr>
-        <w:sdtEndPr/>
-        <w:sdtContent>
-          <w:sdt>
-            <w:sdtPr>
-              <w:rPr/>
-              <w:id w:val="-1909222599"/>
-              <w:placeholder>
-                <w:docPart w:val="739FB335CDA34C13AC02C61BF27AD636"/>
-              </w:placeholder>
-              <w15:repeatingSectionItem/>
-            </w:sdtPr>
-            <w:sdtEndPr/>
-            <w:sdtContent>
-              <w:tr>
-                <w:trPr>
-                  <w:cnfStyle w:val="000000100000" w:firstRow="0" w:lastRow="0" w:firstColumn="0" w:lastColumn="0" w:oddVBand="0" w:evenVBand="0" w:oddHBand="1" w:evenHBand="0" w:firstRowFirstColumn="0" w:firstRowLastColumn="0" w:lastRowFirstColumn="0" w:lastRowLastColumn="0"/>
-                  <w:cantSplit/>
-                  <w:trHeight w:val="490"/>
-                </w:trPr>
-                <w:sdt>
-                  <w:sdtPr>
-                    <w:rPr/>
-                    <w:alias w:val="#Nav: /Item/No_Item"/>
-                    <w:tag w:val="#Nav: FS_YSD_InvVendorPurchases/50015"/>
-                    <w:id w:val="-255066269"/>
-                    <w:placeholder>
-                      <w:docPart w:val="FA2BD9B4F7624C65B1D97D2A56A8054C"/>
-                    </w:placeholder>
-                    <w:dataBinding w:prefixMappings="xmlns:ns0='urn:microsoft-dynamics-nav/reports/FS_YSD_InvVendorPurchases/50015/' " w:xpath="/ns0:NavWordReportXmlPart[1]/ns0:Item[1]/ns0:No_Item[1]" w:storeItemID="{5CDB5DAE-A914-4D2A-A45B-EE2DFEE2904F}"/>
-                    <w:text/>
-                  </w:sdtPr>
-                  <w:sdtContent>
-                    <w:tc>
-                      <w:tcPr>
-                        <w:cnfStyle w:val="001000000000" w:firstRow="0" w:lastRow="0" w:firstColumn="1" w:lastColumn="0" w:oddVBand="0" w:evenVBand="0" w:oddHBand="0" w:evenHBand="0" w:firstRowFirstColumn="0" w:firstRowLastColumn="0" w:lastRowFirstColumn="0" w:lastRowLastColumn="0"/>
-                        <w:tcW w:w="608" w:type="pct"/>
-                        <w:shd w:val="clear" w:color="FFFFFF" w:fill="FFFFFF"/>
-                      </w:tcPr>
-                      <w:p>
-                        <w:pPr>
-                          <w:pStyle w:val="BCLabel"/>
-                        </w:pPr>
-                        <w:proofErr w:type="spellStart"/>
-                        <w:r>
-                          <w:t>No_Item</w:t>
-                        </w:r>
-                        <w:proofErr w:type="spellEnd"/>
-                      </w:p>
-                    </w:tc>
-                  </w:sdtContent>
-                </w:sdt>
-                <w:sdt>
-                  <w:sdtPr>
-                    <w:rPr/>
-                    <w:alias w:val="#Nav: /Item/Desc_Item"/>
-                    <w:tag w:val="#Nav: FS_YSD_InvVendorPurchases/50015"/>
-                    <w:id w:val="58904126"/>
-                    <w:placeholder>
-                      <w:docPart w:val="FA2BD9B4F7624C65B1D97D2A56A8054C"/>
-                    </w:placeholder>
-                    <w:dataBinding w:prefixMappings="xmlns:ns0='urn:microsoft-dynamics-nav/reports/FS_YSD_InvVendorPurchases/50015/' " w:xpath="/ns0:NavWordReportXmlPart[1]/ns0:Item[1]/ns0:Desc_Item[1]" w:storeItemID="{5CDB5DAE-A914-4D2A-A45B-EE2DFEE2904F}"/>
-                    <w:text/>
-                  </w:sdtPr>
-                  <w:sdtContent>
-                    <w:tc>
-                      <w:tcPr>
-                        <w:tcW w:w="1351" w:type="pct"/>
-                        <w:shd w:val="clear" w:color="FFFFFF" w:fill="FFFFFF"/>
-                      </w:tcPr>
-                      <w:p>
-                        <w:pPr>
-                          <w:pStyle w:val="BCLabel"/>
-                          <w:cnfStyle w:val="000000100000" w:firstRow="0" w:lastRow="0" w:firstColumn="0" w:lastColumn="0" w:oddVBand="0" w:evenVBand="0" w:oddHBand="1" w:evenHBand="0" w:firstRowFirstColumn="0" w:firstRowLastColumn="0" w:lastRowFirstColumn="0" w:lastRowLastColumn="0"/>
-                        </w:pPr>
-                        <w:proofErr w:type="spellStart"/>
-                        <w:r>
-                          <w:t>Desc_Item</w:t>
-                        </w:r>
-                        <w:proofErr w:type="spellEnd"/>
-                      </w:p>
-                    </w:tc>
-                  </w:sdtContent>
-                </w:sdt>
-                <w:tc>
-                  <w:tcPr>
-                    <w:tcW w:w="338" w:type="pct"/>
-                    <w:shd w:val="clear" w:color="FFFFFF" w:fill="FFFFFF"/>
-                    <w:vAlign w:val="center"/>
-                  </w:tcPr>
-                  <w:p>
-                    <w:pPr>
-                      <w:pStyle w:val="BCLabel"/>
-                      <w:cnfStyle w:val="000000100000" w:firstRow="0" w:lastRow="0" w:firstColumn="0" w:lastColumn="0" w:oddVBand="0" w:evenVBand="0" w:oddHBand="1" w:evenHBand="0" w:firstRowFirstColumn="0" w:firstRowLastColumn="0" w:lastRowFirstColumn="0" w:lastRowLastColumn="0"/>
-                    </w:pPr>
-                  </w:p>
-                </w:tc>
-                <w:tc>
-                  <w:tcPr>
-                    <w:tcW w:w="878" w:type="pct"/>
-                    <w:shd w:val="clear" w:color="FFFFFF" w:fill="FFFFFF"/>
-                    <w:vAlign w:val="center"/>
-                  </w:tcPr>
-                  <w:p>
-                    <w:pPr>
-                      <w:pStyle w:val="BCLabel"/>
-                      <w:cnfStyle w:val="000000100000" w:firstRow="0" w:lastRow="0" w:firstColumn="0" w:lastColumn="0" w:oddVBand="0" w:evenVBand="0" w:oddHBand="1" w:evenHBand="0" w:firstRowFirstColumn="0" w:firstRowLastColumn="0" w:lastRowFirstColumn="0" w:lastRowLastColumn="0"/>
-                    </w:pPr>
-                  </w:p>
-                </w:tc>
-                <w:tc>
-                  <w:tcPr>
-                    <w:tcW w:w="946" w:type="pct"/>
-                    <w:shd w:val="clear" w:color="FFFFFF" w:fill="FFFFFF"/>
-                    <w:vAlign w:val="center"/>
-                  </w:tcPr>
-                  <w:p>
-                    <w:pPr>
-                      <w:pStyle w:val="BCLabel"/>
-                      <w:cnfStyle w:val="000000100000" w:firstRow="0" w:lastRow="0" w:firstColumn="0" w:lastColumn="0" w:oddVBand="0" w:evenVBand="0" w:oddHBand="1" w:evenHBand="0" w:firstRowFirstColumn="0" w:firstRowLastColumn="0" w:lastRowFirstColumn="0" w:lastRowLastColumn="0"/>
-                    </w:pPr>
-                  </w:p>
-                </w:tc>
-                <w:tc>
-                  <w:tcPr>
-                    <w:tcW w:w="879" w:type="pct"/>
-                    <w:shd w:val="clear" w:color="FFFFFF" w:fill="FFFFFF"/>
-                    <w:vAlign w:val="center"/>
-                  </w:tcPr>
-                  <w:p>
-                    <w:pPr>
-                      <w:pStyle w:val="BCLabel"/>
-                      <w:cnfStyle w:val="000000100000" w:firstRow="0" w:lastRow="0" w:firstColumn="0" w:lastColumn="0" w:oddVBand="0" w:evenVBand="0" w:oddHBand="1" w:evenHBand="0" w:firstRowFirstColumn="0" w:firstRowLastColumn="0" w:lastRowFirstColumn="0" w:lastRowLastColumn="0"/>
-                    </w:pPr>
-                  </w:p>
-                </w:tc>
-              </w:tr>
-              <w:tr>
-                <w:trPr>
-                  <w:cantSplit/>
-                  <w:trHeight w:val="490"/>
-                </w:trPr>
-                <w:tc>
-                  <w:tcPr>
-                    <w:cnfStyle w:val="001000000000" w:firstRow="0" w:lastRow="0" w:firstColumn="1" w:lastColumn="0" w:oddVBand="0" w:evenVBand="0" w:oddHBand="0" w:evenHBand="0" w:firstRowFirstColumn="0" w:firstRowLastColumn="0" w:lastRowFirstColumn="0" w:lastRowLastColumn="0"/>
-                    <w:tcW w:w="608" w:type="pct"/>
-                    <w:shd w:val="clear" w:color="FFFFFF" w:fill="FFFFFF"/>
-                    <w:vAlign w:val="center"/>
-                  </w:tcPr>
-                  <w:p>
-                    <w:pPr>
-                      <w:pStyle w:val="NoSpacing"/>
-                    </w:pPr>
-                  </w:p>
-                </w:tc>
-                <w:sdt>
-                  <w:sdtPr>
-                    <w:rPr/>
-                    <w:alias w:val="#Nav: /Labels/BaseUOM_ItemCaption"/>
-                    <w:tag w:val="#Nav: FS_YSD_InvVendorPurchases/50015"/>
-                    <w:id w:val="1962153020"/>
-                    <w:placeholder>
-                      <w:docPart w:val="FA2BD9B4F7624C65B1D97D2A56A8054C"/>
-                    </w:placeholder>
-                    <w:dataBinding w:prefixMappings="xmlns:ns0='urn:microsoft-dynamics-nav/reports/FS_YSD_InvVendorPurchases/50015/' " w:xpath="/ns0:NavWordReportXmlPart[1]/ns0:Labels[1]/ns0:BaseUOM_ItemCaption[1]" w:storeItemID="{5CDB5DAE-A914-4D2A-A45B-EE2DFEE2904F}"/>
-                    <w:text/>
-                  </w:sdtPr>
-                  <w:sdtContent>
-                    <w:tc>
-                      <w:tcPr>
-                        <w:tcW w:w="1351" w:type="pct"/>
-                        <w:shd w:val="clear" w:color="FFFFFF" w:fill="FFFFFF"/>
-                        <w:vAlign w:val="center"/>
-                      </w:tcPr>
-                      <w:p>
-                        <w:pPr>
-                          <w:pStyle w:val="NoSpacing"/>
-                          <w:cnfStyle w:val="000000000000" w:firstRow="0" w:lastRow="0" w:firstColumn="0" w:lastColumn="0" w:oddVBand="0" w:evenVBand="0" w:oddHBand="0" w:evenHBand="0" w:firstRowFirstColumn="0" w:firstRowLastColumn="0" w:lastRowFirstColumn="0" w:lastRowLastColumn="0"/>
-                        </w:pPr>
-                        <w:proofErr w:type="spellStart"/>
-                        <w:r>
-                          <w:t>BaseUOM_ItemCaption</w:t>
-                        </w:r>
-                        <w:proofErr w:type="spellEnd"/>
-                      </w:p>
-                    </w:tc>
-                  </w:sdtContent>
-                </w:sdt>
-                <w:sdt>
-                  <w:sdtPr>
-                    <w:rPr/>
-                    <w:alias w:val="#Nav: /Item/BaseUOM_Item"/>
-                    <w:tag w:val="#Nav: FS_YSD_InvVendorPurchases/50015"/>
-                    <w:id w:val="2086490136"/>
-                    <w:placeholder>
-                      <w:docPart w:val="FA2BD9B4F7624C65B1D97D2A56A8054C"/>
-                    </w:placeholder>
-                    <w:dataBinding w:prefixMappings="xmlns:ns0='urn:microsoft-dynamics-nav/reports/FS_YSD_InvVendorPurchases/50015/' " w:xpath="/ns0:NavWordReportXmlPart[1]/ns0:Item[1]/ns0:BaseUOM_Item[1]" w:storeItemID="{5CDB5DAE-A914-4D2A-A45B-EE2DFEE2904F}"/>
-                    <w:text/>
-                  </w:sdtPr>
-                  <w:sdtContent>
-                    <w:tc>
-                      <w:tcPr>
-                        <w:tcW w:w="338" w:type="pct"/>
-                        <w:shd w:val="clear" w:color="FFFFFF" w:fill="FFFFFF"/>
-                        <w:vAlign w:val="center"/>
-                      </w:tcPr>
-                      <w:p>
-                        <w:pPr>
-                          <w:pStyle w:val="NoSpacing"/>
-                          <w:cnfStyle w:val="000000000000" w:firstRow="0" w:lastRow="0" w:firstColumn="0" w:lastColumn="0" w:oddVBand="0" w:evenVBand="0" w:oddHBand="0" w:evenHBand="0" w:firstRowFirstColumn="0" w:firstRowLastColumn="0" w:lastRowFirstColumn="0" w:lastRowLastColumn="0"/>
-                        </w:pPr>
-                        <w:proofErr w:type="spellStart"/>
-                        <w:r>
-                          <w:t>BaseUOM_Item</w:t>
-                        </w:r>
-                        <w:proofErr w:type="spellEnd"/>
-                      </w:p>
-                    </w:tc>
-                  </w:sdtContent>
-                </w:sdt>
-                <w:tc>
-                  <w:tcPr>
-                    <w:tcW w:w="878" w:type="pct"/>
-                    <w:shd w:val="clear" w:color="FFFFFF" w:fill="FFFFFF"/>
-                    <w:vAlign w:val="center"/>
-                  </w:tcPr>
-                  <w:p>
-                    <w:pPr>
-                      <w:pStyle w:val="BCNumber"/>
-                      <w:jc w:val="right"/>
-                      <w:cnfStyle w:val="000000000000" w:firstRow="0" w:lastRow="0" w:firstColumn="0" w:lastColumn="0" w:oddVBand="0" w:evenVBand="0" w:oddHBand="0" w:evenHBand="0" w:firstRowFirstColumn="0" w:firstRowLastColumn="0" w:lastRowFirstColumn="0" w:lastRowLastColumn="0"/>
-                    </w:pPr>
-                  </w:p>
-                </w:tc>
-                <w:tc>
-                  <w:tcPr>
-                    <w:tcW w:w="946" w:type="pct"/>
-                    <w:shd w:val="clear" w:color="FFFFFF" w:fill="FFFFFF"/>
-                    <w:vAlign w:val="center"/>
-                  </w:tcPr>
-                  <w:p>
-                    <w:pPr>
-                      <w:pStyle w:val="BCNumber"/>
-                      <w:jc w:val="right"/>
-                      <w:cnfStyle w:val="000000000000" w:firstRow="0" w:lastRow="0" w:firstColumn="0" w:lastColumn="0" w:oddVBand="0" w:evenVBand="0" w:oddHBand="0" w:evenHBand="0" w:firstRowFirstColumn="0" w:firstRowLastColumn="0" w:lastRowFirstColumn="0" w:lastRowLastColumn="0"/>
-                    </w:pPr>
-                  </w:p>
-                </w:tc>
-                <w:tc>
-                  <w:tcPr>
-                    <w:tcW w:w="879" w:type="pct"/>
-                    <w:shd w:val="clear" w:color="FFFFFF" w:fill="FFFFFF"/>
-                    <w:vAlign w:val="center"/>
-                  </w:tcPr>
-                  <w:p>
-                    <w:pPr>
-                      <w:pStyle w:val="BCNumber"/>
-                      <w:jc w:val="right"/>
-                      <w:cnfStyle w:val="000000000000" w:firstRow="0" w:lastRow="0" w:firstColumn="0" w:lastColumn="0" w:oddVBand="0" w:evenVBand="0" w:oddHBand="0" w:evenHBand="0" w:firstRowFirstColumn="0" w:firstRowLastColumn="0" w:lastRowFirstColumn="0" w:lastRowLastColumn="0"/>
-                    </w:pPr>
-                  </w:p>
-                </w:tc>
-              </w:tr>
-              <w:sdt>
-                <w:sdtPr>
-                  <w:rPr/>
-                  <w:alias w:val="#Nav: /Item/Integer"/>
-                  <w:tag w:val="#Nav: FS_YSD_InvVendorPurchases/50015"/>
-                  <w:id w:val="141159260"/>
-                  <w15:dataBinding w:prefixMappings="xmlns:ns0='urn:microsoft-dynamics-nav/reports/FS_YSD_InvVendorPurchases/50015/' " w:xpath="/ns0:NavWordReportXmlPart[1]/ns0:Item[1]/ns0:Integer" w:storeItemID="{5CDB5DAE-A914-4D2A-A45B-EE2DFEE2904F}"/>
-                  <w15:repeatingSection/>
-                </w:sdtPr>
-                <w:sdtContent>
-                  <w:sdt>
-                    <w:sdtPr>
-                      <w:rPr/>
-                      <w:id w:val="240378797"/>
-                      <w:placeholder>
-                        <w:docPart w:val="739FB335CDA34C13AC02C61BF27AD636"/>
-                      </w:placeholder>
-                      <w15:repeatingSectionItem/>
-                    </w:sdtPr>
-                    <w:sdtContent>
-                      <w:tr>
-                        <w:trPr>
-                          <w:cnfStyle w:val="000000100000" w:firstRow="0" w:lastRow="0" w:firstColumn="0" w:lastColumn="0" w:oddVBand="0" w:evenVBand="0" w:oddHBand="1" w:evenHBand="0" w:firstRowFirstColumn="0" w:firstRowLastColumn="0" w:lastRowFirstColumn="0" w:lastRowLastColumn="0"/>
-                          <w:cantSplit/>
-                          <w:trHeight w:val="490"/>
-                        </w:trPr>
-                        <w:sdt>
-                          <w:sdtPr>
-                            <w:rPr/>
-                            <w:alias w:val="#Nav: /Item/Integer/SourceNo_ValueEntry"/>
-                            <w:tag w:val="#Nav: FS_YSD_InvVendorPurchases/50015"/>
-                            <w:id w:val="-1542125004"/>
-                            <w:placeholder>
-                              <w:docPart w:val="FA2BD9B4F7624C65B1D97D2A56A8054C"/>
-                            </w:placeholder>
-                            <w:dataBinding w:prefixMappings="xmlns:ns0='urn:microsoft-dynamics-nav/reports/FS_YSD_InvVendorPurchases/50015/' " w:xpath="/ns0:NavWordReportXmlPart[1]/ns0:Item[1]/ns0:Integer[1]/ns0:SourceNo_ValueEntry[1]" w:storeItemID="{5CDB5DAE-A914-4D2A-A45B-EE2DFEE2904F}"/>
-                            <w:text/>
-                          </w:sdtPr>
-                          <w:sdtEndPr/>
-                          <w:sdtContent>
-                            <w:tc>
-                              <w:tcPr>
-                                <w:cnfStyle w:val="001000000000" w:firstRow="0" w:lastRow="0" w:firstColumn="1" w:lastColumn="0" w:oddVBand="0" w:evenVBand="0" w:oddHBand="0" w:evenHBand="0" w:firstRowFirstColumn="0" w:firstRowLastColumn="0" w:lastRowFirstColumn="0" w:lastRowLastColumn="0"/>
-                                <w:tcW w:w="608" w:type="pct"/>
-                                <w:vAlign w:val="center"/>
-                              </w:tcPr>
-                              <w:p>
-                                <w:pPr>
-                                  <w:pStyle w:val="NoSpacing"/>
-                                </w:pPr>
-                                <w:proofErr w:type="spellStart"/>
-                                <w:r>
-                                  <w:t>SourceNo_ValueEntry</w:t>
-                                </w:r>
-                                <w:proofErr w:type="spellEnd"/>
-                              </w:p>
-                            </w:tc>
-                          </w:sdtContent>
-                        </w:sdt>
-                        <w:sdt>
-                          <w:sdtPr>
-                            <w:rPr/>
-                            <w:alias w:val="#Nav: /Item/Integer/VendName"/>
-                            <w:tag w:val="#Nav: FS_YSD_InvVendorPurchases/50015"/>
-                            <w:id w:val="1943566123"/>
-                            <w:placeholder>
-                              <w:docPart w:val="FA2BD9B4F7624C65B1D97D2A56A8054C"/>
-                            </w:placeholder>
-                            <w:dataBinding w:prefixMappings="xmlns:ns0='urn:microsoft-dynamics-nav/reports/FS_YSD_InvVendorPurchases/50015/' " w:xpath="/ns0:NavWordReportXmlPart[1]/ns0:Item[1]/ns0:Integer[1]/ns0:VendName[1]" w:storeItemID="{5CDB5DAE-A914-4D2A-A45B-EE2DFEE2904F}"/>
-                            <w:text/>
-                          </w:sdtPr>
-                          <w:sdtContent>
-                            <w:tc>
-                              <w:tcPr>
-                                <w:tcW w:w="1351" w:type="pct"/>
-                                <w:vAlign w:val="center"/>
-                              </w:tcPr>
-                              <w:p>
-                                <w:pPr>
-                                  <w:pStyle w:val="NoSpacing"/>
-                                  <w:cnfStyle w:val="000000100000" w:firstRow="0" w:lastRow="0" w:firstColumn="0" w:lastColumn="0" w:oddVBand="0" w:evenVBand="0" w:oddHBand="1" w:evenHBand="0" w:firstRowFirstColumn="0" w:firstRowLastColumn="0" w:lastRowFirstColumn="0" w:lastRowLastColumn="0"/>
-                                </w:pPr>
-                                <w:proofErr w:type="spellStart"/>
-                                <w:r>
-                                  <w:t>VendName</w:t>
-                                </w:r>
-                                <w:proofErr w:type="spellEnd"/>
-                              </w:p>
-                            </w:tc>
-                          </w:sdtContent>
-                        </w:sdt>
-                        <w:tc>
-                          <w:tcPr>
-                            <w:tcW w:w="338" w:type="pct"/>
-                            <w:vAlign w:val="center"/>
-                          </w:tcPr>
-                          <w:p>
-                            <w:pPr>
-                              <w:pStyle w:val="NoSpacing"/>
-                              <w:cnfStyle w:val="000000100000" w:firstRow="0" w:lastRow="0" w:firstColumn="0" w:lastColumn="0" w:oddVBand="0" w:evenVBand="0" w:oddHBand="1" w:evenHBand="0" w:firstRowFirstColumn="0" w:firstRowLastColumn="0" w:lastRowFirstColumn="0" w:lastRowLastColumn="0"/>
-                            </w:pPr>
-                          </w:p>
-                        </w:tc>
-                        <w:sdt>
-                          <w:sdtPr>
-                            <w:rPr/>
-                            <w:alias w:val="#Nav: /Item/Integer/InvQty_ValueEntry"/>
-                            <w:tag w:val="#Nav: FS_YSD_InvVendorPurchases/50015"/>
-                            <w:id w:val="-1047443063"/>
-                            <w:placeholder>
-                              <w:docPart w:val="FA2BD9B4F7624C65B1D97D2A56A8054C"/>
-                            </w:placeholder>
-                            <w:dataBinding w:prefixMappings="xmlns:ns0='urn:microsoft-dynamics-nav/reports/FS_YSD_InvVendorPurchases/50015/' " w:xpath="/ns0:NavWordReportXmlPart[1]/ns0:Item[1]/ns0:Integer[1]/ns0:InvQty_ValueEntry[1]" w:storeItemID="{5CDB5DAE-A914-4D2A-A45B-EE2DFEE2904F}"/>
-                            <w:text/>
-                          </w:sdtPr>
-                          <w:sdtContent>
-                            <w:tc>
-                              <w:tcPr>
-                                <w:tcW w:w="878" w:type="pct"/>
-                                <w:vAlign w:val="center"/>
-                              </w:tcPr>
-                              <w:p>
-                                <w:pPr>
-                                  <w:pStyle w:val="BCNumber"/>
-                                  <w:jc w:val="right"/>
-                                  <w:cnfStyle w:val="000000100000" w:firstRow="0" w:lastRow="0" w:firstColumn="0" w:lastColumn="0" w:oddVBand="0" w:evenVBand="0" w:oddHBand="1" w:evenHBand="0" w:firstRowFirstColumn="0" w:firstRowLastColumn="0" w:lastRowFirstColumn="0" w:lastRowLastColumn="0"/>
-                                </w:pPr>
-                                <w:proofErr w:type="spellStart"/>
-                                <w:r>
-                                  <w:t>InvQty_ValueEntry</w:t>
-                                </w:r>
-                                <w:proofErr w:type="spellEnd"/>
-                              </w:p>
-                            </w:tc>
-                          </w:sdtContent>
-                        </w:sdt>
-                        <w:sdt>
-                          <w:sdtPr>
-                            <w:rPr/>
-                            <w:alias w:val="#Nav: /Item/Integer/CostAmtAct_ValueEntry"/>
-                            <w:tag w:val="#Nav: FS_YSD_InvVendorPurchases/50015"/>
-                            <w:id w:val="-130174988"/>
-                            <w:placeholder>
-                              <w:docPart w:val="FA2BD9B4F7624C65B1D97D2A56A8054C"/>
-                            </w:placeholder>
-                            <w:dataBinding w:prefixMappings="xmlns:ns0='urn:microsoft-dynamics-nav/reports/FS_YSD_InvVendorPurchases/50015/' " w:xpath="/ns0:NavWordReportXmlPart[1]/ns0:Item[1]/ns0:Integer[1]/ns0:CostAmtAct_ValueEntry[1]" w:storeItemID="{5CDB5DAE-A914-4D2A-A45B-EE2DFEE2904F}"/>
-                            <w:text/>
-                          </w:sdtPr>
-                          <w:sdtContent>
-                            <w:tc>
-                              <w:tcPr>
-                                <w:tcW w:w="946" w:type="pct"/>
-                                <w:vAlign w:val="center"/>
-                              </w:tcPr>
-                              <w:p>
-                                <w:pPr>
-                                  <w:pStyle w:val="BCNumber"/>
-                                  <w:jc w:val="right"/>
-                                  <w:cnfStyle w:val="000000100000" w:firstRow="0" w:lastRow="0" w:firstColumn="0" w:lastColumn="0" w:oddVBand="0" w:evenVBand="0" w:oddHBand="1" w:evenHBand="0" w:firstRowFirstColumn="0" w:firstRowLastColumn="0" w:lastRowFirstColumn="0" w:lastRowLastColumn="0"/>
-                                </w:pPr>
-                                <w:proofErr w:type="spellStart"/>
-                                <w:r>
-                                  <w:t>CostAmtAct_ValueEntry</w:t>
-                                </w:r>
-                                <w:proofErr w:type="spellEnd"/>
-                              </w:p>
-                            </w:tc>
-                          </w:sdtContent>
-                        </w:sdt>
-                        <w:sdt>
-                          <w:sdtPr>
-                            <w:rPr/>
-                            <w:alias w:val="#Nav: /Item/Integer/DiscAmt_ValueEntry"/>
-                            <w:tag w:val="#Nav: FS_YSD_InvVendorPurchases/50015"/>
-                            <w:id w:val="1527747781"/>
-                            <w:placeholder>
-                              <w:docPart w:val="FA2BD9B4F7624C65B1D97D2A56A8054C"/>
-                            </w:placeholder>
-                            <w:dataBinding w:prefixMappings="xmlns:ns0='urn:microsoft-dynamics-nav/reports/FS_YSD_InvVendorPurchases/50015/' " w:xpath="/ns0:NavWordReportXmlPart[1]/ns0:Item[1]/ns0:Integer[1]/ns0:DiscAmt_ValueEntry[1]" w:storeItemID="{5CDB5DAE-A914-4D2A-A45B-EE2DFEE2904F}"/>
-                            <w:text/>
-                          </w:sdtPr>
-                          <w:sdtContent>
-                            <w:tc>
-                              <w:tcPr>
-                                <w:tcW w:w="879" w:type="pct"/>
-                                <w:vAlign w:val="center"/>
-                              </w:tcPr>
-                              <w:p>
-                                <w:pPr>
-                                  <w:pStyle w:val="BCNumber"/>
-                                  <w:jc w:val="right"/>
-                                  <w:cnfStyle w:val="000000100000" w:firstRow="0" w:lastRow="0" w:firstColumn="0" w:lastColumn="0" w:oddVBand="0" w:evenVBand="0" w:oddHBand="1" w:evenHBand="0" w:firstRowFirstColumn="0" w:firstRowLastColumn="0" w:lastRowFirstColumn="0" w:lastRowLastColumn="0"/>
-                                </w:pPr>
-                                <w:proofErr w:type="spellStart"/>
-                                <w:r>
-                                  <w:t>DiscAmt_ValueEntry</w:t>
-                                </w:r>
-                                <w:proofErr w:type="spellEnd"/>
-                              </w:p>
-                            </w:tc>
-                          </w:sdtContent>
-                        </w:sdt>
-                      </w:tr>
-                    </w:sdtContent>
-                  </w:sdt>
-                </w:sdtContent>
-              </w:sdt>
-              <w:tr>
-                <w:trPr>
-                  <w:cantSplit/>
-                  <w:trHeight w:val="490"/>
-                </w:trPr>
-                <w:tc>
-                  <w:tcPr>
-                    <w:cnfStyle w:val="001000000000" w:firstRow="0" w:lastRow="0" w:firstColumn="1" w:lastColumn="0" w:oddVBand="0" w:evenVBand="0" w:oddHBand="0" w:evenHBand="0" w:firstRowFirstColumn="0" w:firstRowLastColumn="0" w:lastRowFirstColumn="0" w:lastRowLastColumn="0"/>
-                    <w:tcW w:w="608" w:type="pct"/>
-                    <w:shd w:val="clear" w:color="auto" w:fill="FEFFFF"/>
-                    <w:vAlign w:val="center"/>
-                  </w:tcPr>
-                  <w:p>
-                    <w:pPr>
-                      <w:pStyle w:val="BCLabel"/>
-                    </w:pPr>
-                  </w:p>
-                </w:tc>
-                <w:sdt>
-                  <w:sdtPr>
-                    <w:rPr/>
-                    <w:alias w:val="#Nav: /Item/Desc_Item"/>
-                    <w:tag w:val="#Nav: FS_YSD_InvVendorPurchases/50015"/>
-                    <w:id w:val="-362287544"/>
-                    <w:placeholder>
-                      <w:docPart w:val="FA2BD9B4F7624C65B1D97D2A56A8054C"/>
-                    </w:placeholder>
-                    <w:dataBinding w:prefixMappings="xmlns:ns0='urn:microsoft-dynamics-nav/reports/FS_YSD_InvVendorPurchases/50015/' " w:xpath="/ns0:NavWordReportXmlPart[1]/ns0:Item[1]/ns0:Desc_Item[1]" w:storeItemID="{5CDB5DAE-A914-4D2A-A45B-EE2DFEE2904F}"/>
-                    <w:text/>
-                  </w:sdtPr>
-                  <w:sdtContent>
-                    <w:tc>
-                      <w:tcPr>
-                        <w:tcW w:w="1351" w:type="pct"/>
-                        <w:shd w:val="clear" w:color="auto" w:fill="FEFFFF"/>
-                        <w:vAlign w:val="center"/>
-                      </w:tcPr>
-                      <w:p>
-                        <w:pPr>
-                          <w:pStyle w:val="BCLabel"/>
-                          <w:cnfStyle w:val="000000000000" w:firstRow="0" w:lastRow="0" w:firstColumn="0" w:lastColumn="0" w:oddVBand="0" w:evenVBand="0" w:oddHBand="0" w:evenHBand="0" w:firstRowFirstColumn="0" w:firstRowLastColumn="0" w:lastRowFirstColumn="0" w:lastRowLastColumn="0"/>
-                        </w:pPr>
-                        <w:proofErr w:type="spellStart"/>
-                        <w:r>
-                          <w:t>Desc_Item</w:t>
-                        </w:r>
-                        <w:proofErr w:type="spellEnd"/>
-                      </w:p>
-                    </w:tc>
-                  </w:sdtContent>
-                </w:sdt>
-                <w:tc>
-                  <w:tcPr>
-                    <w:tcW w:w="338" w:type="pct"/>
-                    <w:shd w:val="clear" w:color="auto" w:fill="FEFFFF"/>
-                    <w:vAlign w:val="center"/>
-                  </w:tcPr>
-                  <w:p>
-                    <w:pPr>
-                      <w:pStyle w:val="BCLabel"/>
-                      <w:cnfStyle w:val="000000000000" w:firstRow="0" w:lastRow="0" w:firstColumn="0" w:lastColumn="0" w:oddVBand="0" w:evenVBand="0" w:oddHBand="0" w:evenHBand="0" w:firstRowFirstColumn="0" w:firstRowLastColumn="0" w:lastRowFirstColumn="0" w:lastRowLastColumn="0"/>
-                    </w:pPr>
-                  </w:p>
-                </w:tc>
-                <w:tc>
-                  <w:tcPr>
-                    <w:tcW w:w="878" w:type="pct"/>
-                    <w:shd w:val="clear" w:color="auto" w:fill="FEFFFF"/>
-                    <w:vAlign w:val="center"/>
-                  </w:tcPr>
-                  <w:sdt>
-                    <w:sdtPr>
-                      <w:rPr/>
-                      <w:alias w:val="#Nav: /Item/Subtotals/Subtotals_InvoicedQuantity"/>
-                      <w:tag w:val="#Nav: FS_YSD_InvVendorPurchases/50015"/>
-                      <w:id w:val="1546337810"/>
-                      <w:placeholder>
-                        <w:docPart w:val="FA2BD9B4F7624C65B1D97D2A56A8054C"/>
-                      </w:placeholder>
-                      <w:dataBinding w:prefixMappings="xmlns:ns0='urn:microsoft-dynamics-nav/reports/FS_YSD_InvVendorPurchases/50015/' " w:xpath="/ns0:NavWordReportXmlPart[1]/ns0:Item[1]/ns0:Subtotals[1]/ns0:Subtotals_InvoicedQuantity[1]" w:storeItemID="{5CDB5DAE-A914-4D2A-A45B-EE2DFEE2904F}"/>
-                      <w:text/>
-                    </w:sdtPr>
-                    <w:sdtContent>
-                      <w:p>
-                        <w:pPr>
-                          <w:pStyle w:val="BCLabelNumber"/>
-                          <w:jc w:val="right"/>
-                          <w:cnfStyle w:val="000000000000" w:firstRow="0" w:lastRow="0" w:firstColumn="0" w:lastColumn="0" w:oddVBand="0" w:evenVBand="0" w:oddHBand="0" w:evenHBand="0" w:firstRowFirstColumn="0" w:firstRowLastColumn="0" w:lastRowFirstColumn="0" w:lastRowLastColumn="0"/>
-                        </w:pPr>
-                        <w:proofErr w:type="spellStart"/>
-                        <w:r>
-                          <w:t>Subtotals_InvoicedQuantity</w:t>
-                        </w:r>
-                        <w:proofErr w:type="spellEnd"/>
-                      </w:p>
-                    </w:sdtContent>
-                  </w:sdt>
-                </w:tc>
-                <w:tc>
-                  <w:tcPr>
-                    <w:tcW w:w="946" w:type="pct"/>
-                    <w:shd w:val="clear" w:color="auto" w:fill="FEFFFF"/>
-                    <w:vAlign w:val="center"/>
-                  </w:tcPr>
-                  <w:sdt>
-                    <w:sdtPr>
-                      <w:rPr/>
-                      <w:alias w:val="#Nav: /Item/Subtotals/Subtotals_CostAmount"/>
-                      <w:tag w:val="#Nav: FS_YSD_InvVendorPurchases/50015"/>
-                      <w:id w:val="1616260058"/>
-                      <w:placeholder>
-                        <w:docPart w:val="FA2BD9B4F7624C65B1D97D2A56A8054C"/>
-                      </w:placeholder>
-                      <w:dataBinding w:prefixMappings="xmlns:ns0='urn:microsoft-dynamics-nav/reports/FS_YSD_InvVendorPurchases/50015/' " w:xpath="/ns0:NavWordReportXmlPart[1]/ns0:Item[1]/ns0:Subtotals[1]/ns0:Subtotals_CostAmount[1]" w:storeItemID="{5CDB5DAE-A914-4D2A-A45B-EE2DFEE2904F}"/>
-                      <w:text/>
-                    </w:sdtPr>
-                    <w:sdtContent>
-                      <w:p>
-                        <w:pPr>
-                          <w:pStyle w:val="BCLabelNumber"/>
-                          <w:jc w:val="right"/>
-                          <w:cnfStyle w:val="000000000000" w:firstRow="0" w:lastRow="0" w:firstColumn="0" w:lastColumn="0" w:oddVBand="0" w:evenVBand="0" w:oddHBand="0" w:evenHBand="0" w:firstRowFirstColumn="0" w:firstRowLastColumn="0" w:lastRowFirstColumn="0" w:lastRowLastColumn="0"/>
-                        </w:pPr>
-                        <w:proofErr w:type="spellStart"/>
-                        <w:r>
-                          <w:t>Subtotals_CostAmount</w:t>
-                        </w:r>
-                        <w:proofErr w:type="spellEnd"/>
-                      </w:p>
-                    </w:sdtContent>
-                  </w:sdt>
-                </w:tc>
-                <w:tc>
-                  <w:tcPr>
-                    <w:tcW w:w="879" w:type="pct"/>
-                    <w:shd w:val="clear" w:color="auto" w:fill="FEFFFF"/>
-                    <w:vAlign w:val="center"/>
-                  </w:tcPr>
-                  <w:sdt>
-                    <w:sdtPr>
-                      <w:rPr/>
-                      <w:alias w:val="#Nav: /Item/Subtotals/Subtotals_DiscountAmount"/>
-                      <w:tag w:val="#Nav: FS_YSD_InvVendorPurchases/50015"/>
-                      <w:id w:val="53588090"/>
-                      <w:placeholder>
-                        <w:docPart w:val="FA2BD9B4F7624C65B1D97D2A56A8054C"/>
-                      </w:placeholder>
-                      <w:dataBinding w:prefixMappings="xmlns:ns0='urn:microsoft-dynamics-nav/reports/FS_YSD_InvVendorPurchases/50015/' " w:xpath="/ns0:NavWordReportXmlPart[1]/ns0:Item[1]/ns0:Subtotals[1]/ns0:Subtotals_DiscountAmount[1]" w:storeItemID="{5CDB5DAE-A914-4D2A-A45B-EE2DFEE2904F}"/>
-                      <w:text/>
-                    </w:sdtPr>
-                    <w:sdtContent>
-                      <w:p>
-                        <w:pPr>
-                          <w:pStyle w:val="BCLabelNumber"/>
-                          <w:jc w:val="right"/>
-                          <w:cnfStyle w:val="000000000000" w:firstRow="0" w:lastRow="0" w:firstColumn="0" w:lastColumn="0" w:oddVBand="0" w:evenVBand="0" w:oddHBand="0" w:evenHBand="0" w:firstRowFirstColumn="0" w:firstRowLastColumn="0" w:lastRowFirstColumn="0" w:lastRowLastColumn="0"/>
-                        </w:pPr>
-                        <w:proofErr w:type="spellStart"/>
-                        <w:r>
-                          <w:t>Subtotals_DiscountAmount</w:t>
-                        </w:r>
-                        <w:proofErr w:type="spellEnd"/>
-                      </w:p>
-                    </w:sdtContent>
-                  </w:sdt>
-                </w:tc>
-              </w:tr>
-              <w:tr>
-                <w:trPr>
-                  <w:cnfStyle w:val="000000100000" w:firstRow="0" w:lastRow="0" w:firstColumn="0" w:lastColumn="0" w:oddVBand="0" w:evenVBand="0" w:oddHBand="1" w:evenHBand="0" w:firstRowFirstColumn="0" w:firstRowLastColumn="0" w:lastRowFirstColumn="0" w:lastRowLastColumn="0"/>
-                  <w:cantSplit/>
-                  <w:trHeight w:val="490"/>
-                </w:trPr>
-                <w:tc>
-                  <w:tcPr>
-                    <w:cnfStyle w:val="001000000000" w:firstRow="0" w:lastRow="0" w:firstColumn="1" w:lastColumn="0" w:oddVBand="0" w:evenVBand="0" w:oddHBand="0" w:evenHBand="0" w:firstRowFirstColumn="0" w:firstRowLastColumn="0" w:lastRowFirstColumn="0" w:lastRowLastColumn="0"/>
-                    <w:tcW w:w="608" w:type="pct"/>
-                    <w:shd w:val="clear" w:color="auto" w:fill="auto"/>
-                    <w:vAlign w:val="center"/>
-                  </w:tcPr>
-                  <w:p>
-                    <w:pPr>
-                      <w:pStyle w:val="NoSpacing"/>
-                    </w:pPr>
-                  </w:p>
-                </w:tc>
-                <w:tc>
-                  <w:tcPr>
-                    <w:tcW w:w="1351" w:type="pct"/>
-                    <w:shd w:val="clear" w:color="auto" w:fill="auto"/>
-                    <w:vAlign w:val="center"/>
-                  </w:tcPr>
-                  <w:p>
-                    <w:pPr>
-                      <w:pStyle w:val="NoSpacing"/>
-                      <w:cnfStyle w:val="000000100000" w:firstRow="0" w:lastRow="0" w:firstColumn="0" w:lastColumn="0" w:oddVBand="0" w:evenVBand="0" w:oddHBand="1" w:evenHBand="0" w:firstRowFirstColumn="0" w:firstRowLastColumn="0" w:lastRowFirstColumn="0" w:lastRowLastColumn="0"/>
-                    </w:pPr>
-                  </w:p>
-                </w:tc>
-                <w:tc>
-                  <w:tcPr>
-                    <w:tcW w:w="338" w:type="pct"/>
-                    <w:shd w:val="clear" w:color="auto" w:fill="auto"/>
-                    <w:vAlign w:val="center"/>
-                  </w:tcPr>
-                  <w:p>
-                    <w:pPr>
-                      <w:pStyle w:val="NoSpacing"/>
-                      <w:cnfStyle w:val="000000100000" w:firstRow="0" w:lastRow="0" w:firstColumn="0" w:lastColumn="0" w:oddVBand="0" w:evenVBand="0" w:oddHBand="1" w:evenHBand="0" w:firstRowFirstColumn="0" w:firstRowLastColumn="0" w:lastRowFirstColumn="0" w:lastRowLastColumn="0"/>
-                    </w:pPr>
-                  </w:p>
-                </w:tc>
-                <w:tc>
-                  <w:tcPr>
-                    <w:tcW w:w="878" w:type="pct"/>
-                    <w:shd w:val="clear" w:color="auto" w:fill="auto"/>
-                    <w:vAlign w:val="center"/>
-                  </w:tcPr>
-                  <w:p>
-                    <w:pPr>
-                      <w:pStyle w:val="BCNumber"/>
-                      <w:jc w:val="right"/>
-                      <w:cnfStyle w:val="000000100000" w:firstRow="0" w:lastRow="0" w:firstColumn="0" w:lastColumn="0" w:oddVBand="0" w:evenVBand="0" w:oddHBand="1" w:evenHBand="0" w:firstRowFirstColumn="0" w:firstRowLastColumn="0" w:lastRowFirstColumn="0" w:lastRowLastColumn="0"/>
-                    </w:pPr>
-                  </w:p>
-                </w:tc>
-                <w:tc>
-                  <w:tcPr>
-                    <w:tcW w:w="946" w:type="pct"/>
-                    <w:shd w:val="clear" w:color="auto" w:fill="auto"/>
-                    <w:vAlign w:val="center"/>
-                  </w:tcPr>
-                  <w:p>
-                    <w:pPr>
-                      <w:pStyle w:val="BCNumber"/>
-                      <w:jc w:val="right"/>
-                      <w:cnfStyle w:val="000000100000" w:firstRow="0" w:lastRow="0" w:firstColumn="0" w:lastColumn="0" w:oddVBand="0" w:evenVBand="0" w:oddHBand="1" w:evenHBand="0" w:firstRowFirstColumn="0" w:firstRowLastColumn="0" w:lastRowFirstColumn="0" w:lastRowLastColumn="0"/>
-                    </w:pPr>
-                  </w:p>
-                </w:tc>
-                <w:tc>
-                  <w:tcPr>
-                    <w:tcW w:w="879" w:type="pct"/>
-                    <w:shd w:val="clear" w:color="auto" w:fill="auto"/>
-                    <w:vAlign w:val="center"/>
-                  </w:tcPr>
-                  <w:p>
-                    <w:pPr>
-                      <w:pStyle w:val="BCNumber"/>
-                      <w:jc w:val="right"/>
-                      <w:cnfStyle w:val="000000100000" w:firstRow="0" w:lastRow="0" w:firstColumn="0" w:lastColumn="0" w:oddVBand="0" w:evenVBand="0" w:oddHBand="1" w:evenHBand="0" w:firstRowFirstColumn="0" w:firstRowLastColumn="0" w:lastRowFirstColumn="0" w:lastRowLastColumn="0"/>
-                    </w:pPr>
-                  </w:p>
-                </w:tc>
-              </w:tr>
-            </w:sdtContent>
-          </w:sdt>
-        </w:sdtContent>
-      </w:sdt>
       <w:tr>
         <w:trPr>
-          <w:cantSplit/>
+          <w:cnfStyle w:val="000000100000" w:firstRow="0" w:lastRow="0" w:firstColumn="0" w:lastColumn="0" w:oddVBand="0" w:evenVBand="0" w:oddHBand="1" w:evenHBand="0" w:firstRowFirstColumn="0" w:firstRowLastColumn="0" w:lastRowFirstColumn="0" w:lastRowLastColumn="0"/>
           <w:trHeight w:val="490"/>
         </w:trPr>
         <w:tc>
           <w:tcPr>
-            <w:cnfStyle w:val="001000000000" w:firstRow="0" w:lastRow="0" w:firstColumn="1" w:lastColumn="0" w:oddVBand="0" w:evenVBand="0" w:oddHBand="0" w:evenHBand="0" w:firstRowFirstColumn="0" w:firstRowLastColumn="0" w:lastRowFirstColumn="0" w:lastRowLastColumn="0"/>
-            <w:tcW w:w="608" w:type="pct"/>
-            <w:tcBorders>
-              <w:bottom w:val="single" w:sz="4" w:space="0" w:color="auto"/>
-            </w:tcBorders>
-            <w:vAlign w:val="center"/>
+            <w:tcW w:w="769" w:type="pct"/>
+          </w:tcPr>
+          <w:p>
+            <w:pPr>
+              <w:pStyle w:val="BCLabel"/>
+            </w:pPr>
+            <w:proofErr w:type="spellStart"/>
+            <w:r>
+              <w:t>No_Item</w:t>
+            </w:r>
+            <w:proofErr w:type="spellEnd"/>
+          </w:p>
+        </w:tc>
+        <w:tc>
+          <w:tcPr>
+            <w:tcW w:w="824" w:type="pct"/>
+          </w:tcPr>
+          <w:p>
+            <w:pPr>
+              <w:pStyle w:val="BCLabel"/>
+            </w:pPr>
+            <w:proofErr w:type="spellStart"/>
+            <w:r>
+              <w:t>Desc_Item</w:t>
+            </w:r>
+            <w:proofErr w:type="spellEnd"/>
+          </w:p>
+        </w:tc>
+        <w:tc>
+          <w:tcPr>
+            <w:tcW w:w="582" w:type="pct"/>
+          </w:tcPr>
+          <w:p>
+            <w:pPr>
+              <w:pStyle w:val="BCLabel"/>
+            </w:pPr>
+          </w:p>
+        </w:tc>
+        <w:tc>
+          <w:tcPr>
+            <w:tcW w:w="891" w:type="pct"/>
+          </w:tcPr>
+          <w:p>
+            <w:pPr>
+              <w:pStyle w:val="BCLabel"/>
+            </w:pPr>
+          </w:p>
+        </w:tc>
+        <w:tc>
+          <w:tcPr>
+            <w:tcW w:w="1020" w:type="pct"/>
+          </w:tcPr>
+          <w:p>
+            <w:pPr>
+              <w:pStyle w:val="BCLabel"/>
+            </w:pPr>
+          </w:p>
+        </w:tc>
+        <w:tc>
+          <w:tcPr>
+            <w:tcW w:w="915" w:type="pct"/>
+          </w:tcPr>
+          <w:p>
+            <w:pPr>
+              <w:pStyle w:val="BCLabel"/>
+            </w:pPr>
+          </w:p>
+        </w:tc>
+      </w:tr>
+      <w:tr>
+        <w:trPr>
+          <w:cnfStyle w:val="000000010000" w:firstRow="0" w:lastRow="0" w:firstColumn="0" w:lastColumn="0" w:oddVBand="0" w:evenVBand="0" w:oddHBand="0" w:evenHBand="1" w:firstRowFirstColumn="0" w:firstRowLastColumn="0" w:lastRowFirstColumn="0" w:lastRowLastColumn="0"/>
+          <w:trHeight w:val="490"/>
+        </w:trPr>
+        <w:tc>
+          <w:tcPr>
+            <w:tcW w:w="769" w:type="pct"/>
           </w:tcPr>
           <w:p>
             <w:pPr>
@@ -1084,79 +362,64 @@
         </w:tc>
         <w:tc>
           <w:tcPr>
-            <w:tcW w:w="1351" w:type="pct"/>
-            <w:tcBorders>
-              <w:bottom w:val="single" w:sz="4" w:space="0" w:color="auto"/>
-            </w:tcBorders>
-            <w:vAlign w:val="center"/>
+            <w:tcW w:w="824" w:type="pct"/>
           </w:tcPr>
           <w:p>
             <w:pPr>
               <w:pStyle w:val="NoSpacing"/>
-              <w:cnfStyle w:val="000000000000" w:firstRow="0" w:lastRow="0" w:firstColumn="0" w:lastColumn="0" w:oddVBand="0" w:evenVBand="0" w:oddHBand="0" w:evenHBand="0" w:firstRowFirstColumn="0" w:firstRowLastColumn="0" w:lastRowFirstColumn="0" w:lastRowLastColumn="0"/>
             </w:pPr>
+            <w:proofErr w:type="spellStart"/>
+            <w:r>
+              <w:t>BaseUOM_ItemCaption</w:t>
+            </w:r>
+            <w:proofErr w:type="spellEnd"/>
           </w:p>
         </w:tc>
         <w:tc>
           <w:tcPr>
-            <w:tcW w:w="338" w:type="pct"/>
-            <w:tcBorders>
-              <w:bottom w:val="single" w:sz="4" w:space="0" w:color="auto"/>
-            </w:tcBorders>
-            <w:vAlign w:val="center"/>
+            <w:tcW w:w="582" w:type="pct"/>
           </w:tcPr>
           <w:p>
             <w:pPr>
               <w:pStyle w:val="NoSpacing"/>
-              <w:cnfStyle w:val="000000000000" w:firstRow="0" w:lastRow="0" w:firstColumn="0" w:lastColumn="0" w:oddVBand="0" w:evenVBand="0" w:oddHBand="0" w:evenHBand="0" w:firstRowFirstColumn="0" w:firstRowLastColumn="0" w:lastRowFirstColumn="0" w:lastRowLastColumn="0"/>
             </w:pPr>
+            <w:proofErr w:type="spellStart"/>
+            <w:r>
+              <w:t>BaseUOM_Item</w:t>
+            </w:r>
+            <w:proofErr w:type="spellEnd"/>
           </w:p>
         </w:tc>
         <w:tc>
           <w:tcPr>
-            <w:tcW w:w="878" w:type="pct"/>
-            <w:tcBorders>
-              <w:bottom w:val="single" w:sz="4" w:space="0" w:color="auto"/>
-            </w:tcBorders>
-            <w:vAlign w:val="center"/>
+            <w:tcW w:w="891" w:type="pct"/>
           </w:tcPr>
           <w:p>
             <w:pPr>
               <w:pStyle w:val="BCNumber"/>
               <w:jc w:val="right"/>
-              <w:cnfStyle w:val="000000000000" w:firstRow="0" w:lastRow="0" w:firstColumn="0" w:lastColumn="0" w:oddVBand="0" w:evenVBand="0" w:oddHBand="0" w:evenHBand="0" w:firstRowFirstColumn="0" w:firstRowLastColumn="0" w:lastRowFirstColumn="0" w:lastRowLastColumn="0"/>
             </w:pPr>
           </w:p>
         </w:tc>
         <w:tc>
           <w:tcPr>
-            <w:tcW w:w="946" w:type="pct"/>
-            <w:tcBorders>
-              <w:bottom w:val="single" w:sz="4" w:space="0" w:color="auto"/>
-            </w:tcBorders>
-            <w:vAlign w:val="center"/>
+            <w:tcW w:w="1020" w:type="pct"/>
           </w:tcPr>
           <w:p>
             <w:pPr>
               <w:pStyle w:val="BCNumber"/>
               <w:jc w:val="right"/>
-              <w:cnfStyle w:val="000000000000" w:firstRow="0" w:lastRow="0" w:firstColumn="0" w:lastColumn="0" w:oddVBand="0" w:evenVBand="0" w:oddHBand="0" w:evenHBand="0" w:firstRowFirstColumn="0" w:firstRowLastColumn="0" w:lastRowFirstColumn="0" w:lastRowLastColumn="0"/>
             </w:pPr>
           </w:p>
         </w:tc>
         <w:tc>
           <w:tcPr>
-            <w:tcW w:w="879" w:type="pct"/>
-            <w:tcBorders>
-              <w:bottom w:val="single" w:sz="4" w:space="0" w:color="auto"/>
-            </w:tcBorders>
-            <w:vAlign w:val="center"/>
+            <w:tcW w:w="915" w:type="pct"/>
           </w:tcPr>
           <w:p>
             <w:pPr>
               <w:pStyle w:val="BCNumber"/>
               <w:jc w:val="right"/>
-              <w:cnfStyle w:val="000000000000" w:firstRow="0" w:lastRow="0" w:firstColumn="0" w:lastColumn="0" w:oddVBand="0" w:evenVBand="0" w:oddHBand="0" w:evenHBand="0" w:firstRowFirstColumn="0" w:firstRowLastColumn="0" w:lastRowFirstColumn="0" w:lastRowLastColumn="0"/>
             </w:pPr>
           </w:p>
         </w:tc>
@@ -1164,19 +427,212 @@
       <w:tr>
         <w:trPr>
           <w:cnfStyle w:val="000000100000" w:firstRow="0" w:lastRow="0" w:firstColumn="0" w:lastColumn="0" w:oddVBand="0" w:evenVBand="0" w:oddHBand="1" w:evenHBand="0" w:firstRowFirstColumn="0" w:firstRowLastColumn="0" w:lastRowFirstColumn="0" w:lastRowLastColumn="0"/>
-          <w:cantSplit/>
           <w:trHeight w:val="490"/>
         </w:trPr>
         <w:tc>
           <w:tcPr>
-            <w:cnfStyle w:val="001000000000" w:firstRow="0" w:lastRow="0" w:firstColumn="1" w:lastColumn="0" w:oddVBand="0" w:evenVBand="0" w:oddHBand="0" w:evenHBand="0" w:firstRowFirstColumn="0" w:firstRowLastColumn="0" w:lastRowFirstColumn="0" w:lastRowLastColumn="0"/>
-            <w:tcW w:w="608" w:type="pct"/>
-            <w:tcBorders>
-              <w:top w:val="single" w:sz="4" w:space="0" w:color="auto"/>
-              <w:bottom w:val="single" w:sz="8" w:space="0" w:color="auto"/>
-            </w:tcBorders>
-            <w:shd w:val="clear" w:color="auto" w:fill="auto"/>
-            <w:vAlign w:val="center"/>
+            <w:tcW w:w="769" w:type="pct"/>
+          </w:tcPr>
+          <w:p>
+            <w:pPr>
+              <w:pStyle w:val="NoSpacing"/>
+            </w:pPr>
+            <w:proofErr w:type="spellStart"/>
+            <w:r>
+              <w:t>SourceNo_ValueEntry</w:t>
+            </w:r>
+            <w:proofErr w:type="spellEnd"/>
+          </w:p>
+        </w:tc>
+        <w:tc>
+          <w:tcPr>
+            <w:tcW w:w="824" w:type="pct"/>
+          </w:tcPr>
+          <w:p>
+            <w:pPr>
+              <w:pStyle w:val="NoSpacing"/>
+            </w:pPr>
+            <w:proofErr w:type="spellStart"/>
+            <w:r>
+              <w:t>VendName</w:t>
+            </w:r>
+            <w:proofErr w:type="spellEnd"/>
+          </w:p>
+        </w:tc>
+        <w:tc>
+          <w:tcPr>
+            <w:tcW w:w="582" w:type="pct"/>
+          </w:tcPr>
+          <w:p>
+            <w:pPr>
+              <w:pStyle w:val="NoSpacing"/>
+            </w:pPr>
+          </w:p>
+        </w:tc>
+        <w:tc>
+          <w:tcPr>
+            <w:tcW w:w="891" w:type="pct"/>
+          </w:tcPr>
+          <w:p>
+            <w:pPr>
+              <w:pStyle w:val="BCNumber"/>
+              <w:jc w:val="right"/>
+            </w:pPr>
+            <w:proofErr w:type="spellStart"/>
+            <w:r>
+              <w:t>InvQty_ValueEntry</w:t>
+            </w:r>
+            <w:proofErr w:type="spellEnd"/>
+          </w:p>
+        </w:tc>
+        <w:tc>
+          <w:tcPr>
+            <w:tcW w:w="1020" w:type="pct"/>
+          </w:tcPr>
+          <w:p>
+            <w:pPr>
+              <w:pStyle w:val="BCNumber"/>
+              <w:jc w:val="right"/>
+            </w:pPr>
+            <w:proofErr w:type="spellStart"/>
+            <w:r>
+              <w:t>CostAmtAct_ValueEntry</w:t>
+            </w:r>
+            <w:proofErr w:type="spellEnd"/>
+          </w:p>
+        </w:tc>
+        <w:tc>
+          <w:tcPr>
+            <w:tcW w:w="915" w:type="pct"/>
+          </w:tcPr>
+          <w:p>
+            <w:pPr>
+              <w:pStyle w:val="BCNumber"/>
+              <w:jc w:val="right"/>
+            </w:pPr>
+            <w:proofErr w:type="spellStart"/>
+            <w:r>
+              <w:t>DiscAmt_ValueEntry</w:t>
+            </w:r>
+            <w:proofErr w:type="spellEnd"/>
+          </w:p>
+        </w:tc>
+      </w:tr>
+      <w:tr>
+        <w:trPr>
+          <w:cnfStyle w:val="000000010000" w:firstRow="0" w:lastRow="0" w:firstColumn="0" w:lastColumn="0" w:oddVBand="0" w:evenVBand="0" w:oddHBand="0" w:evenHBand="1" w:firstRowFirstColumn="0" w:firstRowLastColumn="0" w:lastRowFirstColumn="0" w:lastRowLastColumn="0"/>
+          <w:trHeight w:val="490"/>
+        </w:trPr>
+        <w:tc>
+          <w:tcPr>
+            <w:tcW w:w="769" w:type="pct"/>
+          </w:tcPr>
+          <w:p>
+            <w:pPr>
+              <w:pStyle w:val="BCLabel"/>
+            </w:pPr>
+          </w:p>
+        </w:tc>
+        <w:tc>
+          <w:tcPr>
+            <w:tcW w:w="824" w:type="pct"/>
+          </w:tcPr>
+          <w:p>
+            <w:pPr>
+              <w:pStyle w:val="BCLabel"/>
+            </w:pPr>
+            <w:proofErr w:type="spellStart"/>
+            <w:r>
+              <w:t>Desc_Item</w:t>
+            </w:r>
+            <w:proofErr w:type="spellEnd"/>
+          </w:p>
+        </w:tc>
+        <w:tc>
+          <w:tcPr>
+            <w:tcW w:w="582" w:type="pct"/>
+          </w:tcPr>
+          <w:p>
+            <w:pPr>
+              <w:pStyle w:val="BCLabel"/>
+            </w:pPr>
+          </w:p>
+        </w:tc>
+        <w:tc>
+          <w:tcPr>
+            <w:tcW w:w="891" w:type="pct"/>
+          </w:tcPr>
+          <w:p>
+            <w:pPr>
+              <w:pStyle w:val="BCLabelNumber"/>
+              <w:jc w:val="right"/>
+            </w:pPr>
+            <w:proofErr w:type="spellStart"/>
+            <w:r>
+              <w:t>Subtotals_InvoicedQuantity</w:t>
+            </w:r>
+            <w:proofErr w:type="spellEnd"/>
+          </w:p>
+        </w:tc>
+        <w:tc>
+          <w:tcPr>
+            <w:tcW w:w="1020" w:type="pct"/>
+          </w:tcPr>
+          <w:p>
+            <w:pPr>
+              <w:pStyle w:val="BCLabelNumber"/>
+              <w:jc w:val="right"/>
+            </w:pPr>
+            <w:proofErr w:type="spellStart"/>
+            <w:r>
+              <w:t>Subtotals_CostAmount</w:t>
+            </w:r>
+            <w:proofErr w:type="spellEnd"/>
+          </w:p>
+        </w:tc>
+        <w:tc>
+          <w:tcPr>
+            <w:tcW w:w="915" w:type="pct"/>
+          </w:tcPr>
+          <w:p>
+            <w:pPr>
+              <w:pStyle w:val="BCLabelNumber"/>
+              <w:jc w:val="right"/>
+            </w:pPr>
+            <w:proofErr w:type="spellStart"/>
+            <w:r>
+              <w:t>Subtotals_DiscountAmount</w:t>
+            </w:r>
+            <w:proofErr w:type="spellEnd"/>
+          </w:p>
+        </w:tc>
+      </w:tr>
+    </w:tbl>
+    <w:p/>
+    <w:tbl>
+      <w:tblPr>
+        <w:tblStyle w:val="BCTotalsTable"/>
+        <w:tblW w:w="5000" w:type="pct"/>
+        <w:tblLook w:val="0460" w:firstRow="1" w:lastRow="1" w:firstColumn="0" w:lastColumn="0" w:noHBand="0" w:noVBand="1"/>
+        <w:tblCaption w:val="Table 2"/>
+        <w:tblDescription w:val="Document lines. Column headers in the first row."/>
+      </w:tblPr>
+      <w:tblGrid>
+        <w:gridCol w:w="1451"/>
+        <w:gridCol w:w="1566"/>
+        <w:gridCol w:w="1060"/>
+        <w:gridCol w:w="1706"/>
+        <w:gridCol w:w="2150"/>
+        <w:gridCol w:w="2561"/>
+      </w:tblGrid>
+      <w:tr>
+        <w:trPr>
+          <w:cnfStyle w:val="010000000000" w:firstRow="0" w:lastRow="1" w:firstColumn="0" w:lastColumn="0" w:oddVBand="0" w:evenVBand="0" w:oddHBand="0" w:evenHBand="0" w:firstRowFirstColumn="0" w:firstRowLastColumn="0" w:lastRowFirstColumn="0" w:lastRowLastColumn="0"/>
+          <w:trHeight w:val="490"/>
+        </w:trPr>
+        <w:tc>
+          <w:tcPr>
+            <w:tcW w:w="691" w:type="pct"/>
           </w:tcPr>
           <w:p>
             <w:pPr>
@@ -1187,43 +643,28 @@
         </w:tc>
         <w:tc>
           <w:tcPr>
-            <w:tcW w:w="1351" w:type="pct"/>
-            <w:tcBorders>
-              <w:top w:val="single" w:sz="4" w:space="0" w:color="auto"/>
-              <w:bottom w:val="single" w:sz="8" w:space="0" w:color="auto"/>
-            </w:tcBorders>
-            <w:shd w:val="clear" w:color="auto" w:fill="auto"/>
-            <w:vAlign w:val="center"/>
+            <w:tcW w:w="746" w:type="pct"/>
           </w:tcPr>
           <w:p>
             <w:pPr>
               <w:pStyle w:val="BCLabelNumber"/>
               <w:jc w:val="right"/>
-              <w:cnfStyle w:val="000000100000" w:firstRow="0" w:lastRow="0" w:firstColumn="0" w:lastColumn="0" w:oddVBand="0" w:evenVBand="0" w:oddHBand="1" w:evenHBand="0" w:firstRowFirstColumn="0" w:firstRowLastColumn="0" w:lastRowFirstColumn="0" w:lastRowLastColumn="0"/>
             </w:pPr>
           </w:p>
         </w:tc>
         <w:tc>
           <w:tcPr>
-            <w:tcW w:w="338" w:type="pct"/>
-            <w:tcBorders>
-              <w:top w:val="single" w:sz="4" w:space="0" w:color="auto"/>
-              <w:bottom w:val="single" w:sz="8" w:space="0" w:color="auto"/>
-            </w:tcBorders>
-            <w:shd w:val="clear" w:color="auto" w:fill="auto"/>
-            <w:vAlign w:val="center"/>
+            <w:tcW w:w="505" w:type="pct"/>
           </w:tcPr>
           <w:p>
             <w:pPr>
               <w:pStyle w:val="BCLabelNumber"/>
               <w:jc w:val="right"/>
-              <w:cnfStyle w:val="000000100000" w:firstRow="0" w:lastRow="0" w:firstColumn="0" w:lastColumn="0" w:oddVBand="0" w:evenVBand="0" w:oddHBand="1" w:evenHBand="0" w:firstRowFirstColumn="0" w:firstRowLastColumn="0" w:lastRowFirstColumn="0" w:lastRowLastColumn="0"/>
             </w:pPr>
           </w:p>
         </w:tc>
         <w:sdt>
           <w:sdtPr>
-            <w:rPr/>
             <w:alias w:val="#Nav: /Labels/TotalLbl"/>
             <w:tag w:val="#Nav: FS_YSD_InvVendorPurchases/50015"/>
             <w:id w:val="-757981476"/>
@@ -1236,18 +677,11 @@
           <w:sdtContent>
             <w:tc>
               <w:tcPr>
-                <w:tcW w:w="878" w:type="pct"/>
-                <w:tcBorders>
-                  <w:top w:val="single" w:sz="4" w:space="0" w:color="auto"/>
-                  <w:bottom w:val="single" w:sz="8" w:space="0" w:color="auto"/>
-                </w:tcBorders>
-                <w:shd w:val="clear" w:color="auto" w:fill="auto"/>
-                <w:vAlign w:val="center"/>
+                <w:tcW w:w="813" w:type="pct"/>
               </w:tcPr>
               <w:p>
                 <w:pPr>
                   <w:pStyle w:val="BCLabel"/>
-                  <w:cnfStyle w:val="000000100000" w:firstRow="0" w:lastRow="0" w:firstColumn="0" w:lastColumn="0" w:oddVBand="0" w:evenVBand="0" w:oddHBand="1" w:evenHBand="0" w:firstRowFirstColumn="0" w:firstRowLastColumn="0" w:lastRowFirstColumn="0" w:lastRowLastColumn="0"/>
                 </w:pPr>
                 <w:proofErr w:type="spellStart"/>
                 <w:r>
@@ -1260,17 +694,10 @@
         </w:sdt>
         <w:tc>
           <w:tcPr>
-            <w:tcW w:w="946" w:type="pct"/>
-            <w:tcBorders>
-              <w:top w:val="single" w:sz="4" w:space="0" w:color="auto"/>
-              <w:bottom w:val="single" w:sz="8" w:space="0" w:color="auto"/>
-            </w:tcBorders>
-            <w:shd w:val="clear" w:color="auto" w:fill="auto"/>
-            <w:vAlign w:val="center"/>
+            <w:tcW w:w="1024" w:type="pct"/>
           </w:tcPr>
           <w:sdt>
             <w:sdtPr>
-              <w:rPr/>
               <w:alias w:val="#Nav: /Totals/Totals_CostAmount"/>
               <w:tag w:val="#Nav: FS_YSD_InvVendorPurchases/50015"/>
               <w:id w:val="1605146378"/>
@@ -1285,7 +712,6 @@
                 <w:pPr>
                   <w:pStyle w:val="BCLabelNumber"/>
                   <w:jc w:val="right"/>
-                  <w:cnfStyle w:val="000000100000" w:firstRow="0" w:lastRow="0" w:firstColumn="0" w:lastColumn="0" w:oddVBand="0" w:evenVBand="0" w:oddHBand="1" w:evenHBand="0" w:firstRowFirstColumn="0" w:firstRowLastColumn="0" w:lastRowFirstColumn="0" w:lastRowLastColumn="0"/>
                 </w:pPr>
                 <w:proofErr w:type="spellStart"/>
                 <w:r>
@@ -1298,17 +724,10 @@
         </w:tc>
         <w:tc>
           <w:tcPr>
-            <w:tcW w:w="879" w:type="pct"/>
-            <w:tcBorders>
-              <w:top w:val="single" w:sz="4" w:space="0" w:color="auto"/>
-              <w:bottom w:val="single" w:sz="8" w:space="0" w:color="auto"/>
-            </w:tcBorders>
-            <w:shd w:val="clear" w:color="auto" w:fill="auto"/>
-            <w:vAlign w:val="center"/>
+            <w:tcW w:w="1220" w:type="pct"/>
           </w:tcPr>
           <w:sdt>
             <w:sdtPr>
-              <w:rPr/>
               <w:alias w:val="#Nav: /Totals/Totals_DiscountAmount"/>
               <w:tag w:val="#Nav: FS_YSD_InvVendorPurchases/50015"/>
               <w:id w:val="1913503864"/>
@@ -1323,7 +742,6 @@
                 <w:pPr>
                   <w:pStyle w:val="BCLabelNumber"/>
                   <w:jc w:val="right"/>
-                  <w:cnfStyle w:val="000000100000" w:firstRow="0" w:lastRow="0" w:firstColumn="0" w:lastColumn="0" w:oddVBand="0" w:evenVBand="0" w:oddHBand="1" w:evenHBand="0" w:firstRowFirstColumn="0" w:firstRowLastColumn="0" w:lastRowFirstColumn="0" w:lastRowLastColumn="0"/>
                 </w:pPr>
                 <w:proofErr w:type="spellStart"/>
                 <w:r>
@@ -1342,9 +760,7 @@
         <w:ind w:right="960"/>
       </w:pPr>
     </w:p>
-    <w:p>
-      <w:pPr/>
-    </w:p>
+    <w:p/>
     <w:sectPr>
       <w:headerReference w:type="even" r:id="rId9"/>
       <w:headerReference w:type="default" r:id="rId10"/>
@@ -1362,7 +778,7 @@
 </file>
 
 <file path=word/endnotes.xml><?xml version="1.0" encoding="utf-8"?>
-<w:endnotes xmlns:wpc="http://schemas.microsoft.com/office/word/2010/wordprocessingCanvas" xmlns:cx="http://schemas.microsoft.com/office/drawing/2014/chartex" xmlns:cx1="http://schemas.microsoft.com/office/drawing/2015/9/8/chartex" xmlns:cx2="http://schemas.microsoft.com/office/drawing/2015/10/21/chartex" xmlns:cx3="http://schemas.microsoft.com/office/drawing/2016/5/9/chartex" xmlns:cx4="http://schemas.microsoft.com/office/drawing/2016/5/10/chartex" xmlns:cx5="http://schemas.microsoft.com/office/drawing/2016/5/11/chartex" xmlns:cx6="http://schemas.microsoft.com/office/drawing/2016/5/12/chartex" xmlns:cx7="http://schemas.microsoft.com/office/drawing/2016/5/13/chartex" xmlns:cx8="http://schemas.microsoft.com/office/drawing/2016/5/14/chartex" xmlns:mc="http://schemas.openxmlformats.org/markup-compatibility/2006" xmlns:aink="http://schemas.microsoft.com/office/drawing/2016/ink" xmlns:am3d="http://schemas.microsoft.com/office/drawing/2017/model3d" xmlns:o="urn:schemas-microsoft-com:office:office" xmlns:oel="http://schemas.microsoft.com/office/2019/extlst" xmlns:r="http://schemas.openxmlformats.org/officeDocument/2006/relationships" xmlns:m="http://schemas.openxmlformats.org/officeDocument/2006/math" xmlns:v="urn:schemas-microsoft-com:vml" xmlns:wp14="http://schemas.microsoft.com/office/word/2010/wordprocessingDrawing" xmlns:wp="http://schemas.openxmlformats.org/drawingml/2006/wordprocessingDrawing" xmlns:w10="urn:schemas-microsoft-com:office:word" xmlns:w="http://schemas.openxmlformats.org/wordprocessingml/2006/main" xmlns:w14="http://schemas.microsoft.com/office/word/2010/wordml" xmlns:w15="http://schemas.microsoft.com/office/word/2012/wordml" xmlns:w16cex="http://schemas.microsoft.com/office/word/2018/wordml/cex" xmlns:w16cid="http://schemas.microsoft.com/office/word/2016/wordml/cid" xmlns:w16="http://schemas.microsoft.com/office/word/2018/wordml" xmlns:w16du="http://schemas.microsoft.com/office/word/2023/wordml/word16du" xmlns:w16sdtdh="http://schemas.microsoft.com/office/word/2020/wordml/sdtdatahash" xmlns:w16sdtfl="http://schemas.microsoft.com/office/word/2024/wordml/sdtformatlock" xmlns:w16se="http://schemas.microsoft.com/office/word/2015/wordml/symex" xmlns:wpg="http://schemas.microsoft.com/office/word/2010/wordprocessingGroup" xmlns:wpi="http://schemas.microsoft.com/office/word/2010/wordprocessingInk" xmlns:wne="http://schemas.microsoft.com/office/word/2006/wordml" xmlns:wps="http://schemas.microsoft.com/office/word/2010/wordprocessingShape" mc:Ignorable="w14 w15 w16se w16cid w16 w16cex w16sdtdh w16sdtfl w16du wp14">
+<w:endnotes xmlns:wpc="http://schemas.microsoft.com/office/word/2010/wordprocessingCanvas" xmlns:cx="http://schemas.microsoft.com/office/drawing/2014/chartex" xmlns:cx1="http://schemas.microsoft.com/office/drawing/2015/9/8/chartex" xmlns:cx2="http://schemas.microsoft.com/office/drawing/2015/10/21/chartex" xmlns:cx3="http://schemas.microsoft.com/office/drawing/2016/5/9/chartex" xmlns:cx4="http://schemas.microsoft.com/office/drawing/2016/5/10/chartex" xmlns:cx5="http://schemas.microsoft.com/office/drawing/2016/5/11/chartex" xmlns:cx6="http://schemas.microsoft.com/office/drawing/2016/5/12/chartex" xmlns:cx7="http://schemas.microsoft.com/office/drawing/2016/5/13/chartex" xmlns:cx8="http://schemas.microsoft.com/office/drawing/2016/5/14/chartex" xmlns:mc="http://schemas.openxmlformats.org/markup-compatibility/2006" xmlns:aink="http://schemas.microsoft.com/office/drawing/2016/ink" xmlns:am3d="http://schemas.microsoft.com/office/drawing/2017/model3d" xmlns:o="urn:schemas-microsoft-com:office:office" xmlns:oel="http://schemas.microsoft.com/office/2019/extlst" xmlns:r="http://schemas.openxmlformats.org/officeDocument/2006/relationships" xmlns:m="http://schemas.openxmlformats.org/officeDocument/2006/math" xmlns:v="urn:schemas-microsoft-com:vml" xmlns:wp14="http://schemas.microsoft.com/office/word/2010/wordprocessingDrawing" xmlns:wp="http://schemas.openxmlformats.org/drawingml/2006/wordprocessingDrawing" xmlns:w10="urn:schemas-microsoft-com:office:word" xmlns:w="http://schemas.openxmlformats.org/wordprocessingml/2006/main" xmlns:w14="http://schemas.microsoft.com/office/word/2010/wordml" xmlns:w15="http://schemas.microsoft.com/office/word/2012/wordml" xmlns:w16cei="http://schemas.microsoft.com/office/word/2026/wordml/cei" xmlns:w16cex="http://schemas.microsoft.com/office/word/2018/wordml/cex" xmlns:w16cid="http://schemas.microsoft.com/office/word/2016/wordml/cid" xmlns:w16="http://schemas.microsoft.com/office/word/2018/wordml" xmlns:w16du="http://schemas.microsoft.com/office/word/2023/wordml/word16du" xmlns:w16sdtdh="http://schemas.microsoft.com/office/word/2020/wordml/sdtdatahash" xmlns:w16sdtfl="http://schemas.microsoft.com/office/word/2024/wordml/sdtformatlock" xmlns:w16se="http://schemas.microsoft.com/office/word/2015/wordml/symex" xmlns:wpg="http://schemas.microsoft.com/office/word/2010/wordprocessingGroup" xmlns:wpi="http://schemas.microsoft.com/office/word/2010/wordprocessingInk" xmlns:wne="http://schemas.microsoft.com/office/word/2006/wordml" xmlns:wps="http://schemas.microsoft.com/office/word/2010/wordprocessingShape" mc:Ignorable="w14 w15 w16se w16cid w16 w16cex w16sdtdh w16sdtfl w16du wp14">
   <w:endnote w:type="separator" w:id="-1">
     <w:p>
       <w:pPr>
@@ -1387,7 +803,7 @@
 </file>
 
 <file path=word/footer1.xml><?xml version="1.0" encoding="utf-8"?>
-<w:ftr xmlns:wpc="http://schemas.microsoft.com/office/word/2010/wordprocessingCanvas" xmlns:cx="http://schemas.microsoft.com/office/drawing/2014/chartex" xmlns:cx1="http://schemas.microsoft.com/office/drawing/2015/9/8/chartex" xmlns:cx2="http://schemas.microsoft.com/office/drawing/2015/10/21/chartex" xmlns:cx3="http://schemas.microsoft.com/office/drawing/2016/5/9/chartex" xmlns:cx4="http://schemas.microsoft.com/office/drawing/2016/5/10/chartex" xmlns:cx5="http://schemas.microsoft.com/office/drawing/2016/5/11/chartex" xmlns:cx6="http://schemas.microsoft.com/office/drawing/2016/5/12/chartex" xmlns:cx7="http://schemas.microsoft.com/office/drawing/2016/5/13/chartex" xmlns:cx8="http://schemas.microsoft.com/office/drawing/2016/5/14/chartex" xmlns:mc="http://schemas.openxmlformats.org/markup-compatibility/2006" xmlns:aink="http://schemas.microsoft.com/office/drawing/2016/ink" xmlns:am3d="http://schemas.microsoft.com/office/drawing/2017/model3d" xmlns:o="urn:schemas-microsoft-com:office:office" xmlns:oel="http://schemas.microsoft.com/office/2019/extlst" xmlns:r="http://schemas.openxmlformats.org/officeDocument/2006/relationships" xmlns:m="http://schemas.openxmlformats.org/officeDocument/2006/math" xmlns:v="urn:schemas-microsoft-com:vml" xmlns:wp14="http://schemas.microsoft.com/office/word/2010/wordprocessingDrawing" xmlns:wp="http://schemas.openxmlformats.org/drawingml/2006/wordprocessingDrawing" xmlns:w10="urn:schemas-microsoft-com:office:word" xmlns:w="http://schemas.openxmlformats.org/wordprocessingml/2006/main" xmlns:w14="http://schemas.microsoft.com/office/word/2010/wordml" xmlns:w15="http://schemas.microsoft.com/office/word/2012/wordml" xmlns:w16cex="http://schemas.microsoft.com/office/word/2018/wordml/cex" xmlns:w16cid="http://schemas.microsoft.com/office/word/2016/wordml/cid" xmlns:w16="http://schemas.microsoft.com/office/word/2018/wordml" xmlns:w16du="http://schemas.microsoft.com/office/word/2023/wordml/word16du" xmlns:w16sdtdh="http://schemas.microsoft.com/office/word/2020/wordml/sdtdatahash" xmlns:w16sdtfl="http://schemas.microsoft.com/office/word/2024/wordml/sdtformatlock" xmlns:w16se="http://schemas.microsoft.com/office/word/2015/wordml/symex" xmlns:wpg="http://schemas.microsoft.com/office/word/2010/wordprocessingGroup" xmlns:wpi="http://schemas.microsoft.com/office/word/2010/wordprocessingInk" xmlns:wne="http://schemas.microsoft.com/office/word/2006/wordml" xmlns:wps="http://schemas.microsoft.com/office/word/2010/wordprocessingShape" mc:Ignorable="w14 w15 w16se w16cid w16 w16cex w16sdtdh w16sdtfl w16du wp14">
+<w:ftr xmlns:wpc="http://schemas.microsoft.com/office/word/2010/wordprocessingCanvas" xmlns:cx="http://schemas.microsoft.com/office/drawing/2014/chartex" xmlns:cx1="http://schemas.microsoft.com/office/drawing/2015/9/8/chartex" xmlns:cx2="http://schemas.microsoft.com/office/drawing/2015/10/21/chartex" xmlns:cx3="http://schemas.microsoft.com/office/drawing/2016/5/9/chartex" xmlns:cx4="http://schemas.microsoft.com/office/drawing/2016/5/10/chartex" xmlns:cx5="http://schemas.microsoft.com/office/drawing/2016/5/11/chartex" xmlns:cx6="http://schemas.microsoft.com/office/drawing/2016/5/12/chartex" xmlns:cx7="http://schemas.microsoft.com/office/drawing/2016/5/13/chartex" xmlns:cx8="http://schemas.microsoft.com/office/drawing/2016/5/14/chartex" xmlns:mc="http://schemas.openxmlformats.org/markup-compatibility/2006" xmlns:aink="http://schemas.microsoft.com/office/drawing/2016/ink" xmlns:am3d="http://schemas.microsoft.com/office/drawing/2017/model3d" xmlns:o="urn:schemas-microsoft-com:office:office" xmlns:oel="http://schemas.microsoft.com/office/2019/extlst" xmlns:r="http://schemas.openxmlformats.org/officeDocument/2006/relationships" xmlns:m="http://schemas.openxmlformats.org/officeDocument/2006/math" xmlns:v="urn:schemas-microsoft-com:vml" xmlns:wp14="http://schemas.microsoft.com/office/word/2010/wordprocessingDrawing" xmlns:wp="http://schemas.openxmlformats.org/drawingml/2006/wordprocessingDrawing" xmlns:w10="urn:schemas-microsoft-com:office:word" xmlns:w="http://schemas.openxmlformats.org/wordprocessingml/2006/main" xmlns:w14="http://schemas.microsoft.com/office/word/2010/wordml" xmlns:w15="http://schemas.microsoft.com/office/word/2012/wordml" xmlns:w16cei="http://schemas.microsoft.com/office/word/2026/wordml/cei" xmlns:w16cex="http://schemas.microsoft.com/office/word/2018/wordml/cex" xmlns:w16cid="http://schemas.microsoft.com/office/word/2016/wordml/cid" xmlns:w16="http://schemas.microsoft.com/office/word/2018/wordml" xmlns:w16du="http://schemas.microsoft.com/office/word/2023/wordml/word16du" xmlns:w16sdtdh="http://schemas.microsoft.com/office/word/2020/wordml/sdtdatahash" xmlns:w16sdtfl="http://schemas.microsoft.com/office/word/2024/wordml/sdtformatlock" xmlns:w16se="http://schemas.microsoft.com/office/word/2015/wordml/symex" xmlns:wpg="http://schemas.microsoft.com/office/word/2010/wordprocessingGroup" xmlns:wpi="http://schemas.microsoft.com/office/word/2010/wordprocessingInk" xmlns:wne="http://schemas.microsoft.com/office/word/2006/wordml" xmlns:wps="http://schemas.microsoft.com/office/word/2010/wordprocessingShape" mc:Ignorable="w14 w15 w16se w16cid w16 w16cex w16sdtdh w16sdtfl w16du wp14">
   <w:p>
     <w:pPr>
       <w:pStyle w:val="Footer"/>
@@ -1397,7 +813,7 @@
 </file>
 
 <file path=word/footer2.xml><?xml version="1.0" encoding="utf-8"?>
-<w:ftr xmlns:wpc="http://schemas.microsoft.com/office/word/2010/wordprocessingCanvas" xmlns:cx="http://schemas.microsoft.com/office/drawing/2014/chartex" xmlns:cx1="http://schemas.microsoft.com/office/drawing/2015/9/8/chartex" xmlns:cx2="http://schemas.microsoft.com/office/drawing/2015/10/21/chartex" xmlns:cx3="http://schemas.microsoft.com/office/drawing/2016/5/9/chartex" xmlns:cx4="http://schemas.microsoft.com/office/drawing/2016/5/10/chartex" xmlns:cx5="http://schemas.microsoft.com/office/drawing/2016/5/11/chartex" xmlns:cx6="http://schemas.microsoft.com/office/drawing/2016/5/12/chartex" xmlns:cx7="http://schemas.microsoft.com/office/drawing/2016/5/13/chartex" xmlns:cx8="http://schemas.microsoft.com/office/drawing/2016/5/14/chartex" xmlns:mc="http://schemas.openxmlformats.org/markup-compatibility/2006" xmlns:aink="http://schemas.microsoft.com/office/drawing/2016/ink" xmlns:am3d="http://schemas.microsoft.com/office/drawing/2017/model3d" xmlns:o="urn:schemas-microsoft-com:office:office" xmlns:oel="http://schemas.microsoft.com/office/2019/extlst" xmlns:r="http://schemas.openxmlformats.org/officeDocument/2006/relationships" xmlns:m="http://schemas.openxmlformats.org/officeDocument/2006/math" xmlns:v="urn:schemas-microsoft-com:vml" xmlns:wp14="http://schemas.microsoft.com/office/word/2010/wordprocessingDrawing" xmlns:wp="http://schemas.openxmlformats.org/drawingml/2006/wordprocessingDrawing" xmlns:w10="urn:schemas-microsoft-com:office:word" xmlns:w="http://schemas.openxmlformats.org/wordprocessingml/2006/main" xmlns:w14="http://schemas.microsoft.com/office/word/2010/wordml" xmlns:w15="http://schemas.microsoft.com/office/word/2012/wordml" xmlns:w16cex="http://schemas.microsoft.com/office/word/2018/wordml/cex" xmlns:w16cid="http://schemas.microsoft.com/office/word/2016/wordml/cid" xmlns:w16="http://schemas.microsoft.com/office/word/2018/wordml" xmlns:w16du="http://schemas.microsoft.com/office/word/2023/wordml/word16du" xmlns:w16sdtdh="http://schemas.microsoft.com/office/word/2020/wordml/sdtdatahash" xmlns:w16sdtfl="http://schemas.microsoft.com/office/word/2024/wordml/sdtformatlock" xmlns:w16se="http://schemas.microsoft.com/office/word/2015/wordml/symex" xmlns:wpg="http://schemas.microsoft.com/office/word/2010/wordprocessingGroup" xmlns:wpi="http://schemas.microsoft.com/office/word/2010/wordprocessingInk" xmlns:wne="http://schemas.microsoft.com/office/word/2006/wordml" xmlns:wps="http://schemas.microsoft.com/office/word/2010/wordprocessingShape" mc:Ignorable="w14 w15 w16se w16cid w16 w16cex w16sdtdh w16sdtfl w16du wp14">
+<w:ftr xmlns:wpc="http://schemas.microsoft.com/office/word/2010/wordprocessingCanvas" xmlns:cx="http://schemas.microsoft.com/office/drawing/2014/chartex" xmlns:cx1="http://schemas.microsoft.com/office/drawing/2015/9/8/chartex" xmlns:cx2="http://schemas.microsoft.com/office/drawing/2015/10/21/chartex" xmlns:cx3="http://schemas.microsoft.com/office/drawing/2016/5/9/chartex" xmlns:cx4="http://schemas.microsoft.com/office/drawing/2016/5/10/chartex" xmlns:cx5="http://schemas.microsoft.com/office/drawing/2016/5/11/chartex" xmlns:cx6="http://schemas.microsoft.com/office/drawing/2016/5/12/chartex" xmlns:cx7="http://schemas.microsoft.com/office/drawing/2016/5/13/chartex" xmlns:cx8="http://schemas.microsoft.com/office/drawing/2016/5/14/chartex" xmlns:mc="http://schemas.openxmlformats.org/markup-compatibility/2006" xmlns:aink="http://schemas.microsoft.com/office/drawing/2016/ink" xmlns:am3d="http://schemas.microsoft.com/office/drawing/2017/model3d" xmlns:o="urn:schemas-microsoft-com:office:office" xmlns:oel="http://schemas.microsoft.com/office/2019/extlst" xmlns:r="http://schemas.openxmlformats.org/officeDocument/2006/relationships" xmlns:m="http://schemas.openxmlformats.org/officeDocument/2006/math" xmlns:v="urn:schemas-microsoft-com:vml" xmlns:wp14="http://schemas.microsoft.com/office/word/2010/wordprocessingDrawing" xmlns:wp="http://schemas.openxmlformats.org/drawingml/2006/wordprocessingDrawing" xmlns:w10="urn:schemas-microsoft-com:office:word" xmlns:w="http://schemas.openxmlformats.org/wordprocessingml/2006/main" xmlns:w14="http://schemas.microsoft.com/office/word/2010/wordml" xmlns:w15="http://schemas.microsoft.com/office/word/2012/wordml" xmlns:w16cei="http://schemas.microsoft.com/office/word/2026/wordml/cei" xmlns:w16cex="http://schemas.microsoft.com/office/word/2018/wordml/cex" xmlns:w16cid="http://schemas.microsoft.com/office/word/2016/wordml/cid" xmlns:w16="http://schemas.microsoft.com/office/word/2018/wordml" xmlns:w16du="http://schemas.microsoft.com/office/word/2023/wordml/word16du" xmlns:w16sdtdh="http://schemas.microsoft.com/office/word/2020/wordml/sdtdatahash" xmlns:w16sdtfl="http://schemas.microsoft.com/office/word/2024/wordml/sdtformatlock" xmlns:w16se="http://schemas.microsoft.com/office/word/2015/wordml/symex" xmlns:wpg="http://schemas.microsoft.com/office/word/2010/wordprocessingGroup" xmlns:wpi="http://schemas.microsoft.com/office/word/2010/wordprocessingInk" xmlns:wne="http://schemas.microsoft.com/office/word/2006/wordml" xmlns:wps="http://schemas.microsoft.com/office/word/2010/wordprocessingShape" mc:Ignorable="w14 w15 w16se w16cid w16 w16cex w16sdtdh w16sdtfl w16du wp14">
   <w:p>
     <w:pPr>
       <w:pStyle w:val="Footer"/>
@@ -1407,7 +823,7 @@
 </file>
 
 <file path=word/footer3.xml><?xml version="1.0" encoding="utf-8"?>
-<w:ftr xmlns:wpc="http://schemas.microsoft.com/office/word/2010/wordprocessingCanvas" xmlns:cx="http://schemas.microsoft.com/office/drawing/2014/chartex" xmlns:cx1="http://schemas.microsoft.com/office/drawing/2015/9/8/chartex" xmlns:cx2="http://schemas.microsoft.com/office/drawing/2015/10/21/chartex" xmlns:cx3="http://schemas.microsoft.com/office/drawing/2016/5/9/chartex" xmlns:cx4="http://schemas.microsoft.com/office/drawing/2016/5/10/chartex" xmlns:cx5="http://schemas.microsoft.com/office/drawing/2016/5/11/chartex" xmlns:cx6="http://schemas.microsoft.com/office/drawing/2016/5/12/chartex" xmlns:cx7="http://schemas.microsoft.com/office/drawing/2016/5/13/chartex" xmlns:cx8="http://schemas.microsoft.com/office/drawing/2016/5/14/chartex" xmlns:mc="http://schemas.openxmlformats.org/markup-compatibility/2006" xmlns:aink="http://schemas.microsoft.com/office/drawing/2016/ink" xmlns:am3d="http://schemas.microsoft.com/office/drawing/2017/model3d" xmlns:o="urn:schemas-microsoft-com:office:office" xmlns:oel="http://schemas.microsoft.com/office/2019/extlst" xmlns:r="http://schemas.openxmlformats.org/officeDocument/2006/relationships" xmlns:m="http://schemas.openxmlformats.org/officeDocument/2006/math" xmlns:v="urn:schemas-microsoft-com:vml" xmlns:wp14="http://schemas.microsoft.com/office/word/2010/wordprocessingDrawing" xmlns:wp="http://schemas.openxmlformats.org/drawingml/2006/wordprocessingDrawing" xmlns:w10="urn:schemas-microsoft-com:office:word" xmlns:w="http://schemas.openxmlformats.org/wordprocessingml/2006/main" xmlns:w14="http://schemas.microsoft.com/office/word/2010/wordml" xmlns:w15="http://schemas.microsoft.com/office/word/2012/wordml" xmlns:w16cex="http://schemas.microsoft.com/office/word/2018/wordml/cex" xmlns:w16cid="http://schemas.microsoft.com/office/word/2016/wordml/cid" xmlns:w16="http://schemas.microsoft.com/office/word/2018/wordml" xmlns:w16du="http://schemas.microsoft.com/office/word/2023/wordml/word16du" xmlns:w16sdtdh="http://schemas.microsoft.com/office/word/2020/wordml/sdtdatahash" xmlns:w16sdtfl="http://schemas.microsoft.com/office/word/2024/wordml/sdtformatlock" xmlns:w16se="http://schemas.microsoft.com/office/word/2015/wordml/symex" xmlns:wpg="http://schemas.microsoft.com/office/word/2010/wordprocessingGroup" xmlns:wpi="http://schemas.microsoft.com/office/word/2010/wordprocessingInk" xmlns:wne="http://schemas.microsoft.com/office/word/2006/wordml" xmlns:wps="http://schemas.microsoft.com/office/word/2010/wordprocessingShape" mc:Ignorable="w14 w15 w16se w16cid w16 w16cex w16sdtdh w16sdtfl w16du wp14">
+<w:ftr xmlns:wpc="http://schemas.microsoft.com/office/word/2010/wordprocessingCanvas" xmlns:cx="http://schemas.microsoft.com/office/drawing/2014/chartex" xmlns:cx1="http://schemas.microsoft.com/office/drawing/2015/9/8/chartex" xmlns:cx2="http://schemas.microsoft.com/office/drawing/2015/10/21/chartex" xmlns:cx3="http://schemas.microsoft.com/office/drawing/2016/5/9/chartex" xmlns:cx4="http://schemas.microsoft.com/office/drawing/2016/5/10/chartex" xmlns:cx5="http://schemas.microsoft.com/office/drawing/2016/5/11/chartex" xmlns:cx6="http://schemas.microsoft.com/office/drawing/2016/5/12/chartex" xmlns:cx7="http://schemas.microsoft.com/office/drawing/2016/5/13/chartex" xmlns:cx8="http://schemas.microsoft.com/office/drawing/2016/5/14/chartex" xmlns:mc="http://schemas.openxmlformats.org/markup-compatibility/2006" xmlns:aink="http://schemas.microsoft.com/office/drawing/2016/ink" xmlns:am3d="http://schemas.microsoft.com/office/drawing/2017/model3d" xmlns:o="urn:schemas-microsoft-com:office:office" xmlns:oel="http://schemas.microsoft.com/office/2019/extlst" xmlns:r="http://schemas.openxmlformats.org/officeDocument/2006/relationships" xmlns:m="http://schemas.openxmlformats.org/officeDocument/2006/math" xmlns:v="urn:schemas-microsoft-com:vml" xmlns:wp14="http://schemas.microsoft.com/office/word/2010/wordprocessingDrawing" xmlns:wp="http://schemas.openxmlformats.org/drawingml/2006/wordprocessingDrawing" xmlns:w10="urn:schemas-microsoft-com:office:word" xmlns:w="http://schemas.openxmlformats.org/wordprocessingml/2006/main" xmlns:w14="http://schemas.microsoft.com/office/word/2010/wordml" xmlns:w15="http://schemas.microsoft.com/office/word/2012/wordml" xmlns:w16cei="http://schemas.microsoft.com/office/word/2026/wordml/cei" xmlns:w16cex="http://schemas.microsoft.com/office/word/2018/wordml/cex" xmlns:w16cid="http://schemas.microsoft.com/office/word/2016/wordml/cid" xmlns:w16="http://schemas.microsoft.com/office/word/2018/wordml" xmlns:w16du="http://schemas.microsoft.com/office/word/2023/wordml/word16du" xmlns:w16sdtdh="http://schemas.microsoft.com/office/word/2020/wordml/sdtdatahash" xmlns:w16sdtfl="http://schemas.microsoft.com/office/word/2024/wordml/sdtformatlock" xmlns:w16se="http://schemas.microsoft.com/office/word/2015/wordml/symex" xmlns:wpg="http://schemas.microsoft.com/office/word/2010/wordprocessingGroup" xmlns:wpi="http://schemas.microsoft.com/office/word/2010/wordprocessingInk" xmlns:wne="http://schemas.microsoft.com/office/word/2006/wordml" xmlns:wps="http://schemas.microsoft.com/office/word/2010/wordprocessingShape" mc:Ignorable="w14 w15 w16se w16cid w16 w16cex w16sdtdh w16sdtfl w16du wp14">
   <w:p>
     <w:pPr>
       <w:pStyle w:val="Footer"/>
@@ -1417,7 +833,7 @@
 </file>
 
 <file path=word/footnotes.xml><?xml version="1.0" encoding="utf-8"?>
-<w:footnotes xmlns:wpc="http://schemas.microsoft.com/office/word/2010/wordprocessingCanvas" xmlns:cx="http://schemas.microsoft.com/office/drawing/2014/chartex" xmlns:cx1="http://schemas.microsoft.com/office/drawing/2015/9/8/chartex" xmlns:cx2="http://schemas.microsoft.com/office/drawing/2015/10/21/chartex" xmlns:cx3="http://schemas.microsoft.com/office/drawing/2016/5/9/chartex" xmlns:cx4="http://schemas.microsoft.com/office/drawing/2016/5/10/chartex" xmlns:cx5="http://schemas.microsoft.com/office/drawing/2016/5/11/chartex" xmlns:cx6="http://schemas.microsoft.com/office/drawing/2016/5/12/chartex" xmlns:cx7="http://schemas.microsoft.com/office/drawing/2016/5/13/chartex" xmlns:cx8="http://schemas.microsoft.com/office/drawing/2016/5/14/chartex" xmlns:mc="http://schemas.openxmlformats.org/markup-compatibility/2006" xmlns:aink="http://schemas.microsoft.com/office/drawing/2016/ink" xmlns:am3d="http://schemas.microsoft.com/office/drawing/2017/model3d" xmlns:o="urn:schemas-microsoft-com:office:office" xmlns:oel="http://schemas.microsoft.com/office/2019/extlst" xmlns:r="http://schemas.openxmlformats.org/officeDocument/2006/relationships" xmlns:m="http://schemas.openxmlformats.org/officeDocument/2006/math" xmlns:v="urn:schemas-microsoft-com:vml" xmlns:wp14="http://schemas.microsoft.com/office/word/2010/wordprocessingDrawing" xmlns:wp="http://schemas.openxmlformats.org/drawingml/2006/wordprocessingDrawing" xmlns:w10="urn:schemas-microsoft-com:office:word" xmlns:w="http://schemas.openxmlformats.org/wordprocessingml/2006/main" xmlns:w14="http://schemas.microsoft.com/office/word/2010/wordml" xmlns:w15="http://schemas.microsoft.com/office/word/2012/wordml" xmlns:w16cex="http://schemas.microsoft.com/office/word/2018/wordml/cex" xmlns:w16cid="http://schemas.microsoft.com/office/word/2016/wordml/cid" xmlns:w16="http://schemas.microsoft.com/office/word/2018/wordml" xmlns:w16du="http://schemas.microsoft.com/office/word/2023/wordml/word16du" xmlns:w16sdtdh="http://schemas.microsoft.com/office/word/2020/wordml/sdtdatahash" xmlns:w16sdtfl="http://schemas.microsoft.com/office/word/2024/wordml/sdtformatlock" xmlns:w16se="http://schemas.microsoft.com/office/word/2015/wordml/symex" xmlns:wpg="http://schemas.microsoft.com/office/word/2010/wordprocessingGroup" xmlns:wpi="http://schemas.microsoft.com/office/word/2010/wordprocessingInk" xmlns:wne="http://schemas.microsoft.com/office/word/2006/wordml" xmlns:wps="http://schemas.microsoft.com/office/word/2010/wordprocessingShape" mc:Ignorable="w14 w15 w16se w16cid w16 w16cex w16sdtdh w16sdtfl w16du wp14">
+<w:footnotes xmlns:wpc="http://schemas.microsoft.com/office/word/2010/wordprocessingCanvas" xmlns:cx="http://schemas.microsoft.com/office/drawing/2014/chartex" xmlns:cx1="http://schemas.microsoft.com/office/drawing/2015/9/8/chartex" xmlns:cx2="http://schemas.microsoft.com/office/drawing/2015/10/21/chartex" xmlns:cx3="http://schemas.microsoft.com/office/drawing/2016/5/9/chartex" xmlns:cx4="http://schemas.microsoft.com/office/drawing/2016/5/10/chartex" xmlns:cx5="http://schemas.microsoft.com/office/drawing/2016/5/11/chartex" xmlns:cx6="http://schemas.microsoft.com/office/drawing/2016/5/12/chartex" xmlns:cx7="http://schemas.microsoft.com/office/drawing/2016/5/13/chartex" xmlns:cx8="http://schemas.microsoft.com/office/drawing/2016/5/14/chartex" xmlns:mc="http://schemas.openxmlformats.org/markup-compatibility/2006" xmlns:aink="http://schemas.microsoft.com/office/drawing/2016/ink" xmlns:am3d="http://schemas.microsoft.com/office/drawing/2017/model3d" xmlns:o="urn:schemas-microsoft-com:office:office" xmlns:oel="http://schemas.microsoft.com/office/2019/extlst" xmlns:r="http://schemas.openxmlformats.org/officeDocument/2006/relationships" xmlns:m="http://schemas.openxmlformats.org/officeDocument/2006/math" xmlns:v="urn:schemas-microsoft-com:vml" xmlns:wp14="http://schemas.microsoft.com/office/word/2010/wordprocessingDrawing" xmlns:wp="http://schemas.openxmlformats.org/drawingml/2006/wordprocessingDrawing" xmlns:w10="urn:schemas-microsoft-com:office:word" xmlns:w="http://schemas.openxmlformats.org/wordprocessingml/2006/main" xmlns:w14="http://schemas.microsoft.com/office/word/2010/wordml" xmlns:w15="http://schemas.microsoft.com/office/word/2012/wordml" xmlns:w16cei="http://schemas.microsoft.com/office/word/2026/wordml/cei" xmlns:w16cex="http://schemas.microsoft.com/office/word/2018/wordml/cex" xmlns:w16cid="http://schemas.microsoft.com/office/word/2016/wordml/cid" xmlns:w16="http://schemas.microsoft.com/office/word/2018/wordml" xmlns:w16du="http://schemas.microsoft.com/office/word/2023/wordml/word16du" xmlns:w16sdtdh="http://schemas.microsoft.com/office/word/2020/wordml/sdtdatahash" xmlns:w16sdtfl="http://schemas.microsoft.com/office/word/2024/wordml/sdtformatlock" xmlns:w16se="http://schemas.microsoft.com/office/word/2015/wordml/symex" xmlns:wpg="http://schemas.microsoft.com/office/word/2010/wordprocessingGroup" xmlns:wpi="http://schemas.microsoft.com/office/word/2010/wordprocessingInk" xmlns:wne="http://schemas.microsoft.com/office/word/2006/wordml" xmlns:wps="http://schemas.microsoft.com/office/word/2010/wordprocessingShape" mc:Ignorable="w14 w15 w16se w16cid w16 w16cex w16sdtdh w16sdtfl w16du wp14">
   <w:footnote w:type="separator" w:id="-1">
     <w:p>
       <w:pPr>
@@ -1442,7 +858,7 @@
 </file>
 
 <file path=word/header1.xml><?xml version="1.0" encoding="utf-8"?>
-<w:hdr xmlns:wpc="http://schemas.microsoft.com/office/word/2010/wordprocessingCanvas" xmlns:cx="http://schemas.microsoft.com/office/drawing/2014/chartex" xmlns:cx1="http://schemas.microsoft.com/office/drawing/2015/9/8/chartex" xmlns:cx2="http://schemas.microsoft.com/office/drawing/2015/10/21/chartex" xmlns:cx3="http://schemas.microsoft.com/office/drawing/2016/5/9/chartex" xmlns:cx4="http://schemas.microsoft.com/office/drawing/2016/5/10/chartex" xmlns:cx5="http://schemas.microsoft.com/office/drawing/2016/5/11/chartex" xmlns:cx6="http://schemas.microsoft.com/office/drawing/2016/5/12/chartex" xmlns:cx7="http://schemas.microsoft.com/office/drawing/2016/5/13/chartex" xmlns:cx8="http://schemas.microsoft.com/office/drawing/2016/5/14/chartex" xmlns:mc="http://schemas.openxmlformats.org/markup-compatibility/2006" xmlns:aink="http://schemas.microsoft.com/office/drawing/2016/ink" xmlns:am3d="http://schemas.microsoft.com/office/drawing/2017/model3d" xmlns:o="urn:schemas-microsoft-com:office:office" xmlns:oel="http://schemas.microsoft.com/office/2019/extlst" xmlns:r="http://schemas.openxmlformats.org/officeDocument/2006/relationships" xmlns:m="http://schemas.openxmlformats.org/officeDocument/2006/math" xmlns:v="urn:schemas-microsoft-com:vml" xmlns:wp14="http://schemas.microsoft.com/office/word/2010/wordprocessingDrawing" xmlns:wp="http://schemas.openxmlformats.org/drawingml/2006/wordprocessingDrawing" xmlns:w10="urn:schemas-microsoft-com:office:word" xmlns:w="http://schemas.openxmlformats.org/wordprocessingml/2006/main" xmlns:w14="http://schemas.microsoft.com/office/word/2010/wordml" xmlns:w15="http://schemas.microsoft.com/office/word/2012/wordml" xmlns:w16cex="http://schemas.microsoft.com/office/word/2018/wordml/cex" xmlns:w16cid="http://schemas.microsoft.com/office/word/2016/wordml/cid" xmlns:w16="http://schemas.microsoft.com/office/word/2018/wordml" xmlns:w16du="http://schemas.microsoft.com/office/word/2023/wordml/word16du" xmlns:w16sdtdh="http://schemas.microsoft.com/office/word/2020/wordml/sdtdatahash" xmlns:w16sdtfl="http://schemas.microsoft.com/office/word/2024/wordml/sdtformatlock" xmlns:w16se="http://schemas.microsoft.com/office/word/2015/wordml/symex" xmlns:wpg="http://schemas.microsoft.com/office/word/2010/wordprocessingGroup" xmlns:wpi="http://schemas.microsoft.com/office/word/2010/wordprocessingInk" xmlns:wne="http://schemas.microsoft.com/office/word/2006/wordml" xmlns:wps="http://schemas.microsoft.com/office/word/2010/wordprocessingShape" mc:Ignorable="w14 w15 w16se w16cid w16 w16cex w16sdtdh w16sdtfl w16du wp14">
+<w:hdr xmlns:wpc="http://schemas.microsoft.com/office/word/2010/wordprocessingCanvas" xmlns:cx="http://schemas.microsoft.com/office/drawing/2014/chartex" xmlns:cx1="http://schemas.microsoft.com/office/drawing/2015/9/8/chartex" xmlns:cx2="http://schemas.microsoft.com/office/drawing/2015/10/21/chartex" xmlns:cx3="http://schemas.microsoft.com/office/drawing/2016/5/9/chartex" xmlns:cx4="http://schemas.microsoft.com/office/drawing/2016/5/10/chartex" xmlns:cx5="http://schemas.microsoft.com/office/drawing/2016/5/11/chartex" xmlns:cx6="http://schemas.microsoft.com/office/drawing/2016/5/12/chartex" xmlns:cx7="http://schemas.microsoft.com/office/drawing/2016/5/13/chartex" xmlns:cx8="http://schemas.microsoft.com/office/drawing/2016/5/14/chartex" xmlns:mc="http://schemas.openxmlformats.org/markup-compatibility/2006" xmlns:aink="http://schemas.microsoft.com/office/drawing/2016/ink" xmlns:am3d="http://schemas.microsoft.com/office/drawing/2017/model3d" xmlns:o="urn:schemas-microsoft-com:office:office" xmlns:oel="http://schemas.microsoft.com/office/2019/extlst" xmlns:r="http://schemas.openxmlformats.org/officeDocument/2006/relationships" xmlns:m="http://schemas.openxmlformats.org/officeDocument/2006/math" xmlns:v="urn:schemas-microsoft-com:vml" xmlns:wp14="http://schemas.microsoft.com/office/word/2010/wordprocessingDrawing" xmlns:wp="http://schemas.openxmlformats.org/drawingml/2006/wordprocessingDrawing" xmlns:w10="urn:schemas-microsoft-com:office:word" xmlns:w="http://schemas.openxmlformats.org/wordprocessingml/2006/main" xmlns:w14="http://schemas.microsoft.com/office/word/2010/wordml" xmlns:w15="http://schemas.microsoft.com/office/word/2012/wordml" xmlns:w16cei="http://schemas.microsoft.com/office/word/2026/wordml/cei" xmlns:w16cex="http://schemas.microsoft.com/office/word/2018/wordml/cex" xmlns:w16cid="http://schemas.microsoft.com/office/word/2016/wordml/cid" xmlns:w16="http://schemas.microsoft.com/office/word/2018/wordml" xmlns:w16du="http://schemas.microsoft.com/office/word/2023/wordml/word16du" xmlns:w16sdtdh="http://schemas.microsoft.com/office/word/2020/wordml/sdtdatahash" xmlns:w16sdtfl="http://schemas.microsoft.com/office/word/2024/wordml/sdtformatlock" xmlns:w16se="http://schemas.microsoft.com/office/word/2015/wordml/symex" xmlns:wpg="http://schemas.microsoft.com/office/word/2010/wordprocessingGroup" xmlns:wpi="http://schemas.microsoft.com/office/word/2010/wordprocessingInk" xmlns:wne="http://schemas.microsoft.com/office/word/2006/wordml" xmlns:wps="http://schemas.microsoft.com/office/word/2010/wordprocessingShape" mc:Ignorable="w14 w15 w16se w16cid w16 w16cex w16sdtdh w16sdtfl w16du wp14">
   <w:p>
     <w:pPr>
       <w:pStyle w:val="Header"/>
@@ -1452,7 +868,7 @@
 </file>
 
 <file path=word/header2.xml><?xml version="1.0" encoding="utf-8"?>
-<w:hdr xmlns:wpc="http://schemas.microsoft.com/office/word/2010/wordprocessingCanvas" xmlns:cx="http://schemas.microsoft.com/office/drawing/2014/chartex" xmlns:cx1="http://schemas.microsoft.com/office/drawing/2015/9/8/chartex" xmlns:cx2="http://schemas.microsoft.com/office/drawing/2015/10/21/chartex" xmlns:cx3="http://schemas.microsoft.com/office/drawing/2016/5/9/chartex" xmlns:cx4="http://schemas.microsoft.com/office/drawing/2016/5/10/chartex" xmlns:cx5="http://schemas.microsoft.com/office/drawing/2016/5/11/chartex" xmlns:cx6="http://schemas.microsoft.com/office/drawing/2016/5/12/chartex" xmlns:cx7="http://schemas.microsoft.com/office/drawing/2016/5/13/chartex" xmlns:cx8="http://schemas.microsoft.com/office/drawing/2016/5/14/chartex" xmlns:mc="http://schemas.openxmlformats.org/markup-compatibility/2006" xmlns:aink="http://schemas.microsoft.com/office/drawing/2016/ink" xmlns:am3d="http://schemas.microsoft.com/office/drawing/2017/model3d" xmlns:o="urn:schemas-microsoft-com:office:office" xmlns:oel="http://schemas.microsoft.com/office/2019/extlst" xmlns:r="http://schemas.openxmlformats.org/officeDocument/2006/relationships" xmlns:m="http://schemas.openxmlformats.org/officeDocument/2006/math" xmlns:v="urn:schemas-microsoft-com:vml" xmlns:wp14="http://schemas.microsoft.com/office/word/2010/wordprocessingDrawing" xmlns:wp="http://schemas.openxmlformats.org/drawingml/2006/wordprocessingDrawing" xmlns:w10="urn:schemas-microsoft-com:office:word" xmlns:w="http://schemas.openxmlformats.org/wordprocessingml/2006/main" xmlns:w14="http://schemas.microsoft.com/office/word/2010/wordml" xmlns:w15="http://schemas.microsoft.com/office/word/2012/wordml" xmlns:w16cex="http://schemas.microsoft.com/office/word/2018/wordml/cex" xmlns:w16cid="http://schemas.microsoft.com/office/word/2016/wordml/cid" xmlns:w16="http://schemas.microsoft.com/office/word/2018/wordml" xmlns:w16du="http://schemas.microsoft.com/office/word/2023/wordml/word16du" xmlns:w16sdtdh="http://schemas.microsoft.com/office/word/2020/wordml/sdtdatahash" xmlns:w16sdtfl="http://schemas.microsoft.com/office/word/2024/wordml/sdtformatlock" xmlns:w16se="http://schemas.microsoft.com/office/word/2015/wordml/symex" xmlns:wpg="http://schemas.microsoft.com/office/word/2010/wordprocessingGroup" xmlns:wpi="http://schemas.microsoft.com/office/word/2010/wordprocessingInk" xmlns:wne="http://schemas.microsoft.com/office/word/2006/wordml" xmlns:wps="http://schemas.microsoft.com/office/word/2010/wordprocessingShape" mc:Ignorable="w14 w15 w16se w16cid w16 w16cex w16sdtdh w16sdtfl w16du wp14">
+<w:hdr xmlns:wpc="http://schemas.microsoft.com/office/word/2010/wordprocessingCanvas" xmlns:cx="http://schemas.microsoft.com/office/drawing/2014/chartex" xmlns:cx1="http://schemas.microsoft.com/office/drawing/2015/9/8/chartex" xmlns:cx2="http://schemas.microsoft.com/office/drawing/2015/10/21/chartex" xmlns:cx3="http://schemas.microsoft.com/office/drawing/2016/5/9/chartex" xmlns:cx4="http://schemas.microsoft.com/office/drawing/2016/5/10/chartex" xmlns:cx5="http://schemas.microsoft.com/office/drawing/2016/5/11/chartex" xmlns:cx6="http://schemas.microsoft.com/office/drawing/2016/5/12/chartex" xmlns:cx7="http://schemas.microsoft.com/office/drawing/2016/5/13/chartex" xmlns:cx8="http://schemas.microsoft.com/office/drawing/2016/5/14/chartex" xmlns:mc="http://schemas.openxmlformats.org/markup-compatibility/2006" xmlns:aink="http://schemas.microsoft.com/office/drawing/2016/ink" xmlns:am3d="http://schemas.microsoft.com/office/drawing/2017/model3d" xmlns:o="urn:schemas-microsoft-com:office:office" xmlns:oel="http://schemas.microsoft.com/office/2019/extlst" xmlns:r="http://schemas.openxmlformats.org/officeDocument/2006/relationships" xmlns:m="http://schemas.openxmlformats.org/officeDocument/2006/math" xmlns:v="urn:schemas-microsoft-com:vml" xmlns:wp14="http://schemas.microsoft.com/office/word/2010/wordprocessingDrawing" xmlns:wp="http://schemas.openxmlformats.org/drawingml/2006/wordprocessingDrawing" xmlns:w10="urn:schemas-microsoft-com:office:word" xmlns:w="http://schemas.openxmlformats.org/wordprocessingml/2006/main" xmlns:w14="http://schemas.microsoft.com/office/word/2010/wordml" xmlns:w15="http://schemas.microsoft.com/office/word/2012/wordml" xmlns:w16cei="http://schemas.microsoft.com/office/word/2026/wordml/cei" xmlns:w16cex="http://schemas.microsoft.com/office/word/2018/wordml/cex" xmlns:w16cid="http://schemas.microsoft.com/office/word/2016/wordml/cid" xmlns:w16="http://schemas.microsoft.com/office/word/2018/wordml" xmlns:w16du="http://schemas.microsoft.com/office/word/2023/wordml/word16du" xmlns:w16sdtdh="http://schemas.microsoft.com/office/word/2020/wordml/sdtdatahash" xmlns:w16sdtfl="http://schemas.microsoft.com/office/word/2024/wordml/sdtformatlock" xmlns:w16se="http://schemas.microsoft.com/office/word/2015/wordml/symex" xmlns:wpg="http://schemas.microsoft.com/office/word/2010/wordprocessingGroup" xmlns:wpi="http://schemas.microsoft.com/office/word/2010/wordprocessingInk" xmlns:wne="http://schemas.microsoft.com/office/word/2006/wordml" xmlns:wps="http://schemas.microsoft.com/office/word/2010/wordprocessingShape" mc:Ignorable="w14 w15 w16se w16cid w16 w16cex w16sdtdh w16sdtfl w16du wp14">
   <w:p>
     <w:pPr>
       <w:pStyle w:val="Header"/>
@@ -1462,7 +878,7 @@
 </file>
 
 <file path=word/header3.xml><?xml version="1.0" encoding="utf-8"?>
-<w:hdr xmlns:wpc="http://schemas.microsoft.com/office/word/2010/wordprocessingCanvas" xmlns:cx="http://schemas.microsoft.com/office/drawing/2014/chartex" xmlns:cx1="http://schemas.microsoft.com/office/drawing/2015/9/8/chartex" xmlns:cx2="http://schemas.microsoft.com/office/drawing/2015/10/21/chartex" xmlns:cx3="http://schemas.microsoft.com/office/drawing/2016/5/9/chartex" xmlns:cx4="http://schemas.microsoft.com/office/drawing/2016/5/10/chartex" xmlns:cx5="http://schemas.microsoft.com/office/drawing/2016/5/11/chartex" xmlns:cx6="http://schemas.microsoft.com/office/drawing/2016/5/12/chartex" xmlns:cx7="http://schemas.microsoft.com/office/drawing/2016/5/13/chartex" xmlns:cx8="http://schemas.microsoft.com/office/drawing/2016/5/14/chartex" xmlns:mc="http://schemas.openxmlformats.org/markup-compatibility/2006" xmlns:aink="http://schemas.microsoft.com/office/drawing/2016/ink" xmlns:am3d="http://schemas.microsoft.com/office/drawing/2017/model3d" xmlns:o="urn:schemas-microsoft-com:office:office" xmlns:oel="http://schemas.microsoft.com/office/2019/extlst" xmlns:r="http://schemas.openxmlformats.org/officeDocument/2006/relationships" xmlns:m="http://schemas.openxmlformats.org/officeDocument/2006/math" xmlns:v="urn:schemas-microsoft-com:vml" xmlns:wp14="http://schemas.microsoft.com/office/word/2010/wordprocessingDrawing" xmlns:wp="http://schemas.openxmlformats.org/drawingml/2006/wordprocessingDrawing" xmlns:w10="urn:schemas-microsoft-com:office:word" xmlns:w="http://schemas.openxmlformats.org/wordprocessingml/2006/main" xmlns:w14="http://schemas.microsoft.com/office/word/2010/wordml" xmlns:w15="http://schemas.microsoft.com/office/word/2012/wordml" xmlns:w16cex="http://schemas.microsoft.com/office/word/2018/wordml/cex" xmlns:w16cid="http://schemas.microsoft.com/office/word/2016/wordml/cid" xmlns:w16="http://schemas.microsoft.com/office/word/2018/wordml" xmlns:w16du="http://schemas.microsoft.com/office/word/2023/wordml/word16du" xmlns:w16sdtdh="http://schemas.microsoft.com/office/word/2020/wordml/sdtdatahash" xmlns:w16sdtfl="http://schemas.microsoft.com/office/word/2024/wordml/sdtformatlock" xmlns:w16se="http://schemas.microsoft.com/office/word/2015/wordml/symex" xmlns:wpg="http://schemas.microsoft.com/office/word/2010/wordprocessingGroup" xmlns:wpi="http://schemas.microsoft.com/office/word/2010/wordprocessingInk" xmlns:wne="http://schemas.microsoft.com/office/word/2006/wordml" xmlns:wps="http://schemas.microsoft.com/office/word/2010/wordprocessingShape" mc:Ignorable="w14 w15 w16se w16cid w16 w16cex w16sdtdh w16sdtfl w16du wp14">
+<w:hdr xmlns:wpc="http://schemas.microsoft.com/office/word/2010/wordprocessingCanvas" xmlns:cx="http://schemas.microsoft.com/office/drawing/2014/chartex" xmlns:cx1="http://schemas.microsoft.com/office/drawing/2015/9/8/chartex" xmlns:cx2="http://schemas.microsoft.com/office/drawing/2015/10/21/chartex" xmlns:cx3="http://schemas.microsoft.com/office/drawing/2016/5/9/chartex" xmlns:cx4="http://schemas.microsoft.com/office/drawing/2016/5/10/chartex" xmlns:cx5="http://schemas.microsoft.com/office/drawing/2016/5/11/chartex" xmlns:cx6="http://schemas.microsoft.com/office/drawing/2016/5/12/chartex" xmlns:cx7="http://schemas.microsoft.com/office/drawing/2016/5/13/chartex" xmlns:cx8="http://schemas.microsoft.com/office/drawing/2016/5/14/chartex" xmlns:mc="http://schemas.openxmlformats.org/markup-compatibility/2006" xmlns:aink="http://schemas.microsoft.com/office/drawing/2016/ink" xmlns:am3d="http://schemas.microsoft.com/office/drawing/2017/model3d" xmlns:o="urn:schemas-microsoft-com:office:office" xmlns:oel="http://schemas.microsoft.com/office/2019/extlst" xmlns:r="http://schemas.openxmlformats.org/officeDocument/2006/relationships" xmlns:m="http://schemas.openxmlformats.org/officeDocument/2006/math" xmlns:v="urn:schemas-microsoft-com:vml" xmlns:wp14="http://schemas.microsoft.com/office/word/2010/wordprocessingDrawing" xmlns:wp="http://schemas.openxmlformats.org/drawingml/2006/wordprocessingDrawing" xmlns:w10="urn:schemas-microsoft-com:office:word" xmlns:w="http://schemas.openxmlformats.org/wordprocessingml/2006/main" xmlns:w14="http://schemas.microsoft.com/office/word/2010/wordml" xmlns:w15="http://schemas.microsoft.com/office/word/2012/wordml" xmlns:w16cei="http://schemas.microsoft.com/office/word/2026/wordml/cei" xmlns:w16cex="http://schemas.microsoft.com/office/word/2018/wordml/cex" xmlns:w16cid="http://schemas.microsoft.com/office/word/2016/wordml/cid" xmlns:w16="http://schemas.microsoft.com/office/word/2018/wordml" xmlns:w16du="http://schemas.microsoft.com/office/word/2023/wordml/word16du" xmlns:w16sdtdh="http://schemas.microsoft.com/office/word/2020/wordml/sdtdatahash" xmlns:w16sdtfl="http://schemas.microsoft.com/office/word/2024/wordml/sdtformatlock" xmlns:w16se="http://schemas.microsoft.com/office/word/2015/wordml/symex" xmlns:wpg="http://schemas.microsoft.com/office/word/2010/wordprocessingGroup" xmlns:wpi="http://schemas.microsoft.com/office/word/2010/wordprocessingInk" xmlns:wne="http://schemas.microsoft.com/office/word/2006/wordml" xmlns:wps="http://schemas.microsoft.com/office/word/2010/wordprocessingShape" mc:Ignorable="w14 w15 w16se w16cid w16 w16cex w16sdtdh w16sdtfl w16du wp14">
   <w:p>
     <w:pPr>
       <w:pStyle w:val="Header"/>
@@ -2155,8 +1571,8 @@
       <w:spacing w:after="0" w:line="240" w:lineRule="auto"/>
     </w:pPr>
     <w:rPr>
-      <w:rFonts w:asciiTheme="minorHAnsi" w:hAnsiTheme="minorHAnsi" w:eastAsiaTheme="minorHAnsi" w:cstheme="minorBidi"/>
-      <w:color w:val="242424" w:themeColor="text1"/>
+      <w:rFonts w:eastAsiaTheme="minorHAnsi"/>
+      <w:color w:val="000000" w:themeColor="text1"/>
     </w:rPr>
   </w:style>
   <w:style w:type="paragraph" w:customStyle="1" w:styleId="BCNumber">
@@ -2165,13 +1581,7 @@
     <w:next w:val="Normal"/>
     <w:uiPriority w:val="2"/>
     <w:qFormat/>
-    <w:pPr>
-      <w:spacing w:before="0" w:after="0" w:line="240" w:lineRule="auto"/>
-    </w:pPr>
     <w:rPr>
-      <w:rFonts w:asciiTheme="minorHAnsi" w:hAnsiTheme="minorHAnsi" w:eastAsiaTheme="minorHAnsi" w:cstheme="minorBidi"/>
-      <w:color w:val="242424" w:themeColor="text1"/>
-      <w14:numForm w14:val="tabular"/>
       <w14:numSpacing w14:val="tabular"/>
     </w:rPr>
   </w:style>
@@ -2183,11 +1593,9 @@
     <w:qFormat/>
     <w:pPr>
       <w:keepNext/>
-      <w:spacing w:before="0" w:after="0" w:line="240" w:lineRule="auto"/>
     </w:pPr>
     <w:rPr>
-      <w:rFonts w:asciiTheme="majorHAnsi" w:hAnsiTheme="majorHAnsi" w:eastAsiaTheme="majorEastAsia" w:cstheme="majorBidi"/>
-      <w:color w:val="242424" w:themeColor="text1"/>
+      <w:rFonts w:asciiTheme="majorHAnsi" w:eastAsiaTheme="majorEastAsia" w:hAnsiTheme="majorHAnsi" w:cstheme="majorBidi"/>
     </w:rPr>
   </w:style>
   <w:style w:type="paragraph" w:customStyle="1" w:styleId="BCLabelNumber">
@@ -2196,13 +1604,7 @@
     <w:next w:val="Normal"/>
     <w:uiPriority w:val="2"/>
     <w:qFormat/>
-    <w:pPr>
-      <w:spacing w:before="0" w:after="0" w:line="240" w:lineRule="auto"/>
-    </w:pPr>
     <w:rPr>
-      <w:rFonts w:asciiTheme="majorHAnsi" w:hAnsiTheme="majorHAnsi" w:eastAsiaTheme="majorEastAsia" w:cstheme="majorBidi"/>
-      <w:color w:val="242424" w:themeColor="text1"/>
-      <w14:numForm w14:val="tabular"/>
       <w14:numSpacing w14:val="tabular"/>
     </w:rPr>
   </w:style>
@@ -2212,25 +1614,21 @@
     <w:uiPriority w:val="99"/>
     <w:qFormat/>
     <w:pPr>
-      <w:spacing w:before="0" w:after="0" w:line="240" w:lineRule="auto"/>
+      <w:spacing w:after="0" w:line="240" w:lineRule="auto"/>
     </w:pPr>
     <w:tblPr>
       <w:tblStyleRowBandSize w:val="1"/>
       <w:tblStyleColBandSize w:val="1"/>
       <w:tblCellMar>
-        <w:top w:w="0" w:type="dxa"/>
         <w:left w:w="0" w:type="dxa"/>
-        <w:bottom w:w="0" w:type="dxa"/>
         <w:right w:w="0" w:type="dxa"/>
       </w:tblCellMar>
     </w:tblPr>
-    <w:tcPr>
-      <w:vAlign w:val="top"/>
-    </w:tcPr>
     <w:tblStylePr w:type="firstRow">
       <w:rPr>
         <w:rFonts w:asciiTheme="majorHAnsi" w:hAnsiTheme="majorHAnsi" w:cstheme="majorBidi"/>
       </w:rPr>
+      <w:tblPr/>
       <w:tcPr>
         <w:vAlign w:val="top"/>
       </w:tcPr>
@@ -2242,15 +1640,13 @@
     <w:uiPriority w:val="99"/>
     <w:qFormat/>
     <w:pPr>
-      <w:spacing w:before="0" w:after="0" w:line="240" w:lineRule="auto"/>
+      <w:spacing w:after="0" w:line="240" w:lineRule="auto"/>
     </w:pPr>
     <w:tblPr>
       <w:tblStyleRowBandSize w:val="1"/>
       <w:tblStyleColBandSize w:val="1"/>
       <w:tblCellMar>
-        <w:top w:w="0" w:type="dxa"/>
         <w:left w:w="115" w:type="dxa"/>
-        <w:bottom w:w="0" w:type="dxa"/>
         <w:right w:w="115" w:type="dxa"/>
       </w:tblCellMar>
     </w:tblPr>
@@ -2264,28 +1660,32 @@
       <w:rPr>
         <w:rFonts w:asciiTheme="majorHAnsi" w:hAnsiTheme="majorHAnsi" w:cstheme="majorBidi"/>
       </w:rPr>
+      <w:tblPr/>
       <w:tcPr>
         <w:tcBorders>
-          <w:bottom w:val="single" w:sz="4" w:space="0" w:color="242424" w:themeColor="text1"/>
+          <w:bottom w:val="single" w:sz="4" w:space="0" w:color="000000" w:themeColor="text1"/>
         </w:tcBorders>
         <w:vAlign w:val="top"/>
       </w:tcPr>
     </w:tblStylePr>
     <w:tblStylePr w:type="lastRow">
+      <w:tblPr/>
       <w:tcPr>
         <w:tcBorders>
-          <w:bottom w:val="single" w:sz="4" w:space="0" w:color="F5F7F8" w:themeColor="background2"/>
+          <w:bottom w:val="single" w:sz="4" w:space="0" w:color="E8E8E8" w:themeColor="background2"/>
         </w:tcBorders>
       </w:tcPr>
     </w:tblStylePr>
     <w:tblStylePr w:type="band1Horz">
+      <w:tblPr/>
       <w:tcPr>
         <w:shd w:val="clear" w:color="auto" w:fill="auto"/>
       </w:tcPr>
     </w:tblStylePr>
     <w:tblStylePr w:type="band2Horz">
+      <w:tblPr/>
       <w:tcPr>
-        <w:shd w:val="clear" w:color="auto" w:fill="CCE6E9" w:themeFill="accent2" w:themeFillTint="33"/>
+        <w:shd w:val="clear" w:color="auto" w:fill="FAE2D5" w:themeFill="accent2" w:themeFillTint="33"/>
       </w:tcPr>
     </w:tblStylePr>
   </w:style>
@@ -2295,15 +1695,13 @@
     <w:uiPriority w:val="99"/>
     <w:qFormat/>
     <w:pPr>
-      <w:spacing w:before="0" w:after="0" w:line="240" w:lineRule="auto"/>
+      <w:spacing w:after="0" w:line="240" w:lineRule="auto"/>
     </w:pPr>
     <w:tblPr>
       <w:tblStyleRowBandSize w:val="1"/>
       <w:tblStyleColBandSize w:val="1"/>
       <w:tblCellMar>
-        <w:top w:w="0" w:type="dxa"/>
         <w:left w:w="115" w:type="dxa"/>
-        <w:bottom w:w="0" w:type="dxa"/>
         <w:right w:w="115" w:type="dxa"/>
       </w:tblCellMar>
     </w:tblPr>
@@ -2314,10 +1712,11 @@
       <w:rPr>
         <w:rFonts w:asciiTheme="majorHAnsi" w:hAnsiTheme="majorHAnsi" w:cstheme="majorBidi"/>
       </w:rPr>
+      <w:tblPr/>
       <w:tcPr>
         <w:tcBorders>
-          <w:top w:val="single" w:sz="4" w:space="0" w:color="242424" w:themeColor="text1"/>
-          <w:bottom w:val="single" w:sz="8" w:space="0" w:color="242424" w:themeColor="text1"/>
+          <w:top w:val="single" w:sz="4" w:space="0" w:color="000000" w:themeColor="text1"/>
+          <w:bottom w:val="single" w:sz="8" w:space="0" w:color="000000" w:themeColor="text1"/>
         </w:tcBorders>
       </w:tcPr>
     </w:tblStylePr>
@@ -2328,7 +1727,7 @@
     <w:uiPriority w:val="99"/>
     <w:qFormat/>
     <w:pPr>
-      <w:spacing w:before="0" w:after="0" w:line="240" w:lineRule="auto"/>
+      <w:spacing w:after="0" w:line="240" w:lineRule="auto"/>
     </w:pPr>
     <w:tblPr>
       <w:tblStyleRowBandSize w:val="1"/>
@@ -2347,6 +1746,7 @@
       <w:rPr>
         <w:rFonts w:asciiTheme="majorHAnsi" w:hAnsiTheme="majorHAnsi" w:cstheme="majorBidi"/>
       </w:rPr>
+      <w:tblPr/>
       <w:tcPr>
         <w:vAlign w:val="bottom"/>
       </w:tcPr>
@@ -2355,9 +1755,10 @@
       <w:rPr>
         <w:rFonts w:asciiTheme="majorHAnsi" w:hAnsiTheme="majorHAnsi" w:cstheme="majorBidi"/>
       </w:rPr>
+      <w:tblPr/>
       <w:tcPr>
         <w:tcBorders>
-          <w:top w:val="single" w:sz="4" w:space="0" w:color="242424" w:themeColor="text1"/>
+          <w:top w:val="single" w:sz="4" w:space="0" w:color="000000" w:themeColor="text1"/>
         </w:tcBorders>
       </w:tcPr>
     </w:tblStylePr>
@@ -2368,25 +1769,21 @@
     <w:uiPriority w:val="99"/>
     <w:qFormat/>
     <w:pPr>
-      <w:spacing w:before="0" w:after="0" w:line="240" w:lineRule="auto"/>
+      <w:spacing w:after="0" w:line="240" w:lineRule="auto"/>
     </w:pPr>
     <w:tblPr>
       <w:tblStyleRowBandSize w:val="1"/>
       <w:tblStyleColBandSize w:val="1"/>
       <w:tblCellMar>
-        <w:top w:w="0" w:type="dxa"/>
         <w:left w:w="0" w:type="dxa"/>
-        <w:bottom w:w="0" w:type="dxa"/>
         <w:right w:w="0" w:type="dxa"/>
       </w:tblCellMar>
     </w:tblPr>
-    <w:tcPr>
-      <w:vAlign w:val="top"/>
-    </w:tcPr>
     <w:tblStylePr w:type="lastRow">
+      <w:tblPr/>
       <w:tcPr>
         <w:tcBorders>
-          <w:bottom w:val="single" w:sz="4" w:space="0" w:color="242424" w:themeColor="text1"/>
+          <w:bottom w:val="single" w:sz="4" w:space="0" w:color="000000" w:themeColor="text1"/>
         </w:tcBorders>
       </w:tcPr>
     </w:tblStylePr>
@@ -2395,7 +1792,7 @@
 </file>
 
 <file path=word/glossary/document.xml><?xml version="1.0" encoding="utf-8"?>
-<w:glossaryDocument xmlns:wpc="http://schemas.microsoft.com/office/word/2010/wordprocessingCanvas" xmlns:cx="http://schemas.microsoft.com/office/drawing/2014/chartex" xmlns:cx1="http://schemas.microsoft.com/office/drawing/2015/9/8/chartex" xmlns:cx2="http://schemas.microsoft.com/office/drawing/2015/10/21/chartex" xmlns:cx3="http://schemas.microsoft.com/office/drawing/2016/5/9/chartex" xmlns:cx4="http://schemas.microsoft.com/office/drawing/2016/5/10/chartex" xmlns:cx5="http://schemas.microsoft.com/office/drawing/2016/5/11/chartex" xmlns:cx6="http://schemas.microsoft.com/office/drawing/2016/5/12/chartex" xmlns:cx7="http://schemas.microsoft.com/office/drawing/2016/5/13/chartex" xmlns:cx8="http://schemas.microsoft.com/office/drawing/2016/5/14/chartex" xmlns:mc="http://schemas.openxmlformats.org/markup-compatibility/2006" xmlns:aink="http://schemas.microsoft.com/office/drawing/2016/ink" xmlns:am3d="http://schemas.microsoft.com/office/drawing/2017/model3d" xmlns:o="urn:schemas-microsoft-com:office:office" xmlns:oel="http://schemas.microsoft.com/office/2019/extlst" xmlns:r="http://schemas.openxmlformats.org/officeDocument/2006/relationships" xmlns:m="http://schemas.openxmlformats.org/officeDocument/2006/math" xmlns:v="urn:schemas-microsoft-com:vml" xmlns:wp14="http://schemas.microsoft.com/office/word/2010/wordprocessingDrawing" xmlns:wp="http://schemas.openxmlformats.org/drawingml/2006/wordprocessingDrawing" xmlns:w10="urn:schemas-microsoft-com:office:word" xmlns:w="http://schemas.openxmlformats.org/wordprocessingml/2006/main" xmlns:w14="http://schemas.microsoft.com/office/word/2010/wordml" xmlns:w15="http://schemas.microsoft.com/office/word/2012/wordml" xmlns:w16cex="http://schemas.microsoft.com/office/word/2018/wordml/cex" xmlns:w16cid="http://schemas.microsoft.com/office/word/2016/wordml/cid" xmlns:w16="http://schemas.microsoft.com/office/word/2018/wordml" xmlns:w16du="http://schemas.microsoft.com/office/word/2023/wordml/word16du" xmlns:w16sdtdh="http://schemas.microsoft.com/office/word/2020/wordml/sdtdatahash" xmlns:w16sdtfl="http://schemas.microsoft.com/office/word/2024/wordml/sdtformatlock" xmlns:w16se="http://schemas.microsoft.com/office/word/2015/wordml/symex" xmlns:wpg="http://schemas.microsoft.com/office/word/2010/wordprocessingGroup" xmlns:wpi="http://schemas.microsoft.com/office/word/2010/wordprocessingInk" xmlns:wne="http://schemas.microsoft.com/office/word/2006/wordml" xmlns:wps="http://schemas.microsoft.com/office/word/2010/wordprocessingShape" mc:Ignorable="w14 w15 w16se w16cid w16 w16cex w16sdtdh w16sdtfl w16du wp14">
+<w:glossaryDocument xmlns:wpc="http://schemas.microsoft.com/office/word/2010/wordprocessingCanvas" xmlns:cx="http://schemas.microsoft.com/office/drawing/2014/chartex" xmlns:cx1="http://schemas.microsoft.com/office/drawing/2015/9/8/chartex" xmlns:cx2="http://schemas.microsoft.com/office/drawing/2015/10/21/chartex" xmlns:cx3="http://schemas.microsoft.com/office/drawing/2016/5/9/chartex" xmlns:cx4="http://schemas.microsoft.com/office/drawing/2016/5/10/chartex" xmlns:cx5="http://schemas.microsoft.com/office/drawing/2016/5/11/chartex" xmlns:cx6="http://schemas.microsoft.com/office/drawing/2016/5/12/chartex" xmlns:cx7="http://schemas.microsoft.com/office/drawing/2016/5/13/chartex" xmlns:cx8="http://schemas.microsoft.com/office/drawing/2016/5/14/chartex" xmlns:mc="http://schemas.openxmlformats.org/markup-compatibility/2006" xmlns:aink="http://schemas.microsoft.com/office/drawing/2016/ink" xmlns:am3d="http://schemas.microsoft.com/office/drawing/2017/model3d" xmlns:o="urn:schemas-microsoft-com:office:office" xmlns:oel="http://schemas.microsoft.com/office/2019/extlst" xmlns:r="http://schemas.openxmlformats.org/officeDocument/2006/relationships" xmlns:m="http://schemas.openxmlformats.org/officeDocument/2006/math" xmlns:v="urn:schemas-microsoft-com:vml" xmlns:wp14="http://schemas.microsoft.com/office/word/2010/wordprocessingDrawing" xmlns:wp="http://schemas.openxmlformats.org/drawingml/2006/wordprocessingDrawing" xmlns:w10="urn:schemas-microsoft-com:office:word" xmlns:w="http://schemas.openxmlformats.org/wordprocessingml/2006/main" xmlns:w14="http://schemas.microsoft.com/office/word/2010/wordml" xmlns:w15="http://schemas.microsoft.com/office/word/2012/wordml" xmlns:w16cei="http://schemas.microsoft.com/office/word/2026/wordml/cei" xmlns:w16cex="http://schemas.microsoft.com/office/word/2018/wordml/cex" xmlns:w16cid="http://schemas.microsoft.com/office/word/2016/wordml/cid" xmlns:w16="http://schemas.microsoft.com/office/word/2018/wordml" xmlns:w16du="http://schemas.microsoft.com/office/word/2023/wordml/word16du" xmlns:w16sdtdh="http://schemas.microsoft.com/office/word/2020/wordml/sdtdatahash" xmlns:w16sdtfl="http://schemas.microsoft.com/office/word/2024/wordml/sdtformatlock" xmlns:w16se="http://schemas.microsoft.com/office/word/2015/wordml/symex" xmlns:wpg="http://schemas.microsoft.com/office/word/2010/wordprocessingGroup" xmlns:wpi="http://schemas.microsoft.com/office/word/2010/wordprocessingInk" xmlns:wne="http://schemas.microsoft.com/office/word/2006/wordml" xmlns:wps="http://schemas.microsoft.com/office/word/2010/wordprocessingShape" mc:Ignorable="w14 w15 w16se w16cid w16 w16cex w16sdtdh w16sdtfl w16du wp14">
   <w:docParts>
     <w:docPart>
       <w:docPartPr>
@@ -2486,35 +1883,6 @@
     </w:docPart>
     <w:docPart>
       <w:docPartPr>
-        <w:name w:val="739FB335CDA34C13AC02C61BF27AD636"/>
-        <w:category>
-          <w:name w:val="General"/>
-          <w:gallery w:val="placeholder"/>
-        </w:category>
-        <w:types>
-          <w:type w:val="bbPlcHdr"/>
-        </w:types>
-        <w:behaviors>
-          <w:behavior w:val="content"/>
-        </w:behaviors>
-        <w:guid w:val="{EB71684C-745D-4D80-8EDE-355FF69BB4E4}"/>
-      </w:docPartPr>
-      <w:docPartBody>
-        <w:p>
-          <w:pPr>
-            <w:pStyle w:val="739FB335CDA34C13AC02C61BF27AD636"/>
-          </w:pPr>
-          <w:r>
-            <w:rPr>
-              <w:rStyle w:val="PlaceholderText"/>
-            </w:rPr>
-            <w:t>Enter any content that you want to repeat, including other content controls. You can also insert this control around table rows in order to repeat parts of a table.</w:t>
-          </w:r>
-        </w:p>
-      </w:docPartBody>
-    </w:docPart>
-    <w:docPart>
-      <w:docPartPr>
         <w:name w:val="FA2BD9B4F7624C65B1D97D2A56A8054C"/>
         <w:category>
           <w:name w:val="General"/>
@@ -2580,20 +1948,6 @@
     <w:pitch w:val="variable"/>
     <w:sig w:usb0="E00002FF" w:usb1="2AC7FDFF" w:usb2="00000016" w:usb3="00000000" w:csb0="0002009F" w:csb1="00000000"/>
   </w:font>
-  <w:font w:name="Segoe UI">
-    <w:panose1 w:val="020B0502040204020203"/>
-    <w:charset w:val="00"/>
-    <w:family w:val="swiss"/>
-    <w:pitch w:val="variable"/>
-    <w:sig w:usb0="E4002EFF" w:usb1="C000E47F" w:usb2="00000009" w:usb3="00000000" w:csb0="000001FF" w:csb1="00000000"/>
-  </w:font>
-  <w:font w:name="Segoe UI Semibold">
-    <w:panose1 w:val="020B0702040204020203"/>
-    <w:charset w:val="00"/>
-    <w:family w:val="swiss"/>
-    <w:pitch w:val="variable"/>
-    <w:sig w:usb0="E4002EFF" w:usb1="C000E47F" w:usb2="00000009" w:usb3="00000000" w:csb0="000001FF" w:csb1="00000000"/>
-  </w:font>
 </w:fonts>
 </file>
 
@@ -2601,6 +1955,7 @@
 <w:settings xmlns:mc="http://schemas.openxmlformats.org/markup-compatibility/2006" xmlns:o="urn:schemas-microsoft-com:office:office" xmlns:r="http://schemas.openxmlformats.org/officeDocument/2006/relationships" xmlns:m="http://schemas.openxmlformats.org/officeDocument/2006/math" xmlns:v="urn:schemas-microsoft-com:vml" xmlns:w10="urn:schemas-microsoft-com:office:word" xmlns:w="http://schemas.openxmlformats.org/wordprocessingml/2006/main" xmlns:w14="http://schemas.microsoft.com/office/word/2010/wordml" xmlns:w15="http://schemas.microsoft.com/office/word/2012/wordml" xmlns:w16cex="http://schemas.microsoft.com/office/word/2018/wordml/cex" xmlns:w16cid="http://schemas.microsoft.com/office/word/2016/wordml/cid" xmlns:w16="http://schemas.microsoft.com/office/word/2018/wordml" xmlns:w16du="http://schemas.microsoft.com/office/word/2023/wordml/word16du" xmlns:w16sdtdh="http://schemas.microsoft.com/office/word/2020/wordml/sdtdatahash" xmlns:w16sdtfl="http://schemas.microsoft.com/office/word/2024/wordml/sdtformatlock" xmlns:w16se="http://schemas.microsoft.com/office/word/2015/wordml/symex" xmlns:sl="http://schemas.openxmlformats.org/schemaLibrary/2006/main" mc:Ignorable="w14 w15 w16se w16cid w16 w16cex w16sdtdh w16sdtfl w16du">
   <w:view w:val="normal"/>
   <w:defaultTabStop w:val="720"/>
+  <w:hyphenationZone w:val="425"/>
   <w:characterSpacingControl w:val="doNotCompress"/>
   <w:compat>
     <w:useFELayout/>
@@ -2668,6 +2023,7 @@
     <w:rsid w:val="006612E3"/>
     <w:rsid w:val="0067536D"/>
     <w:rsid w:val="006A12E0"/>
+    <w:rsid w:val="006A755B"/>
     <w:rsid w:val="006B68F8"/>
     <w:rsid w:val="006D1916"/>
     <w:rsid w:val="006E11E4"/>
@@ -2689,13 +2045,16 @@
     <w:rsid w:val="00867F38"/>
     <w:rsid w:val="00875FC4"/>
     <w:rsid w:val="00881C9C"/>
+    <w:rsid w:val="008858E8"/>
     <w:rsid w:val="00886723"/>
     <w:rsid w:val="0089093A"/>
     <w:rsid w:val="00891B0B"/>
     <w:rsid w:val="008A55D4"/>
     <w:rsid w:val="008A688F"/>
     <w:rsid w:val="008B37CC"/>
+    <w:rsid w:val="008C0128"/>
     <w:rsid w:val="008D6AA9"/>
+    <w:rsid w:val="008E0609"/>
     <w:rsid w:val="008E3399"/>
     <w:rsid w:val="009247BE"/>
     <w:rsid w:val="00944C5E"/>
@@ -2717,6 +2076,7 @@
     <w:rsid w:val="00C04D70"/>
     <w:rsid w:val="00C07F0D"/>
     <w:rsid w:val="00C112EA"/>
+    <w:rsid w:val="00C17300"/>
     <w:rsid w:val="00C2027A"/>
     <w:rsid w:val="00C277D3"/>
     <w:rsid w:val="00C31D46"/>
@@ -2731,6 +2091,7 @@
     <w:rsid w:val="00CA43C9"/>
     <w:rsid w:val="00CA5847"/>
     <w:rsid w:val="00CB0120"/>
+    <w:rsid w:val="00CB34B3"/>
     <w:rsid w:val="00CC0C71"/>
     <w:rsid w:val="00CE4C78"/>
     <w:rsid w:val="00D710C6"/>
@@ -3223,13 +2584,6 @@
       <w:lang w:val="en-DK" w:eastAsia="en-DK"/>
     </w:rPr>
   </w:style>
-  <w:style w:type="paragraph" w:customStyle="1" w:styleId="739FB335CDA34C13AC02C61BF27AD636">
-    <w:name w:val="739FB335CDA34C13AC02C61BF27AD636"/>
-    <w:rsid w:val="00B679AD"/>
-    <w:rPr>
-      <w:lang w:val="en-DK" w:eastAsia="en-DK"/>
-    </w:rPr>
-  </w:style>
   <w:style w:type="paragraph" w:customStyle="1" w:styleId="4E3F791A0A504FF2A79BA27CE85A6333">
     <w:name w:val="4E3F791A0A504FF2A79BA27CE85A6333"/>
     <w:rsid w:val="00E51881"/>
@@ -3246,48 +2600,6 @@
   </w:style>
   <w:style w:type="paragraph" w:customStyle="1" w:styleId="FBACDB9111FA4EE283DB34560CE2BA50">
     <w:name w:val="FBACDB9111FA4EE283DB34560CE2BA50"/>
-    <w:rsid w:val="00E51881"/>
-    <w:rPr>
-      <w:lang w:val="en-DK" w:eastAsia="en-DK"/>
-    </w:rPr>
-  </w:style>
-  <w:style w:type="paragraph" w:customStyle="1" w:styleId="2EEC7D46EA804BABA67ECB124485BC16">
-    <w:name w:val="2EEC7D46EA804BABA67ECB124485BC16"/>
-    <w:rsid w:val="00E51881"/>
-    <w:rPr>
-      <w:lang w:val="en-DK" w:eastAsia="en-DK"/>
-    </w:rPr>
-  </w:style>
-  <w:style w:type="paragraph" w:customStyle="1" w:styleId="22E9A613071843A1AC988C56393E435F">
-    <w:name w:val="22E9A613071843A1AC988C56393E435F"/>
-    <w:rsid w:val="00E51881"/>
-    <w:rPr>
-      <w:lang w:val="en-DK" w:eastAsia="en-DK"/>
-    </w:rPr>
-  </w:style>
-  <w:style w:type="paragraph" w:customStyle="1" w:styleId="CFE0E2F7296F4232A5D1F5F9AD09AD98">
-    <w:name w:val="CFE0E2F7296F4232A5D1F5F9AD09AD98"/>
-    <w:rsid w:val="00E51881"/>
-    <w:rPr>
-      <w:lang w:val="en-DK" w:eastAsia="en-DK"/>
-    </w:rPr>
-  </w:style>
-  <w:style w:type="paragraph" w:customStyle="1" w:styleId="9B776C6B5CBA40A2A68B599CB277CE5C">
-    <w:name w:val="9B776C6B5CBA40A2A68B599CB277CE5C"/>
-    <w:rsid w:val="00E51881"/>
-    <w:rPr>
-      <w:lang w:val="en-DK" w:eastAsia="en-DK"/>
-    </w:rPr>
-  </w:style>
-  <w:style w:type="paragraph" w:customStyle="1" w:styleId="E9C7FBB5E1914D919259FF3BD3E9A8F9">
-    <w:name w:val="E9C7FBB5E1914D919259FF3BD3E9A8F9"/>
-    <w:rsid w:val="00E51881"/>
-    <w:rPr>
-      <w:lang w:val="en-DK" w:eastAsia="en-DK"/>
-    </w:rPr>
-  </w:style>
-  <w:style w:type="paragraph" w:customStyle="1" w:styleId="B1750AF2A5954971884862B82F104E06">
-    <w:name w:val="B1750AF2A5954971884862B82F104E06"/>
     <w:rsid w:val="00E51881"/>
     <w:rPr>
       <w:lang w:val="en-DK" w:eastAsia="en-DK"/>
@@ -3670,189 +2982,189 @@
 </we:webextension>
 </file>
 
-<file path=customXml/item1.xml><?xml version="1.0" encoding="utf-8"?>
-<b:Sources xmlns:b="http://schemas.openxmlformats.org/officeDocument/2006/bibliography" xmlns="http://schemas.openxmlformats.org/officeDocument/2006/bibliography" SelectedStyle="\APASixthEditionOfficeOnline.xsl" StyleName="APA" Version="6"/>
+<file path=customXml/item1.xml>��< ? x m l   v e r s i o n = " 1 . 0 "   e n c o d i n g = " u t f - 1 6 " ? > < N a v W o r d R e p o r t X m l P a r t   x m l n s = " u r n : m i c r o s o f t - d y n a m i c s - b u s i n e s s c e n t r a l / i n t e r n a l / e x t e n d e d / r e p o r t s / I n v e n t o r y _ V e n d o r _ P u r c h a s e s / 7 1 4 / " > + 
+     < B C R e p o r t I n f o r m a t i o n > + 
+         < R e p o r t M e t a d a t a > + 
+             < E x t e n s i o n I d > E x t e n s i o n   I D < / E x t e n s i o n I d > + 
+             < E x t e n s i o n N a m e > E x t e n s i o n   N a m e < / E x t e n s i o n N a m e > + 
+             < E x t e n s i o n P u b l i s h e r > E x t e n s i o n   P u b l i s h e r < / E x t e n s i o n P u b l i s h e r > + 
+             < E x t e n s i o n V e r s i o n > E x t e n s i o n   V e r s i o n < / E x t e n s i o n V e r s i o n > + 
+             < R e p o r t I d > R e p o r t   I D < / R e p o r t I d > + 
+             < R e p o r t N a m e > R e p o r t   N a m e < / R e p o r t N a m e > + 
+             < A b o u t T h i s R e p o r t T i t l e > A b o u t   T h i s   R e p o r t   T i t l e < / A b o u t T h i s R e p o r t T i t l e > + 
+             < A b o u t T h i s R e p o r t T e x t > A b o u t   T h i s   R e p o r t   T e x t < / A b o u t T h i s R e p o r t T e x t > + 
+             < R e p o r t H e l p L i n k > R e p o r t   H e l p   L i n k < / R e p o r t H e l p L i n k > + 
+         < / R e p o r t M e t a d a t a > + 
+         < R e p o r t R e q u e s t > + 
+             < T e n a n t E n t r a I d > T e n a n t   E n t r a   I d < / T e n a n t E n t r a I d > + 
+             < E n v i r o n m e n t N a m e > E n v i r o n m e n t   N a m e < / E n v i r o n m e n t N a m e > + 
+             < E n v i r o n m e n t T y p e > E n v i r o n m e n t   T y p e < / E n v i r o n m e n t T y p e > + 
+             < C o m p a n y N a m e > C o m p a n y   N a m e < / C o m p a n y N a m e > + 
+             < C o m p a n y D i s p l a y N a m e > C o m p a n y   D i s p l a y   N a m e < / C o m p a n y D i s p l a y N a m e > + 
+             < C o m p a n y I d > C o m p a n y   I D < / C o m p a n y I d > + 
+             < U s e r N a m e > U s e r   N a m e < / U s e r N a m e > + 
+             < D a t e A n d T i m e > D a t e   a n d   T i m e < / D a t e A n d T i m e > + 
+             < L a n g u a g e > L a n g u a g e < / L a n g u a g e > + 
+             < F o r m a t R e g i o n > F o r m a t   R e g i o n < / F o r m a t R e g i o n > + 
+             < D a t e T i m e V a l u e s > + 
+                 < Y e a r > Y e a r < / Y e a r > + 
+                 < M o n t h N u m b e r > M o n t h   N u m b e r < / M o n t h N u m b e r > + 
+                 < D a y N u m b e r > D a y   N u m b e r < / D a y N u m b e r > + 
+                 < H o u r > H o u r < / H o u r > + 
+                 < M i n u t e > M i n u t e < / M i n u t e > + 
+             < / D a t e T i m e V a l u e s > + 
+         < / R e p o r t R e q u e s t > + 
+     < / B C R e p o r t I n f o r m a t i o n > + 
+     < L a b e l s > + 
+         < A b o u t T h e R e p o r t L b l   E l e m e n t T y p e = " P a r a m e t e r "   E l e m e n t I d = " 2 0 0 7 3 2 1 8 4 5 "   D a t a T y p e = " S t r i n g " > A b o u t T h e R e p o r t L b l < / A b o u t T h e R e p o r t L b l > + 
+         < B a s e U O M _ I t e m C a p t i o n   E l e m e n t T y p e = " P a r a m e t e r "   E l e m e n t I d = " 1 2 4 3 4 8 4 5 8 1 "   D a t a T y p e = " S t r i n g " > B a s e U O M _ I t e m C a p t i o n < / B a s e U O M _ I t e m C a p t i o n > + 
+         < C o m p a n y L b l   E l e m e n t T y p e = " P a r a m e t e r "   E l e m e n t I d = " 7 6 3 5 6 2 8 8 8 "   D a t a T y p e = " S t r i n g " > C o m p a n y L b l < / C o m p a n y L b l > + 
+         < C o s t A m t A c t _ V a l u e E n t r y C a p t i o n   E l e m e n t T y p e = " P a r a m e t e r "   E l e m e n t I d = " 6 4 4 7 7 2 6 7 2 "   D a t a T y p e = " S t r i n g " > C o s t A m t A c t _ V a l u e E n t r y C a p t i o n < / C o s t A m t A c t _ V a l u e E n t r y C a p t i o n > + 
+         < D a t a R e t r i e v e d L b l   E l e m e n t T y p e = " P a r a m e t e r "   E l e m e n t I d = " 1 0 9 1 6 8 3 3 6 5 "   D a t a T y p e = " S t r i n g " > D a t a R e t r i e v e d L b l < / D a t a R e t r i e v e d L b l > + 
+         < D e s c r i p t i o n L b l   E l e m e n t T y p e = " P a r a m e t e r "   E l e m e n t I d = " 1 4 2 2 4 8 2 7 0 5 "   D a t a T y p e = " S t r i n g " > D e s c r i p t i o n L b l < / D e s c r i p t i o n L b l > + 
+         < D i s c A m t _ V a l u e E n t r y C a p t i o n   E l e m e n t T y p e = " P a r a m e t e r "   E l e m e n t I d = " 1 1 7 3 5 7 5 8 4 0 "   D a t a T y p e = " S t r i n g " > D i s c A m t _ V a l u e E n t r y C a p t i o n < / D i s c A m t _ V a l u e E n t r y C a p t i o n > + 
+         < D o c u m e n t a t i o n L b l   E l e m e n t T y p e = " P a r a m e t e r "   E l e m e n t I d = " 1 0 5 1 7 2 3 1 7 3 "   D a t a T y p e = " S t r i n g " > D o c u m e n t a t i o n L b l < / D o c u m e n t a t i o n L b l > + 
+         < E n v i r o n m e n t L b l   E l e m e n t T y p e = " P a r a m e t e r "   E l e m e n t I d = " 2 0 1 5 9 0 6 0 7 0 "   D a t a T y p e = " S t r i n g " > E n v i r o n m e n t L b l < / E n v i r o n m e n t L b l > + 
+         < I n v Q t y _ V a l u e E n t r y C a p t i o n   E l e m e n t T y p e = " P a r a m e t e r "   E l e m e n t I d = " 1 4 5 7 2 5 9 1 3 6 "   D a t a T y p e = " S t r i n g " > I n v Q t y _ V a l u e E n t r y C a p t i o n < / I n v Q t y _ V a l u e E n t r y C a p t i o n > + 
+         < I n v V e n d o r P u r c h A n a l y s i s L b l   E l e m e n t T y p e = " P a r a m e t e r "   E l e m e n t I d = " 1 2 2 6 3 6 8 1 3 2 "   D a t a T y p e = " S t r i n g " > I n v V e n d o r P u r c h A n a l y s i s L b l < / I n v V e n d o r P u r c h A n a l y s i s L b l > + 
+         < I n v V e n d o r P u r c h L b l   E l e m e n t T y p e = " P a r a m e t e r "   E l e m e n t I d = " 1 8 3 8 6 2 2 6 1 4 "   D a t a T y p e = " S t r i n g " > I n v V e n d o r P u r c h L b l < / I n v V e n d o r P u r c h L b l > + 
+         < I n v V e n d o r P u r c h P r i n t L b l   E l e m e n t T y p e = " P a r a m e t e r "   E l e m e n t I d = " 2 0 0 5 4 1 6 0 8 9 "   D a t a T y p e = " S t r i n g " > I n v V e n d o r P u r c h P r i n t L b l < / I n v V e n d o r P u r c h P r i n t L b l > + 
+         < I t e m N o L b l   E l e m e n t T y p e = " P a r a m e t e r "   E l e m e n t I d = " 1 7 9 0 6 2 1 1 1 5 "   D a t a T y p e = " S t r i n g " > I t e m N o L b l < / I t e m N o L b l > + 
+         < N a m e C a p t i o n   E l e m e n t T y p e = " P a r a m e t e r "   E l e m e n t I d = " 6 0 1 4 1 4 7 6 "   D a t a T y p e = " S t r i n g " > N a m e C a p t i o n < / N a m e C a p t i o n > + 
+         < P a g e C a p t i o n   E l e m e n t T y p e = " P a r a m e t e r "   E l e m e n t I d = " 1 6 4 5 7 9 0 3 1 2 "   D a t a T y p e = " S t r i n g " > P a g e C a p t i o n < / P a g e C a p t i o n > + 
+         < R e p o r t N a m e L b l   E l e m e n t T y p e = " P a r a m e t e r "   E l e m e n t I d = " 1 5 2 9 7 0 2 3 5 4 "   D a t a T y p e = " S t r i n g " > R e p o r t N a m e L b l < / R e p o r t N a m e L b l > + 
+         < R e p o r t T i t l e   E l e m e n t T y p e = " P a r a m e t e r "   E l e m e n t I d = " 1 4 7 9 0 2 5 3 9 "   D a t a T y p e = " S t r i n g " > R e p o r t T i t l e < / R e p o r t T i t l e > + 
+         < R u n O n L b l   E l e m e n t T y p e = " P a r a m e t e r "   E l e m e n t I d = " 1 6 8 8 7 9 5 3 1 3 "   D a t a T y p e = " S t r i n g " > R u n O n L b l < / R u n O n L b l > + 
+         < T o t a l C a p t i o n   E l e m e n t T y p e = " P a r a m e t e r "   E l e m e n t I d = " 7 0 7 1 0 2 6 9 5 "   D a t a T y p e = " S t r i n g " > T o t a l C a p t i o n < / T o t a l C a p t i o n > + 
+         < T o t a l L b l   E l e m e n t T y p e = " P a r a m e t e r "   E l e m e n t I d = " 2 6 2 6 5 4 8 3 7 "   D a t a T y p e = " S t r i n g " > T o t a l L b l < / T o t a l L b l > + 
+         < U s e r L b l   E l e m e n t T y p e = " P a r a m e t e r "   E l e m e n t I d = " 1 4 8 0 8 1 6 0 6 2 "   D a t a T y p e = " S t r i n g " > U s e r L b l < / U s e r L b l > + 
+         < V e n d N a m e C a p t i o n   E l e m e n t T y p e = " P a r a m e t e r "   E l e m e n t I d = " 6 7 6 5 4 8 2 4 3 "   D a t a T y p e = " S t r i n g " > V e n d N a m e C a p t i o n < / V e n d N a m e C a p t i o n > + 
+         < V e n d o r N o C a p t i o n   E l e m e n t T y p e = " P a r a m e t e r "   E l e m e n t I d = " 1 4 6 5 7 4 1 0 2 6 "   D a t a T y p e = " S t r i n g " > V e n d o r N o C a p t i o n < / V e n d o r N o C a p t i o n > + 
+         < V e n d o r N o L b l   E l e m e n t T y p e = " P a r a m e t e r "   E l e m e n t I d = " 4 6 0 9 8 8 9 8 "   D a t a T y p e = " S t r i n g " > V e n d o r N o L b l < / V e n d o r N o L b l > + 
+     < / L a b e l s > + 
+     < T o o l t i p s / > + 
+     < R e p o r t H e a d e r   E l e m e n t T y p e = " D a t a I t e m "   E l e m e n t I d = " 1 4 9 2 2 2 5 3 1 6 " > + 
+         < C o m p a n y N a m e   E l e m e n t T y p e = " C o l u m n "   E l e m e n t I d = " 1 5 9 5 4 7 7 3 9 5 "   D a t a T y p e = " S t r i n g " > C o m p a n y N a m e < / C o m p a n y N a m e > + 
+         < I t e m F i l t e r   E l e m e n t T y p e = " C o l u m n "   E l e m e n t I d = " 5 9 3 7 9 7 3 7 6 "   D a t a T y p e = " T e x t " > I t e m F i l t e r < / I t e m F i l t e r > + 
+         < I t e m L e d g E n t r y F i l t e r   E l e m e n t T y p e = " C o l u m n "   E l e m e n t I d = " 2 1 1 1 8 9 1 8 5 4 "   D a t a T y p e = " T e x t " > I t e m L e d g E n t r y F i l t e r < / I t e m L e d g E n t r y F i l t e r > + 
+         < P e r i o d T e x t   E l e m e n t T y p e = " C o l u m n "   E l e m e n t I d = " 1 6 2 7 7 5 1 2 5 9 "   D a t a T y p e = " T e x t " > P e r i o d T e x t < / P e r i o d T e x t > + 
+     < / R e p o r t H e a d e r > + 
+     < I t e m   E l e m e n t T y p e = " D a t a I t e m "   E l e m e n t I d = " 1 1 2 8 8 3 0 2 4 8 " > + 
+         < B a s e U O M _ I t e m   E l e m e n t T y p e = " C o l u m n "   E l e m e n t I d = " 1 2 4 3 4 8 4 5 8 1 "   D a t a T y p e = " C o d e " > B a s e U O M _ I t e m < / B a s e U O M _ I t e m > + 
+         < D e s c _ I t e m   E l e m e n t T y p e = " C o l u m n "   E l e m e n t I d = " 9 9 0 9 0 4 5 5 8 "   D a t a T y p e = " T e x t " > D e s c _ I t e m < / D e s c _ I t e m > + 
+         < N o _ I t e m   E l e m e n t T y p e = " C o l u m n "   E l e m e n t I d = " 1 5 4 7 7 6 9 6 5 4 "   D a t a T y p e = " C o d e " > N o _ I t e m < / N o _ I t e m > + 
+         < V a l u e _ E n t r y   E l e m e n t T y p e = " D a t a I t e m "   E l e m e n t I d = " 1 6 7 9 8 3 8 0 2 2 " / > + 
+         < I n t e g e r   E l e m e n t T y p e = " D a t a I t e m "   E l e m e n t I d = " 1 7 3 5 6 9 8 6 1 9 " > + 
+             < C o s t A m t A c t _ V a l u e E n t r y   E l e m e n t T y p e = " C o l u m n "   E l e m e n t I d = " 6 4 4 7 7 2 6 7 2 "   D a t a T y p e = " D e c i m a l " > C o s t A m t A c t _ V a l u e E n t r y < / C o s t A m t A c t _ V a l u e E n t r y > + 
+             < D i s c A m t _ V a l u e E n t r y   E l e m e n t T y p e = " C o l u m n "   E l e m e n t I d = " 1 1 7 3 5 7 5 8 4 0 "   D a t a T y p e = " D e c i m a l " > D i s c A m t _ V a l u e E n t r y < / D i s c A m t _ V a l u e E n t r y > + 
+             < I n v Q t y _ V a l u e E n t r y   E l e m e n t T y p e = " C o l u m n "   E l e m e n t I d = " 1 4 5 7 2 5 9 1 3 6 "   D a t a T y p e = " D e c i m a l " > I n v Q t y _ V a l u e E n t r y < / I n v Q t y _ V a l u e E n t r y > + 
+             < S o u r c e N o _ V a l u e E n t r y   E l e m e n t T y p e = " C o l u m n "   E l e m e n t I d = " 1 5 5 8 9 4 3 2 3 1 "   D a t a T y p e = " C o d e " > S o u r c e N o _ V a l u e E n t r y < / S o u r c e N o _ V a l u e E n t r y > + 
+             < V e n d N a m e   E l e m e n t T y p e = " C o l u m n "   E l e m e n t I d = " 6 7 6 5 4 8 2 4 3 "   D a t a T y p e = " T e x t " > V e n d N a m e < / V e n d N a m e > + 
+         < / I n t e g e r > + 
+         < S u b t o t a l s   E l e m e n t T y p e = " D a t a I t e m "   E l e m e n t I d = " 8 3 8 6 9 3 5 6 0 " > + 
+             < S u b t o t a l s _ C o s t A m o u n t   E l e m e n t T y p e = " C o l u m n "   E l e m e n t I d = " 2 0 7 1 8 6 3 5 5 2 "   D a t a T y p e = " D e c i m a l " > S u b t o t a l s _ C o s t A m o u n t < / S u b t o t a l s _ C o s t A m o u n t > + 
+             < S u b t o t a l s _ D i s c o u n t A m o u n t   E l e m e n t T y p e = " C o l u m n "   E l e m e n t I d = " 1 2 4 7 3 8 6 7 7 8 "   D a t a T y p e = " D e c i m a l " > S u b t o t a l s _ D i s c o u n t A m o u n t < / S u b t o t a l s _ D i s c o u n t A m o u n t > + 
+             < S u b t o t a l s _ I n v o i c e d Q u a n t i t y   E l e m e n t T y p e = " C o l u m n "   E l e m e n t I d = " 4 4 2 0 1 0 6 1 5 "   D a t a T y p e = " D e c i m a l " > S u b t o t a l s _ I n v o i c e d Q u a n t i t y < / S u b t o t a l s _ I n v o i c e d Q u a n t i t y > + 
+         < / S u b t o t a l s > + 
+     < / I t e m > + 
+     < T o t a l s   E l e m e n t T y p e = " D a t a I t e m "   E l e m e n t I d = " 1 8 2 3 9 5 0 0 4 4 " > + 
+         < T o t a l s _ C o s t A m o u n t   E l e m e n t T y p e = " C o l u m n "   E l e m e n t I d = " 2 0 8 2 4 9 9 1 8 0 "   D a t a T y p e = " D e c i m a l " > T o t a l s _ C o s t A m o u n t < / T o t a l s _ C o s t A m o u n t > + 
+         < T o t a l s _ D i s c o u n t A m o u n t   E l e m e n t T y p e = " C o l u m n "   E l e m e n t I d = " 1 7 7 4 7 6 0 9 4 2 "   D a t a T y p e = " D e c i m a l " > T o t a l s _ D i s c o u n t A m o u n t < / T o t a l s _ D i s c o u n t A m o u n t > + 
+     < / T o t a l s > + 
+ < / N a v W o r d R e p o r t X m l P a r t > 
 </file>
 
-<file path=customXml/item2.xml>��< ? x m l   v e r s i o n = " 1 . 0 "   e n c o d i n g = " u t f - 1 6 " ? > < N a v W o r d R e p o r t X m l P a r t   x m l n s = " u r n : m i c r o s o f t - d y n a m i c s - b u s i n e s s c e n t r a l / i n t e r n a l / e x t e n d e d / r e p o r t s / I n v e n t o r y _ V e n d o r _ P u r c h a s e s / 7 1 4 / " > - 
-     < B C R e p o r t I n f o r m a t i o n > - 
-         < R e p o r t M e t a d a t a > - 
-             < E x t e n s i o n I d > E x t e n s i o n   I D < / E x t e n s i o n I d > - 
-             < E x t e n s i o n N a m e > E x t e n s i o n   N a m e < / E x t e n s i o n N a m e > - 
-             < E x t e n s i o n P u b l i s h e r > E x t e n s i o n   P u b l i s h e r < / E x t e n s i o n P u b l i s h e r > - 
-             < E x t e n s i o n V e r s i o n > E x t e n s i o n   V e r s i o n < / E x t e n s i o n V e r s i o n > - 
-             < R e p o r t I d > R e p o r t   I D < / R e p o r t I d > - 
-             < R e p o r t N a m e > R e p o r t   N a m e < / R e p o r t N a m e > - 
-             < A b o u t T h i s R e p o r t T i t l e > A b o u t   T h i s   R e p o r t   T i t l e < / A b o u t T h i s R e p o r t T i t l e > - 
-             < A b o u t T h i s R e p o r t T e x t > A b o u t   T h i s   R e p o r t   T e x t < / A b o u t T h i s R e p o r t T e x t > - 
-             < R e p o r t H e l p L i n k > R e p o r t   H e l p   L i n k < / R e p o r t H e l p L i n k > - 
-         < / R e p o r t M e t a d a t a > - 
-         < R e p o r t R e q u e s t > - 
-             < T e n a n t E n t r a I d > T e n a n t   E n t r a   I d < / T e n a n t E n t r a I d > - 
-             < E n v i r o n m e n t N a m e > E n v i r o n m e n t   N a m e < / E n v i r o n m e n t N a m e > - 
-             < E n v i r o n m e n t T y p e > E n v i r o n m e n t   T y p e < / E n v i r o n m e n t T y p e > - 
-             < C o m p a n y N a m e > C o m p a n y   N a m e < / C o m p a n y N a m e > - 
-             < C o m p a n y D i s p l a y N a m e > C o m p a n y   D i s p l a y   N a m e < / C o m p a n y D i s p l a y N a m e > - 
-             < C o m p a n y I d > C o m p a n y   I D < / C o m p a n y I d > - 
-             < U s e r N a m e > U s e r   N a m e < / U s e r N a m e > - 
-             < D a t e A n d T i m e > D a t e   a n d   T i m e < / D a t e A n d T i m e > - 
-             < L a n g u a g e > L a n g u a g e < / L a n g u a g e > - 
-             < F o r m a t R e g i o n > F o r m a t   R e g i o n < / F o r m a t R e g i o n > - 
-             < D a t e T i m e V a l u e s > - 
-                 < Y e a r > Y e a r < / Y e a r > - 
-                 < M o n t h N u m b e r > M o n t h   N u m b e r < / M o n t h N u m b e r > - 
-                 < D a y N u m b e r > D a y   N u m b e r < / D a y N u m b e r > - 
-                 < H o u r > H o u r < / H o u r > - 
-                 < M i n u t e > M i n u t e < / M i n u t e > - 
-             < / D a t e T i m e V a l u e s > - 
-         < / R e p o r t R e q u e s t > - 
-     < / B C R e p o r t I n f o r m a t i o n > - 
-     < L a b e l s > - 
-         < A b o u t T h e R e p o r t L b l   E l e m e n t T y p e = " P a r a m e t e r "   E l e m e n t I d = " 2 0 0 7 3 2 1 8 4 5 "   D a t a T y p e = " S t r i n g " > A b o u t T h e R e p o r t L b l < / A b o u t T h e R e p o r t L b l > - 
-         < B a s e U O M _ I t e m C a p t i o n   E l e m e n t T y p e = " P a r a m e t e r "   E l e m e n t I d = " 1 2 4 3 4 8 4 5 8 1 "   D a t a T y p e = " S t r i n g " > B a s e U O M _ I t e m C a p t i o n < / B a s e U O M _ I t e m C a p t i o n > - 
-         < C o m p a n y L b l   E l e m e n t T y p e = " P a r a m e t e r "   E l e m e n t I d = " 7 6 3 5 6 2 8 8 8 "   D a t a T y p e = " S t r i n g " > C o m p a n y L b l < / C o m p a n y L b l > - 
-         < C o s t A m t A c t _ V a l u e E n t r y C a p t i o n   E l e m e n t T y p e = " P a r a m e t e r "   E l e m e n t I d = " 6 4 4 7 7 2 6 7 2 "   D a t a T y p e = " S t r i n g " > C o s t A m t A c t _ V a l u e E n t r y C a p t i o n < / C o s t A m t A c t _ V a l u e E n t r y C a p t i o n > - 
-         < D a t a R e t r i e v e d L b l   E l e m e n t T y p e = " P a r a m e t e r "   E l e m e n t I d = " 1 0 9 1 6 8 3 3 6 5 "   D a t a T y p e = " S t r i n g " > D a t a R e t r i e v e d L b l < / D a t a R e t r i e v e d L b l > - 
-         < D e s c r i p t i o n L b l   E l e m e n t T y p e = " P a r a m e t e r "   E l e m e n t I d = " 1 4 2 2 4 8 2 7 0 5 "   D a t a T y p e = " S t r i n g " > D e s c r i p t i o n L b l < / D e s c r i p t i o n L b l > - 
-         < D i s c A m t _ V a l u e E n t r y C a p t i o n   E l e m e n t T y p e = " P a r a m e t e r "   E l e m e n t I d = " 1 1 7 3 5 7 5 8 4 0 "   D a t a T y p e = " S t r i n g " > D i s c A m t _ V a l u e E n t r y C a p t i o n < / D i s c A m t _ V a l u e E n t r y C a p t i o n > - 
-         < D o c u m e n t a t i o n L b l   E l e m e n t T y p e = " P a r a m e t e r "   E l e m e n t I d = " 1 0 5 1 7 2 3 1 7 3 "   D a t a T y p e = " S t r i n g " > D o c u m e n t a t i o n L b l < / D o c u m e n t a t i o n L b l > - 
-         < E n v i r o n m e n t L b l   E l e m e n t T y p e = " P a r a m e t e r "   E l e m e n t I d = " 2 0 1 5 9 0 6 0 7 0 "   D a t a T y p e = " S t r i n g " > E n v i r o n m e n t L b l < / E n v i r o n m e n t L b l > - 
-         < I n v Q t y _ V a l u e E n t r y C a p t i o n   E l e m e n t T y p e = " P a r a m e t e r "   E l e m e n t I d = " 1 4 5 7 2 5 9 1 3 6 "   D a t a T y p e = " S t r i n g " > I n v Q t y _ V a l u e E n t r y C a p t i o n < / I n v Q t y _ V a l u e E n t r y C a p t i o n > - 
-         < I n v V e n d o r P u r c h A n a l y s i s L b l   E l e m e n t T y p e = " P a r a m e t e r "   E l e m e n t I d = " 1 2 2 6 3 6 8 1 3 2 "   D a t a T y p e = " S t r i n g " > I n v V e n d o r P u r c h A n a l y s i s L b l < / I n v V e n d o r P u r c h A n a l y s i s L b l > - 
-         < I n v V e n d o r P u r c h L b l   E l e m e n t T y p e = " P a r a m e t e r "   E l e m e n t I d = " 1 8 3 8 6 2 2 6 1 4 "   D a t a T y p e = " S t r i n g " > I n v V e n d o r P u r c h L b l < / I n v V e n d o r P u r c h L b l > - 
-         < I n v V e n d o r P u r c h P r i n t L b l   E l e m e n t T y p e = " P a r a m e t e r "   E l e m e n t I d = " 2 0 0 5 4 1 6 0 8 9 "   D a t a T y p e = " S t r i n g " > I n v V e n d o r P u r c h P r i n t L b l < / I n v V e n d o r P u r c h P r i n t L b l > - 
-         < I t e m N o L b l   E l e m e n t T y p e = " P a r a m e t e r "   E l e m e n t I d = " 1 7 9 0 6 2 1 1 1 5 "   D a t a T y p e = " S t r i n g " > I t e m N o L b l < / I t e m N o L b l > - 
-         < N a m e C a p t i o n   E l e m e n t T y p e = " P a r a m e t e r "   E l e m e n t I d = " 6 0 1 4 1 4 7 6 "   D a t a T y p e = " S t r i n g " > N a m e C a p t i o n < / N a m e C a p t i o n > - 
-         < P a g e C a p t i o n   E l e m e n t T y p e = " P a r a m e t e r "   E l e m e n t I d = " 1 6 4 5 7 9 0 3 1 2 "   D a t a T y p e = " S t r i n g " > P a g e C a p t i o n < / P a g e C a p t i o n > - 
-         < R e p o r t N a m e L b l   E l e m e n t T y p e = " P a r a m e t e r "   E l e m e n t I d = " 1 5 2 9 7 0 2 3 5 4 "   D a t a T y p e = " S t r i n g " > R e p o r t N a m e L b l < / R e p o r t N a m e L b l > - 
-         < R e p o r t T i t l e   E l e m e n t T y p e = " P a r a m e t e r "   E l e m e n t I d = " 1 4 7 9 0 2 5 3 9 "   D a t a T y p e = " S t r i n g " > R e p o r t T i t l e < / R e p o r t T i t l e > - 
-         < R u n O n L b l   E l e m e n t T y p e = " P a r a m e t e r "   E l e m e n t I d = " 1 6 8 8 7 9 5 3 1 3 "   D a t a T y p e = " S t r i n g " > R u n O n L b l < / R u n O n L b l > - 
-         < T o t a l C a p t i o n   E l e m e n t T y p e = " P a r a m e t e r "   E l e m e n t I d = " 7 0 7 1 0 2 6 9 5 "   D a t a T y p e = " S t r i n g " > T o t a l C a p t i o n < / T o t a l C a p t i o n > - 
-         < T o t a l L b l   E l e m e n t T y p e = " P a r a m e t e r "   E l e m e n t I d = " 2 6 2 6 5 4 8 3 7 "   D a t a T y p e = " S t r i n g " > T o t a l L b l < / T o t a l L b l > - 
-         < U s e r L b l   E l e m e n t T y p e = " P a r a m e t e r "   E l e m e n t I d = " 1 4 8 0 8 1 6 0 6 2 "   D a t a T y p e = " S t r i n g " > U s e r L b l < / U s e r L b l > - 
-         < V e n d N a m e C a p t i o n   E l e m e n t T y p e = " P a r a m e t e r "   E l e m e n t I d = " 6 7 6 5 4 8 2 4 3 "   D a t a T y p e = " S t r i n g " > V e n d N a m e C a p t i o n < / V e n d N a m e C a p t i o n > - 
-         < V e n d o r N o C a p t i o n   E l e m e n t T y p e = " P a r a m e t e r "   E l e m e n t I d = " 1 4 6 5 7 4 1 0 2 6 "   D a t a T y p e = " S t r i n g " > V e n d o r N o C a p t i o n < / V e n d o r N o C a p t i o n > - 
-         < V e n d o r N o L b l   E l e m e n t T y p e = " P a r a m e t e r "   E l e m e n t I d = " 4 6 0 9 8 8 9 8 "   D a t a T y p e = " S t r i n g " > V e n d o r N o L b l < / V e n d o r N o L b l > - 
-     < / L a b e l s > - 
-     < T o o l t i p s / > - 
-     < R e p o r t H e a d e r   E l e m e n t T y p e = " D a t a I t e m "   E l e m e n t I d = " 1 4 9 2 2 2 5 3 1 6 " > - 
-         < C o m p a n y N a m e   E l e m e n t T y p e = " C o l u m n "   E l e m e n t I d = " 1 5 9 5 4 7 7 3 9 5 "   D a t a T y p e = " S t r i n g " > C o m p a n y N a m e < / C o m p a n y N a m e > - 
-         < I t e m F i l t e r   E l e m e n t T y p e = " C o l u m n "   E l e m e n t I d = " 5 9 3 7 9 7 3 7 6 "   D a t a T y p e = " T e x t " > I t e m F i l t e r < / I t e m F i l t e r > - 
-         < I t e m L e d g E n t r y F i l t e r   E l e m e n t T y p e = " C o l u m n "   E l e m e n t I d = " 2 1 1 1 8 9 1 8 5 4 "   D a t a T y p e = " T e x t " > I t e m L e d g E n t r y F i l t e r < / I t e m L e d g E n t r y F i l t e r > - 
-         < P e r i o d T e x t   E l e m e n t T y p e = " C o l u m n "   E l e m e n t I d = " 1 6 2 7 7 5 1 2 5 9 "   D a t a T y p e = " T e x t " > P e r i o d T e x t < / P e r i o d T e x t > - 
-     < / R e p o r t H e a d e r > - 
-     < I t e m   E l e m e n t T y p e = " D a t a I t e m "   E l e m e n t I d = " 1 1 2 8 8 3 0 2 4 8 " > - 
-         < B a s e U O M _ I t e m   E l e m e n t T y p e = " C o l u m n "   E l e m e n t I d = " 1 2 4 3 4 8 4 5 8 1 "   D a t a T y p e = " C o d e " > B a s e U O M _ I t e m < / B a s e U O M _ I t e m > - 
-         < D e s c _ I t e m   E l e m e n t T y p e = " C o l u m n "   E l e m e n t I d = " 9 9 0 9 0 4 5 5 8 "   D a t a T y p e = " T e x t " > D e s c _ I t e m < / D e s c _ I t e m > - 
-         < N o _ I t e m   E l e m e n t T y p e = " C o l u m n "   E l e m e n t I d = " 1 5 4 7 7 6 9 6 5 4 "   D a t a T y p e = " C o d e " > N o _ I t e m < / N o _ I t e m > - 
-         < V a l u e _ E n t r y   E l e m e n t T y p e = " D a t a I t e m "   E l e m e n t I d = " 1 6 7 9 8 3 8 0 2 2 " / > - 
-         < I n t e g e r   E l e m e n t T y p e = " D a t a I t e m "   E l e m e n t I d = " 1 7 3 5 6 9 8 6 1 9 " > - 
-             < C o s t A m t A c t _ V a l u e E n t r y   E l e m e n t T y p e = " C o l u m n "   E l e m e n t I d = " 6 4 4 7 7 2 6 7 2 "   D a t a T y p e = " D e c i m a l " > C o s t A m t A c t _ V a l u e E n t r y < / C o s t A m t A c t _ V a l u e E n t r y > - 
-             < D i s c A m t _ V a l u e E n t r y   E l e m e n t T y p e = " C o l u m n "   E l e m e n t I d = " 1 1 7 3 5 7 5 8 4 0 "   D a t a T y p e = " D e c i m a l " > D i s c A m t _ V a l u e E n t r y < / D i s c A m t _ V a l u e E n t r y > - 
-             < I n v Q t y _ V a l u e E n t r y   E l e m e n t T y p e = " C o l u m n "   E l e m e n t I d = " 1 4 5 7 2 5 9 1 3 6 "   D a t a T y p e = " D e c i m a l " > I n v Q t y _ V a l u e E n t r y < / I n v Q t y _ V a l u e E n t r y > - 
-             < S o u r c e N o _ V a l u e E n t r y   E l e m e n t T y p e = " C o l u m n "   E l e m e n t I d = " 1 5 5 8 9 4 3 2 3 1 "   D a t a T y p e = " C o d e " > S o u r c e N o _ V a l u e E n t r y < / S o u r c e N o _ V a l u e E n t r y > - 
-             < V e n d N a m e   E l e m e n t T y p e = " C o l u m n "   E l e m e n t I d = " 6 7 6 5 4 8 2 4 3 "   D a t a T y p e = " T e x t " > V e n d N a m e < / V e n d N a m e > - 
-         < / I n t e g e r > - 
-         < S u b t o t a l s   E l e m e n t T y p e = " D a t a I t e m "   E l e m e n t I d = " 8 3 8 6 9 3 5 6 0 " > - 
-             < S u b t o t a l s _ C o s t A m o u n t   E l e m e n t T y p e = " C o l u m n "   E l e m e n t I d = " 2 0 7 1 8 6 3 5 5 2 "   D a t a T y p e = " D e c i m a l " > S u b t o t a l s _ C o s t A m o u n t < / S u b t o t a l s _ C o s t A m o u n t > - 
-             < S u b t o t a l s _ D i s c o u n t A m o u n t   E l e m e n t T y p e = " C o l u m n "   E l e m e n t I d = " 1 2 4 7 3 8 6 7 7 8 "   D a t a T y p e = " D e c i m a l " > S u b t o t a l s _ D i s c o u n t A m o u n t < / S u b t o t a l s _ D i s c o u n t A m o u n t > - 
-             < S u b t o t a l s _ I n v o i c e d Q u a n t i t y   E l e m e n t T y p e = " C o l u m n "   E l e m e n t I d = " 4 4 2 0 1 0 6 1 5 "   D a t a T y p e = " D e c i m a l " > S u b t o t a l s _ I n v o i c e d Q u a n t i t y < / S u b t o t a l s _ I n v o i c e d Q u a n t i t y > - 
-         < / S u b t o t a l s > - 
-     < / I t e m > - 
-     < T o t a l s   E l e m e n t T y p e = " D a t a I t e m "   E l e m e n t I d = " 1 8 2 3 9 5 0 0 4 4 " > - 
-         < T o t a l s _ C o s t A m o u n t   E l e m e n t T y p e = " C o l u m n "   E l e m e n t I d = " 2 0 8 2 4 9 9 1 8 0 "   D a t a T y p e = " D e c i m a l " > T o t a l s _ C o s t A m o u n t < / T o t a l s _ C o s t A m o u n t > - 
-         < T o t a l s _ D i s c o u n t A m o u n t   E l e m e n t T y p e = " C o l u m n "   E l e m e n t I d = " 1 7 7 4 7 6 0 9 4 2 "   D a t a T y p e = " D e c i m a l " > T o t a l s _ D i s c o u n t A m o u n t < / T o t a l s _ D i s c o u n t A m o u n t > - 
-     < / T o t a l s > - 
- < / N a v W o r d R e p o r t X m l P a r t > 
+<file path=customXml/item2.xml><?xml version="1.0" encoding="utf-8"?>
+<b:Sources xmlns:b="http://schemas.openxmlformats.org/officeDocument/2006/bibliography" xmlns="http://schemas.openxmlformats.org/officeDocument/2006/bibliography" SelectedStyle="\APASixthEditionOfficeOnline.xsl" StyleName="APA" Version="6"/>
 </file>
 
 <file path=customXml/item3.xml>��< ? x m l   v e r s i o n = " 1 . 0 "   e n c o d i n g = " u t f - 1 6 " ? > < N a v W o r d R e p o r t X m l P a r t   x m l n s = " u r n : m i c r o s o f t - d y n a m i c s - n a v / r e p o r t s / I n v e n t o r y _ V e n d o r _ P u r c h a s e s / 7 1 4 / " > @@ -4035,17 +3347,17 @@
 </file>
 
 <file path=customXml/itemProps1.xml><?xml version="1.0" encoding="utf-8"?>
-<ds:datastoreItem xmlns:ds="http://schemas.openxmlformats.org/officeDocument/2006/customXml" ds:itemID="{9D1BAD0E-B8C2-42BF-8A09-930653ED0B45}">
+<ds:datastoreItem xmlns:ds="http://schemas.openxmlformats.org/officeDocument/2006/customXml" ds:itemID="{283C560A-7472-41A4-B99E-0EE69DA3181C}">
   <ds:schemaRefs>
-    <ds:schemaRef ds:uri="http://schemas.openxmlformats.org/officeDocument/2006/bibliography"/>
+    <ds:schemaRef ds:uri="urn:microsoft-dynamics-businesscentral/internal/extended/reports/Inventory_Vendor_Purchases/714/"/>
   </ds:schemaRefs>
 </ds:datastoreItem>
 </file>
 
 <file path=customXml/itemProps2.xml><?xml version="1.0" encoding="utf-8"?>
-<ds:datastoreItem xmlns:ds="http://schemas.openxmlformats.org/officeDocument/2006/customXml" ds:itemID="{283C560A-7472-41A4-B99E-0EE69DA3181C}">
+<ds:datastoreItem xmlns:ds="http://schemas.openxmlformats.org/officeDocument/2006/customXml" ds:itemID="{9D1BAD0E-B8C2-42BF-8A09-930653ED0B45}">
   <ds:schemaRefs>
-    <ds:schemaRef ds:uri="urn:microsoft-dynamics-businesscentral/internal/extended/reports/Inventory_Vendor_Purchases/714/"/>
+    <ds:schemaRef ds:uri="http://schemas.openxmlformats.org/officeDocument/2006/bibliography"/>
   </ds:schemaRefs>
 </ds:datastoreItem>
 </file>

--- a/src/Layers/W1/BaseApp/Inventory/Reports/InventoryVendorPurchasesBody.docx
+++ b/src/Layers/W1/BaseApp/Inventory/Reports/InventoryVendorPurchasesBody.docx
@@ -30,7 +30,7 @@
               <w:placeholder>
                 <w:docPart w:val="4E3F791A0A504FF2A79BA27CE85A6333"/>
               </w:placeholder>
-              <w:dataBinding w:prefixMappings="&lt;xmlns:ns0='urn:microsoft-dynamics-nav/reports/Inventory_Vendor_Purchases/714/' " w:xpath="/ns0:NavWordReportXmlPart[1]/ns0:ReportHeader[1]/ns0:ItemFilter[1]" w:storeItemID="{5CDB5DAE-A914-4D2A-A45B-EE2DFEE2904F}"/>
+              <w:dataBinding w:prefixMappings="xmlns:ns0='urn:microsoft-dynamics-nav/reports/Inventory_Vendor_Purchases/714/'" w:xpath="/ns0:NavWordReportXmlPart[1]/ns0:ReportHeader[1]/ns0:ItemFilter[1]" w:storeItemID="{5CDB5DAE-A914-4D2A-A45B-EE2DFEE2904F}"/>
               <w:text/>
             </w:sdtPr>
             <w:sdtContent>
@@ -64,7 +64,7 @@
               <w:placeholder>
                 <w:docPart w:val="FBACDB9111FA4EE283DB34560CE2BA50"/>
               </w:placeholder>
-              <w:dataBinding w:prefixMappings="&lt;xmlns:ns0='urn:microsoft-dynamics-nav/reports/Inventory_Vendor_Purchases/714/' " w:xpath="/ns0:NavWordReportXmlPart[1]/ns0:ReportHeader[1]/ns0:ItemLedgEntryFilter[1]" w:storeItemID="{5CDB5DAE-A914-4D2A-A45B-EE2DFEE2904F}"/>
+              <w:dataBinding w:prefixMappings="xmlns:ns0='urn:microsoft-dynamics-nav/reports/Inventory_Vendor_Purchases/714/'" w:xpath="/ns0:NavWordReportXmlPart[1]/ns0:ReportHeader[1]/ns0:ItemLedgEntryFilter[1]" w:storeItemID="{5CDB5DAE-A914-4D2A-A45B-EE2DFEE2904F}"/>
               <w:text/>
             </w:sdtPr>
             <w:sdtContent>
@@ -85,7 +85,7 @@
     </w:tbl>
     <w:p>
       <w:pPr>
-        <w:spacing w:beforeLines="120" w:before="288" w:afterLines="120" w:after="288" w:line="240" w:lineRule="auto"/>
+        <w:spacing w:before="288" w:beforeLines="120" w:after="288" w:afterLines="120" w:line="240" w:lineRule="auto"/>
         <w:ind w:right="960"/>
       </w:pPr>
     </w:p>
@@ -117,12 +117,12 @@
           <w:sdt>
             <w:sdtPr>
               <w:alias w:val="#Nav: /Labels/VendorNoLbl"/>
-              <w:tag w:val="#Nav: FS_YSD_InvVendorPurchases/50015"/>
+              <w:tag w:val="#Nav: Inventory_Vendor_Purchases/714"/>
               <w:id w:val="287625181"/>
               <w:placeholder>
                 <w:docPart w:val="67F0A831126B4DDC87F6BCF9E40D5045"/>
               </w:placeholder>
-              <w:dataBinding w:prefixMappings="xmlns:ns0='urn:microsoft-dynamics-nav/reports/FS_YSD_InvVendorPurchases/50015/' " w:xpath="/ns0:NavWordReportXmlPart[1]/ns0:Labels[1]/ns0:VendorNoLbl[1]" w:storeItemID="{5CDB5DAE-A914-4D2A-A45B-EE2DFEE2904F}"/>
+              <w:dataBinding w:prefixMappings="xmlns:ns0='urn:microsoft-dynamics-nav/reports/Inventory_Vendor_Purchases/714/'" w:xpath="/ns0:NavWordReportXmlPart[1]/ns0:Labels[1]/ns0:VendorNoLbl[1]" w:storeItemID="{5CDB5DAE-A914-4D2A-A45B-EE2DFEE2904F}"/>
               <w:text/>
             </w:sdtPr>
             <w:sdtContent>
@@ -146,12 +146,12 @@
           <w:sdt>
             <w:sdtPr>
               <w:alias w:val="#Nav: /Labels/VendNameCaption"/>
-              <w:tag w:val="#Nav: FS_YSD_InvVendorPurchases/50015"/>
+              <w:tag w:val="#Nav: Inventory_Vendor_Purchases/714"/>
               <w:id w:val="-1534177434"/>
               <w:placeholder>
                 <w:docPart w:val="67F0A831126B4DDC87F6BCF9E40D5045"/>
               </w:placeholder>
-              <w:dataBinding w:prefixMappings="xmlns:ns0='urn:microsoft-dynamics-nav/reports/FS_YSD_InvVendorPurchases/50015/' " w:xpath="/ns0:NavWordReportXmlPart[1]/ns0:Labels[1]/ns0:VendNameCaption[1]" w:storeItemID="{5CDB5DAE-A914-4D2A-A45B-EE2DFEE2904F}"/>
+              <w:dataBinding w:prefixMappings="xmlns:ns0='urn:microsoft-dynamics-nav/reports/Inventory_Vendor_Purchases/714/'" w:xpath="/ns0:NavWordReportXmlPart[1]/ns0:Labels[1]/ns0:VendNameCaption[1]" w:storeItemID="{5CDB5DAE-A914-4D2A-A45B-EE2DFEE2904F}"/>
               <w:text/>
             </w:sdtPr>
             <w:sdtContent>
@@ -181,12 +181,12 @@
         <w:sdt>
           <w:sdtPr>
             <w:alias w:val="#Nav: /Labels/InvQty_ValueEntryCaption"/>
-            <w:tag w:val="#Nav: FS_YSD_InvVendorPurchases/50015"/>
+            <w:tag w:val="#Nav: Inventory_Vendor_Purchases/714"/>
             <w:id w:val="-1874908542"/>
             <w:placeholder>
               <w:docPart w:val="67F0A831126B4DDC87F6BCF9E40D5045"/>
             </w:placeholder>
-            <w:dataBinding w:prefixMappings="xmlns:ns0='urn:microsoft-dynamics-nav/reports/FS_YSD_InvVendorPurchases/50015/' " w:xpath="/ns0:NavWordReportXmlPart[1]/ns0:Labels[1]/ns0:InvQty_ValueEntryCaption[1]" w:storeItemID="{5CDB5DAE-A914-4D2A-A45B-EE2DFEE2904F}"/>
+            <w:dataBinding w:prefixMappings="xmlns:ns0='urn:microsoft-dynamics-nav/reports/Inventory_Vendor_Purchases/714/'" w:xpath="/ns0:NavWordReportXmlPart[1]/ns0:Labels[1]/ns0:InvQty_ValueEntryCaption[1]" w:storeItemID="{5CDB5DAE-A914-4D2A-A45B-EE2DFEE2904F}"/>
             <w:text/>
           </w:sdtPr>
           <w:sdtContent>
@@ -211,12 +211,12 @@
         <w:sdt>
           <w:sdtPr>
             <w:alias w:val="#Nav: /Labels/CostAmtAct_ValueEntryCaption"/>
-            <w:tag w:val="#Nav: FS_YSD_InvVendorPurchases/50015"/>
+            <w:tag w:val="#Nav: Inventory_Vendor_Purchases/714"/>
             <w:id w:val="-879861946"/>
             <w:placeholder>
               <w:docPart w:val="67F0A831126B4DDC87F6BCF9E40D5045"/>
             </w:placeholder>
-            <w:dataBinding w:prefixMappings="xmlns:ns0='urn:microsoft-dynamics-nav/reports/FS_YSD_InvVendorPurchases/50015/' " w:xpath="/ns0:NavWordReportXmlPart[1]/ns0:Labels[1]/ns0:CostAmtAct_ValueEntryCaption[1]" w:storeItemID="{5CDB5DAE-A914-4D2A-A45B-EE2DFEE2904F}"/>
+            <w:dataBinding w:prefixMappings="xmlns:ns0='urn:microsoft-dynamics-nav/reports/Inventory_Vendor_Purchases/714/'" w:xpath="/ns0:NavWordReportXmlPart[1]/ns0:Labels[1]/ns0:CostAmtAct_ValueEntryCaption[1]" w:storeItemID="{5CDB5DAE-A914-4D2A-A45B-EE2DFEE2904F}"/>
             <w:text/>
           </w:sdtPr>
           <w:sdtContent>
@@ -245,12 +245,12 @@
           <w:sdt>
             <w:sdtPr>
               <w:alias w:val="#Nav: /Labels/DiscAmt_ValueEntryCaption"/>
-              <w:tag w:val="#Nav: FS_YSD_InvVendorPurchases/50015"/>
+              <w:tag w:val="#Nav: Inventory_Vendor_Purchases/714"/>
               <w:id w:val="1460991403"/>
               <w:placeholder>
                 <w:docPart w:val="67F0A831126B4DDC87F6BCF9E40D5045"/>
               </w:placeholder>
-              <w:dataBinding w:prefixMappings="xmlns:ns0='urn:microsoft-dynamics-nav/reports/FS_YSD_InvVendorPurchases/50015/' " w:xpath="/ns0:NavWordReportXmlPart[1]/ns0:Labels[1]/ns0:DiscAmt_ValueEntryCaption[1]" w:storeItemID="{5CDB5DAE-A914-4D2A-A45B-EE2DFEE2904F}"/>
+              <w:dataBinding w:prefixMappings="xmlns:ns0='urn:microsoft-dynamics-nav/reports/Inventory_Vendor_Purchases/714/'" w:xpath="/ns0:NavWordReportXmlPart[1]/ns0:Labels[1]/ns0:DiscAmt_ValueEntryCaption[1]" w:storeItemID="{5CDB5DAE-A914-4D2A-A45B-EE2DFEE2904F}"/>
               <w:text/>
             </w:sdtPr>
             <w:sdtContent>
@@ -666,12 +666,12 @@
         <w:sdt>
           <w:sdtPr>
             <w:alias w:val="#Nav: /Labels/TotalLbl"/>
-            <w:tag w:val="#Nav: FS_YSD_InvVendorPurchases/50015"/>
+            <w:tag w:val="#Nav: Inventory_Vendor_Purchases/714"/>
             <w:id w:val="-757981476"/>
             <w:placeholder>
               <w:docPart w:val="FA2BD9B4F7624C65B1D97D2A56A8054C"/>
             </w:placeholder>
-            <w:dataBinding w:prefixMappings="xmlns:ns0='urn:microsoft-dynamics-nav/reports/FS_YSD_InvVendorPurchases/50015/' " w:xpath="/ns0:NavWordReportXmlPart[1]/ns0:Labels[1]/ns0:TotalLbl[1]" w:storeItemID="{5CDB5DAE-A914-4D2A-A45B-EE2DFEE2904F}"/>
+            <w:dataBinding w:prefixMappings="xmlns:ns0='urn:microsoft-dynamics-nav/reports/Inventory_Vendor_Purchases/714/'" w:xpath="/ns0:NavWordReportXmlPart[1]/ns0:Labels[1]/ns0:TotalLbl[1]" w:storeItemID="{5CDB5DAE-A914-4D2A-A45B-EE2DFEE2904F}"/>
             <w:text/>
           </w:sdtPr>
           <w:sdtContent>
@@ -699,12 +699,12 @@
           <w:sdt>
             <w:sdtPr>
               <w:alias w:val="#Nav: /Totals/Totals_CostAmount"/>
-              <w:tag w:val="#Nav: FS_YSD_InvVendorPurchases/50015"/>
+              <w:tag w:val="#Nav: Inventory_Vendor_Purchases/714"/>
               <w:id w:val="1605146378"/>
               <w:placeholder>
                 <w:docPart w:val="FA2BD9B4F7624C65B1D97D2A56A8054C"/>
               </w:placeholder>
-              <w:dataBinding w:prefixMappings="xmlns:ns0='urn:microsoft-dynamics-nav/reports/FS_YSD_InvVendorPurchases/50015/' " w:xpath="/ns0:NavWordReportXmlPart[1]/ns0:Totals[1]/ns0:Totals_CostAmount[1]" w:storeItemID="{5CDB5DAE-A914-4D2A-A45B-EE2DFEE2904F}"/>
+              <w:dataBinding w:prefixMappings="xmlns:ns0='urn:microsoft-dynamics-nav/reports/Inventory_Vendor_Purchases/714/'" w:xpath="/ns0:NavWordReportXmlPart[1]/ns0:Totals[1]/ns0:Totals_CostAmount[1]" w:storeItemID="{5CDB5DAE-A914-4D2A-A45B-EE2DFEE2904F}"/>
               <w:text/>
             </w:sdtPr>
             <w:sdtContent>
@@ -729,12 +729,12 @@
           <w:sdt>
             <w:sdtPr>
               <w:alias w:val="#Nav: /Totals/Totals_DiscountAmount"/>
-              <w:tag w:val="#Nav: FS_YSD_InvVendorPurchases/50015"/>
+              <w:tag w:val="#Nav: Inventory_Vendor_Purchases/714"/>
               <w:id w:val="1913503864"/>
               <w:placeholder>
                 <w:docPart w:val="FA2BD9B4F7624C65B1D97D2A56A8054C"/>
               </w:placeholder>
-              <w:dataBinding w:prefixMappings="xmlns:ns0='urn:microsoft-dynamics-nav/reports/FS_YSD_InvVendorPurchases/50015/' " w:xpath="/ns0:NavWordReportXmlPart[1]/ns0:Totals[1]/ns0:Totals_DiscountAmount[1]" w:storeItemID="{5CDB5DAE-A914-4D2A-A45B-EE2DFEE2904F}"/>
+              <w:dataBinding w:prefixMappings="xmlns:ns0='urn:microsoft-dynamics-nav/reports/Inventory_Vendor_Purchases/714/'" w:xpath="/ns0:NavWordReportXmlPart[1]/ns0:Totals[1]/ns0:Totals_DiscountAmount[1]" w:storeItemID="{5CDB5DAE-A914-4D2A-A45B-EE2DFEE2904F}"/>
               <w:text/>
             </w:sdtPr>
             <w:sdtContent>
@@ -756,7 +756,7 @@
     </w:tbl>
     <w:p>
       <w:pPr>
-        <w:spacing w:beforeLines="120" w:before="288" w:afterLines="120" w:after="288" w:line="240" w:lineRule="auto"/>
+        <w:spacing w:before="288" w:beforeLines="120" w:after="288" w:afterLines="120" w:line="240" w:lineRule="auto"/>
         <w:ind w:right="960"/>
       </w:pPr>
     </w:p>
@@ -2982,7 +2982,9 @@
 </we:webextension>
 </file>
 
-<file path=customXml/item1.xml>��< ? x m l   v e r s i o n = " 1 . 0 "   e n c o d i n g = " u t f - 1 6 " ? > < N a v W o r d R e p o r t X m l P a r t   x m l n s = " u r n : m i c r o s o f t - d y n a m i c s - b u s i n e s s c e n t r a l / i n t e r n a l / e x t e n d e d / r e p o r t s / I n v e n t o r y _ V e n d o r _ P u r c h a s e s / 7 1 4 / " > +<file path=customXml/item1.xml>��< ? x m l   v e r s i o n = " 1 . 0 "   e n c o d i n g = " u t f - 1 6 " ? > + 
+ < N a v W o r d R e p o r t X m l P a r t   x m l n s = " u r n : m i c r o s o f t - d y n a m i c s - b u s i n e s s c e n t r a l / i n t e r n a l / e x t e n d e d / r e p o r t s / I n v e n t o r y _ V e n d o r _ P u r c h a s e s / 7 1 4 / " >   
      < B C R e p o r t I n f o r m a t i o n >   
@@ -3046,6 +3048,84 @@
  
          < / R e p o r t R e q u e s t >   
+         < C o m p a n y M e t a d a t a > + 
+             < C o m p a n y N a m e > C o m p a n y   N a m e < / C o m p a n y N a m e > + 
+             < C o m p a n y D i s p l a y N a m e > C o m p a n y   D i s p l a y   N a m e < / C o m p a n y D i s p l a y N a m e > + 
+             < C o m p a n y A d d r e s s L i n e s > + 
+                 < C o m p a n y A d d r e s s L i n e > C o m p a n y   A d d r e s s   L i n e   1 < / C o m p a n y A d d r e s s L i n e > + 
+                 < C o m p a n y A d d r e s s L i n e > C o m p a n y   A d d r e s s   L i n e   2 < / C o m p a n y A d d r e s s L i n e > + 
+                 < C o m p a n y A d d r e s s L i n e > C o m p a n y   A d d r e s s   L i n e   3 < / C o m p a n y A d d r e s s L i n e > + 
+                 < C o m p a n y A d d r e s s L i n e > C o m p a n y   A d d r e s s   L i n e   4 < / C o m p a n y A d d r e s s L i n e > + 
+                 < C o m p a n y A d d r e s s L i n e > C o m p a n y   A d d r e s s   L i n e   5 < / C o m p a n y A d d r e s s L i n e > + 
+                 < C o m p a n y A d d r e s s L i n e > C o m p a n y   A d d r e s s   L i n e   6 < / C o m p a n y A d d r e s s L i n e > + 
+                 < C o m p a n y A d d r e s s L i n e > C o m p a n y   A d d r e s s   L i n e   7 < / C o m p a n y A d d r e s s L i n e > + 
+                 < C o m p a n y A d d r e s s L i n e > C o m p a n y   A d d r e s s   L i n e   8 < / C o m p a n y A d d r e s s L i n e > + 
+             < / C o m p a n y A d d r e s s L i n e s > + 
+             < C o m p a n y P h o n e > C o m p a n y   P h o n e < / C o m p a n y P h o n e > + 
+             < C o m p a n y P h o n e C a p t i o n > C o m p a n y   P h o n e   C a p t i o n < / C o m p a n y P h o n e C a p t i o n > + 
+             < C o m p a n y F a x N o > C o m p a n y   F a x   N o . < / C o m p a n y F a x N o > + 
+             < C o m p a n y F a x N o C a p t i o n > C o m p a n y   F a x   N o .   C a p t i o n < / C o m p a n y F a x N o C a p t i o n > + 
+             < C o m p a n y E m a i l > C o m p a n y   E m a i l < / C o m p a n y E m a i l > + 
+             < C o m p a n y E m a i l C a p t i o n > C o m p a n y   E m a i l   C a p t i o n < / C o m p a n y E m a i l C a p t i o n > + 
+             < C o m p a n y H o m e P a g e > C o m p a n y   H o m e   P a g e < / C o m p a n y H o m e P a g e > + 
+             < C o m p a n y H o m e P a g e C a p t i o n > C o m p a n y   H o m e   P a g e   C a p t i o n < / C o m p a n y H o m e P a g e C a p t i o n > + 
+             < C o m p a n y L o g o > C o m p a n y   L o g o < / C o m p a n y L o g o > + 
+             < C o m p a n y V A T R e g i s t r a t i o n N o > C o m p a n y   V A T   R e g i s t r a t i o n   N o . < / C o m p a n y V A T R e g i s t r a t i o n N o > + 
+             < C o m p a n y V A T R e g i s t r a t i o n N o C a p t i o n > C o m p a n y   V A T   R e g i s t r a t i o n   N o .   C a p t i o n < / C o m p a n y V A T R e g i s t r a t i o n N o C a p t i o n > + 
+             < C o m p a n y R e g i s t r a t i o n N o > C o m p a n y   R e g i s t r a t i o n   N o . < / C o m p a n y R e g i s t r a t i o n N o > + 
+             < C o m p a n y R e g i s t r a t i o n N o C a p t i o n > C o m p a n y   R e g i s t r a t i o n   N o .   C a p t i o n < / C o m p a n y R e g i s t r a t i o n N o C a p t i o n > + 
+             < C o m p a n y B a n k N a m e > C o m p a n y   B a n k   N a m e < / C o m p a n y B a n k N a m e > + 
+             < C o m p a n y B a n k N a m e C a p t i o n > C o m p a n y   B a n k   N a m e   C a p t i o n < / C o m p a n y B a n k N a m e C a p t i o n > + 
+             < C o m p a n y B a n k A c c o u n t N o > C o m p a n y   B a n k   A c c o u n t   N o . < / C o m p a n y B a n k A c c o u n t N o > + 
+             < C o m p a n y B a n k A c c o u n t N o C a p t i o n > C o m p a n y   B a n k   A c c o u n t   N o .   C a p t i o n < / C o m p a n y B a n k A c c o u n t N o C a p t i o n > + 
+             < C o m p a n y B a n k B r a n c h N o > C o m p a n y   B a n k   B r a n c h   N o . < / C o m p a n y B a n k B r a n c h N o > + 
+             < C o m p a n y B a n k B r a n c h N o C a p t i o n > C o m p a n y   B a n k   B r a n c h   N o .   C a p t i o n < / C o m p a n y B a n k B r a n c h N o C a p t i o n > + 
+             < C o m p a n y I B A N > C o m p a n y   I B A N < / C o m p a n y I B A N > + 
+             < C o m p a n y I B A N C a p t i o n > C o m p a n y   I B A N   C a p t i o n < / C o m p a n y I B A N C a p t i o n > + 
+             < C o m p a n y B a n k S W I F T > C o m p a n y   B a n k   S W I F T < / C o m p a n y B a n k S W I F T > + 
+             < C o m p a n y B a n k S W I F T C a p t i o n > C o m p a n y   B a n k   S W I F T   C a p t i o n < / C o m p a n y B a n k S W I F T C a p t i o n > + 
+             < C o m p a n y G i r o N o > C o m p a n y   G i r o   N o . < / C o m p a n y G i r o N o > + 
+             < C o m p a n y G i r o N o C a p t i o n > C o m p a n y   G i r o   N o .   C a p t i o n < / C o m p a n y G i r o N o C a p t i o n > + 
+         < / C o m p a n y M e t a d a t a > + 
      < / B C R e p o r t I n f o r m a t i o n >   
      < L a b e l s > @@ -3102,17 +3182,61 @@
  
      < / L a b e l s >   
-     < T o o l t i p s / > +     < T o o l t i p s > + 
+         < T o o l t i p   c o l u m n = " N o _ I t e m "   E l e m e n t I d = " 1 5 4 7 7 6 9 6 5 4 " > + 
+             < T o o l t i p T e x t   l a n g = " e n - U S " > S p e c i f i e s   t h e   n u m b e r   o f   t h e   i t e m . < / T o o l t i p T e x t > + 
+         < / T o o l t i p > + 
+         < T o o l t i p   c o l u m n = " D e s c _ I t e m "   E l e m e n t I d = " 9 9 0 9 0 4 5 5 8 " > + 
+             < T o o l t i p T e x t   l a n g = " e n - U S " > S p e c i f i e s   a   d e s c r i p t i o n   o f   t h e   i t e m . < / T o o l t i p T e x t > + 
+         < / T o o l t i p > + 
+         < T o o l t i p   c o l u m n = " B a s e U O M _ I t e m "   E l e m e n t I d = " 1 2 4 3 4 8 4 5 8 1 " > + 
+             < T o o l t i p T e x t   l a n g = " e n - U S " > S p e c i f i e s   t h e   b a s e   u n i t   u s e d   t o   m e a s u r e   t h e   i t e m ,   s u c h   a s   p i e c e ,   b o x ,   o r   p a l l e t .   T h e   b a s e   u n i t   o f   m e a s u r e   a l s o   s e r v e s   a s   t h e   c o n v e r s i o n   b a s i s   f o r   a l t e r n a t e   u n i t s   o f   m e a s u r e . < / T o o l t i p T e x t > + 
+         < / T o o l t i p > + 
+         < T o o l t i p   c o l u m n = " S o u r c e N o _ V a l u e E n t r y "   E l e m e n t I d = " 1 5 5 8 9 4 3 2 3 1 " > + 
+             < T o o l t i p T e x t   l a n g = " e n - U S " > S p e c i f i e s   t h e   n u m b e r   o f   t h e   s o u r c e   d o c u m e n t   t h a t   t h e   e n t r y   o r i g i n a t e s   f r o m . < / T o o l t i p T e x t > + 
+         < / T o o l t i p > + 
+         < T o o l t i p   c o l u m n = " V e n d N a m e "   E l e m e n t I d = " 6 7 6 5 4 8 2 4 3 " > + 
+             < T o o l t i p T e x t   l a n g = " e n - U S " > S p e c i f i e s   t h e   v e n d o r ' s   n a m e .   Y o u   c a n   e n t e r   a   m a x i m u m   o f   3 0   c h a r a c t e r s ,   b o t h   n u m b e r s   a n d   l e t t e r s . < / T o o l t i p T e x t > + 
+         < / T o o l t i p > + 
+         < T o o l t i p   c o l u m n = " I n v Q t y _ V a l u e E n t r y "   E l e m e n t I d = " 1 4 5 7 2 5 9 1 3 6 " > + 
+             < T o o l t i p T e x t   l a n g = " e n - U S " > S p e c i f i e s   h o w   m a n y   u n i t s   o f   t h e   i t e m   a r e   i n v o i c e d   b y   t h e   p o s t i n g   t h a t   t h e   v a l u e   e n t r y   l i n e   r e p r e s e n t s . < / T o o l t i p T e x t > + 
+         < / T o o l t i p > + 
+         < T o o l t i p   c o l u m n = " D i s c A m t _ V a l u e E n t r y "   E l e m e n t I d = " 1 1 7 3 5 7 5 8 4 0 " > + 
+             < T o o l t i p T e x t   l a n g = " e n - U S " > S p e c i f i e s   t h e   t o t a l   d i s c o u n t   a m o u n t   o f   t h i s   v a l u e   e n t r y . < / T o o l t i p T e x t > + 
+         < / T o o l t i p > + 
+     < / T o o l t i p s >   
      < R e p o r t H e a d e r   E l e m e n t T y p e = " D a t a I t e m "   E l e m e n t I d = " 1 4 9 2 2 2 5 3 1 6 " >   
-         < C o m p a n y N a m e   E l e m e n t T y p e = " C o l u m n "   E l e m e n t I d = " 1 5 9 5 4 7 7 3 9 5 "   D a t a T y p e = " S t r i n g " > C o m p a n y N a m e < / C o m p a n y N a m e > +         < C o m p a n y N a m e   E l e m e n t T y p e = " C o l u m n "   E l e m e n t I d = " 1 5 9 5 4 7 7 3 9 5 "   D a t a T y p e = " S t r i n g "   O b s o l e t e S t a t e = " P e n d i n g " > C o m p a n y N a m e < / C o m p a n y N a m e >   
          < I t e m F i l t e r   E l e m e n t T y p e = " C o l u m n "   E l e m e n t I d = " 5 9 3 7 9 7 3 7 6 "   D a t a T y p e = " T e x t " > I t e m F i l t e r < / I t e m F i l t e r >   
          < I t e m L e d g E n t r y F i l t e r   E l e m e n t T y p e = " C o l u m n "   E l e m e n t I d = " 2 1 1 1 8 9 1 8 5 4 "   D a t a T y p e = " T e x t " > I t e m L e d g E n t r y F i l t e r < / I t e m L e d g E n t r y F i l t e r >   
-         < P e r i o d T e x t   E l e m e n t T y p e = " C o l u m n "   E l e m e n t I d = " 1 6 2 7 7 5 1 2 5 9 "   D a t a T y p e = " T e x t " > P e r i o d T e x t < / P e r i o d T e x t > +         < P e r i o d T e x t   E l e m e n t T y p e = " C o l u m n "   E l e m e n t I d = " 1 6 2 7 7 5 1 2 5 9 "   D a t a T y p e = " T e x t "   O b s o l e t e S t a t e = " P e n d i n g " > P e r i o d T e x t < / P e r i o d T e x t >   
      < / R e p o r t H e a d e r >   
@@ -3124,7 +3248,7 @@
  
          < N o _ I t e m   E l e m e n t T y p e = " C o l u m n "   E l e m e n t I d = " 1 5 4 7 7 6 9 6 5 4 "   D a t a T y p e = " C o d e " > N o _ I t e m < / N o _ I t e m >   
-         < V a l u e _ E n t r y   E l e m e n t T y p e = " D a t a I t e m "   E l e m e n t I d = " 1 6 7 9 8 3 8 0 2 2 " / > +         < V a l u e _ E n t r y   E l e m e n t T y p e = " D a t a I t e m "   E l e m e n t I d = " 1 4 7 2 6 5 1 0 7 7 "   / >   
          < I n t e g e r   E l e m e n t T y p e = " D a t a I t e m "   E l e m e n t I d = " 1 7 3 5 6 9 8 6 1 9 " >   
@@ -3167,7 +3291,9 @@
 <b:Sources xmlns:b="http://schemas.openxmlformats.org/officeDocument/2006/bibliography" xmlns="http://schemas.openxmlformats.org/officeDocument/2006/bibliography" SelectedStyle="\APASixthEditionOfficeOnline.xsl" StyleName="APA" Version="6"/>
 </file>
 
-<file path=customXml/item3.xml>��< ? x m l   v e r s i o n = " 1 . 0 "   e n c o d i n g = " u t f - 1 6 " ? > < N a v W o r d R e p o r t X m l P a r t   x m l n s = " u r n : m i c r o s o f t - d y n a m i c s - n a v / r e p o r t s / I n v e n t o r y _ V e n d o r _ P u r c h a s e s / 7 1 4 / " > +<file path=customXml/item3.xml>��< ? x m l   v e r s i o n = " 1 . 0 "   e n c o d i n g = " u t f - 1 6 " ? > + 
+ < N a v W o r d R e p o r t X m l P a r t   x m l n s = " u r n : m i c r o s o f t - d y n a m i c s - n a v / r e p o r t s / I n v e n t o r y _ V e n d o r _ P u r c h a s e s / 7 1 4 / " >   
      < B C R e p o r t I n f o r m a t i o n >   
@@ -3231,6 +3357,84 @@
  
          < / R e p o r t R e q u e s t >   
+         < C o m p a n y M e t a d a t a > + 
+             < C o m p a n y N a m e > C o m p a n y   N a m e < / C o m p a n y N a m e > + 
+             < C o m p a n y D i s p l a y N a m e > C o m p a n y   D i s p l a y   N a m e < / C o m p a n y D i s p l a y N a m e > + 
+             < C o m p a n y A d d r e s s L i n e s > + 
+                 < C o m p a n y A d d r e s s L i n e > C o m p a n y   A d d r e s s   L i n e   1 < / C o m p a n y A d d r e s s L i n e > + 
+                 < C o m p a n y A d d r e s s L i n e > C o m p a n y   A d d r e s s   L i n e   2 < / C o m p a n y A d d r e s s L i n e > + 
+                 < C o m p a n y A d d r e s s L i n e > C o m p a n y   A d d r e s s   L i n e   3 < / C o m p a n y A d d r e s s L i n e > + 
+                 < C o m p a n y A d d r e s s L i n e > C o m p a n y   A d d r e s s   L i n e   4 < / C o m p a n y A d d r e s s L i n e > + 
+                 < C o m p a n y A d d r e s s L i n e > C o m p a n y   A d d r e s s   L i n e   5 < / C o m p a n y A d d r e s s L i n e > + 
+                 < C o m p a n y A d d r e s s L i n e > C o m p a n y   A d d r e s s   L i n e   6 < / C o m p a n y A d d r e s s L i n e > + 
+                 < C o m p a n y A d d r e s s L i n e > C o m p a n y   A d d r e s s   L i n e   7 < / C o m p a n y A d d r e s s L i n e > + 
+                 < C o m p a n y A d d r e s s L i n e > C o m p a n y   A d d r e s s   L i n e   8 < / C o m p a n y A d d r e s s L i n e > + 
+             < / C o m p a n y A d d r e s s L i n e s > + 
+             < C o m p a n y P h o n e > C o m p a n y   P h o n e < / C o m p a n y P h o n e > + 
+             < C o m p a n y P h o n e C a p t i o n > C o m p a n y   P h o n e   C a p t i o n < / C o m p a n y P h o n e C a p t i o n > + 
+             < C o m p a n y F a x N o > C o m p a n y   F a x   N o . < / C o m p a n y F a x N o > + 
+             < C o m p a n y F a x N o C a p t i o n > C o m p a n y   F a x   N o .   C a p t i o n < / C o m p a n y F a x N o C a p t i o n > + 
+             < C o m p a n y E m a i l > C o m p a n y   E m a i l < / C o m p a n y E m a i l > + 
+             < C o m p a n y E m a i l C a p t i o n > C o m p a n y   E m a i l   C a p t i o n < / C o m p a n y E m a i l C a p t i o n > + 
+             < C o m p a n y H o m e P a g e > C o m p a n y   H o m e   P a g e < / C o m p a n y H o m e P a g e > + 
+             < C o m p a n y H o m e P a g e C a p t i o n > C o m p a n y   H o m e   P a g e   C a p t i o n < / C o m p a n y H o m e P a g e C a p t i o n > + 
+             < C o m p a n y L o g o > C o m p a n y   L o g o < / C o m p a n y L o g o > + 
+             < C o m p a n y V A T R e g i s t r a t i o n N o > C o m p a n y   V A T   R e g i s t r a t i o n   N o . < / C o m p a n y V A T R e g i s t r a t i o n N o > + 
+             < C o m p a n y V A T R e g i s t r a t i o n N o C a p t i o n > C o m p a n y   V A T   R e g i s t r a t i o n   N o .   C a p t i o n < / C o m p a n y V A T R e g i s t r a t i o n N o C a p t i o n > + 
+             < C o m p a n y R e g i s t r a t i o n N o > C o m p a n y   R e g i s t r a t i o n   N o . < / C o m p a n y R e g i s t r a t i o n N o > + 
+             < C o m p a n y R e g i s t r a t i o n N o C a p t i o n > C o m p a n y   R e g i s t r a t i o n   N o .   C a p t i o n < / C o m p a n y R e g i s t r a t i o n N o C a p t i o n > + 
+             < C o m p a n y B a n k N a m e > C o m p a n y   B a n k   N a m e < / C o m p a n y B a n k N a m e > + 
+             < C o m p a n y B a n k N a m e C a p t i o n > C o m p a n y   B a n k   N a m e   C a p t i o n < / C o m p a n y B a n k N a m e C a p t i o n > + 
+             < C o m p a n y B a n k A c c o u n t N o > C o m p a n y   B a n k   A c c o u n t   N o . < / C o m p a n y B a n k A c c o u n t N o > + 
+             < C o m p a n y B a n k A c c o u n t N o C a p t i o n > C o m p a n y   B a n k   A c c o u n t   N o .   C a p t i o n < / C o m p a n y B a n k A c c o u n t N o C a p t i o n > + 
+             < C o m p a n y B a n k B r a n c h N o > C o m p a n y   B a n k   B r a n c h   N o . < / C o m p a n y B a n k B r a n c h N o > + 
+             < C o m p a n y B a n k B r a n c h N o C a p t i o n > C o m p a n y   B a n k   B r a n c h   N o .   C a p t i o n < / C o m p a n y B a n k B r a n c h N o C a p t i o n > + 
+             < C o m p a n y I B A N > C o m p a n y   I B A N < / C o m p a n y I B A N > + 
+             < C o m p a n y I B A N C a p t i o n > C o m p a n y   I B A N   C a p t i o n < / C o m p a n y I B A N C a p t i o n > + 
+             < C o m p a n y B a n k S W I F T > C o m p a n y   B a n k   S W I F T < / C o m p a n y B a n k S W I F T > + 
+             < C o m p a n y B a n k S W I F T C a p t i o n > C o m p a n y   B a n k   S W I F T   C a p t i o n < / C o m p a n y B a n k S W I F T C a p t i o n > + 
+             < C o m p a n y G i r o N o > C o m p a n y   G i r o   N o . < / C o m p a n y G i r o N o > + 
+             < C o m p a n y G i r o N o C a p t i o n > C o m p a n y   G i r o   N o .   C a p t i o n < / C o m p a n y G i r o N o C a p t i o n > + 
+         < / C o m p a n y M e t a d a t a > + 
      < / B C R e p o r t I n f o r m a t i o n >   
      < L a b e l s > @@ -3307,7 +3511,7 @@
  
          < N o _ I t e m > N o _ I t e m < / N o _ I t e m >   
-         < V a l u e _ E n t r y / > +         < V a l u e _ E n t r y   / >   
          < I n t e g e r >   

--- a/src/Layers/W1/BaseApp/Inventory/Reports/InventoryVendorPurchasesBody.docx
+++ b/src/Layers/W1/BaseApp/Inventory/Reports/InventoryVendorPurchasesBody.docx
@@ -3002,6 +3002,8 @@
  
              < R e p o r t N a m e > R e p o r t   N a m e < / R e p o r t N a m e >   
+             < R e p o r t C a p t i o n > R e p o r t   C a p t i o n < / R e p o r t C a p t i o n > + 
              < A b o u t T h i s R e p o r t T i t l e > A b o u t   T h i s   R e p o r t   T i t l e < / A b o u t T h i s R e p o r t T i t l e >   
              < A b o u t T h i s R e p o r t T e x t > A b o u t   T h i s   R e p o r t   T e x t < / A b o u t T h i s R e p o r t T e x t > @@ -3056,21 +3058,21 @@
  
              < C o m p a n y A d d r e s s L i n e s >   
-                 < C o m p a n y A d d r e s s L i n e > C o m p a n y   A d d r e s s   L i n e   1 < / C o m p a n y A d d r e s s L i n e > - 
-                 < C o m p a n y A d d r e s s L i n e > C o m p a n y   A d d r e s s   L i n e   2 < / C o m p a n y A d d r e s s L i n e > - 
-                 < C o m p a n y A d d r e s s L i n e > C o m p a n y   A d d r e s s   L i n e   3 < / C o m p a n y A d d r e s s L i n e > - 
-                 < C o m p a n y A d d r e s s L i n e > C o m p a n y   A d d r e s s   L i n e   4 < / C o m p a n y A d d r e s s L i n e > - 
-                 < C o m p a n y A d d r e s s L i n e > C o m p a n y   A d d r e s s   L i n e   5 < / C o m p a n y A d d r e s s L i n e > - 
-                 < C o m p a n y A d d r e s s L i n e > C o m p a n y   A d d r e s s   L i n e   6 < / C o m p a n y A d d r e s s L i n e > - 
-                 < C o m p a n y A d d r e s s L i n e > C o m p a n y   A d d r e s s   L i n e   7 < / C o m p a n y A d d r e s s L i n e > - 
-                 < C o m p a n y A d d r e s s L i n e > C o m p a n y   A d d r e s s   L i n e   8 < / C o m p a n y A d d r e s s L i n e > +                 < C o m p a n y A d d r e s s L i n e 1 > C o m p a n y   A d d r e s s   L i n e   1 < / C o m p a n y A d d r e s s L i n e 1 > + 
+                 < C o m p a n y A d d r e s s L i n e 2 > C o m p a n y   A d d r e s s   L i n e   2 < / C o m p a n y A d d r e s s L i n e 2 > + 
+                 < C o m p a n y A d d r e s s L i n e 3 > C o m p a n y   A d d r e s s   L i n e   3 < / C o m p a n y A d d r e s s L i n e 3 > + 
+                 < C o m p a n y A d d r e s s L i n e 4 > C o m p a n y   A d d r e s s   L i n e   4 < / C o m p a n y A d d r e s s L i n e 4 > + 
+                 < C o m p a n y A d d r e s s L i n e 5 > C o m p a n y   A d d r e s s   L i n e   5 < / C o m p a n y A d d r e s s L i n e 5 > + 
+                 < C o m p a n y A d d r e s s L i n e 6 > C o m p a n y   A d d r e s s   L i n e   6 < / C o m p a n y A d d r e s s L i n e 6 > + 
+                 < C o m p a n y A d d r e s s L i n e 7 > C o m p a n y   A d d r e s s   L i n e   7 < / C o m p a n y A d d r e s s L i n e 7 > + 
+                 < C o m p a n y A d d r e s s L i n e 8 > C o m p a n y   A d d r e s s   L i n e   8 < / C o m p a n y A d d r e s s L i n e 8 >   
              < / C o m p a n y A d d r e s s L i n e s >   
@@ -3311,6 +3313,8 @@
  
              < R e p o r t N a m e > R e p o r t   N a m e < / R e p o r t N a m e >   
+             < R e p o r t C a p t i o n > R e p o r t   C a p t i o n < / R e p o r t C a p t i o n > + 
              < A b o u t T h i s R e p o r t T i t l e > A b o u t   T h i s   R e p o r t   T i t l e < / A b o u t T h i s R e p o r t T i t l e >   
              < A b o u t T h i s R e p o r t T e x t > A b o u t   T h i s   R e p o r t   T e x t < / A b o u t T h i s R e p o r t T e x t > @@ -3365,21 +3369,21 @@
  
              < C o m p a n y A d d r e s s L i n e s >   
-                 < C o m p a n y A d d r e s s L i n e > C o m p a n y   A d d r e s s   L i n e   1 < / C o m p a n y A d d r e s s L i n e > - 
-                 < C o m p a n y A d d r e s s L i n e > C o m p a n y   A d d r e s s   L i n e   2 < / C o m p a n y A d d r e s s L i n e > - 
-                 < C o m p a n y A d d r e s s L i n e > C o m p a n y   A d d r e s s   L i n e   3 < / C o m p a n y A d d r e s s L i n e > - 
-                 < C o m p a n y A d d r e s s L i n e > C o m p a n y   A d d r e s s   L i n e   4 < / C o m p a n y A d d r e s s L i n e > - 
-                 < C o m p a n y A d d r e s s L i n e > C o m p a n y   A d d r e s s   L i n e   5 < / C o m p a n y A d d r e s s L i n e > - 
-                 < C o m p a n y A d d r e s s L i n e > C o m p a n y   A d d r e s s   L i n e   6 < / C o m p a n y A d d r e s s L i n e > - 
-                 < C o m p a n y A d d r e s s L i n e > C o m p a n y   A d d r e s s   L i n e   7 < / C o m p a n y A d d r e s s L i n e > - 
-                 < C o m p a n y A d d r e s s L i n e > C o m p a n y   A d d r e s s   L i n e   8 < / C o m p a n y A d d r e s s L i n e > +                 < C o m p a n y A d d r e s s L i n e 1 > C o m p a n y   A d d r e s s   L i n e   1 < / C o m p a n y A d d r e s s L i n e 1 > + 
+                 < C o m p a n y A d d r e s s L i n e 2 > C o m p a n y   A d d r e s s   L i n e   2 < / C o m p a n y A d d r e s s L i n e 2 > + 
+                 < C o m p a n y A d d r e s s L i n e 3 > C o m p a n y   A d d r e s s   L i n e   3 < / C o m p a n y A d d r e s s L i n e 3 > + 
+                 < C o m p a n y A d d r e s s L i n e 4 > C o m p a n y   A d d r e s s   L i n e   4 < / C o m p a n y A d d r e s s L i n e 4 > + 
+                 < C o m p a n y A d d r e s s L i n e 5 > C o m p a n y   A d d r e s s   L i n e   5 < / C o m p a n y A d d r e s s L i n e 5 > + 
+                 < C o m p a n y A d d r e s s L i n e 6 > C o m p a n y   A d d r e s s   L i n e   6 < / C o m p a n y A d d r e s s L i n e 6 > + 
+                 < C o m p a n y A d d r e s s L i n e 7 > C o m p a n y   A d d r e s s   L i n e   7 < / C o m p a n y A d d r e s s L i n e 7 > + 
+                 < C o m p a n y A d d r e s s L i n e 8 > C o m p a n y   A d d r e s s   L i n e   8 < / C o m p a n y A d d r e s s L i n e 8 >   
              < / C o m p a n y A d d r e s s L i n e s >   
